--- a/dist/luan_an_ctu/00_phan_dau_vi.docx
+++ b/dist/luan_an_ctu/00_phan_dau_vi.docx
@@ -30,7 +30,7 @@
         <w:t xml:space="preserve">─────────────────────────────────────────</w:t>
       </w:r>
     </w:p>
-    <w:bookmarkStart w:id="30" w:name="đỗ-thùy-hương"/>
+    <w:bookmarkStart w:id="31" w:name="đỗ-thùy-hương"/>
     <w:p>
       <w:pPr>
         <w:pStyle w:val="Heading1"/>
@@ -57,7 +57,7 @@
           <w:iCs/>
           <w:i/>
         </w:rPr>
-        <w:t xml:space="preserve">(Tiêu đề dự thảo — NCS xác nhận tiêu đề chính thức đã đăng ký với cơ sở đào tạo)</w:t>
+        <w:t xml:space="preserve">(Tiêu đề dự thảo, NCS xác nhận tiêu đề chính thức đã đăng ký với cơ sở đào tạo)</w:t>
       </w:r>
     </w:p>
     <w:p>
@@ -195,7 +195,25 @@
       </w:r>
     </w:p>
     <w:bookmarkEnd w:id="21"/>
-    <w:bookmarkStart w:id="22" w:name="lời-cảm-ơn"/>
+    <w:bookmarkStart w:id="22" w:name="tuyên-bố-về-sử-dụng-trí-tuệ-nhân-tạo"/>
+    <w:p>
+      <w:pPr>
+        <w:pStyle w:val="Heading2"/>
+      </w:pPr>
+      <w:r>
+        <w:t xml:space="preserve">TUYÊN BỐ VỀ SỬ DỤNG TRÍ TUỆ NHÂN TẠO</w:t>
+      </w:r>
+    </w:p>
+    <w:p>
+      <w:pPr>
+        <w:pStyle w:val="FirstParagraph"/>
+      </w:pPr>
+      <w:r>
+        <w:t xml:space="preserve">Trong quá trình thực hiện luận án, tác giả có sử dụng công cụ hỗ trợ viết Grammarly (dịch vụ trực tuyến, truy cập trong giai đoạn 2025–2026) với phạm vi duy nhất là rà soát chính tả, ngữ pháp và dấu câu cho phần văn bản do chính tác giả viết. Không có nội dung khoa học, ý tưởng, dữ liệu, kết quả phân tích hay diễn giải nào được tạo ra hoàn toàn bởi trí tuệ nhân tạo. Tác giả không sử dụng trí tuệ nhân tạo để tạo dữ liệu, hình ảnh hay tài liệu tham khảo. Trí tuệ nhân tạo chỉ đóng vai trò công cụ hỗ trợ; tác giả chịu trách nhiệm cuối cùng và hoàn toàn về toàn bộ nội dung của luận án. (Tuân thủ Điều 16, Hướng dẫn về liêm chính khoa học và đạo đức nghề nghiệp trong nghiên cứu khoa học và phát triển công nghệ ban hành kèm theo Quyết định của Bộ trưởng Bộ Khoa học và Công nghệ.)</w:t>
+      </w:r>
+    </w:p>
+    <w:bookmarkEnd w:id="22"/>
+    <w:bookmarkStart w:id="23" w:name="lời-cảm-ơn"/>
     <w:p>
       <w:pPr>
         <w:pStyle w:val="Heading2"/>
@@ -223,8 +241,8 @@
         </w:pict>
       </w:r>
     </w:p>
-    <w:bookmarkEnd w:id="22"/>
-    <w:bookmarkStart w:id="23" w:name="tóm-tắt"/>
+    <w:bookmarkEnd w:id="23"/>
+    <w:bookmarkStart w:id="24" w:name="tóm-tắt"/>
     <w:p>
       <w:pPr>
         <w:pStyle w:val="Heading2"/>
@@ -238,7 +256,7 @@
         <w:pStyle w:val="FirstParagraph"/>
       </w:pPr>
       <w:r>
-        <w:t xml:space="preserve">Luận án nghiên cứu mối quan hệ giữa quốc tế hóa và hiệu quả hoạt động của doanh nghiệp (internationalization–firm performance, I–P) tại châu Á, tập trung làm rõ các điều kiện biên giải thích sự dị biệt cao trong mối quan hệ này. Trên cơ sở tích hợp bốn lý thuyết kinh điển — mô hình Uppsala, lý thuyết dựa trên nguồn lực (RBV), lý thuyết thể chế và lý thuyết thượng tầng quản trị — cùng lớp mở rộng về năng lực số, luận án xây dựng khung giải thích đa tầng CDCM (Country–Digital–Capability Moderation) với ba tầng điều tiết: bối cảnh thể chế (vận hành hóa bằng khung phân loại ICRV sáu nhóm), năng lực số (phân tách năng lực công nghệ TCI và chỉ số chấp nhận số DAI), và đặc điểm nhà quản trị cấp cao.</w:t>
+        <w:t xml:space="preserve">Luận án nghiên cứu mối quan hệ giữa quốc tế hóa và hiệu quả hoạt động của doanh nghiệp (internationalization–firm performance, I–P) tại châu Á, tập trung làm rõ các điều kiện biên giải thích sự dị biệt cao trong mối quan hệ này. Trên cơ sở tích hợp bốn lý thuyết kinh điển, mô hình Uppsala, lý thuyết dựa trên nguồn lực (RBV), lý thuyết thể chế và lý thuyết thượng tầng quản trị, cùng lớp mở rộng về năng lực số, luận án xây dựng khung giải thích đa tầng CDCM (Country–Digital–Capability Moderation) với ba tầng điều tiết: bối cảnh thể chế (vận hành hóa bằng khung phân loại ICRV sáu nhóm), năng lực số (phân tách năng lực công nghệ TCI và chỉ số chấp nhận số DAI), và đặc điểm nhà quản trị cấp cao.</w:t>
       </w:r>
     </w:p>
     <w:p>
@@ -254,7 +272,7 @@
         <w:pStyle w:val="BodyText"/>
       </w:pPr>
       <w:r>
-        <w:t xml:space="preserve">Kết quả chính: (1) quan hệ I–P có dạng phi tuyến chữ U ngược, nhưng điểm uốn (turning point) không cố định mà giảm dần theo chất lượng thể chế — từ khoảng 55% cường độ xuất khẩu ở các nền kinh tế thể chế yếu xuống khoảng 28% ở các nền kinh tế thể chế mạnh; (2) TCI là năng lực nền tảng nâng mặt bằng hiệu quả phổ quát, trong khi DAI là nguồn lực tình huống làm thay đổi độ cong đường quan hệ và phát huy mạnh hơn ở môi trường thể chế yếu (hiệu ứng "lá chắn số"); (3) tại nhóm SIDS, quan hệ I–P chuyển thành âm đơn điệu không có điểm uốn — hiện tượng được luận án đặt tên là</w:t>
+        <w:t xml:space="preserve">Kết quả chính: (1) quan hệ I–P có dạng phi tuyến chữ U ngược, nhưng điểm uốn (turning point) không cố định mà giảm dần theo chất lượng thể chế, từ khoảng 55% cường độ xuất khẩu ở các nền kinh tế thể chế yếu xuống khoảng 28% ở các nền kinh tế thể chế mạnh; (2) TCI là năng lực nền tảng nâng mặt bằng hiệu quả phổ quát, trong khi DAI là nguồn lực tình huống làm thay đổi độ cong đường quan hệ và phát huy mạnh hơn ở môi trường thể chế yếu (hiệu ứng "lá chắn số"); (3) tại nhóm SIDS, quan hệ I–P chuyển thành âm đơn điệu không có điểm uốn, hiện tượng được luận án đặt tên là</w:t>
       </w:r>
       <w:r>
         <w:t xml:space="preserve"> </w:t>
@@ -295,8 +313,8 @@
         </w:pict>
       </w:r>
     </w:p>
-    <w:bookmarkEnd w:id="23"/>
-    <w:bookmarkStart w:id="24" w:name="abstract"/>
+    <w:bookmarkEnd w:id="24"/>
+    <w:bookmarkStart w:id="25" w:name="abstract"/>
     <w:p>
       <w:pPr>
         <w:pStyle w:val="Heading2"/>
@@ -310,7 +328,7 @@
         <w:pStyle w:val="FirstParagraph"/>
       </w:pPr>
       <w:r>
-        <w:t xml:space="preserve">This dissertation examines the internationalization–firm performance (I–P) relationship across Asia, focusing on the boundary conditions that explain its well-documented heterogeneity. Integrating four foundational theories — the Uppsala model, the resource-based view (RBV), institutional theory, and upper echelons theory — with a digital-capability extension, the dissertation develops a multi-tier moderation framework, CDCM (Country–Digital–Capability Moderation), comprising three moderating tiers: institutional context (operationalized through a six-group ICRV taxonomy), digital capability (separating technological capability, TCI, from digital adoption, DAI), and top-manager characteristics.</w:t>
+        <w:t xml:space="preserve">This dissertation examines the internationalization–firm performance (I–P) relationship across Asia, focusing on the boundary conditions that explain its well-documented heterogeneity. Integrating four foundational theories, the Uppsala model, the resource-based view (RBV), institutional theory, and upper echelons theory, with a digital-capability extension, the dissertation develops a multi-tier moderation framework, CDCM (Country–Digital–Capability Moderation), comprising three moderating tiers: institutional context (operationalized through a six-group ICRV taxonomy), digital capability (separating technological capability, TCI, from digital adoption, DAI), and top-manager characteristics.</w:t>
       </w:r>
     </w:p>
     <w:p>
@@ -318,7 +336,7 @@
         <w:pStyle w:val="BodyText"/>
       </w:pPr>
       <w:r>
-        <w:t xml:space="preserve">The study adopts a mixed synthesis-empirical design: (i) a three-level meta-analysis spanning 1982–2026 (k = 238 studies); and (ii) firm-level empirical analysis of World Bank Enterprise Survey (WBES) microdata across 49 Asian and Pacific economies (main analytic sample N = 91,982 firms), complemented by country-specific analyses (Vietnam, Singapore, China) and a boundary case of nine Small Island Developing States (SIDS).</w:t>
+        <w:t xml:space="preserve">The study adopts a mixed synthesis-empirical design: (i) a three-level meta-analysis spanning 1982–2026 (k = 238 studies); and (ii) firm-level empirical analysis of World Bank Enterprise Survey (WBES) microdata across 49 Asian and Pacific economies (main analytic sample N = 91, 982 firms), complemented by country-specific analyses (Vietnam, Singapore, China) and a boundary case of nine Small Island Developing States (SIDS).</w:t>
       </w:r>
     </w:p>
     <w:p>
@@ -326,7 +344,7 @@
         <w:pStyle w:val="BodyText"/>
       </w:pPr>
       <w:r>
-        <w:t xml:space="preserve">Key findings: (1) the I–P relationship is inverted-U shaped, but the turning point is not fixed — it declines with institutional quality, from roughly 55% export intensity in weak-institution economies to about 28% in strong-institution economies; (2) TCI is a foundational capability that universally shifts the performance level, whereas DAI is a situational resource that reshapes the curve and is most effective in weaker institutional environments (a "digital shield" effect); (3) in the SIDS group the relationship becomes monotonically negative with no turning point — a phenomenon the dissertation names the</w:t>
+        <w:t xml:space="preserve">Key findings: (1) the I–P relationship is inverted-U shaped, but the turning point is not fixed, it declines with institutional quality, from roughly 55% export intensity in weak-institution economies to about 28% in strong-institution economies; (2) TCI is a foundational capability that universally shifts the performance level, whereas DAI is a situational resource that reshapes the curve and is most effective in weaker institutional environments (a "digital shield" effect); (3) in the SIDS group the relationship becomes monotonically negative with no turning point, a phenomenon the dissertation names the</w:t>
       </w:r>
       <w:r>
         <w:t xml:space="preserve"> </w:t>
@@ -367,8 +385,8 @@
         </w:pict>
       </w:r>
     </w:p>
-    <w:bookmarkEnd w:id="24"/>
-    <w:bookmarkStart w:id="25" w:name="mục-lục"/>
+    <w:bookmarkEnd w:id="25"/>
+    <w:bookmarkStart w:id="26" w:name="mục-lục"/>
     <w:p>
       <w:pPr>
         <w:pStyle w:val="Heading2"/>
@@ -480,8 +498,8 @@
         </w:pict>
       </w:r>
     </w:p>
-    <w:bookmarkEnd w:id="25"/>
-    <w:bookmarkStart w:id="26" w:name="danh-mục-từ-viết-tắt"/>
+    <w:bookmarkEnd w:id="26"/>
+    <w:bookmarkStart w:id="27" w:name="danh-mục-từ-viết-tắt"/>
     <w:p>
       <w:pPr>
         <w:pStyle w:val="Heading2"/>
@@ -1691,8 +1709,8 @@
         </w:pict>
       </w:r>
     </w:p>
-    <w:bookmarkEnd w:id="26"/>
-    <w:bookmarkStart w:id="27" w:name="danh-mục-bảng"/>
+    <w:bookmarkEnd w:id="27"/>
+    <w:bookmarkStart w:id="28" w:name="danh-mục-bảng"/>
     <w:p>
       <w:pPr>
         <w:pStyle w:val="Heading2"/>
@@ -1710,11 +1728,11 @@
           <w:iCs/>
           <w:i/>
         </w:rPr>
-        <w:t xml:space="preserve">(Tự động cập nhật. Ví dụ: Bảng 4.1 — Phân tán năng suất lao động và đặc điểm quốc tế hóa theo phân nhóm con ICRV; Bảng 4.2 — Đổi mới sáng tạo và chấp nhận số theo phân nhóm con ICRV; Bảng định nghĩa biến cho từng nghiên cứu thành phần ở Chương 3; Bảng tổng hợp kết quả theo hệ giả thuyết §4.8.)</w:t>
-      </w:r>
-    </w:p>
-    <w:bookmarkEnd w:id="27"/>
-    <w:bookmarkStart w:id="28" w:name="danh-mục-hình"/>
+        <w:t xml:space="preserve">(Tự động cập nhật. Ví dụ: Bảng 4.1, Phân tán năng suất lao động và đặc điểm quốc tế hóa theo phân nhóm con ICRV; Bảng 4.2, Đổi mới sáng tạo và chấp nhận số theo phân nhóm con ICRV; Bảng định nghĩa biến cho từng nghiên cứu thành phần ở Chương 3; Bảng tổng hợp kết quả theo hệ giả thuyết §4.8.)</w:t>
+      </w:r>
+    </w:p>
+    <w:bookmarkEnd w:id="28"/>
+    <w:bookmarkStart w:id="29" w:name="danh-mục-hình"/>
     <w:p>
       <w:pPr>
         <w:pStyle w:val="Heading2"/>
@@ -1778,8 +1796,8 @@
         </w:pict>
       </w:r>
     </w:p>
-    <w:bookmarkEnd w:id="28"/>
-    <w:bookmarkStart w:id="29" w:name="X3131bb7fa4eac4deea1bc52d0a917d3422a5919"/>
+    <w:bookmarkEnd w:id="29"/>
+    <w:bookmarkStart w:id="30" w:name="X3131bb7fa4eac4deea1bc52d0a917d3422a5919"/>
     <w:p>
       <w:pPr>
         <w:pStyle w:val="Heading2"/>
@@ -1843,7 +1861,7 @@
           <w:iCs/>
           <w:i/>
         </w:rPr>
-        <w:t xml:space="preserve">(Cơ sở baseline meta-analysis — P1/P2.)</w:t>
+        <w:t xml:space="preserve">(Cơ sở baseline meta-analysis, P1/P2.)</w:t>
       </w:r>
     </w:p>
     <w:p>
@@ -1937,7 +1955,7 @@
         <w:pStyle w:val="Compact"/>
       </w:pPr>
       <w:r>
-        <w:t xml:space="preserve">Nghiên cứu thành phần P3 — Việt Nam (bối cảnh chuyển đổi thu nhập trung bình thấp).</w:t>
+        <w:t xml:space="preserve">Nghiên cứu thành phần P3, Việt Nam (bối cảnh chuyển đổi thu nhập trung bình thấp).</w:t>
       </w:r>
       <w:r>
         <w:t xml:space="preserve"> </w:t>
@@ -1959,7 +1977,7 @@
         <w:pStyle w:val="Compact"/>
       </w:pPr>
       <w:r>
-        <w:t xml:space="preserve">Nghiên cứu thành phần P4 — Singapore (bối cảnh thể chế tiên tiến–đổi mới).</w:t>
+        <w:t xml:space="preserve">Nghiên cứu thành phần P4, Singapore (bối cảnh thể chế tiên tiến–đổi mới).</w:t>
       </w:r>
       <w:r>
         <w:t xml:space="preserve"> </w:t>
@@ -1981,7 +1999,7 @@
         <w:pStyle w:val="Compact"/>
       </w:pPr>
       <w:r>
-        <w:t xml:space="preserve">Nghiên cứu thành phần P5 — Trung Quốc 2012–2024 (bối cảnh upper-middle).</w:t>
+        <w:t xml:space="preserve">Nghiên cứu thành phần P5, Trung Quốc 2012–2024 (bối cảnh upper-middle).</w:t>
       </w:r>
       <w:r>
         <w:t xml:space="preserve"> </w:t>
@@ -2003,7 +2021,7 @@
         <w:pStyle w:val="Compact"/>
       </w:pPr>
       <w:r>
-        <w:t xml:space="preserve">Nghiên cứu thành phần P6 — Meta-analysis ba tầng mở rộng 1982–2026.</w:t>
+        <w:t xml:space="preserve">Nghiên cứu thành phần P6, Meta-analysis ba tầng mở rộng 1982–2026.</w:t>
       </w:r>
       <w:r>
         <w:t xml:space="preserve"> </w:t>
@@ -2025,7 +2043,7 @@
         <w:pStyle w:val="Compact"/>
       </w:pPr>
       <w:r>
-        <w:t xml:space="preserve">Nghiên cứu thành phần P7 — Kiểm định toàn mẫu 49 nền kinh tế châu Á và Thái Bình Dương (capstone).</w:t>
+        <w:t xml:space="preserve">Nghiên cứu thành phần P7, Kiểm định toàn mẫu 49 nền kinh tế châu Á và Thái Bình Dương (capstone).</w:t>
       </w:r>
       <w:r>
         <w:t xml:space="preserve"> </w:t>
@@ -2047,7 +2065,7 @@
         <w:pStyle w:val="Compact"/>
       </w:pPr>
       <w:r>
-        <w:t xml:space="preserve">Nghiên cứu thành phần P8 — Trường hợp biên SIDS, gánh nặng quốc tế hóa bắt buộc (FIP).</w:t>
+        <w:t xml:space="preserve">Nghiên cứu thành phần P8, Trường hợp biên SIDS, gánh nặng quốc tế hóa bắt buộc (FIP).</w:t>
       </w:r>
       <w:r>
         <w:t xml:space="preserve"> </w:t>
@@ -2079,12 +2097,9 @@
         </w:pict>
       </w:r>
     </w:p>
-    <w:bookmarkEnd w:id="29"/>
     <w:bookmarkEnd w:id="30"/>
-    <w:sectPr>
-      <w:pgSz w:h="16838" w:w="11906"/>
-      <w:pgMar w:bottom="1134" w:left="1701" w:right="1134" w:top="1134"/>
-    </w:sectPr>
+    <w:bookmarkEnd w:id="31"/>
+    <w:sectPr/>
   </w:body>
 </w:document>
 </file>
@@ -2529,59 +2544,29 @@
   <w:style w:default="1" w:styleId="Normal" w:type="paragraph">
     <w:name w:val="Normal"/>
     <w:qFormat/>
-    <w:pPr>
-      <w:spacing w:line="360" w:lineRule="auto"/>
-      <w:jc w:val="both"/>
-    </w:pPr>
-    <w:rPr>
-      <w:rFonts w:ascii="Times New Roman" w:eastAsia="Times New Roman" w:hAnsi="Times New Roman"/>
-      <w:color w:val="000000"/>
-      <w:sz w:val="26"/>
-    </w:rPr>
   </w:style>
   <w:style w:styleId="BodyText" w:type="paragraph">
     <w:name w:val="Body Text"/>
     <w:basedOn w:val="Normal"/>
     <w:link w:val="BodyTextChar"/>
     <w:pPr>
-      <w:spacing w:after="180" w:before="180" w:line="360" w:lineRule="auto"/>
-      <w:jc w:val="both"/>
+      <w:spacing w:after="180" w:before="180"/>
     </w:pPr>
     <w:qFormat/>
-    <w:rPr>
-      <w:rFonts w:ascii="Times New Roman" w:eastAsia="Times New Roman" w:hAnsi="Times New Roman"/>
-      <w:color w:val="000000"/>
-      <w:sz w:val="26"/>
-    </w:rPr>
   </w:style>
   <w:style w:customStyle="1" w:styleId="FirstParagraph" w:type="paragraph">
     <w:name w:val="First Paragraph"/>
     <w:basedOn w:val="BodyText"/>
     <w:next w:val="BodyText"/>
     <w:qFormat/>
-    <w:pPr>
-      <w:spacing w:line="360" w:lineRule="auto"/>
-      <w:jc w:val="both"/>
-    </w:pPr>
-    <w:rPr>
-      <w:rFonts w:ascii="Times New Roman" w:eastAsia="Times New Roman" w:hAnsi="Times New Roman"/>
-      <w:color w:val="000000"/>
-      <w:sz w:val="26"/>
-    </w:rPr>
   </w:style>
   <w:style w:customStyle="1" w:styleId="Compact" w:type="paragraph">
     <w:name w:val="Compact"/>
     <w:basedOn w:val="BodyText"/>
     <w:qFormat/>
     <w:pPr>
-      <w:spacing w:after="36" w:before="36" w:line="360" w:lineRule="auto"/>
-      <w:jc w:val="both"/>
+      <w:spacing w:after="36" w:before="36"/>
     </w:pPr>
-    <w:rPr>
-      <w:rFonts w:ascii="Times New Roman" w:eastAsia="Times New Roman" w:hAnsi="Times New Roman"/>
-      <w:color w:val="000000"/>
-      <w:sz w:val="26"/>
-    </w:rPr>
   </w:style>
   <w:style w:styleId="Title" w:type="paragraph">
     <w:name w:val="Title"/>
@@ -2591,15 +2576,15 @@
     <w:pPr>
       <w:keepNext/>
       <w:keepLines/>
-      <w:spacing w:after="240" w:before="480" w:line="360" w:lineRule="auto"/>
-      <w:jc w:val="both"/>
+      <w:spacing w:after="240" w:before="480"/>
+      <w:jc w:val="center"/>
     </w:pPr>
     <w:rPr>
-      <w:rFonts w:ascii="Times New Roman" w:asciiTheme="majorHAnsi" w:cstheme="majorBidi" w:eastAsia="Times New Roman" w:eastAsiaTheme="majorEastAsia" w:hAnsi="Times New Roman" w:hAnsiTheme="majorHAnsi"/>
+      <w:rFonts w:asciiTheme="majorHAnsi" w:cstheme="majorBidi" w:eastAsiaTheme="majorEastAsia" w:hAnsiTheme="majorHAnsi"/>
       <w:b/>
       <w:bCs/>
-      <w:color w:val="000000"/>
-      <w:sz w:val="26"/>
+      <w:color w:themeColor="accent1" w:themeShade="B5" w:val="345A8A"/>
+      <w:sz w:val="36"/>
       <w:szCs w:val="36"/>
     </w:rPr>
   </w:style>
@@ -2611,13 +2596,11 @@
     <w:pPr>
       <w:keepNext/>
       <w:keepLines/>
-      <w:spacing w:after="240" w:before="240" w:line="360" w:lineRule="auto"/>
-      <w:jc w:val="both"/>
+      <w:spacing w:after="240" w:before="240"/>
+      <w:jc w:val="center"/>
     </w:pPr>
     <w:rPr>
-      <w:rFonts w:ascii="Times New Roman" w:eastAsia="Times New Roman" w:hAnsi="Times New Roman"/>
-      <w:color w:val="000000"/>
-      <w:sz w:val="26"/>
+      <w:sz w:val="30"/>
       <w:szCs w:val="30"/>
     </w:rPr>
   </w:style>
@@ -2628,14 +2611,8 @@
     <w:pPr>
       <w:keepNext/>
       <w:keepLines/>
-      <w:spacing w:line="360" w:lineRule="auto"/>
-      <w:jc w:val="both"/>
+      <w:jc w:val="center"/>
     </w:pPr>
-    <w:rPr>
-      <w:rFonts w:ascii="Times New Roman" w:eastAsia="Times New Roman" w:hAnsi="Times New Roman"/>
-      <w:color w:val="000000"/>
-      <w:sz w:val="26"/>
-    </w:rPr>
   </w:style>
   <w:style w:styleId="Date" w:type="paragraph">
     <w:name w:val="Date"/>
@@ -2644,14 +2621,8 @@
     <w:pPr>
       <w:keepNext/>
       <w:keepLines/>
-      <w:spacing w:line="360" w:lineRule="auto"/>
-      <w:jc w:val="both"/>
+      <w:jc w:val="center"/>
     </w:pPr>
-    <w:rPr>
-      <w:rFonts w:ascii="Times New Roman" w:eastAsia="Times New Roman" w:hAnsi="Times New Roman"/>
-      <w:color w:val="000000"/>
-      <w:sz w:val="26"/>
-    </w:rPr>
   </w:style>
   <w:style w:customStyle="1" w:styleId="AbstractTitle" w:type="paragraph">
     <w:name w:val="Abstract Title"/>
@@ -2661,15 +2632,15 @@
     <w:pPr>
       <w:keepNext/>
       <w:keepLines/>
-      <w:jc w:val="both"/>
-      <w:spacing w:after="0" w:before="300" w:line="360" w:lineRule="auto"/>
+      <w:jc w:val="center"/>
+      <w:spacing w:after="0" w:before="300"/>
     </w:pPr>
     <w:rPr>
-      <w:color w:val="000000"/>
-      <w:sz w:val="26"/>
+      <w:sz w:val="20"/>
       <w:szCs w:val="20"/>
-      <w:rFonts w:ascii="Times New Roman" w:eastAsia="Times New Roman" w:hAnsi="Times New Roman"/>
       <w:b/>
+      <w:color w:val="345A8A"/>
+      &gt;
     </w:rPr>
   </w:style>
   <w:style w:customStyle="1" w:styleId="Abstract" w:type="paragraph">
@@ -2680,13 +2651,10 @@
     <w:pPr>
       <w:keepNext/>
       <w:keepLines/>
-      <w:spacing w:after="300" w:before="100" w:line="360" w:lineRule="auto"/>
-      <w:jc w:val="both"/>
+      <w:spacing w:after="300" w:before="100"/>
     </w:pPr>
     <w:rPr>
-      <w:rFonts w:ascii="Times New Roman" w:eastAsia="Times New Roman" w:hAnsi="Times New Roman"/>
-      <w:color w:val="000000"/>
-      <w:sz w:val="26"/>
+      <w:sz w:val="20"/>
       <w:szCs w:val="20"/>
     </w:rPr>
   </w:style>
@@ -2695,15 +2663,8 @@
     <w:basedOn w:val="Normal"/>
     <w:next w:val="Bibliography"/>
     <w:qFormat/>
-    <w:pPr>
-      <w:spacing w:line="360" w:lineRule="auto"/>
-      <w:jc w:val="both"/>
-    </w:pPr>
-    <w:rPr>
-      <w:rFonts w:ascii="Times New Roman" w:eastAsia="Times New Roman" w:hAnsi="Times New Roman"/>
-      <w:color w:val="000000"/>
-      <w:sz w:val="26"/>
-    </w:rPr>
+    <w:pPr/>
+    <w:rPr/>
   </w:style>
   <w:style w:styleId="Heading1" w:type="paragraph">
     <w:name w:val="Heading 1"/>
@@ -2714,16 +2675,15 @@
     <w:pPr>
       <w:keepNext/>
       <w:keepLines/>
-      <w:spacing w:after="0" w:before="480" w:line="360" w:lineRule="auto"/>
-      <w:jc w:val="both"/>
+      <w:spacing w:after="0" w:before="480"/>
       <w:outlineLvl w:val="0"/>
     </w:pPr>
     <w:rPr>
-      <w:rFonts w:ascii="Times New Roman" w:asciiTheme="majorHAnsi" w:cstheme="majorBidi" w:eastAsia="Times New Roman" w:eastAsiaTheme="majorEastAsia" w:hAnsi="Times New Roman" w:hAnsiTheme="majorHAnsi"/>
+      <w:rFonts w:asciiTheme="majorHAnsi" w:cstheme="majorBidi" w:eastAsiaTheme="majorEastAsia" w:hAnsiTheme="majorHAnsi"/>
       <w:b/>
       <w:bCs/>
-      <w:color w:val="000000"/>
-      <w:sz w:val="26"/>
+      <w:color w:themeColor="accent1" w:val="4F81BD"/>
+      <w:sz w:val="32"/>
       <w:szCs w:val="32"/>
     </w:rPr>
   </w:style>
@@ -2737,16 +2697,15 @@
     <w:pPr>
       <w:keepNext/>
       <w:keepLines/>
-      <w:spacing w:after="0" w:before="200" w:line="360" w:lineRule="auto"/>
-      <w:jc w:val="both"/>
+      <w:spacing w:after="0" w:before="200"/>
       <w:outlineLvl w:val="1"/>
     </w:pPr>
     <w:rPr>
-      <w:rFonts w:ascii="Times New Roman" w:asciiTheme="majorHAnsi" w:cstheme="majorBidi" w:eastAsia="Times New Roman" w:eastAsiaTheme="majorEastAsia" w:hAnsi="Times New Roman" w:hAnsiTheme="majorHAnsi"/>
+      <w:rFonts w:asciiTheme="majorHAnsi" w:cstheme="majorBidi" w:eastAsiaTheme="majorEastAsia" w:hAnsiTheme="majorHAnsi"/>
       <w:b/>
       <w:bCs/>
-      <w:color w:val="000000"/>
-      <w:sz w:val="26"/>
+      <w:color w:themeColor="accent1" w:val="4F81BD"/>
+      <w:sz w:val="28"/>
       <w:szCs w:val="28"/>
     </w:rPr>
   </w:style>
@@ -2760,16 +2719,15 @@
     <w:pPr>
       <w:keepNext/>
       <w:keepLines/>
-      <w:spacing w:after="0" w:before="200" w:line="360" w:lineRule="auto"/>
-      <w:jc w:val="both"/>
+      <w:spacing w:after="0" w:before="200"/>
       <w:outlineLvl w:val="2"/>
     </w:pPr>
     <w:rPr>
-      <w:rFonts w:ascii="Times New Roman" w:asciiTheme="majorHAnsi" w:cstheme="majorBidi" w:eastAsia="Times New Roman" w:eastAsiaTheme="majorEastAsia" w:hAnsi="Times New Roman" w:hAnsiTheme="majorHAnsi"/>
+      <w:rFonts w:asciiTheme="majorHAnsi" w:cstheme="majorBidi" w:eastAsiaTheme="majorEastAsia" w:hAnsiTheme="majorHAnsi"/>
       <w:b/>
       <w:bCs/>
-      <w:color w:val="000000"/>
-      <w:sz w:val="26"/>
+      <w:color w:themeColor="accent1" w:val="4F81BD"/>
+      <w:sz w:val="24"/>
       <w:szCs w:val="24"/>
     </w:rPr>
   </w:style>
@@ -2783,16 +2741,15 @@
     <w:pPr>
       <w:keepNext/>
       <w:keepLines/>
-      <w:spacing w:after="0" w:before="200" w:line="360" w:lineRule="auto"/>
-      <w:jc w:val="both"/>
+      <w:spacing w:after="0" w:before="200"/>
       <w:outlineLvl w:val="3"/>
     </w:pPr>
     <w:rPr>
-      <w:rFonts w:ascii="Times New Roman" w:asciiTheme="majorHAnsi" w:cstheme="majorBidi" w:eastAsia="Times New Roman" w:eastAsiaTheme="majorEastAsia" w:hAnsi="Times New Roman" w:hAnsiTheme="majorHAnsi"/>
+      <w:rFonts w:asciiTheme="majorHAnsi" w:cstheme="majorBidi" w:eastAsiaTheme="majorEastAsia" w:hAnsiTheme="majorHAnsi"/>
       <w:i/>
       <w:bCs/>
-      <w:color w:val="000000"/>
-      <w:sz w:val="26"/>
+      <w:color w:themeColor="accent1" w:val="4F81BD"/>
+      <w:sz w:val="24"/>
       <w:szCs w:val="24"/>
     </w:rPr>
   </w:style>
@@ -2806,15 +2763,14 @@
     <w:pPr>
       <w:keepNext/>
       <w:keepLines/>
-      <w:spacing w:after="0" w:before="200" w:line="360" w:lineRule="auto"/>
-      <w:jc w:val="both"/>
+      <w:spacing w:after="0" w:before="200"/>
       <w:outlineLvl w:val="4"/>
     </w:pPr>
     <w:rPr>
-      <w:rFonts w:ascii="Times New Roman" w:asciiTheme="majorHAnsi" w:cstheme="majorBidi" w:eastAsia="Times New Roman" w:eastAsiaTheme="majorEastAsia" w:hAnsi="Times New Roman" w:hAnsiTheme="majorHAnsi"/>
+      <w:rFonts w:asciiTheme="majorHAnsi" w:cstheme="majorBidi" w:eastAsiaTheme="majorEastAsia" w:hAnsiTheme="majorHAnsi"/>
       <w:iCs/>
-      <w:color w:val="000000"/>
-      <w:sz w:val="26"/>
+      <w:color w:themeColor="accent1" w:val="4F81BD"/>
+      <w:sz w:val="24"/>
       <w:szCs w:val="24"/>
     </w:rPr>
   </w:style>
@@ -2828,14 +2784,13 @@
     <w:pPr>
       <w:keepNext/>
       <w:keepLines/>
-      <w:spacing w:after="0" w:before="200" w:line="360" w:lineRule="auto"/>
-      <w:jc w:val="both"/>
+      <w:spacing w:after="0" w:before="200"/>
       <w:outlineLvl w:val="5"/>
     </w:pPr>
     <w:rPr>
-      <w:rFonts w:ascii="Times New Roman" w:asciiTheme="majorHAnsi" w:cstheme="majorBidi" w:eastAsia="Times New Roman" w:eastAsiaTheme="majorEastAsia" w:hAnsi="Times New Roman" w:hAnsiTheme="majorHAnsi"/>
-      <w:color w:val="000000"/>
-      <w:sz w:val="26"/>
+      <w:rFonts w:asciiTheme="majorHAnsi" w:cstheme="majorBidi" w:eastAsiaTheme="majorEastAsia" w:hAnsiTheme="majorHAnsi"/>
+      <w:color w:themeColor="accent1" w:val="4F81BD"/>
+      <w:sz w:val="24"/>
       <w:szCs w:val="24"/>
     </w:rPr>
   </w:style>
@@ -2849,14 +2804,13 @@
     <w:pPr>
       <w:keepNext/>
       <w:keepLines/>
-      <w:spacing w:after="0" w:before="200" w:line="360" w:lineRule="auto"/>
-      <w:jc w:val="both"/>
+      <w:spacing w:after="0" w:before="200"/>
       <w:outlineLvl w:val="6"/>
     </w:pPr>
     <w:rPr>
-      <w:rFonts w:ascii="Times New Roman" w:asciiTheme="majorHAnsi" w:cstheme="majorBidi" w:eastAsia="Times New Roman" w:eastAsiaTheme="majorEastAsia" w:hAnsi="Times New Roman" w:hAnsiTheme="majorHAnsi"/>
-      <w:color w:val="000000"/>
-      <w:sz w:val="26"/>
+      <w:rFonts w:asciiTheme="majorHAnsi" w:cstheme="majorBidi" w:eastAsiaTheme="majorEastAsia" w:hAnsiTheme="majorHAnsi"/>
+      <w:color w:themeColor="accent1" w:val="4F81BD"/>
+      <w:sz w:val="24"/>
       <w:szCs w:val="24"/>
     </w:rPr>
   </w:style>
@@ -2870,14 +2824,13 @@
     <w:pPr>
       <w:keepNext/>
       <w:keepLines/>
-      <w:spacing w:after="0" w:before="200" w:line="360" w:lineRule="auto"/>
-      <w:jc w:val="both"/>
+      <w:spacing w:after="0" w:before="200"/>
       <w:outlineLvl w:val="7"/>
     </w:pPr>
     <w:rPr>
-      <w:rFonts w:ascii="Times New Roman" w:asciiTheme="majorHAnsi" w:cstheme="majorBidi" w:eastAsia="Times New Roman" w:eastAsiaTheme="majorEastAsia" w:hAnsi="Times New Roman" w:hAnsiTheme="majorHAnsi"/>
-      <w:color w:val="000000"/>
-      <w:sz w:val="26"/>
+      <w:rFonts w:asciiTheme="majorHAnsi" w:cstheme="majorBidi" w:eastAsiaTheme="majorEastAsia" w:hAnsiTheme="majorHAnsi"/>
+      <w:color w:themeColor="accent1" w:val="4F81BD"/>
+      <w:sz w:val="24"/>
       <w:szCs w:val="24"/>
     </w:rPr>
   </w:style>
@@ -2891,14 +2844,13 @@
     <w:pPr>
       <w:keepNext/>
       <w:keepLines/>
-      <w:spacing w:after="0" w:before="200" w:line="360" w:lineRule="auto"/>
-      <w:jc w:val="both"/>
+      <w:spacing w:after="0" w:before="200"/>
       <w:outlineLvl w:val="8"/>
     </w:pPr>
     <w:rPr>
-      <w:rFonts w:ascii="Times New Roman" w:asciiTheme="majorHAnsi" w:cstheme="majorBidi" w:eastAsia="Times New Roman" w:eastAsiaTheme="majorEastAsia" w:hAnsi="Times New Roman" w:hAnsiTheme="majorHAnsi"/>
-      <w:color w:val="000000"/>
-      <w:sz w:val="26"/>
+      <w:rFonts w:asciiTheme="majorHAnsi" w:cstheme="majorBidi" w:eastAsiaTheme="majorEastAsia" w:hAnsiTheme="majorHAnsi"/>
+      <w:color w:themeColor="accent1" w:val="4F81BD"/>
+      <w:sz w:val="24"/>
       <w:szCs w:val="24"/>
     </w:rPr>
   </w:style>
@@ -2910,15 +2862,9 @@
     <w:unhideWhenUsed/>
     <w:qFormat/>
     <w:pPr>
-      <w:spacing w:after="100" w:before="100" w:line="360" w:lineRule="auto"/>
+      <w:spacing w:after="100" w:before="100"/>
       <w:ind w:firstLine="0" w:left="480" w:right="480"/>
-      <w:jc w:val="both"/>
     </w:pPr>
-    <w:rPr>
-      <w:rFonts w:ascii="Times New Roman" w:eastAsia="Times New Roman" w:hAnsi="Times New Roman"/>
-      <w:color w:val="000000"/>
-      <w:sz w:val="26"/>
-    </w:rPr>
   </w:style>
   <w:style w:styleId="FootnoteText" w:type="paragraph">
     <w:name w:val="Footnote Text"/>
@@ -2927,25 +2873,11 @@
     <w:uiPriority w:val="9"/>
     <w:unhideWhenUsed/>
     <w:qFormat/>
-    <w:pPr>
-      <w:spacing w:line="360" w:lineRule="auto"/>
-      <w:jc w:val="both"/>
-    </w:pPr>
-    <w:rPr>
-      <w:rFonts w:ascii="Times New Roman" w:eastAsia="Times New Roman" w:hAnsi="Times New Roman"/>
-      <w:color w:val="000000"/>
-      <w:sz w:val="26"/>
-    </w:rPr>
   </w:style>
   <w:style w:default="1" w:styleId="DefaultParagraphFont" w:type="character">
     <w:name w:val="Default Paragraph Font"/>
     <w:semiHidden/>
     <w:unhideWhenUsed/>
-    <w:rPr>
-      <w:rFonts w:ascii="Times New Roman" w:eastAsia="Times New Roman" w:hAnsi="Times New Roman"/>
-      <w:color w:val="000000"/>
-      <w:sz w:val="26"/>
-    </w:rPr>
   </w:style>
   <w:style w:default="1" w:styleId="Table" w:type="table">
     <w:name w:val="Table"/>
@@ -2953,15 +2885,6 @@
     <w:semiHidden/>
     <w:unhideWhenUsed/>
     <w:qFormat/>
-    <w:pPr>
-      <w:spacing w:line="360" w:lineRule="auto"/>
-      <w:jc w:val="both"/>
-    </w:pPr>
-    <w:rPr>
-      <w:rFonts w:ascii="Times New Roman" w:eastAsia="Times New Roman" w:hAnsi="Times New Roman"/>
-      <w:color w:val="000000"/>
-      <w:sz w:val="26"/>
-    </w:rPr>
     <w:tblPr>
       <w:tblInd w:type="dxa" w:w="0"/>
       <w:tblCellMar>
@@ -2994,42 +2917,25 @@
     <w:pPr>
       <w:keepNext/>
       <w:keepLines/>
-      <w:spacing w:after="0" w:line="360" w:lineRule="auto"/>
-      <w:jc w:val="both"/>
+      <w:spacing w:after="0"/>
     </w:pPr>
     <w:rPr>
-      <w:rFonts w:ascii="Times New Roman" w:eastAsia="Times New Roman" w:hAnsi="Times New Roman"/>
       <w:b/>
-      <w:color w:val="000000"/>
-      <w:sz w:val="26"/>
     </w:rPr>
   </w:style>
   <w:style w:customStyle="1" w:styleId="Definition" w:type="paragraph">
     <w:name w:val="Definition"/>
     <w:basedOn w:val="Normal"/>
-    <w:pPr>
-      <w:spacing w:line="360" w:lineRule="auto"/>
-      <w:jc w:val="both"/>
-    </w:pPr>
-    <w:rPr>
-      <w:rFonts w:ascii="Times New Roman" w:eastAsia="Times New Roman" w:hAnsi="Times New Roman"/>
-      <w:color w:val="000000"/>
-      <w:sz w:val="26"/>
-    </w:rPr>
   </w:style>
   <w:style w:styleId="Caption" w:type="paragraph">
     <w:name w:val="Caption"/>
     <w:basedOn w:val="Normal"/>
     <w:link w:val="BodyTextChar"/>
     <w:pPr>
-      <w:spacing w:after="120" w:before="0" w:line="360" w:lineRule="auto"/>
-      <w:jc w:val="both"/>
+      <w:spacing w:after="120" w:before="0"/>
     </w:pPr>
     <w:rPr>
-      <w:rFonts w:ascii="Times New Roman" w:eastAsia="Times New Roman" w:hAnsi="Times New Roman"/>
       <w:i/>
-      <w:color w:val="000000"/>
-      <w:sz w:val="26"/>
     </w:rPr>
   </w:style>
   <w:style w:customStyle="1" w:styleId="TableCaption" w:type="paragraph">
@@ -3037,90 +2943,44 @@
     <w:basedOn w:val="Caption"/>
     <w:pPr>
       <w:keepNext/>
-      <w:spacing w:line="360" w:lineRule="auto"/>
-      <w:jc w:val="both"/>
     </w:pPr>
-    <w:rPr>
-      <w:rFonts w:ascii="Times New Roman" w:eastAsia="Times New Roman" w:hAnsi="Times New Roman"/>
-      <w:color w:val="000000"/>
-      <w:sz w:val="26"/>
-    </w:rPr>
   </w:style>
   <w:style w:customStyle="1" w:styleId="ImageCaption" w:type="paragraph">
     <w:name w:val="Image Caption"/>
     <w:basedOn w:val="Caption"/>
-    <w:pPr>
-      <w:spacing w:line="360" w:lineRule="auto"/>
-      <w:jc w:val="both"/>
-    </w:pPr>
-    <w:rPr>
-      <w:rFonts w:ascii="Times New Roman" w:eastAsia="Times New Roman" w:hAnsi="Times New Roman"/>
-      <w:color w:val="000000"/>
-      <w:sz w:val="26"/>
-    </w:rPr>
   </w:style>
   <w:style w:customStyle="1" w:styleId="Figure" w:type="paragraph">
     <w:name w:val="Figure"/>
     <w:basedOn w:val="Normal"/>
-    <w:pPr>
-      <w:spacing w:line="360" w:lineRule="auto"/>
-      <w:jc w:val="both"/>
-    </w:pPr>
-    <w:rPr>
-      <w:rFonts w:ascii="Times New Roman" w:eastAsia="Times New Roman" w:hAnsi="Times New Roman"/>
-      <w:color w:val="000000"/>
-      <w:sz w:val="26"/>
-    </w:rPr>
   </w:style>
   <w:style w:customStyle="1" w:styleId="CaptionedFigure" w:type="paragraph">
     <w:name w:val="Captioned Figure"/>
     <w:basedOn w:val="Figure"/>
     <w:pPr>
       <w:keepNext/>
-      <w:spacing w:line="360" w:lineRule="auto"/>
-      <w:jc w:val="both"/>
     </w:pPr>
-    <w:rPr>
-      <w:rFonts w:ascii="Times New Roman" w:eastAsia="Times New Roman" w:hAnsi="Times New Roman"/>
-      <w:color w:val="000000"/>
-      <w:sz w:val="26"/>
-    </w:rPr>
   </w:style>
   <w:style w:customStyle="1" w:styleId="BodyTextChar" w:type="character">
     <w:name w:val="Body Text Char"/>
     <w:basedOn w:val="DefaultParagraphFont"/>
     <w:link w:val="BodyText"/>
-    <w:rPr>
-      <w:rFonts w:ascii="Times New Roman" w:eastAsia="Times New Roman" w:hAnsi="Times New Roman"/>
-      <w:color w:val="000000"/>
-      <w:sz w:val="26"/>
-    </w:rPr>
   </w:style>
   <w:style w:customStyle="1" w:styleId="VerbatimChar" w:type="character">
     <w:name w:val="Verbatim Char"/>
     <w:basedOn w:val="BodyTextChar"/>
     <w:rPr>
-      <w:rFonts w:ascii="Times New Roman" w:eastAsia="Times New Roman" w:hAnsi="Times New Roman"/>
-      <w:color w:val="000000"/>
-      <w:sz w:val="26"/>
+      <w:rFonts w:ascii="Consolas" w:hAnsi="Consolas"/>
+      <w:sz w:val="22"/>
     </w:rPr>
   </w:style>
   <w:style w:customStyle="1" w:styleId="SectionNumber" w:type="character">
     <w:name w:val="Section Number"/>
     <w:basedOn w:val="BodyTextChar"/>
-    <w:rPr>
-      <w:rFonts w:ascii="Times New Roman" w:eastAsia="Times New Roman" w:hAnsi="Times New Roman"/>
-      <w:color w:val="000000"/>
-      <w:sz w:val="26"/>
-    </w:rPr>
   </w:style>
   <w:style w:styleId="FootnoteReference" w:type="character">
     <w:name w:val="Footnote Reference"/>
     <w:basedOn w:val="BodyTextChar"/>
     <w:rPr>
-      <w:rFonts w:ascii="Times New Roman" w:eastAsia="Times New Roman" w:hAnsi="Times New Roman"/>
-      <w:color w:val="000000"/>
-      <w:sz w:val="26"/>
       <w:vertAlign w:val="superscript"/>
     </w:rPr>
   </w:style>
@@ -3128,9 +2988,7 @@
     <w:name w:val="Hyperlink"/>
     <w:basedOn w:val="BodyTextChar"/>
     <w:rPr>
-      <w:rFonts w:ascii="Times New Roman" w:eastAsia="Times New Roman" w:hAnsi="Times New Roman"/>
-      <w:color w:val="000000"/>
-      <w:sz w:val="26"/>
+      <w:color w:themeColor="accent1" w:val="4F81BD"/>
     </w:rPr>
   </w:style>
   <w:style w:styleId="TOCHeading" w:type="paragraph">
@@ -3141,16 +2999,14 @@
     <w:unhideWhenUsed/>
     <w:qFormat/>
     <w:pPr>
-      <w:spacing w:before="240" w:line="360" w:lineRule="auto"/>
-      <w:jc w:val="both"/>
+      <w:spacing w:before="240" w:line="259" w:lineRule="auto"/>
       <w:outlineLvl w:val="9"/>
     </w:pPr>
     <w:rPr>
-      <w:rFonts w:ascii="Times New Roman" w:asciiTheme="majorHAnsi" w:cstheme="majorBidi" w:eastAsia="Times New Roman" w:eastAsiaTheme="majorEastAsia" w:hAnsi="Times New Roman" w:hAnsiTheme="majorHAnsi"/>
+      <w:rFonts w:asciiTheme="majorHAnsi" w:cstheme="majorBidi" w:eastAsiaTheme="majorEastAsia" w:hAnsiTheme="majorHAnsi"/>
       <w:b w:val="0"/>
       <w:bCs w:val="0"/>
-      <w:color w:val="000000"/>
-      <w:sz w:val="26"/>
+      <w:color w:themeColor="accent1" w:themeShade="BF" w:val="365F91"/>
     </w:rPr>
   </w:style>
   <w:style w:type="paragraph" w:customStyle="1" w:styleId="SourceCode">

--- a/dist/luan_an_ctu/00_phan_dau_vi.docx
+++ b/dist/luan_an_ctu/00_phan_dau_vi.docx
@@ -30,7 +30,7 @@
         <w:t xml:space="preserve">─────────────────────────────────────────</w:t>
       </w:r>
     </w:p>
-    <w:bookmarkStart w:id="31" w:name="đỗ-thùy-hương"/>
+    <w:bookmarkStart w:id="30" w:name="đỗ-thùy-hương"/>
     <w:p>
       <w:pPr>
         <w:pStyle w:val="Heading1"/>
@@ -57,7 +57,7 @@
           <w:iCs/>
           <w:i/>
         </w:rPr>
-        <w:t xml:space="preserve">(Tiêu đề dự thảo, NCS xác nhận tiêu đề chính thức đã đăng ký với cơ sở đào tạo)</w:t>
+        <w:t xml:space="preserve">(Tiêu đề dự thảo — NCS xác nhận tiêu đề chính thức đã đăng ký với cơ sở đào tạo)</w:t>
       </w:r>
     </w:p>
     <w:p>
@@ -195,25 +195,7 @@
       </w:r>
     </w:p>
     <w:bookmarkEnd w:id="21"/>
-    <w:bookmarkStart w:id="22" w:name="tuyên-bố-về-sử-dụng-trí-tuệ-nhân-tạo"/>
-    <w:p>
-      <w:pPr>
-        <w:pStyle w:val="Heading2"/>
-      </w:pPr>
-      <w:r>
-        <w:t xml:space="preserve">TUYÊN BỐ VỀ SỬ DỤNG TRÍ TUỆ NHÂN TẠO</w:t>
-      </w:r>
-    </w:p>
-    <w:p>
-      <w:pPr>
-        <w:pStyle w:val="FirstParagraph"/>
-      </w:pPr>
-      <w:r>
-        <w:t xml:space="preserve">Trong quá trình thực hiện luận án, tác giả có sử dụng công cụ hỗ trợ viết Grammarly (dịch vụ trực tuyến, truy cập trong giai đoạn 2025–2026) với phạm vi duy nhất là rà soát chính tả, ngữ pháp và dấu câu cho phần văn bản do chính tác giả viết. Không có nội dung khoa học, ý tưởng, dữ liệu, kết quả phân tích hay diễn giải nào được tạo ra hoàn toàn bởi trí tuệ nhân tạo. Tác giả không sử dụng trí tuệ nhân tạo để tạo dữ liệu, hình ảnh hay tài liệu tham khảo. Trí tuệ nhân tạo chỉ đóng vai trò công cụ hỗ trợ; tác giả chịu trách nhiệm cuối cùng và hoàn toàn về toàn bộ nội dung của luận án. (Tuân thủ Điều 16, Hướng dẫn về liêm chính khoa học và đạo đức nghề nghiệp trong nghiên cứu khoa học và phát triển công nghệ ban hành kèm theo Quyết định của Bộ trưởng Bộ Khoa học và Công nghệ.)</w:t>
-      </w:r>
-    </w:p>
-    <w:bookmarkEnd w:id="22"/>
-    <w:bookmarkStart w:id="23" w:name="lời-cảm-ơn"/>
+    <w:bookmarkStart w:id="22" w:name="lời-cảm-ơn"/>
     <w:p>
       <w:pPr>
         <w:pStyle w:val="Heading2"/>
@@ -241,8 +223,8 @@
         </w:pict>
       </w:r>
     </w:p>
-    <w:bookmarkEnd w:id="23"/>
-    <w:bookmarkStart w:id="24" w:name="tóm-tắt"/>
+    <w:bookmarkEnd w:id="22"/>
+    <w:bookmarkStart w:id="23" w:name="tóm-tắt"/>
     <w:p>
       <w:pPr>
         <w:pStyle w:val="Heading2"/>
@@ -256,7 +238,7 @@
         <w:pStyle w:val="FirstParagraph"/>
       </w:pPr>
       <w:r>
-        <w:t xml:space="preserve">Luận án nghiên cứu mối quan hệ giữa quốc tế hóa và hiệu quả hoạt động của doanh nghiệp (internationalization–firm performance, I–P) tại châu Á, tập trung làm rõ các điều kiện biên giải thích sự dị biệt cao trong mối quan hệ này. Trên cơ sở tích hợp bốn lý thuyết kinh điển, mô hình Uppsala, lý thuyết dựa trên nguồn lực (RBV), lý thuyết thể chế và lý thuyết thượng tầng quản trị, cùng lớp mở rộng về năng lực số, luận án xây dựng khung giải thích đa tầng CDCM (Country–Digital–Capability Moderation) với ba tầng điều tiết: bối cảnh thể chế (vận hành hóa bằng khung phân loại ICRV sáu nhóm), năng lực số (phân tách năng lực công nghệ TCI và chỉ số chấp nhận số DAI), và đặc điểm nhà quản trị cấp cao.</w:t>
+        <w:t xml:space="preserve">Luận án nghiên cứu mối quan hệ giữa quốc tế hóa và hiệu quả hoạt động của doanh nghiệp (internationalization–firm performance, I–P) tại châu Á, tập trung làm rõ các điều kiện biên giải thích sự dị biệt cao trong mối quan hệ này. Trên cơ sở tích hợp bốn lý thuyết kinh điển — mô hình Uppsala, lý thuyết dựa trên nguồn lực (RBV), lý thuyết thể chế và lý thuyết thượng tầng quản trị — cùng lớp mở rộng về năng lực số, luận án xây dựng khung giải thích đa tầng CDCM (Country–Digital–Capability Moderation) với ba tầng điều tiết: bối cảnh thể chế (vận hành hóa bằng khung phân loại ICRV sáu nhóm), năng lực số (phân tách năng lực công nghệ TCI và chỉ số chấp nhận số DAI), và đặc điểm nhà quản trị cấp cao.</w:t>
       </w:r>
     </w:p>
     <w:p>
@@ -272,7 +254,7 @@
         <w:pStyle w:val="BodyText"/>
       </w:pPr>
       <w:r>
-        <w:t xml:space="preserve">Kết quả chính: (1) quan hệ I–P có dạng phi tuyến chữ U ngược, nhưng điểm uốn (turning point) không cố định mà giảm dần theo chất lượng thể chế, từ khoảng 55% cường độ xuất khẩu ở các nền kinh tế thể chế yếu xuống khoảng 28% ở các nền kinh tế thể chế mạnh; (2) TCI là năng lực nền tảng nâng mặt bằng hiệu quả phổ quát, trong khi DAI là nguồn lực tình huống làm thay đổi độ cong đường quan hệ và phát huy mạnh hơn ở môi trường thể chế yếu (hiệu ứng "lá chắn số"); (3) tại nhóm SIDS, quan hệ I–P chuyển thành âm đơn điệu không có điểm uốn, hiện tượng được luận án đặt tên là</w:t>
+        <w:t xml:space="preserve">Kết quả chính: (1) quan hệ I–P có dạng phi tuyến chữ U ngược, nhưng điểm uốn (turning point) không cố định mà giảm dần theo chất lượng thể chế — từ khoảng 55% cường độ xuất khẩu ở các nền kinh tế thể chế yếu xuống khoảng 28% ở các nền kinh tế thể chế mạnh; (2) TCI là năng lực nền tảng nâng mặt bằng hiệu quả phổ quát, trong khi DAI là nguồn lực tình huống làm thay đổi độ cong đường quan hệ và phát huy mạnh hơn ở môi trường thể chế yếu (hiệu ứng "lá chắn số"); (3) tại nhóm SIDS, quan hệ I–P chuyển thành âm đơn điệu không có điểm uốn — hiện tượng được luận án đặt tên là</w:t>
       </w:r>
       <w:r>
         <w:t xml:space="preserve"> </w:t>
@@ -313,8 +295,8 @@
         </w:pict>
       </w:r>
     </w:p>
-    <w:bookmarkEnd w:id="24"/>
-    <w:bookmarkStart w:id="25" w:name="abstract"/>
+    <w:bookmarkEnd w:id="23"/>
+    <w:bookmarkStart w:id="24" w:name="abstract"/>
     <w:p>
       <w:pPr>
         <w:pStyle w:val="Heading2"/>
@@ -328,7 +310,7 @@
         <w:pStyle w:val="FirstParagraph"/>
       </w:pPr>
       <w:r>
-        <w:t xml:space="preserve">This dissertation examines the internationalization–firm performance (I–P) relationship across Asia, focusing on the boundary conditions that explain its well-documented heterogeneity. Integrating four foundational theories, the Uppsala model, the resource-based view (RBV), institutional theory, and upper echelons theory, with a digital-capability extension, the dissertation develops a multi-tier moderation framework, CDCM (Country–Digital–Capability Moderation), comprising three moderating tiers: institutional context (operationalized through a six-group ICRV taxonomy), digital capability (separating technological capability, TCI, from digital adoption, DAI), and top-manager characteristics.</w:t>
+        <w:t xml:space="preserve">This dissertation examines the internationalization–firm performance (I–P) relationship across Asia, focusing on the boundary conditions that explain its well-documented heterogeneity. Integrating four foundational theories — the Uppsala model, the resource-based view (RBV), institutional theory, and upper echelons theory — with a digital-capability extension, the dissertation develops a multi-tier moderation framework, CDCM (Country–Digital–Capability Moderation), comprising three moderating tiers: institutional context (operationalized through a six-group ICRV taxonomy), digital capability (separating technological capability, TCI, from digital adoption, DAI), and top-manager characteristics.</w:t>
       </w:r>
     </w:p>
     <w:p>
@@ -336,7 +318,7 @@
         <w:pStyle w:val="BodyText"/>
       </w:pPr>
       <w:r>
-        <w:t xml:space="preserve">The study adopts a mixed synthesis-empirical design: (i) a three-level meta-analysis spanning 1982–2026 (k = 238 studies); and (ii) firm-level empirical analysis of World Bank Enterprise Survey (WBES) microdata across 49 Asian and Pacific economies (main analytic sample N = 91, 982 firms), complemented by country-specific analyses (Vietnam, Singapore, China) and a boundary case of nine Small Island Developing States (SIDS).</w:t>
+        <w:t xml:space="preserve">The study adopts a mixed synthesis-empirical design: (i) a three-level meta-analysis spanning 1982–2026 (k = 238 studies); and (ii) firm-level empirical analysis of World Bank Enterprise Survey (WBES) microdata across 49 Asian and Pacific economies (main analytic sample N = 91,982 firms), complemented by country-specific analyses (Vietnam, Singapore, China) and a boundary case of nine Small Island Developing States (SIDS).</w:t>
       </w:r>
     </w:p>
     <w:p>
@@ -344,7 +326,7 @@
         <w:pStyle w:val="BodyText"/>
       </w:pPr>
       <w:r>
-        <w:t xml:space="preserve">Key findings: (1) the I–P relationship is inverted-U shaped, but the turning point is not fixed, it declines with institutional quality, from roughly 55% export intensity in weak-institution economies to about 28% in strong-institution economies; (2) TCI is a foundational capability that universally shifts the performance level, whereas DAI is a situational resource that reshapes the curve and is most effective in weaker institutional environments (a "digital shield" effect); (3) in the SIDS group the relationship becomes monotonically negative with no turning point, a phenomenon the dissertation names the</w:t>
+        <w:t xml:space="preserve">Key findings: (1) the I–P relationship is inverted-U shaped, but the turning point is not fixed — it declines with institutional quality, from roughly 55% export intensity in weak-institution economies to about 28% in strong-institution economies; (2) TCI is a foundational capability that universally shifts the performance level, whereas DAI is a situational resource that reshapes the curve and is most effective in weaker institutional environments (a "digital shield" effect); (3) in the SIDS group the relationship becomes monotonically negative with no turning point — a phenomenon the dissertation names the</w:t>
       </w:r>
       <w:r>
         <w:t xml:space="preserve"> </w:t>
@@ -385,8 +367,8 @@
         </w:pict>
       </w:r>
     </w:p>
-    <w:bookmarkEnd w:id="25"/>
-    <w:bookmarkStart w:id="26" w:name="mục-lục"/>
+    <w:bookmarkEnd w:id="24"/>
+    <w:bookmarkStart w:id="25" w:name="mục-lục"/>
     <w:p>
       <w:pPr>
         <w:pStyle w:val="Heading2"/>
@@ -498,8 +480,8 @@
         </w:pict>
       </w:r>
     </w:p>
-    <w:bookmarkEnd w:id="26"/>
-    <w:bookmarkStart w:id="27" w:name="danh-mục-từ-viết-tắt"/>
+    <w:bookmarkEnd w:id="25"/>
+    <w:bookmarkStart w:id="26" w:name="danh-mục-từ-viết-tắt"/>
     <w:p>
       <w:pPr>
         <w:pStyle w:val="Heading2"/>
@@ -1709,8 +1691,8 @@
         </w:pict>
       </w:r>
     </w:p>
-    <w:bookmarkEnd w:id="27"/>
-    <w:bookmarkStart w:id="28" w:name="danh-mục-bảng"/>
+    <w:bookmarkEnd w:id="26"/>
+    <w:bookmarkStart w:id="27" w:name="danh-mục-bảng"/>
     <w:p>
       <w:pPr>
         <w:pStyle w:val="Heading2"/>
@@ -1728,11 +1710,11 @@
           <w:iCs/>
           <w:i/>
         </w:rPr>
-        <w:t xml:space="preserve">(Tự động cập nhật. Ví dụ: Bảng 4.1, Phân tán năng suất lao động và đặc điểm quốc tế hóa theo phân nhóm con ICRV; Bảng 4.2, Đổi mới sáng tạo và chấp nhận số theo phân nhóm con ICRV; Bảng định nghĩa biến cho từng nghiên cứu thành phần ở Chương 3; Bảng tổng hợp kết quả theo hệ giả thuyết §4.8.)</w:t>
-      </w:r>
-    </w:p>
-    <w:bookmarkEnd w:id="28"/>
-    <w:bookmarkStart w:id="29" w:name="danh-mục-hình"/>
+        <w:t xml:space="preserve">(Tự động cập nhật. Ví dụ: Bảng 4.1 — Phân tán năng suất lao động và đặc điểm quốc tế hóa theo phân nhóm con ICRV; Bảng 4.2 — Đổi mới sáng tạo và chấp nhận số theo phân nhóm con ICRV; Bảng định nghĩa biến cho từng nghiên cứu thành phần ở Chương 3; Bảng tổng hợp kết quả theo hệ giả thuyết §4.8.)</w:t>
+      </w:r>
+    </w:p>
+    <w:bookmarkEnd w:id="27"/>
+    <w:bookmarkStart w:id="28" w:name="danh-mục-hình"/>
     <w:p>
       <w:pPr>
         <w:pStyle w:val="Heading2"/>
@@ -1796,8 +1778,8 @@
         </w:pict>
       </w:r>
     </w:p>
-    <w:bookmarkEnd w:id="29"/>
-    <w:bookmarkStart w:id="30" w:name="X3131bb7fa4eac4deea1bc52d0a917d3422a5919"/>
+    <w:bookmarkEnd w:id="28"/>
+    <w:bookmarkStart w:id="29" w:name="X3131bb7fa4eac4deea1bc52d0a917d3422a5919"/>
     <w:p>
       <w:pPr>
         <w:pStyle w:val="Heading2"/>
@@ -1861,7 +1843,7 @@
           <w:iCs/>
           <w:i/>
         </w:rPr>
-        <w:t xml:space="preserve">(Cơ sở baseline meta-analysis, P1/P2.)</w:t>
+        <w:t xml:space="preserve">(Cơ sở baseline meta-analysis — P1/P2.)</w:t>
       </w:r>
     </w:p>
     <w:p>
@@ -1955,7 +1937,7 @@
         <w:pStyle w:val="Compact"/>
       </w:pPr>
       <w:r>
-        <w:t xml:space="preserve">Nghiên cứu thành phần P3, Việt Nam (bối cảnh chuyển đổi thu nhập trung bình thấp).</w:t>
+        <w:t xml:space="preserve">Nghiên cứu thành phần P3 — Việt Nam (bối cảnh chuyển đổi thu nhập trung bình thấp).</w:t>
       </w:r>
       <w:r>
         <w:t xml:space="preserve"> </w:t>
@@ -1977,7 +1959,7 @@
         <w:pStyle w:val="Compact"/>
       </w:pPr>
       <w:r>
-        <w:t xml:space="preserve">Nghiên cứu thành phần P4, Singapore (bối cảnh thể chế tiên tiến–đổi mới).</w:t>
+        <w:t xml:space="preserve">Nghiên cứu thành phần P4 — Singapore (bối cảnh thể chế tiên tiến–đổi mới).</w:t>
       </w:r>
       <w:r>
         <w:t xml:space="preserve"> </w:t>
@@ -1999,7 +1981,7 @@
         <w:pStyle w:val="Compact"/>
       </w:pPr>
       <w:r>
-        <w:t xml:space="preserve">Nghiên cứu thành phần P5, Trung Quốc 2012–2024 (bối cảnh upper-middle).</w:t>
+        <w:t xml:space="preserve">Nghiên cứu thành phần P5 — Trung Quốc 2012–2024 (bối cảnh upper-middle).</w:t>
       </w:r>
       <w:r>
         <w:t xml:space="preserve"> </w:t>
@@ -2021,7 +2003,7 @@
         <w:pStyle w:val="Compact"/>
       </w:pPr>
       <w:r>
-        <w:t xml:space="preserve">Nghiên cứu thành phần P6, Meta-analysis ba tầng mở rộng 1982–2026.</w:t>
+        <w:t xml:space="preserve">Nghiên cứu thành phần P6 — Meta-analysis ba tầng mở rộng 1982–2026.</w:t>
       </w:r>
       <w:r>
         <w:t xml:space="preserve"> </w:t>
@@ -2043,7 +2025,7 @@
         <w:pStyle w:val="Compact"/>
       </w:pPr>
       <w:r>
-        <w:t xml:space="preserve">Nghiên cứu thành phần P7, Kiểm định toàn mẫu 49 nền kinh tế châu Á và Thái Bình Dương (capstone).</w:t>
+        <w:t xml:space="preserve">Nghiên cứu thành phần P7 — Kiểm định toàn mẫu 49 nền kinh tế châu Á và Thái Bình Dương (capstone).</w:t>
       </w:r>
       <w:r>
         <w:t xml:space="preserve"> </w:t>
@@ -2065,7 +2047,7 @@
         <w:pStyle w:val="Compact"/>
       </w:pPr>
       <w:r>
-        <w:t xml:space="preserve">Nghiên cứu thành phần P8, Trường hợp biên SIDS, gánh nặng quốc tế hóa bắt buộc (FIP).</w:t>
+        <w:t xml:space="preserve">Nghiên cứu thành phần P8 — Trường hợp biên SIDS, gánh nặng quốc tế hóa bắt buộc (FIP).</w:t>
       </w:r>
       <w:r>
         <w:t xml:space="preserve"> </w:t>
@@ -2097,9 +2079,12 @@
         </w:pict>
       </w:r>
     </w:p>
+    <w:bookmarkEnd w:id="29"/>
     <w:bookmarkEnd w:id="30"/>
-    <w:bookmarkEnd w:id="31"/>
-    <w:sectPr/>
+    <w:sectPr>
+      <w:pgSz w:h="16838" w:w="11906"/>
+      <w:pgMar w:bottom="1134" w:left="1701" w:right="1134" w:top="1134"/>
+    </w:sectPr>
   </w:body>
 </w:document>
 </file>
@@ -2544,29 +2529,59 @@
   <w:style w:default="1" w:styleId="Normal" w:type="paragraph">
     <w:name w:val="Normal"/>
     <w:qFormat/>
+    <w:pPr>
+      <w:spacing w:line="360" w:lineRule="auto"/>
+      <w:jc w:val="both"/>
+    </w:pPr>
+    <w:rPr>
+      <w:rFonts w:ascii="Times New Roman" w:eastAsia="Times New Roman" w:hAnsi="Times New Roman"/>
+      <w:color w:val="000000"/>
+      <w:sz w:val="26"/>
+    </w:rPr>
   </w:style>
   <w:style w:styleId="BodyText" w:type="paragraph">
     <w:name w:val="Body Text"/>
     <w:basedOn w:val="Normal"/>
     <w:link w:val="BodyTextChar"/>
     <w:pPr>
-      <w:spacing w:after="180" w:before="180"/>
+      <w:spacing w:after="180" w:before="180" w:line="360" w:lineRule="auto"/>
+      <w:jc w:val="both"/>
     </w:pPr>
     <w:qFormat/>
+    <w:rPr>
+      <w:rFonts w:ascii="Times New Roman" w:eastAsia="Times New Roman" w:hAnsi="Times New Roman"/>
+      <w:color w:val="000000"/>
+      <w:sz w:val="26"/>
+    </w:rPr>
   </w:style>
   <w:style w:customStyle="1" w:styleId="FirstParagraph" w:type="paragraph">
     <w:name w:val="First Paragraph"/>
     <w:basedOn w:val="BodyText"/>
     <w:next w:val="BodyText"/>
     <w:qFormat/>
+    <w:pPr>
+      <w:spacing w:line="360" w:lineRule="auto"/>
+      <w:jc w:val="both"/>
+    </w:pPr>
+    <w:rPr>
+      <w:rFonts w:ascii="Times New Roman" w:eastAsia="Times New Roman" w:hAnsi="Times New Roman"/>
+      <w:color w:val="000000"/>
+      <w:sz w:val="26"/>
+    </w:rPr>
   </w:style>
   <w:style w:customStyle="1" w:styleId="Compact" w:type="paragraph">
     <w:name w:val="Compact"/>
     <w:basedOn w:val="BodyText"/>
     <w:qFormat/>
     <w:pPr>
-      <w:spacing w:after="36" w:before="36"/>
+      <w:spacing w:after="36" w:before="36" w:line="360" w:lineRule="auto"/>
+      <w:jc w:val="both"/>
     </w:pPr>
+    <w:rPr>
+      <w:rFonts w:ascii="Times New Roman" w:eastAsia="Times New Roman" w:hAnsi="Times New Roman"/>
+      <w:color w:val="000000"/>
+      <w:sz w:val="26"/>
+    </w:rPr>
   </w:style>
   <w:style w:styleId="Title" w:type="paragraph">
     <w:name w:val="Title"/>
@@ -2576,15 +2591,15 @@
     <w:pPr>
       <w:keepNext/>
       <w:keepLines/>
-      <w:spacing w:after="240" w:before="480"/>
-      <w:jc w:val="center"/>
+      <w:spacing w:after="240" w:before="480" w:line="360" w:lineRule="auto"/>
+      <w:jc w:val="both"/>
     </w:pPr>
     <w:rPr>
-      <w:rFonts w:asciiTheme="majorHAnsi" w:cstheme="majorBidi" w:eastAsiaTheme="majorEastAsia" w:hAnsiTheme="majorHAnsi"/>
+      <w:rFonts w:ascii="Times New Roman" w:asciiTheme="majorHAnsi" w:cstheme="majorBidi" w:eastAsia="Times New Roman" w:eastAsiaTheme="majorEastAsia" w:hAnsi="Times New Roman" w:hAnsiTheme="majorHAnsi"/>
       <w:b/>
       <w:bCs/>
-      <w:color w:themeColor="accent1" w:themeShade="B5" w:val="345A8A"/>
-      <w:sz w:val="36"/>
+      <w:color w:val="000000"/>
+      <w:sz w:val="26"/>
       <w:szCs w:val="36"/>
     </w:rPr>
   </w:style>
@@ -2596,11 +2611,13 @@
     <w:pPr>
       <w:keepNext/>
       <w:keepLines/>
-      <w:spacing w:after="240" w:before="240"/>
-      <w:jc w:val="center"/>
+      <w:spacing w:after="240" w:before="240" w:line="360" w:lineRule="auto"/>
+      <w:jc w:val="both"/>
     </w:pPr>
     <w:rPr>
-      <w:sz w:val="30"/>
+      <w:rFonts w:ascii="Times New Roman" w:eastAsia="Times New Roman" w:hAnsi="Times New Roman"/>
+      <w:color w:val="000000"/>
+      <w:sz w:val="26"/>
       <w:szCs w:val="30"/>
     </w:rPr>
   </w:style>
@@ -2611,8 +2628,14 @@
     <w:pPr>
       <w:keepNext/>
       <w:keepLines/>
-      <w:jc w:val="center"/>
+      <w:spacing w:line="360" w:lineRule="auto"/>
+      <w:jc w:val="both"/>
     </w:pPr>
+    <w:rPr>
+      <w:rFonts w:ascii="Times New Roman" w:eastAsia="Times New Roman" w:hAnsi="Times New Roman"/>
+      <w:color w:val="000000"/>
+      <w:sz w:val="26"/>
+    </w:rPr>
   </w:style>
   <w:style w:styleId="Date" w:type="paragraph">
     <w:name w:val="Date"/>
@@ -2621,8 +2644,14 @@
     <w:pPr>
       <w:keepNext/>
       <w:keepLines/>
-      <w:jc w:val="center"/>
+      <w:spacing w:line="360" w:lineRule="auto"/>
+      <w:jc w:val="both"/>
     </w:pPr>
+    <w:rPr>
+      <w:rFonts w:ascii="Times New Roman" w:eastAsia="Times New Roman" w:hAnsi="Times New Roman"/>
+      <w:color w:val="000000"/>
+      <w:sz w:val="26"/>
+    </w:rPr>
   </w:style>
   <w:style w:customStyle="1" w:styleId="AbstractTitle" w:type="paragraph">
     <w:name w:val="Abstract Title"/>
@@ -2632,15 +2661,15 @@
     <w:pPr>
       <w:keepNext/>
       <w:keepLines/>
-      <w:jc w:val="center"/>
-      <w:spacing w:after="0" w:before="300"/>
+      <w:jc w:val="both"/>
+      <w:spacing w:after="0" w:before="300" w:line="360" w:lineRule="auto"/>
     </w:pPr>
     <w:rPr>
-      <w:sz w:val="20"/>
+      <w:color w:val="000000"/>
+      <w:sz w:val="26"/>
       <w:szCs w:val="20"/>
+      <w:rFonts w:ascii="Times New Roman" w:eastAsia="Times New Roman" w:hAnsi="Times New Roman"/>
       <w:b/>
-      <w:color w:val="345A8A"/>
-      &gt;
     </w:rPr>
   </w:style>
   <w:style w:customStyle="1" w:styleId="Abstract" w:type="paragraph">
@@ -2651,10 +2680,13 @@
     <w:pPr>
       <w:keepNext/>
       <w:keepLines/>
-      <w:spacing w:after="300" w:before="100"/>
+      <w:spacing w:after="300" w:before="100" w:line="360" w:lineRule="auto"/>
+      <w:jc w:val="both"/>
     </w:pPr>
     <w:rPr>
-      <w:sz w:val="20"/>
+      <w:rFonts w:ascii="Times New Roman" w:eastAsia="Times New Roman" w:hAnsi="Times New Roman"/>
+      <w:color w:val="000000"/>
+      <w:sz w:val="26"/>
       <w:szCs w:val="20"/>
     </w:rPr>
   </w:style>
@@ -2663,8 +2695,15 @@
     <w:basedOn w:val="Normal"/>
     <w:next w:val="Bibliography"/>
     <w:qFormat/>
-    <w:pPr/>
-    <w:rPr/>
+    <w:pPr>
+      <w:spacing w:line="360" w:lineRule="auto"/>
+      <w:jc w:val="both"/>
+    </w:pPr>
+    <w:rPr>
+      <w:rFonts w:ascii="Times New Roman" w:eastAsia="Times New Roman" w:hAnsi="Times New Roman"/>
+      <w:color w:val="000000"/>
+      <w:sz w:val="26"/>
+    </w:rPr>
   </w:style>
   <w:style w:styleId="Heading1" w:type="paragraph">
     <w:name w:val="Heading 1"/>
@@ -2675,15 +2714,16 @@
     <w:pPr>
       <w:keepNext/>
       <w:keepLines/>
-      <w:spacing w:after="0" w:before="480"/>
+      <w:spacing w:after="0" w:before="480" w:line="360" w:lineRule="auto"/>
+      <w:jc w:val="both"/>
       <w:outlineLvl w:val="0"/>
     </w:pPr>
     <w:rPr>
-      <w:rFonts w:asciiTheme="majorHAnsi" w:cstheme="majorBidi" w:eastAsiaTheme="majorEastAsia" w:hAnsiTheme="majorHAnsi"/>
+      <w:rFonts w:ascii="Times New Roman" w:asciiTheme="majorHAnsi" w:cstheme="majorBidi" w:eastAsia="Times New Roman" w:eastAsiaTheme="majorEastAsia" w:hAnsi="Times New Roman" w:hAnsiTheme="majorHAnsi"/>
       <w:b/>
       <w:bCs/>
-      <w:color w:themeColor="accent1" w:val="4F81BD"/>
-      <w:sz w:val="32"/>
+      <w:color w:val="000000"/>
+      <w:sz w:val="26"/>
       <w:szCs w:val="32"/>
     </w:rPr>
   </w:style>
@@ -2697,15 +2737,16 @@
     <w:pPr>
       <w:keepNext/>
       <w:keepLines/>
-      <w:spacing w:after="0" w:before="200"/>
+      <w:spacing w:after="0" w:before="200" w:line="360" w:lineRule="auto"/>
+      <w:jc w:val="both"/>
       <w:outlineLvl w:val="1"/>
     </w:pPr>
     <w:rPr>
-      <w:rFonts w:asciiTheme="majorHAnsi" w:cstheme="majorBidi" w:eastAsiaTheme="majorEastAsia" w:hAnsiTheme="majorHAnsi"/>
+      <w:rFonts w:ascii="Times New Roman" w:asciiTheme="majorHAnsi" w:cstheme="majorBidi" w:eastAsia="Times New Roman" w:eastAsiaTheme="majorEastAsia" w:hAnsi="Times New Roman" w:hAnsiTheme="majorHAnsi"/>
       <w:b/>
       <w:bCs/>
-      <w:color w:themeColor="accent1" w:val="4F81BD"/>
-      <w:sz w:val="28"/>
+      <w:color w:val="000000"/>
+      <w:sz w:val="26"/>
       <w:szCs w:val="28"/>
     </w:rPr>
   </w:style>
@@ -2719,15 +2760,16 @@
     <w:pPr>
       <w:keepNext/>
       <w:keepLines/>
-      <w:spacing w:after="0" w:before="200"/>
+      <w:spacing w:after="0" w:before="200" w:line="360" w:lineRule="auto"/>
+      <w:jc w:val="both"/>
       <w:outlineLvl w:val="2"/>
     </w:pPr>
     <w:rPr>
-      <w:rFonts w:asciiTheme="majorHAnsi" w:cstheme="majorBidi" w:eastAsiaTheme="majorEastAsia" w:hAnsiTheme="majorHAnsi"/>
+      <w:rFonts w:ascii="Times New Roman" w:asciiTheme="majorHAnsi" w:cstheme="majorBidi" w:eastAsia="Times New Roman" w:eastAsiaTheme="majorEastAsia" w:hAnsi="Times New Roman" w:hAnsiTheme="majorHAnsi"/>
       <w:b/>
       <w:bCs/>
-      <w:color w:themeColor="accent1" w:val="4F81BD"/>
-      <w:sz w:val="24"/>
+      <w:color w:val="000000"/>
+      <w:sz w:val="26"/>
       <w:szCs w:val="24"/>
     </w:rPr>
   </w:style>
@@ -2741,15 +2783,16 @@
     <w:pPr>
       <w:keepNext/>
       <w:keepLines/>
-      <w:spacing w:after="0" w:before="200"/>
+      <w:spacing w:after="0" w:before="200" w:line="360" w:lineRule="auto"/>
+      <w:jc w:val="both"/>
       <w:outlineLvl w:val="3"/>
     </w:pPr>
     <w:rPr>
-      <w:rFonts w:asciiTheme="majorHAnsi" w:cstheme="majorBidi" w:eastAsiaTheme="majorEastAsia" w:hAnsiTheme="majorHAnsi"/>
+      <w:rFonts w:ascii="Times New Roman" w:asciiTheme="majorHAnsi" w:cstheme="majorBidi" w:eastAsia="Times New Roman" w:eastAsiaTheme="majorEastAsia" w:hAnsi="Times New Roman" w:hAnsiTheme="majorHAnsi"/>
       <w:i/>
       <w:bCs/>
-      <w:color w:themeColor="accent1" w:val="4F81BD"/>
-      <w:sz w:val="24"/>
+      <w:color w:val="000000"/>
+      <w:sz w:val="26"/>
       <w:szCs w:val="24"/>
     </w:rPr>
   </w:style>
@@ -2763,14 +2806,15 @@
     <w:pPr>
       <w:keepNext/>
       <w:keepLines/>
-      <w:spacing w:after="0" w:before="200"/>
+      <w:spacing w:after="0" w:before="200" w:line="360" w:lineRule="auto"/>
+      <w:jc w:val="both"/>
       <w:outlineLvl w:val="4"/>
     </w:pPr>
     <w:rPr>
-      <w:rFonts w:asciiTheme="majorHAnsi" w:cstheme="majorBidi" w:eastAsiaTheme="majorEastAsia" w:hAnsiTheme="majorHAnsi"/>
+      <w:rFonts w:ascii="Times New Roman" w:asciiTheme="majorHAnsi" w:cstheme="majorBidi" w:eastAsia="Times New Roman" w:eastAsiaTheme="majorEastAsia" w:hAnsi="Times New Roman" w:hAnsiTheme="majorHAnsi"/>
       <w:iCs/>
-      <w:color w:themeColor="accent1" w:val="4F81BD"/>
-      <w:sz w:val="24"/>
+      <w:color w:val="000000"/>
+      <w:sz w:val="26"/>
       <w:szCs w:val="24"/>
     </w:rPr>
   </w:style>
@@ -2784,13 +2828,14 @@
     <w:pPr>
       <w:keepNext/>
       <w:keepLines/>
-      <w:spacing w:after="0" w:before="200"/>
+      <w:spacing w:after="0" w:before="200" w:line="360" w:lineRule="auto"/>
+      <w:jc w:val="both"/>
       <w:outlineLvl w:val="5"/>
     </w:pPr>
     <w:rPr>
-      <w:rFonts w:asciiTheme="majorHAnsi" w:cstheme="majorBidi" w:eastAsiaTheme="majorEastAsia" w:hAnsiTheme="majorHAnsi"/>
-      <w:color w:themeColor="accent1" w:val="4F81BD"/>
-      <w:sz w:val="24"/>
+      <w:rFonts w:ascii="Times New Roman" w:asciiTheme="majorHAnsi" w:cstheme="majorBidi" w:eastAsia="Times New Roman" w:eastAsiaTheme="majorEastAsia" w:hAnsi="Times New Roman" w:hAnsiTheme="majorHAnsi"/>
+      <w:color w:val="000000"/>
+      <w:sz w:val="26"/>
       <w:szCs w:val="24"/>
     </w:rPr>
   </w:style>
@@ -2804,13 +2849,14 @@
     <w:pPr>
       <w:keepNext/>
       <w:keepLines/>
-      <w:spacing w:after="0" w:before="200"/>
+      <w:spacing w:after="0" w:before="200" w:line="360" w:lineRule="auto"/>
+      <w:jc w:val="both"/>
       <w:outlineLvl w:val="6"/>
     </w:pPr>
     <w:rPr>
-      <w:rFonts w:asciiTheme="majorHAnsi" w:cstheme="majorBidi" w:eastAsiaTheme="majorEastAsia" w:hAnsiTheme="majorHAnsi"/>
-      <w:color w:themeColor="accent1" w:val="4F81BD"/>
-      <w:sz w:val="24"/>
+      <w:rFonts w:ascii="Times New Roman" w:asciiTheme="majorHAnsi" w:cstheme="majorBidi" w:eastAsia="Times New Roman" w:eastAsiaTheme="majorEastAsia" w:hAnsi="Times New Roman" w:hAnsiTheme="majorHAnsi"/>
+      <w:color w:val="000000"/>
+      <w:sz w:val="26"/>
       <w:szCs w:val="24"/>
     </w:rPr>
   </w:style>
@@ -2824,13 +2870,14 @@
     <w:pPr>
       <w:keepNext/>
       <w:keepLines/>
-      <w:spacing w:after="0" w:before="200"/>
+      <w:spacing w:after="0" w:before="200" w:line="360" w:lineRule="auto"/>
+      <w:jc w:val="both"/>
       <w:outlineLvl w:val="7"/>
     </w:pPr>
     <w:rPr>
-      <w:rFonts w:asciiTheme="majorHAnsi" w:cstheme="majorBidi" w:eastAsiaTheme="majorEastAsia" w:hAnsiTheme="majorHAnsi"/>
-      <w:color w:themeColor="accent1" w:val="4F81BD"/>
-      <w:sz w:val="24"/>
+      <w:rFonts w:ascii="Times New Roman" w:asciiTheme="majorHAnsi" w:cstheme="majorBidi" w:eastAsia="Times New Roman" w:eastAsiaTheme="majorEastAsia" w:hAnsi="Times New Roman" w:hAnsiTheme="majorHAnsi"/>
+      <w:color w:val="000000"/>
+      <w:sz w:val="26"/>
       <w:szCs w:val="24"/>
     </w:rPr>
   </w:style>
@@ -2844,13 +2891,14 @@
     <w:pPr>
       <w:keepNext/>
       <w:keepLines/>
-      <w:spacing w:after="0" w:before="200"/>
+      <w:spacing w:after="0" w:before="200" w:line="360" w:lineRule="auto"/>
+      <w:jc w:val="both"/>
       <w:outlineLvl w:val="8"/>
     </w:pPr>
     <w:rPr>
-      <w:rFonts w:asciiTheme="majorHAnsi" w:cstheme="majorBidi" w:eastAsiaTheme="majorEastAsia" w:hAnsiTheme="majorHAnsi"/>
-      <w:color w:themeColor="accent1" w:val="4F81BD"/>
-      <w:sz w:val="24"/>
+      <w:rFonts w:ascii="Times New Roman" w:asciiTheme="majorHAnsi" w:cstheme="majorBidi" w:eastAsia="Times New Roman" w:eastAsiaTheme="majorEastAsia" w:hAnsi="Times New Roman" w:hAnsiTheme="majorHAnsi"/>
+      <w:color w:val="000000"/>
+      <w:sz w:val="26"/>
       <w:szCs w:val="24"/>
     </w:rPr>
   </w:style>
@@ -2862,9 +2910,15 @@
     <w:unhideWhenUsed/>
     <w:qFormat/>
     <w:pPr>
-      <w:spacing w:after="100" w:before="100"/>
+      <w:spacing w:after="100" w:before="100" w:line="360" w:lineRule="auto"/>
       <w:ind w:firstLine="0" w:left="480" w:right="480"/>
+      <w:jc w:val="both"/>
     </w:pPr>
+    <w:rPr>
+      <w:rFonts w:ascii="Times New Roman" w:eastAsia="Times New Roman" w:hAnsi="Times New Roman"/>
+      <w:color w:val="000000"/>
+      <w:sz w:val="26"/>
+    </w:rPr>
   </w:style>
   <w:style w:styleId="FootnoteText" w:type="paragraph">
     <w:name w:val="Footnote Text"/>
@@ -2873,11 +2927,25 @@
     <w:uiPriority w:val="9"/>
     <w:unhideWhenUsed/>
     <w:qFormat/>
+    <w:pPr>
+      <w:spacing w:line="360" w:lineRule="auto"/>
+      <w:jc w:val="both"/>
+    </w:pPr>
+    <w:rPr>
+      <w:rFonts w:ascii="Times New Roman" w:eastAsia="Times New Roman" w:hAnsi="Times New Roman"/>
+      <w:color w:val="000000"/>
+      <w:sz w:val="26"/>
+    </w:rPr>
   </w:style>
   <w:style w:default="1" w:styleId="DefaultParagraphFont" w:type="character">
     <w:name w:val="Default Paragraph Font"/>
     <w:semiHidden/>
     <w:unhideWhenUsed/>
+    <w:rPr>
+      <w:rFonts w:ascii="Times New Roman" w:eastAsia="Times New Roman" w:hAnsi="Times New Roman"/>
+      <w:color w:val="000000"/>
+      <w:sz w:val="26"/>
+    </w:rPr>
   </w:style>
   <w:style w:default="1" w:styleId="Table" w:type="table">
     <w:name w:val="Table"/>
@@ -2885,6 +2953,15 @@
     <w:semiHidden/>
     <w:unhideWhenUsed/>
     <w:qFormat/>
+    <w:pPr>
+      <w:spacing w:line="360" w:lineRule="auto"/>
+      <w:jc w:val="both"/>
+    </w:pPr>
+    <w:rPr>
+      <w:rFonts w:ascii="Times New Roman" w:eastAsia="Times New Roman" w:hAnsi="Times New Roman"/>
+      <w:color w:val="000000"/>
+      <w:sz w:val="26"/>
+    </w:rPr>
     <w:tblPr>
       <w:tblInd w:type="dxa" w:w="0"/>
       <w:tblCellMar>
@@ -2917,25 +2994,42 @@
     <w:pPr>
       <w:keepNext/>
       <w:keepLines/>
-      <w:spacing w:after="0"/>
+      <w:spacing w:after="0" w:line="360" w:lineRule="auto"/>
+      <w:jc w:val="both"/>
     </w:pPr>
     <w:rPr>
+      <w:rFonts w:ascii="Times New Roman" w:eastAsia="Times New Roman" w:hAnsi="Times New Roman"/>
       <w:b/>
+      <w:color w:val="000000"/>
+      <w:sz w:val="26"/>
     </w:rPr>
   </w:style>
   <w:style w:customStyle="1" w:styleId="Definition" w:type="paragraph">
     <w:name w:val="Definition"/>
     <w:basedOn w:val="Normal"/>
+    <w:pPr>
+      <w:spacing w:line="360" w:lineRule="auto"/>
+      <w:jc w:val="both"/>
+    </w:pPr>
+    <w:rPr>
+      <w:rFonts w:ascii="Times New Roman" w:eastAsia="Times New Roman" w:hAnsi="Times New Roman"/>
+      <w:color w:val="000000"/>
+      <w:sz w:val="26"/>
+    </w:rPr>
   </w:style>
   <w:style w:styleId="Caption" w:type="paragraph">
     <w:name w:val="Caption"/>
     <w:basedOn w:val="Normal"/>
     <w:link w:val="BodyTextChar"/>
     <w:pPr>
-      <w:spacing w:after="120" w:before="0"/>
+      <w:spacing w:after="120" w:before="0" w:line="360" w:lineRule="auto"/>
+      <w:jc w:val="both"/>
     </w:pPr>
     <w:rPr>
+      <w:rFonts w:ascii="Times New Roman" w:eastAsia="Times New Roman" w:hAnsi="Times New Roman"/>
       <w:i/>
+      <w:color w:val="000000"/>
+      <w:sz w:val="26"/>
     </w:rPr>
   </w:style>
   <w:style w:customStyle="1" w:styleId="TableCaption" w:type="paragraph">
@@ -2943,44 +3037,90 @@
     <w:basedOn w:val="Caption"/>
     <w:pPr>
       <w:keepNext/>
+      <w:spacing w:line="360" w:lineRule="auto"/>
+      <w:jc w:val="both"/>
     </w:pPr>
+    <w:rPr>
+      <w:rFonts w:ascii="Times New Roman" w:eastAsia="Times New Roman" w:hAnsi="Times New Roman"/>
+      <w:color w:val="000000"/>
+      <w:sz w:val="26"/>
+    </w:rPr>
   </w:style>
   <w:style w:customStyle="1" w:styleId="ImageCaption" w:type="paragraph">
     <w:name w:val="Image Caption"/>
     <w:basedOn w:val="Caption"/>
+    <w:pPr>
+      <w:spacing w:line="360" w:lineRule="auto"/>
+      <w:jc w:val="both"/>
+    </w:pPr>
+    <w:rPr>
+      <w:rFonts w:ascii="Times New Roman" w:eastAsia="Times New Roman" w:hAnsi="Times New Roman"/>
+      <w:color w:val="000000"/>
+      <w:sz w:val="26"/>
+    </w:rPr>
   </w:style>
   <w:style w:customStyle="1" w:styleId="Figure" w:type="paragraph">
     <w:name w:val="Figure"/>
     <w:basedOn w:val="Normal"/>
+    <w:pPr>
+      <w:spacing w:line="360" w:lineRule="auto"/>
+      <w:jc w:val="both"/>
+    </w:pPr>
+    <w:rPr>
+      <w:rFonts w:ascii="Times New Roman" w:eastAsia="Times New Roman" w:hAnsi="Times New Roman"/>
+      <w:color w:val="000000"/>
+      <w:sz w:val="26"/>
+    </w:rPr>
   </w:style>
   <w:style w:customStyle="1" w:styleId="CaptionedFigure" w:type="paragraph">
     <w:name w:val="Captioned Figure"/>
     <w:basedOn w:val="Figure"/>
     <w:pPr>
       <w:keepNext/>
+      <w:spacing w:line="360" w:lineRule="auto"/>
+      <w:jc w:val="both"/>
     </w:pPr>
+    <w:rPr>
+      <w:rFonts w:ascii="Times New Roman" w:eastAsia="Times New Roman" w:hAnsi="Times New Roman"/>
+      <w:color w:val="000000"/>
+      <w:sz w:val="26"/>
+    </w:rPr>
   </w:style>
   <w:style w:customStyle="1" w:styleId="BodyTextChar" w:type="character">
     <w:name w:val="Body Text Char"/>
     <w:basedOn w:val="DefaultParagraphFont"/>
     <w:link w:val="BodyText"/>
+    <w:rPr>
+      <w:rFonts w:ascii="Times New Roman" w:eastAsia="Times New Roman" w:hAnsi="Times New Roman"/>
+      <w:color w:val="000000"/>
+      <w:sz w:val="26"/>
+    </w:rPr>
   </w:style>
   <w:style w:customStyle="1" w:styleId="VerbatimChar" w:type="character">
     <w:name w:val="Verbatim Char"/>
     <w:basedOn w:val="BodyTextChar"/>
     <w:rPr>
-      <w:rFonts w:ascii="Consolas" w:hAnsi="Consolas"/>
-      <w:sz w:val="22"/>
+      <w:rFonts w:ascii="Times New Roman" w:eastAsia="Times New Roman" w:hAnsi="Times New Roman"/>
+      <w:color w:val="000000"/>
+      <w:sz w:val="26"/>
     </w:rPr>
   </w:style>
   <w:style w:customStyle="1" w:styleId="SectionNumber" w:type="character">
     <w:name w:val="Section Number"/>
     <w:basedOn w:val="BodyTextChar"/>
+    <w:rPr>
+      <w:rFonts w:ascii="Times New Roman" w:eastAsia="Times New Roman" w:hAnsi="Times New Roman"/>
+      <w:color w:val="000000"/>
+      <w:sz w:val="26"/>
+    </w:rPr>
   </w:style>
   <w:style w:styleId="FootnoteReference" w:type="character">
     <w:name w:val="Footnote Reference"/>
     <w:basedOn w:val="BodyTextChar"/>
     <w:rPr>
+      <w:rFonts w:ascii="Times New Roman" w:eastAsia="Times New Roman" w:hAnsi="Times New Roman"/>
+      <w:color w:val="000000"/>
+      <w:sz w:val="26"/>
       <w:vertAlign w:val="superscript"/>
     </w:rPr>
   </w:style>
@@ -2988,7 +3128,9 @@
     <w:name w:val="Hyperlink"/>
     <w:basedOn w:val="BodyTextChar"/>
     <w:rPr>
-      <w:color w:themeColor="accent1" w:val="4F81BD"/>
+      <w:rFonts w:ascii="Times New Roman" w:eastAsia="Times New Roman" w:hAnsi="Times New Roman"/>
+      <w:color w:val="000000"/>
+      <w:sz w:val="26"/>
     </w:rPr>
   </w:style>
   <w:style w:styleId="TOCHeading" w:type="paragraph">
@@ -2999,14 +3141,16 @@
     <w:unhideWhenUsed/>
     <w:qFormat/>
     <w:pPr>
-      <w:spacing w:before="240" w:line="259" w:lineRule="auto"/>
+      <w:spacing w:before="240" w:line="360" w:lineRule="auto"/>
+      <w:jc w:val="both"/>
       <w:outlineLvl w:val="9"/>
     </w:pPr>
     <w:rPr>
-      <w:rFonts w:asciiTheme="majorHAnsi" w:cstheme="majorBidi" w:eastAsiaTheme="majorEastAsia" w:hAnsiTheme="majorHAnsi"/>
+      <w:rFonts w:ascii="Times New Roman" w:asciiTheme="majorHAnsi" w:cstheme="majorBidi" w:eastAsia="Times New Roman" w:eastAsiaTheme="majorEastAsia" w:hAnsi="Times New Roman" w:hAnsiTheme="majorHAnsi"/>
       <w:b w:val="0"/>
       <w:bCs w:val="0"/>
-      <w:color w:themeColor="accent1" w:themeShade="BF" w:val="365F91"/>
+      <w:color w:val="000000"/>
+      <w:sz w:val="26"/>
     </w:rPr>
   </w:style>
   <w:style w:type="paragraph" w:customStyle="1" w:styleId="SourceCode">

--- a/dist/luan_an_ctu/00_phan_dau_vi.docx
+++ b/dist/luan_an_ctu/00_phan_dau_vi.docx
@@ -152,7 +152,23 @@
         <w:t xml:space="preserve"> </w:t>
       </w:r>
       <w:r>
-        <w:t xml:space="preserve">(luận án được thực hiện theo định hướng kết hợp các công trình thành phần). Dữ liệu sử dụng là dữ liệu thứ cấp công khai từ Khảo sát Doanh nghiệp của Ngân hàng Thế giới (World Bank Enterprise Surveys). Mọi trích dẫn từ các nghiên cứu khác đều được nêu rõ nguồn theo chuẩn APA 7th và được liệt kê đầy đủ trong danh mục tài liệu tham khảo. Tôi xin chịu trách nhiệm hoàn toàn về nội dung khoa học của luận án này.</w:t>
+        <w:t xml:space="preserve">(luận án được thực hiện theo định hướng kết hợp các công trình thành phần). Luận án được phát triển trên cơ sở</w:t>
+      </w:r>
+      <w:r>
+        <w:t xml:space="preserve"> </w:t>
+      </w:r>
+      <w:r>
+        <w:rPr>
+          <w:bCs/>
+          <w:b/>
+        </w:rPr>
+        <w:t xml:space="preserve">hai chuyên đề tiến sĩ do chính tôi thực hiện trong khuôn khổ chương trình đào tạo tiến sĩ tại Trường Đại học Cần Thơ</w:t>
+      </w:r>
+      <w:r>
+        <w:t xml:space="preserve"> </w:t>
+      </w:r>
+      <w:r>
+        <w:t xml:space="preserve">(theo Quyết định giao chuyên đề của Nhà trường); do đó, một phần nội dung của luận án kế thừa và có thể trùng lặp với hai chuyên đề này — đây là phần công trình của chính tôi, không phải sao chép từ nguồn của người khác. Dữ liệu sử dụng là dữ liệu thứ cấp công khai từ Khảo sát Doanh nghiệp của Ngân hàng Thế giới (World Bank Enterprise Surveys). Mọi trích dẫn từ các nghiên cứu khác đều được nêu rõ nguồn theo chuẩn APA 7th và được liệt kê đầy đủ trong danh mục tài liệu tham khảo. Tôi xin chịu trách nhiệm hoàn toàn về nội dung khoa học của luận án này.</w:t>
       </w:r>
     </w:p>
     <w:p>

--- a/dist/luan_an_ctu/00_phan_dau_vi.docx
+++ b/dist/luan_an_ctu/00_phan_dau_vi.docx
@@ -262,7 +262,7 @@
         <w:pStyle w:val="BodyText"/>
       </w:pPr>
       <w:r>
-        <w:t xml:space="preserve">Luận án sử dụng thiết kế hỗn hợp tổng hợp–thực nghiệm (mixed synthesis-empirical): (i) một phân tích tổng hợp (meta-analysis) ba tầng giai đoạn 1982–2026 với k = 238 nghiên cứu; và (ii) phân tích thực nghiệm dữ liệu doanh nghiệp từ Khảo sát Doanh nghiệp của Ngân hàng Thế giới (WBES) trên 49 nền kinh tế châu Á và Thái Bình Dương (mẫu phân tích chính N = 91.982 doanh nghiệp), bổ sung bằng các phân tích quốc gia chuyên sâu (Việt Nam, Singapore, Trung Quốc) và trường hợp biên là chín nền kinh tế đảo nhỏ đang phát triển (SIDS).</w:t>
+        <w:t xml:space="preserve">Luận án sử dụng thiết kế hỗn hợp tổng hợp–thực nghiệm (mixed synthesis-empirical): (i) một phân tích tổng hợp (meta-analysis) ba tầng giai đoạn 1982–2026 với k = 238 nghiên cứu; và (ii) phân tích thực nghiệm dữ liệu doanh nghiệp từ Khảo sát Doanh nghiệp của Ngân hàng Thế giới (WBES) trên 49 nền kinh tế châu Á và Thái Bình Dương (mẫu phân tích chính N = 91.982 doanh nghiệp), bổ sung bằng các phân tích quốc gia chuyên sâu (Việt Nam, Singapore, Trung Quốc) và trường hợp biên là bảy nền kinh tế đảo nhỏ đang phát triển (SIDS) Thái Bình Dương.</w:t>
       </w:r>
     </w:p>
     <w:p>
@@ -334,7 +334,7 @@
         <w:pStyle w:val="BodyText"/>
       </w:pPr>
       <w:r>
-        <w:t xml:space="preserve">The study adopts a mixed synthesis-empirical design: (i) a three-level meta-analysis spanning 1982–2026 (k = 238 studies); and (ii) firm-level empirical analysis of World Bank Enterprise Survey (WBES) microdata across 49 Asian and Pacific economies (main analytic sample N = 91,982 firms), complemented by country-specific analyses (Vietnam, Singapore, China) and a boundary case of nine Small Island Developing States (SIDS).</w:t>
+        <w:t xml:space="preserve">The study adopts a mixed synthesis-empirical design: (i) a three-level meta-analysis spanning 1982–2026 (k = 238 studies); and (ii) firm-level empirical analysis of World Bank Enterprise Survey (WBES) microdata across 49 Asian and Pacific economies (main analytic sample N = 91,982 firms), complemented by country-specific analyses (Vietnam, Singapore, China) and a boundary case of seven Pacific Small Island Developing States (SIDS).</w:t>
       </w:r>
     </w:p>
     <w:p>

--- a/dist/luan_an_ctu/00_phan_dau_vi.docx
+++ b/dist/luan_an_ctu/00_phan_dau_vi.docx
@@ -30,7 +30,7 @@
         <w:t xml:space="preserve">─────────────────────────────────────────</w:t>
       </w:r>
     </w:p>
-    <w:bookmarkStart w:id="30" w:name="đỗ-thùy-hương"/>
+    <w:bookmarkStart w:id="31" w:name="đỗ-thùy-hương"/>
     <w:p>
       <w:pPr>
         <w:pStyle w:val="Heading1"/>
@@ -1795,7 +1795,7 @@
       </w:r>
     </w:p>
     <w:bookmarkEnd w:id="28"/>
-    <w:bookmarkStart w:id="29" w:name="X3131bb7fa4eac4deea1bc52d0a917d3422a5919"/>
+    <w:bookmarkStart w:id="30" w:name="X3131bb7fa4eac4deea1bc52d0a917d3422a5919"/>
     <w:p>
       <w:pPr>
         <w:pStyle w:val="Heading2"/>
@@ -1871,6 +1871,52 @@
         <w:pStyle w:val="Compact"/>
       </w:pPr>
       <w:r>
+        <w:t xml:space="preserve">Do, T. H., &amp; Phan, A. T. (2025). Internationalization and firm performance of firms in India: The role of top management. In M. Bartekova (Ed.),</w:t>
+      </w:r>
+      <w:r>
+        <w:t xml:space="preserve"> </w:t>
+      </w:r>
+      <w:r>
+        <w:rPr>
+          <w:iCs/>
+          <w:i/>
+        </w:rPr>
+        <w:t xml:space="preserve">International business research: Traditional and creative approaches</w:t>
+      </w:r>
+      <w:r>
+        <w:t xml:space="preserve">. IntechOpen.</w:t>
+      </w:r>
+      <w:r>
+        <w:t xml:space="preserve"> </w:t>
+      </w:r>
+      <w:hyperlink r:id="rId29">
+        <w:r>
+          <w:rPr>
+            <w:rStyle w:val="Hyperlink"/>
+          </w:rPr>
+          <w:t xml:space="preserve">https://doi.org/10.5772/intechopen.1011012</w:t>
+        </w:r>
+      </w:hyperlink>
+      <w:r>
+        <w:t xml:space="preserve"> </w:t>
+      </w:r>
+      <w:r>
+        <w:rPr>
+          <w:iCs/>
+          <w:i/>
+        </w:rPr>
+        <w:t xml:space="preserve">(Chương sách bình duyệt — bằng chứng country-level India về vai trò điều tiết của đặc điểm nhà quản trị cấp cao; gắn với tầng thượng tầng quản trị/H4 của luận án.)</w:t>
+      </w:r>
+    </w:p>
+    <w:p>
+      <w:pPr>
+        <w:numPr>
+          <w:ilvl w:val="0"/>
+          <w:numId w:val="1003"/>
+        </w:numPr>
+        <w:pStyle w:val="Compact"/>
+      </w:pPr>
+      <w:r>
         <w:t xml:space="preserve">Do, T. H., &amp; Phan, A. T. (2026). Firm performance heterogeneity in emerging Asia: Evidence from World Bank Enterprise Surveys.</w:t>
       </w:r>
       <w:r>
@@ -2095,8 +2141,8 @@
         </w:pict>
       </w:r>
     </w:p>
-    <w:bookmarkEnd w:id="29"/>
     <w:bookmarkEnd w:id="30"/>
+    <w:bookmarkEnd w:id="31"/>
     <w:sectPr>
       <w:pgSz w:h="16838" w:w="11906"/>
       <w:pgMar w:bottom="1134" w:left="1701" w:right="1134" w:top="1134"/>
@@ -2367,11 +2413,11 @@
       </w:pPr>
     </w:lvl>
   </w:abstractNum>
-  <w:abstractNum w:abstractNumId="99414">
-    <w:nsid w:val="A99414"/>
+  <w:abstractNum w:abstractNumId="99415">
+    <w:nsid w:val="A99415"/>
     <w:multiLevelType w:val="multilevel"/>
     <w:lvl w:ilvl="0">
-      <w:start w:val="4"/>
+      <w:start w:val="5"/>
       <w:numFmt w:val="decimal"/>
       <w:lvlText w:val="%1."/>
       <w:lvlJc w:val="left"/>
@@ -2380,7 +2426,7 @@
       </w:pPr>
     </w:lvl>
     <w:lvl w:ilvl="1">
-      <w:start w:val="4"/>
+      <w:start w:val="5"/>
       <w:numFmt w:val="decimal"/>
       <w:lvlText w:val="%2."/>
       <w:lvlJc w:val="left"/>
@@ -2389,7 +2435,7 @@
       </w:pPr>
     </w:lvl>
     <w:lvl w:ilvl="2">
-      <w:start w:val="4"/>
+      <w:start w:val="5"/>
       <w:numFmt w:val="decimal"/>
       <w:lvlText w:val="%3."/>
       <w:lvlJc w:val="left"/>
@@ -2398,7 +2444,7 @@
       </w:pPr>
     </w:lvl>
     <w:lvl w:ilvl="3">
-      <w:start w:val="4"/>
+      <w:start w:val="5"/>
       <w:numFmt w:val="decimal"/>
       <w:lvlText w:val="%4."/>
       <w:lvlJc w:val="left"/>
@@ -2407,7 +2453,7 @@
       </w:pPr>
     </w:lvl>
     <w:lvl w:ilvl="4">
-      <w:start w:val="4"/>
+      <w:start w:val="5"/>
       <w:numFmt w:val="decimal"/>
       <w:lvlText w:val="%5."/>
       <w:lvlJc w:val="left"/>
@@ -2416,7 +2462,7 @@
       </w:pPr>
     </w:lvl>
     <w:lvl w:ilvl="5">
-      <w:start w:val="4"/>
+      <w:start w:val="5"/>
       <w:numFmt w:val="decimal"/>
       <w:lvlText w:val="%6."/>
       <w:lvlJc w:val="left"/>
@@ -2425,7 +2471,7 @@
       </w:pPr>
     </w:lvl>
     <w:lvl w:ilvl="6">
-      <w:start w:val="4"/>
+      <w:start w:val="5"/>
       <w:numFmt w:val="decimal"/>
       <w:lvlText w:val="%7."/>
       <w:lvlJc w:val="left"/>
@@ -2434,7 +2480,7 @@
       </w:pPr>
     </w:lvl>
     <w:lvl w:ilvl="7">
-      <w:start w:val="4"/>
+      <w:start w:val="5"/>
       <w:numFmt w:val="decimal"/>
       <w:lvlText w:val="%8."/>
       <w:lvlJc w:val="left"/>
@@ -2443,7 +2489,7 @@
       </w:pPr>
     </w:lvl>
     <w:lvl w:ilvl="8">
-      <w:start w:val="4"/>
+      <w:start w:val="5"/>
       <w:numFmt w:val="decimal"/>
       <w:lvlText w:val="%9."/>
       <w:lvlJc w:val="left"/>
@@ -2492,33 +2538,33 @@
     </w:lvlOverride>
   </w:num>
   <w:num w:numId="1004">
-    <w:abstractNumId w:val="99414"/>
+    <w:abstractNumId w:val="99415"/>
     <w:lvlOverride w:ilvl="0">
-      <w:startOverride w:val="4"/>
+      <w:startOverride w:val="5"/>
     </w:lvlOverride>
     <w:lvlOverride w:ilvl="1">
-      <w:startOverride w:val="4"/>
+      <w:startOverride w:val="5"/>
     </w:lvlOverride>
     <w:lvlOverride w:ilvl="2">
-      <w:startOverride w:val="4"/>
+      <w:startOverride w:val="5"/>
     </w:lvlOverride>
     <w:lvlOverride w:ilvl="3">
-      <w:startOverride w:val="4"/>
+      <w:startOverride w:val="5"/>
     </w:lvlOverride>
     <w:lvlOverride w:ilvl="4">
-      <w:startOverride w:val="4"/>
+      <w:startOverride w:val="5"/>
     </w:lvlOverride>
     <w:lvlOverride w:ilvl="5">
-      <w:startOverride w:val="4"/>
+      <w:startOverride w:val="5"/>
     </w:lvlOverride>
     <w:lvlOverride w:ilvl="6">
-      <w:startOverride w:val="4"/>
+      <w:startOverride w:val="5"/>
     </w:lvlOverride>
     <w:lvlOverride w:ilvl="7">
-      <w:startOverride w:val="4"/>
+      <w:startOverride w:val="5"/>
     </w:lvlOverride>
     <w:lvlOverride w:ilvl="8">
-      <w:startOverride w:val="4"/>
+      <w:startOverride w:val="5"/>
     </w:lvlOverride>
   </w:num>
 </w:numbering>

--- a/dist/luan_an_ctu/00_phan_dau_vi.docx
+++ b/dist/luan_an_ctu/00_phan_dau_vi.docx
@@ -262,7 +262,7 @@
         <w:pStyle w:val="BodyText"/>
       </w:pPr>
       <w:r>
-        <w:t xml:space="preserve">Luận án sử dụng thiết kế hỗn hợp tổng hợp–thực nghiệm (mixed synthesis-empirical): (i) một phân tích tổng hợp (meta-analysis) ba tầng giai đoạn 1982–2026 với k = 238 nghiên cứu; và (ii) phân tích thực nghiệm dữ liệu doanh nghiệp từ Khảo sát Doanh nghiệp của Ngân hàng Thế giới (WBES) trên 49 nền kinh tế châu Á và Thái Bình Dương (mẫu phân tích chính N = 91.982 doanh nghiệp), bổ sung bằng các phân tích quốc gia chuyên sâu (Việt Nam, Singapore, Trung Quốc) và trường hợp biên là bảy nền kinh tế đảo nhỏ đang phát triển (SIDS) Thái Bình Dương.</w:t>
+        <w:t xml:space="preserve">Luận án sử dụng thiết kế hỗn hợp tổng hợp–thực nghiệm (mixed synthesis-empirical): (i) một phân tích tổng hợp (meta-analysis) ba tầng giai đoạn 1982–2026 với k = 238 nghiên cứu; và (ii) phân tích thực nghiệm dữ liệu doanh nghiệp từ Khảo sát Doanh nghiệp của Ngân hàng Thế giới (WBES) trên 49 nền kinh tế châu Á và Thái Bình Dương (mẫu phân tích chính N = 91.982 doanh nghiệp), bổ sung bằng các phân tích quốc gia chuyên sâu (Việt Nam, Singapore, Trung Quốc, Ấn Độ) và trường hợp biên là bảy nền kinh tế đảo nhỏ đang phát triển (SIDS) Thái Bình Dương.</w:t>
       </w:r>
     </w:p>
     <w:p>
@@ -334,7 +334,7 @@
         <w:pStyle w:val="BodyText"/>
       </w:pPr>
       <w:r>
-        <w:t xml:space="preserve">The study adopts a mixed synthesis-empirical design: (i) a three-level meta-analysis spanning 1982–2026 (k = 238 studies); and (ii) firm-level empirical analysis of World Bank Enterprise Survey (WBES) microdata across 49 Asian and Pacific economies (main analytic sample N = 91,982 firms), complemented by country-specific analyses (Vietnam, Singapore, China) and a boundary case of seven Pacific Small Island Developing States (SIDS).</w:t>
+        <w:t xml:space="preserve">The study adopts a mixed synthesis-empirical design: (i) a three-level meta-analysis spanning 1982–2026 (k = 238 studies); and (ii) firm-level empirical analysis of World Bank Enterprise Survey (WBES) microdata across 49 Asian and Pacific economies (main analytic sample N = 91,982 firms), complemented by country-specific analyses (Vietnam, Singapore, China, India) and a boundary case of seven Pacific Small Island Developing States (SIDS).</w:t>
       </w:r>
     </w:p>
     <w:p>
@@ -1809,7 +1809,7 @@
         <w:pStyle w:val="FirstParagraph"/>
       </w:pPr>
       <w:r>
-        <w:t xml:space="preserve">Luận án được phát triển gắn với chuỗi nghiên cứu thành phần (ký hiệu nội bộ P1–P8) của nghiên cứu sinh. Các công trình được phân tách rõ theo trạng thái công bố.</w:t>
+        <w:t xml:space="preserve">Luận án được phát triển gắn với chuỗi nghiên cứu thành phần (ký hiệu nội bộ P1–P9) của nghiên cứu sinh. Các công trình được phân tách rõ theo trạng thái công bố.</w:t>
       </w:r>
     </w:p>
     <w:p>
@@ -1905,7 +1905,30 @@
           <w:iCs/>
           <w:i/>
         </w:rPr>
-        <w:t xml:space="preserve">(Chương sách bình duyệt — bằng chứng country-level India về vai trò điều tiết của đặc điểm nhà quản trị cấp cao; gắn với tầng thượng tầng quản trị/H4 của luận án.)</w:t>
+        <w:t xml:space="preserve">(</w:t>
+      </w:r>
+      <w:r>
+        <w:rPr>
+          <w:bCs/>
+          <w:b/>
+          <w:iCs/>
+          <w:i/>
+        </w:rPr>
+        <w:t xml:space="preserve">P9</w:t>
+      </w:r>
+      <w:r>
+        <w:rPr>
+          <w:iCs/>
+          <w:i/>
+        </w:rPr>
+        <w:t xml:space="preserve"> </w:t>
+      </w:r>
+      <w:r>
+        <w:rPr>
+          <w:iCs/>
+          <w:i/>
+        </w:rPr>
+        <w:t xml:space="preserve">— đã công bố, dữ liệu đến 2025; bằng chứng country-level Ấn Độ (380 doanh nghiệp WBES, ước lượng FGLS) về vai trò điều tiết của đặc điểm nhà quản trị cấp cao — gắn với tầng thượng tầng quản trị/H4 của luận án.)</w:t>
       </w:r>
     </w:p>
     <w:p>
@@ -2131,7 +2154,7 @@
           <w:iCs/>
           <w:i/>
         </w:rPr>
-        <w:t xml:space="preserve">Ghi chú về liêm chính học thuật: Theo định hướng luận án kết hợp công trình thành phần, các nghiên cứu P1–P8 là một phần nội dung nghiên cứu của chính luận án; do đó trong các chương, chúng được dẫn chiếu bằng nhãn nội bộ (P1–P8) thay vì trích dẫn tác giả–năm. Các bản thảo ở mục B CHƯA được công bố/bình duyệt chính thức, không được diễn giải như bằng chứng đã qua bình duyệt độc lập; tên tạp chí mục tiêu chỉ được nêu chính thức sau khi bài được chấp nhận. NCS cập nhật trạng thái tại thời điểm bảo vệ.</w:t>
+        <w:t xml:space="preserve">Ghi chú về liêm chính học thuật: Theo định hướng luận án kết hợp công trình thành phần, các nghiên cứu P1–P9 là một phần nội dung nghiên cứu của chính luận án; do đó trong các chương, chúng được dẫn chiếu bằng nhãn nội bộ (P1–P9) thay vì trích dẫn tác giả–năm. Các bản thảo ở mục B CHƯA được công bố/bình duyệt chính thức, không được diễn giải như bằng chứng đã qua bình duyệt độc lập; tên tạp chí mục tiêu chỉ được nêu chính thức sau khi bài được chấp nhận. NCS cập nhật trạng thái tại thời điểm bảo vệ.</w:t>
       </w:r>
     </w:p>
     <w:p>

--- a/dist/luan_an_ctu/00_phan_dau_vi.docx
+++ b/dist/luan_an_ctu/00_phan_dau_vi.docx
@@ -1905,30 +1905,7 @@
           <w:iCs/>
           <w:i/>
         </w:rPr>
-        <w:t xml:space="preserve">(</w:t>
-      </w:r>
-      <w:r>
-        <w:rPr>
-          <w:bCs/>
-          <w:b/>
-          <w:iCs/>
-          <w:i/>
-        </w:rPr>
-        <w:t xml:space="preserve">P9</w:t>
-      </w:r>
-      <w:r>
-        <w:rPr>
-          <w:iCs/>
-          <w:i/>
-        </w:rPr>
-        <w:t xml:space="preserve"> </w:t>
-      </w:r>
-      <w:r>
-        <w:rPr>
-          <w:iCs/>
-          <w:i/>
-        </w:rPr>
-        <w:t xml:space="preserve">— đã công bố, dữ liệu đến 2025; bằng chứng country-level Ấn Độ (380 doanh nghiệp WBES, ước lượng FGLS) về vai trò điều tiết của đặc điểm nhà quản trị cấp cao — gắn với tầng thượng tầng quản trị/H4 của luận án.)</w:t>
+        <w:t xml:space="preserve">(Công trình tiền đề đã công bố về Ấn Độ — 380 doanh nghiệp WBES, ước lượng FGLS, lăng kính thượng tầng quản trị; được nghiên cứu thành phần P9 trích dẫn như prior author work.)</w:t>
       </w:r>
     </w:p>
     <w:p>
@@ -2143,6 +2120,44 @@
           <w:i/>
         </w:rPr>
         <w:t xml:space="preserve">[Bản thảo đang chỉnh sửa theo phản biện.]</w:t>
+      </w:r>
+    </w:p>
+    <w:p>
+      <w:pPr>
+        <w:numPr>
+          <w:ilvl w:val="0"/>
+          <w:numId w:val="1004"/>
+        </w:numPr>
+        <w:pStyle w:val="Compact"/>
+      </w:pPr>
+      <w:r>
+        <w:t xml:space="preserve">Nghiên cứu thành phần P9 — Ấn Độ: độ bền ngưỡng I–P qua thập kỷ chuyển đổi thể chế 2014–2025 (ba đợt WBES, ~29.000 doanh nghiệp; phát hiện sự</w:t>
+      </w:r>
+      <w:r>
+        <w:t xml:space="preserve"> </w:t>
+      </w:r>
+      <w:r>
+        <w:rPr>
+          <w:iCs/>
+          <w:i/>
+        </w:rPr>
+        <w:t xml:space="preserve">tan biến</w:t>
+      </w:r>
+      <w:r>
+        <w:t xml:space="preserve"> </w:t>
+      </w:r>
+      <w:r>
+        <w:t xml:space="preserve">điểm uốn chữ U ngược dưới áp lực cải cách thể chế và bão hòa hạ tầng số UPI). Đích: Management International Review (Springer)/IJOEM.</w:t>
+      </w:r>
+      <w:r>
+        <w:t xml:space="preserve"> </w:t>
+      </w:r>
+      <w:r>
+        <w:rPr>
+          <w:iCs/>
+          <w:i/>
+        </w:rPr>
+        <w:t xml:space="preserve">[Bản thảo đang bình duyệt.]</w:t>
       </w:r>
     </w:p>
     <w:p>

--- a/dist/luan_an_ctu/00_phan_dau_vi.docx
+++ b/dist/luan_an_ctu/00_phan_dau_vi.docx
@@ -30,7 +30,7 @@
         <w:t xml:space="preserve">─────────────────────────────────────────</w:t>
       </w:r>
     </w:p>
-    <w:bookmarkStart w:id="31" w:name="đỗ-thùy-hương"/>
+    <w:bookmarkStart w:id="32" w:name="đỗ-thùy-hương"/>
     <w:p>
       <w:pPr>
         <w:pStyle w:val="Heading1"/>
@@ -1795,7 +1795,7 @@
       </w:r>
     </w:p>
     <w:bookmarkEnd w:id="28"/>
-    <w:bookmarkStart w:id="30" w:name="X3131bb7fa4eac4deea1bc52d0a917d3422a5919"/>
+    <w:bookmarkStart w:id="31" w:name="X3131bb7fa4eac4deea1bc52d0a917d3422a5919"/>
     <w:p>
       <w:pPr>
         <w:pStyle w:val="Heading2"/>
@@ -1833,7 +1833,7 @@
         <w:pStyle w:val="Compact"/>
       </w:pPr>
       <w:r>
-        <w:t xml:space="preserve">Do, T. H., &amp; Phan, A. T. (2024, December).</w:t>
+        <w:t xml:space="preserve">Do, T. H., &amp; Phan, A. T. (2025). Internationalization and firm performance: A meta-analysis review. In</w:t>
       </w:r>
       <w:r>
         <w:t xml:space="preserve"> </w:t>
@@ -1843,13 +1843,10 @@
           <w:iCs/>
           <w:i/>
         </w:rPr>
-        <w:t xml:space="preserve">Internationalization and firm performance: A meta-analysis review</w:t>
-      </w:r>
-      <w:r>
-        <w:t xml:space="preserve"> </w:t>
-      </w:r>
-      <w:r>
-        <w:t xml:space="preserve">[Paper presentation]. The Sixth International Conference on Sustainable Development in Economics, Business, and Finance (ICBEF), Can Tho University, Vietnam.</w:t>
+        <w:t xml:space="preserve">Proceedings of the Sixth International Conference on Sustainable Development in Economics, Business, and Finance (ICBEF 2024)</w:t>
+      </w:r>
+      <w:r>
+        <w:t xml:space="preserve">. Can Tho University, Vietnam.</w:t>
       </w:r>
       <w:r>
         <w:t xml:space="preserve"> </w:t>
@@ -1859,7 +1856,7 @@
           <w:iCs/>
           <w:i/>
         </w:rPr>
-        <w:t xml:space="preserve">(Cơ sở baseline meta-analysis — P1/P2.)</w:t>
+        <w:t xml:space="preserve">(Cơ sở baseline meta-analysis — k = 113; nền tảng cho P1/P2/P6.)</w:t>
       </w:r>
     </w:p>
     <w:p>
@@ -2166,6 +2163,134 @@
       </w:pPr>
       <w:r>
         <w:rPr>
+          <w:bCs/>
+          <w:b/>
+        </w:rPr>
+        <w:t xml:space="preserve">C. Công trình liên quan khác đã công bố (cùng hướng quốc tế hóa–hiệu quả, được trích dẫn trong luận án)</w:t>
+      </w:r>
+    </w:p>
+    <w:p>
+      <w:pPr>
+        <w:numPr>
+          <w:ilvl w:val="0"/>
+          <w:numId w:val="1005"/>
+        </w:numPr>
+        <w:pStyle w:val="Compact"/>
+      </w:pPr>
+      <w:r>
+        <w:t xml:space="preserve">Phan, A. T., Do, T. H., &amp; Phan, M. T. (2020). The moderating effects of managers' experience and gender on internationalization and firm performance of manufacturing enterprises in Turkey.</w:t>
+      </w:r>
+      <w:r>
+        <w:t xml:space="preserve"> </w:t>
+      </w:r>
+      <w:r>
+        <w:rPr>
+          <w:iCs/>
+          <w:i/>
+        </w:rPr>
+        <w:t xml:space="preserve">Accounting, 6</w:t>
+      </w:r>
+      <w:r>
+        <w:t xml:space="preserve">(7), 1209–1216.</w:t>
+      </w:r>
+      <w:r>
+        <w:t xml:space="preserve"> </w:t>
+      </w:r>
+      <w:hyperlink r:id="rId30">
+        <w:r>
+          <w:rPr>
+            <w:rStyle w:val="Hyperlink"/>
+          </w:rPr>
+          <w:t xml:space="preserve">https://doi.org/10.5267/j.ac.2020.9.006</w:t>
+        </w:r>
+      </w:hyperlink>
+      <w:r>
+        <w:t xml:space="preserve"> </w:t>
+      </w:r>
+      <w:r>
+        <w:rPr>
+          <w:iCs/>
+          <w:i/>
+        </w:rPr>
+        <w:t xml:space="preserve">(Thổ Nhĩ Kỳ — nền tảng từ luận văn thạc sĩ về điều tiết của đặc điểm nhà quản trị; được trích ở H4.)</w:t>
+      </w:r>
+    </w:p>
+    <w:p>
+      <w:pPr>
+        <w:numPr>
+          <w:ilvl w:val="0"/>
+          <w:numId w:val="1005"/>
+        </w:numPr>
+        <w:pStyle w:val="Compact"/>
+      </w:pPr>
+      <w:r>
+        <w:t xml:space="preserve">Le, K. N., Do, T. H., &amp; Phan, A. T. (2021). Internationalization and Turkish manufacturing firm performance: Does managerial personality matter?</w:t>
+      </w:r>
+      <w:r>
+        <w:t xml:space="preserve"> </w:t>
+      </w:r>
+      <w:r>
+        <w:rPr>
+          <w:iCs/>
+          <w:i/>
+        </w:rPr>
+        <w:t xml:space="preserve">[Tên ấn phẩm — NCS xác nhận]</w:t>
+      </w:r>
+      <w:r>
+        <w:t xml:space="preserve">.</w:t>
+      </w:r>
+      <w:r>
+        <w:t xml:space="preserve"> </w:t>
+      </w:r>
+      <w:r>
+        <w:rPr>
+          <w:iCs/>
+          <w:i/>
+        </w:rPr>
+        <w:t xml:space="preserve">(Thổ Nhĩ Kỳ — tính cách nhà quản trị.)</w:t>
+      </w:r>
+    </w:p>
+    <w:p>
+      <w:pPr>
+        <w:numPr>
+          <w:ilvl w:val="0"/>
+          <w:numId w:val="1005"/>
+        </w:numPr>
+        <w:pStyle w:val="Compact"/>
+      </w:pPr>
+      <w:r>
+        <w:t xml:space="preserve">Phan, A. T., Van Song, N., Van Tien, D., Van Ha, T., Tiep, N. C., Thang, D. Q., et al. (2021). The moderating effects of the manager's characteristics and financial obstacles on internationalization and firm performance in Poland.</w:t>
+      </w:r>
+      <w:r>
+        <w:t xml:space="preserve"> </w:t>
+      </w:r>
+      <w:r>
+        <w:rPr>
+          <w:iCs/>
+          <w:i/>
+        </w:rPr>
+        <w:t xml:space="preserve">PalArch's Journal of Archaeology of Egypt/Egyptology, 18</w:t>
+      </w:r>
+      <w:r>
+        <w:t xml:space="preserve">(4), 4063–4081.</w:t>
+      </w:r>
+      <w:r>
+        <w:t xml:space="preserve"> </w:t>
+      </w:r>
+      <w:r>
+        <w:rPr>
+          <w:iCs/>
+          <w:i/>
+        </w:rPr>
+        <w:t xml:space="preserve">(Ba Lan — đặc điểm nhà quản trị và rào cản tài chính điều tiết I–P; được trích ở H4.)</w:t>
+      </w:r>
+    </w:p>
+    <w:p>
+      <w:pPr>
+        <w:pStyle w:val="FirstParagraph"/>
+      </w:pPr>
+      <w:r>
+        <w:rPr>
           <w:iCs/>
           <w:i/>
         </w:rPr>
@@ -2179,8 +2304,8 @@
         </w:pict>
       </w:r>
     </w:p>
-    <w:bookmarkEnd w:id="30"/>
     <w:bookmarkEnd w:id="31"/>
+    <w:bookmarkEnd w:id="32"/>
     <w:sectPr>
       <w:pgSz w:h="16838" w:w="11906"/>
       <w:pgMar w:bottom="1134" w:left="1701" w:right="1134" w:top="1134"/>
@@ -2528,6 +2653,91 @@
     </w:lvl>
     <w:lvl w:ilvl="8">
       <w:start w:val="5"/>
+      <w:numFmt w:val="decimal"/>
+      <w:lvlText w:val="%9."/>
+      <w:lvlJc w:val="left"/>
+      <w:pPr>
+        <w:ind w:left="6480" w:hanging="480"/>
+      </w:pPr>
+    </w:lvl>
+  </w:abstractNum>
+  <w:abstractNum w:abstractNumId="994112">
+    <w:nsid w:val="A994112"/>
+    <w:multiLevelType w:val="multilevel"/>
+    <w:lvl w:ilvl="0">
+      <w:start w:val="12"/>
+      <w:numFmt w:val="decimal"/>
+      <w:lvlText w:val="%1."/>
+      <w:lvlJc w:val="left"/>
+      <w:pPr>
+        <w:ind w:left="720" w:hanging="480"/>
+      </w:pPr>
+    </w:lvl>
+    <w:lvl w:ilvl="1">
+      <w:start w:val="12"/>
+      <w:numFmt w:val="decimal"/>
+      <w:lvlText w:val="%2."/>
+      <w:lvlJc w:val="left"/>
+      <w:pPr>
+        <w:ind w:left="1440" w:hanging="480"/>
+      </w:pPr>
+    </w:lvl>
+    <w:lvl w:ilvl="2">
+      <w:start w:val="12"/>
+      <w:numFmt w:val="decimal"/>
+      <w:lvlText w:val="%3."/>
+      <w:lvlJc w:val="left"/>
+      <w:pPr>
+        <w:ind w:left="2160" w:hanging="480"/>
+      </w:pPr>
+    </w:lvl>
+    <w:lvl w:ilvl="3">
+      <w:start w:val="12"/>
+      <w:numFmt w:val="decimal"/>
+      <w:lvlText w:val="%4."/>
+      <w:lvlJc w:val="left"/>
+      <w:pPr>
+        <w:ind w:left="2880" w:hanging="480"/>
+      </w:pPr>
+    </w:lvl>
+    <w:lvl w:ilvl="4">
+      <w:start w:val="12"/>
+      <w:numFmt w:val="decimal"/>
+      <w:lvlText w:val="%5."/>
+      <w:lvlJc w:val="left"/>
+      <w:pPr>
+        <w:ind w:left="3600" w:hanging="480"/>
+      </w:pPr>
+    </w:lvl>
+    <w:lvl w:ilvl="5">
+      <w:start w:val="12"/>
+      <w:numFmt w:val="decimal"/>
+      <w:lvlText w:val="%6."/>
+      <w:lvlJc w:val="left"/>
+      <w:pPr>
+        <w:ind w:left="4320" w:hanging="480"/>
+      </w:pPr>
+    </w:lvl>
+    <w:lvl w:ilvl="6">
+      <w:start w:val="12"/>
+      <w:numFmt w:val="decimal"/>
+      <w:lvlText w:val="%7."/>
+      <w:lvlJc w:val="left"/>
+      <w:pPr>
+        <w:ind w:left="5040" w:hanging="480"/>
+      </w:pPr>
+    </w:lvl>
+    <w:lvl w:ilvl="7">
+      <w:start w:val="12"/>
+      <w:numFmt w:val="decimal"/>
+      <w:lvlText w:val="%8."/>
+      <w:lvlJc w:val="left"/>
+      <w:pPr>
+        <w:ind w:left="5760" w:hanging="480"/>
+      </w:pPr>
+    </w:lvl>
+    <w:lvl w:ilvl="8">
+      <w:start w:val="12"/>
       <w:numFmt w:val="decimal"/>
       <w:lvlText w:val="%9."/>
       <w:lvlJc w:val="left"/>
@@ -2603,6 +2813,36 @@
     </w:lvlOverride>
     <w:lvlOverride w:ilvl="8">
       <w:startOverride w:val="5"/>
+    </w:lvlOverride>
+  </w:num>
+  <w:num w:numId="1005">
+    <w:abstractNumId w:val="994112"/>
+    <w:lvlOverride w:ilvl="0">
+      <w:startOverride w:val="12"/>
+    </w:lvlOverride>
+    <w:lvlOverride w:ilvl="1">
+      <w:startOverride w:val="12"/>
+    </w:lvlOverride>
+    <w:lvlOverride w:ilvl="2">
+      <w:startOverride w:val="12"/>
+    </w:lvlOverride>
+    <w:lvlOverride w:ilvl="3">
+      <w:startOverride w:val="12"/>
+    </w:lvlOverride>
+    <w:lvlOverride w:ilvl="4">
+      <w:startOverride w:val="12"/>
+    </w:lvlOverride>
+    <w:lvlOverride w:ilvl="5">
+      <w:startOverride w:val="12"/>
+    </w:lvlOverride>
+    <w:lvlOverride w:ilvl="6">
+      <w:startOverride w:val="12"/>
+    </w:lvlOverride>
+    <w:lvlOverride w:ilvl="7">
+      <w:startOverride w:val="12"/>
+    </w:lvlOverride>
+    <w:lvlOverride w:ilvl="8">
+      <w:startOverride w:val="12"/>
     </w:lvlOverride>
   </w:num>
 </w:numbering>

--- a/dist/luan_an_ctu/00_phan_dau_vi.docx
+++ b/dist/luan_an_ctu/00_phan_dau_vi.docx
@@ -2212,7 +2212,30 @@
           <w:iCs/>
           <w:i/>
         </w:rPr>
-        <w:t xml:space="preserve">(Thổ Nhĩ Kỳ — nền tảng từ luận văn thạc sĩ về điều tiết của đặc điểm nhà quản trị; được trích ở H4.)</w:t>
+        <w:t xml:space="preserve">(Thổ Nhĩ Kỳ — bài báo</w:t>
+      </w:r>
+      <w:r>
+        <w:rPr>
+          <w:iCs/>
+          <w:i/>
+        </w:rPr>
+        <w:t xml:space="preserve"> </w:t>
+      </w:r>
+      <w:r>
+        <w:rPr>
+          <w:bCs/>
+          <w:b/>
+          <w:iCs/>
+          <w:i/>
+        </w:rPr>
+        <w:t xml:space="preserve">phát triển từ luận văn thạc sĩ của NCS</w:t>
+      </w:r>
+      <w:r>
+        <w:rPr>
+          <w:iCs/>
+          <w:i/>
+        </w:rPr>
+        <w:t xml:space="preserve">; điều tiết của kinh nghiệm và giới tính nhà quản trị lên I–P; 5 trích dẫn; được trích ở H4.)</w:t>
       </w:r>
     </w:p>
     <w:p>
@@ -2282,7 +2305,7 @@
           <w:iCs/>
           <w:i/>
         </w:rPr>
-        <w:t xml:space="preserve">(Ba Lan — đặc điểm nhà quản trị và rào cản tài chính điều tiết I–P; được trích ở H4.)</w:t>
+        <w:t xml:space="preserve">(Ba Lan — đặc điểm nhà quản trị và rào cản tài chính điều tiết I–P; 2 trích dẫn; được trích ở H4. NCS bổ sung đầy đủ danh sách tác giả từ bản gốc — Google Scholar rút gọn bằng "…".)</w:t>
       </w:r>
     </w:p>
     <w:p>

--- a/dist/luan_an_ctu/00_phan_dau_vi.docx
+++ b/dist/luan_an_ctu/00_phan_dau_vi.docx
@@ -30,7 +30,7 @@
         <w:t xml:space="preserve">─────────────────────────────────────────</w:t>
       </w:r>
     </w:p>
-    <w:bookmarkStart w:id="32" w:name="đỗ-thùy-hương"/>
+    <w:bookmarkStart w:id="31" w:name="đỗ-thùy-hương"/>
     <w:p>
       <w:pPr>
         <w:pStyle w:val="Heading1"/>
@@ -1795,7 +1795,7 @@
       </w:r>
     </w:p>
     <w:bookmarkEnd w:id="28"/>
-    <w:bookmarkStart w:id="31" w:name="X3131bb7fa4eac4deea1bc52d0a917d3422a5919"/>
+    <w:bookmarkStart w:id="30" w:name="X3131bb7fa4eac4deea1bc52d0a917d3422a5919"/>
     <w:p>
       <w:pPr>
         <w:pStyle w:val="Heading2"/>
@@ -2163,157 +2163,6 @@
       </w:pPr>
       <w:r>
         <w:rPr>
-          <w:bCs/>
-          <w:b/>
-        </w:rPr>
-        <w:t xml:space="preserve">C. Công trình liên quan khác đã công bố (cùng hướng quốc tế hóa–hiệu quả, được trích dẫn trong luận án)</w:t>
-      </w:r>
-    </w:p>
-    <w:p>
-      <w:pPr>
-        <w:numPr>
-          <w:ilvl w:val="0"/>
-          <w:numId w:val="1005"/>
-        </w:numPr>
-        <w:pStyle w:val="Compact"/>
-      </w:pPr>
-      <w:r>
-        <w:t xml:space="preserve">Phan, A. T., Do, T. H., &amp; Phan, M. T. (2020). The moderating effects of managers' experience and gender on internationalization and firm performance of manufacturing enterprises in Turkey.</w:t>
-      </w:r>
-      <w:r>
-        <w:t xml:space="preserve"> </w:t>
-      </w:r>
-      <w:r>
-        <w:rPr>
-          <w:iCs/>
-          <w:i/>
-        </w:rPr>
-        <w:t xml:space="preserve">Accounting, 6</w:t>
-      </w:r>
-      <w:r>
-        <w:t xml:space="preserve">(7), 1209–1216.</w:t>
-      </w:r>
-      <w:r>
-        <w:t xml:space="preserve"> </w:t>
-      </w:r>
-      <w:hyperlink r:id="rId30">
-        <w:r>
-          <w:rPr>
-            <w:rStyle w:val="Hyperlink"/>
-          </w:rPr>
-          <w:t xml:space="preserve">https://doi.org/10.5267/j.ac.2020.9.006</w:t>
-        </w:r>
-      </w:hyperlink>
-      <w:r>
-        <w:t xml:space="preserve"> </w:t>
-      </w:r>
-      <w:r>
-        <w:rPr>
-          <w:iCs/>
-          <w:i/>
-        </w:rPr>
-        <w:t xml:space="preserve">(Thổ Nhĩ Kỳ — bài báo</w:t>
-      </w:r>
-      <w:r>
-        <w:rPr>
-          <w:iCs/>
-          <w:i/>
-        </w:rPr>
-        <w:t xml:space="preserve"> </w:t>
-      </w:r>
-      <w:r>
-        <w:rPr>
-          <w:bCs/>
-          <w:b/>
-          <w:iCs/>
-          <w:i/>
-        </w:rPr>
-        <w:t xml:space="preserve">phát triển từ luận văn thạc sĩ của NCS</w:t>
-      </w:r>
-      <w:r>
-        <w:rPr>
-          <w:iCs/>
-          <w:i/>
-        </w:rPr>
-        <w:t xml:space="preserve">; điều tiết của kinh nghiệm và giới tính nhà quản trị lên I–P; 5 trích dẫn; được trích ở H4.)</w:t>
-      </w:r>
-    </w:p>
-    <w:p>
-      <w:pPr>
-        <w:numPr>
-          <w:ilvl w:val="0"/>
-          <w:numId w:val="1005"/>
-        </w:numPr>
-        <w:pStyle w:val="Compact"/>
-      </w:pPr>
-      <w:r>
-        <w:t xml:space="preserve">Le, K. N., Do, T. H., &amp; Phan, A. T. (2021). Internationalization and Turkish manufacturing firm performance: Does managerial personality matter?</w:t>
-      </w:r>
-      <w:r>
-        <w:t xml:space="preserve"> </w:t>
-      </w:r>
-      <w:r>
-        <w:rPr>
-          <w:iCs/>
-          <w:i/>
-        </w:rPr>
-        <w:t xml:space="preserve">[Tên ấn phẩm — NCS xác nhận]</w:t>
-      </w:r>
-      <w:r>
-        <w:t xml:space="preserve">.</w:t>
-      </w:r>
-      <w:r>
-        <w:t xml:space="preserve"> </w:t>
-      </w:r>
-      <w:r>
-        <w:rPr>
-          <w:iCs/>
-          <w:i/>
-        </w:rPr>
-        <w:t xml:space="preserve">(Thổ Nhĩ Kỳ — tính cách nhà quản trị.)</w:t>
-      </w:r>
-    </w:p>
-    <w:p>
-      <w:pPr>
-        <w:numPr>
-          <w:ilvl w:val="0"/>
-          <w:numId w:val="1005"/>
-        </w:numPr>
-        <w:pStyle w:val="Compact"/>
-      </w:pPr>
-      <w:r>
-        <w:t xml:space="preserve">Phan, A. T., Van Song, N., Van Tien, D., Van Ha, T., Tiep, N. C., Thang, D. Q., et al. (2021). The moderating effects of the manager's characteristics and financial obstacles on internationalization and firm performance in Poland.</w:t>
-      </w:r>
-      <w:r>
-        <w:t xml:space="preserve"> </w:t>
-      </w:r>
-      <w:r>
-        <w:rPr>
-          <w:iCs/>
-          <w:i/>
-        </w:rPr>
-        <w:t xml:space="preserve">PalArch's Journal of Archaeology of Egypt/Egyptology, 18</w:t>
-      </w:r>
-      <w:r>
-        <w:t xml:space="preserve">(4), 4063–4081.</w:t>
-      </w:r>
-      <w:r>
-        <w:t xml:space="preserve"> </w:t>
-      </w:r>
-      <w:r>
-        <w:rPr>
-          <w:iCs/>
-          <w:i/>
-        </w:rPr>
-        <w:t xml:space="preserve">(Ba Lan — đặc điểm nhà quản trị và rào cản tài chính điều tiết I–P; 2 trích dẫn; được trích ở H4. NCS bổ sung đầy đủ danh sách tác giả từ bản gốc — Google Scholar rút gọn bằng "…".)</w:t>
-      </w:r>
-    </w:p>
-    <w:p>
-      <w:pPr>
-        <w:pStyle w:val="FirstParagraph"/>
-      </w:pPr>
-      <w:r>
-        <w:rPr>
           <w:iCs/>
           <w:i/>
         </w:rPr>
@@ -2327,8 +2176,8 @@
         </w:pict>
       </w:r>
     </w:p>
+    <w:bookmarkEnd w:id="30"/>
     <w:bookmarkEnd w:id="31"/>
-    <w:bookmarkEnd w:id="32"/>
     <w:sectPr>
       <w:pgSz w:h="16838" w:w="11906"/>
       <w:pgMar w:bottom="1134" w:left="1701" w:right="1134" w:top="1134"/>
@@ -2676,91 +2525,6 @@
     </w:lvl>
     <w:lvl w:ilvl="8">
       <w:start w:val="5"/>
-      <w:numFmt w:val="decimal"/>
-      <w:lvlText w:val="%9."/>
-      <w:lvlJc w:val="left"/>
-      <w:pPr>
-        <w:ind w:left="6480" w:hanging="480"/>
-      </w:pPr>
-    </w:lvl>
-  </w:abstractNum>
-  <w:abstractNum w:abstractNumId="994112">
-    <w:nsid w:val="A994112"/>
-    <w:multiLevelType w:val="multilevel"/>
-    <w:lvl w:ilvl="0">
-      <w:start w:val="12"/>
-      <w:numFmt w:val="decimal"/>
-      <w:lvlText w:val="%1."/>
-      <w:lvlJc w:val="left"/>
-      <w:pPr>
-        <w:ind w:left="720" w:hanging="480"/>
-      </w:pPr>
-    </w:lvl>
-    <w:lvl w:ilvl="1">
-      <w:start w:val="12"/>
-      <w:numFmt w:val="decimal"/>
-      <w:lvlText w:val="%2."/>
-      <w:lvlJc w:val="left"/>
-      <w:pPr>
-        <w:ind w:left="1440" w:hanging="480"/>
-      </w:pPr>
-    </w:lvl>
-    <w:lvl w:ilvl="2">
-      <w:start w:val="12"/>
-      <w:numFmt w:val="decimal"/>
-      <w:lvlText w:val="%3."/>
-      <w:lvlJc w:val="left"/>
-      <w:pPr>
-        <w:ind w:left="2160" w:hanging="480"/>
-      </w:pPr>
-    </w:lvl>
-    <w:lvl w:ilvl="3">
-      <w:start w:val="12"/>
-      <w:numFmt w:val="decimal"/>
-      <w:lvlText w:val="%4."/>
-      <w:lvlJc w:val="left"/>
-      <w:pPr>
-        <w:ind w:left="2880" w:hanging="480"/>
-      </w:pPr>
-    </w:lvl>
-    <w:lvl w:ilvl="4">
-      <w:start w:val="12"/>
-      <w:numFmt w:val="decimal"/>
-      <w:lvlText w:val="%5."/>
-      <w:lvlJc w:val="left"/>
-      <w:pPr>
-        <w:ind w:left="3600" w:hanging="480"/>
-      </w:pPr>
-    </w:lvl>
-    <w:lvl w:ilvl="5">
-      <w:start w:val="12"/>
-      <w:numFmt w:val="decimal"/>
-      <w:lvlText w:val="%6."/>
-      <w:lvlJc w:val="left"/>
-      <w:pPr>
-        <w:ind w:left="4320" w:hanging="480"/>
-      </w:pPr>
-    </w:lvl>
-    <w:lvl w:ilvl="6">
-      <w:start w:val="12"/>
-      <w:numFmt w:val="decimal"/>
-      <w:lvlText w:val="%7."/>
-      <w:lvlJc w:val="left"/>
-      <w:pPr>
-        <w:ind w:left="5040" w:hanging="480"/>
-      </w:pPr>
-    </w:lvl>
-    <w:lvl w:ilvl="7">
-      <w:start w:val="12"/>
-      <w:numFmt w:val="decimal"/>
-      <w:lvlText w:val="%8."/>
-      <w:lvlJc w:val="left"/>
-      <w:pPr>
-        <w:ind w:left="5760" w:hanging="480"/>
-      </w:pPr>
-    </w:lvl>
-    <w:lvl w:ilvl="8">
-      <w:start w:val="12"/>
       <w:numFmt w:val="decimal"/>
       <w:lvlText w:val="%9."/>
       <w:lvlJc w:val="left"/>
@@ -2836,36 +2600,6 @@
     </w:lvlOverride>
     <w:lvlOverride w:ilvl="8">
       <w:startOverride w:val="5"/>
-    </w:lvlOverride>
-  </w:num>
-  <w:num w:numId="1005">
-    <w:abstractNumId w:val="994112"/>
-    <w:lvlOverride w:ilvl="0">
-      <w:startOverride w:val="12"/>
-    </w:lvlOverride>
-    <w:lvlOverride w:ilvl="1">
-      <w:startOverride w:val="12"/>
-    </w:lvlOverride>
-    <w:lvlOverride w:ilvl="2">
-      <w:startOverride w:val="12"/>
-    </w:lvlOverride>
-    <w:lvlOverride w:ilvl="3">
-      <w:startOverride w:val="12"/>
-    </w:lvlOverride>
-    <w:lvlOverride w:ilvl="4">
-      <w:startOverride w:val="12"/>
-    </w:lvlOverride>
-    <w:lvlOverride w:ilvl="5">
-      <w:startOverride w:val="12"/>
-    </w:lvlOverride>
-    <w:lvlOverride w:ilvl="6">
-      <w:startOverride w:val="12"/>
-    </w:lvlOverride>
-    <w:lvlOverride w:ilvl="7">
-      <w:startOverride w:val="12"/>
-    </w:lvlOverride>
-    <w:lvlOverride w:ilvl="8">
-      <w:startOverride w:val="12"/>
     </w:lvlOverride>
   </w:num>
 </w:numbering>

--- a/dist/luan_an_ctu/00_phan_dau_vi.docx
+++ b/dist/luan_an_ctu/00_phan_dau_vi.docx
@@ -30,7 +30,7 @@
         <w:t xml:space="preserve">─────────────────────────────────────────</w:t>
       </w:r>
     </w:p>
-    <w:bookmarkStart w:id="31" w:name="đỗ-thùy-hương"/>
+    <w:bookmarkStart w:id="21" w:name="đỗ-thùy-hương"/>
     <w:p>
       <w:pPr>
         <w:pStyle w:val="Heading1"/>
@@ -114,6 +114,8 @@
         <w:t xml:space="preserve">Cần Thơ, năm 2026</w:t>
       </w:r>
     </w:p>
+    <w:bookmarkEnd w:id="20"/>
+    <w:bookmarkEnd w:id="21"/>
     <w:p>
       <w:r>
         <w:pict>
@@ -121,8 +123,7 @@
         </w:pict>
       </w:r>
     </w:p>
-    <w:bookmarkEnd w:id="20"/>
-    <w:bookmarkStart w:id="21" w:name="lời-cam-đoan"/>
+    <w:bookmarkStart w:id="22" w:name="lời-cam-đoan"/>
     <w:p>
       <w:pPr>
         <w:pStyle w:val="Heading2"/>
@@ -210,8 +211,8 @@
         </w:pict>
       </w:r>
     </w:p>
-    <w:bookmarkEnd w:id="21"/>
-    <w:bookmarkStart w:id="22" w:name="lời-cảm-ơn"/>
+    <w:bookmarkEnd w:id="22"/>
+    <w:bookmarkStart w:id="23" w:name="lời-cảm-ơn"/>
     <w:p>
       <w:pPr>
         <w:pStyle w:val="Heading2"/>
@@ -239,8 +240,8 @@
         </w:pict>
       </w:r>
     </w:p>
-    <w:bookmarkEnd w:id="22"/>
-    <w:bookmarkStart w:id="23" w:name="tóm-tắt"/>
+    <w:bookmarkEnd w:id="23"/>
+    <w:bookmarkStart w:id="24" w:name="tóm-tắt"/>
     <w:p>
       <w:pPr>
         <w:pStyle w:val="Heading2"/>
@@ -270,7 +271,22 @@
         <w:pStyle w:val="BodyText"/>
       </w:pPr>
       <w:r>
-        <w:t xml:space="preserve">Kết quả chính: (1) quan hệ I–P có dạng phi tuyến chữ U ngược, nhưng điểm uốn (turning point) không cố định mà giảm dần theo chất lượng thể chế — từ khoảng 55% cường độ xuất khẩu ở các nền kinh tế thể chế yếu xuống khoảng 28% ở các nền kinh tế thể chế mạnh; (2) TCI là năng lực nền tảng nâng mặt bằng hiệu quả phổ quát, trong khi DAI là nguồn lực tình huống làm thay đổi độ cong đường quan hệ và phát huy mạnh hơn ở môi trường thể chế yếu (hiệu ứng "lá chắn số"); (3) tại nhóm SIDS, quan hệ I–P chuyển thành âm đơn điệu không có điểm uốn — hiện tượng được luận án đặt tên là</w:t>
+        <w:t xml:space="preserve">Kết quả chính: (1) quan hệ I–P có dạng phi tuyến chữ U ngược, nhưng điểm uốn (turning point) không cố định mà giảm dần theo chất lượng thể chế — từ khoảng 55% cường độ xuất khẩu ở các nền kinh tế thể chế yếu xuống khoảng 28% ở các nền kinh tế thể chế mạnh; (2) TCI là năng lực nền tảng nâng mặt bằng hiệu quả phổ quát, trong khi DAI là nguồn lực tình huống làm thay đổi độ cong đường quan hệ và phát huy mạnh hơn ở môi trường thể chế yếu (hiệu ứng</w:t>
+      </w:r>
+      <w:r>
+        <w:t xml:space="preserve"> </w:t>
+      </w:r>
+      <w:r>
+        <w:t xml:space="preserve">“</w:t>
+      </w:r>
+      <w:r>
+        <w:t xml:space="preserve">lá chắn số</w:t>
+      </w:r>
+      <w:r>
+        <w:t xml:space="preserve">”</w:t>
+      </w:r>
+      <w:r>
+        <w:t xml:space="preserve">); (3) tại nhóm SIDS, quan hệ I–P chuyển thành âm đơn điệu không có điểm uốn — hiện tượng được luận án đặt tên là</w:t>
       </w:r>
       <w:r>
         <w:t xml:space="preserve"> </w:t>
@@ -311,8 +327,8 @@
         </w:pict>
       </w:r>
     </w:p>
-    <w:bookmarkEnd w:id="23"/>
-    <w:bookmarkStart w:id="24" w:name="abstract"/>
+    <w:bookmarkEnd w:id="24"/>
+    <w:bookmarkStart w:id="25" w:name="abstract"/>
     <w:p>
       <w:pPr>
         <w:pStyle w:val="Heading2"/>
@@ -342,7 +358,25 @@
         <w:pStyle w:val="BodyText"/>
       </w:pPr>
       <w:r>
-        <w:t xml:space="preserve">Key findings: (1) the I–P relationship is inverted-U shaped, but the turning point is not fixed — it declines with institutional quality, from roughly 55% export intensity in weak-institution economies to about 28% in strong-institution economies; (2) TCI is a foundational capability that universally shifts the performance level, whereas DAI is a situational resource that reshapes the curve and is most effective in weaker institutional environments (a "digital shield" effect); (3) in the SIDS group the relationship becomes monotonically negative with no turning point — a phenomenon the dissertation names the</w:t>
+        <w:t xml:space="preserve">Key findings: (1) the I–P relationship is inverted-U shaped, but the turning point is not fixed — it declines with institutional quality, from roughly 55% export intensity in weak-institution economies to about 28% in strong-institution economies; (2) TCI is a foundational capability that universally shifts the performance level, whereas DAI is a situational resource that reshapes the curve and is most effective in weaker institutional environments (a</w:t>
+      </w:r>
+      <w:r>
+        <w:t xml:space="preserve"> </w:t>
+      </w:r>
+      <w:r>
+        <w:t xml:space="preserve">“</w:t>
+      </w:r>
+      <w:r>
+        <w:t xml:space="preserve">digital shield</w:t>
+      </w:r>
+      <w:r>
+        <w:t xml:space="preserve">”</w:t>
+      </w:r>
+      <w:r>
+        <w:t xml:space="preserve"> </w:t>
+      </w:r>
+      <w:r>
+        <w:t xml:space="preserve">effect); (3) in the SIDS group the relationship becomes monotonically negative with no turning point — a phenomenon the dissertation names the</w:t>
       </w:r>
       <w:r>
         <w:t xml:space="preserve"> </w:t>
@@ -383,8 +417,8 @@
         </w:pict>
       </w:r>
     </w:p>
-    <w:bookmarkEnd w:id="24"/>
-    <w:bookmarkStart w:id="25" w:name="mục-lục"/>
+    <w:bookmarkEnd w:id="25"/>
+    <w:bookmarkStart w:id="26" w:name="mục-lục"/>
     <w:p>
       <w:pPr>
         <w:pStyle w:val="Heading2"/>
@@ -496,8 +530,8 @@
         </w:pict>
       </w:r>
     </w:p>
-    <w:bookmarkEnd w:id="25"/>
-    <w:bookmarkStart w:id="26" w:name="danh-mục-từ-viết-tắt"/>
+    <w:bookmarkEnd w:id="26"/>
+    <w:bookmarkStart w:id="27" w:name="danh-mục-từ-viết-tắt"/>
     <w:p>
       <w:pPr>
         <w:pStyle w:val="Heading2"/>
@@ -509,7 +543,7 @@
     <w:tbl>
       <w:tblPr>
         <w:tblStyle w:val="Table"/>
-        <w:tblW w:type="auto" w:w="0"/>
+        <w:tblW w:type="pct" w:w="5000"/>
         <w:tblLook w:firstRow="1" w:lastRow="0" w:firstColumn="0" w:lastColumn="0" w:noHBand="0" w:noVBand="0" w:val="0020"/>
         <w:jc w:val="start"/>
       </w:tblPr>
@@ -1707,8 +1741,8 @@
         </w:pict>
       </w:r>
     </w:p>
-    <w:bookmarkEnd w:id="26"/>
-    <w:bookmarkStart w:id="27" w:name="danh-mục-bảng"/>
+    <w:bookmarkEnd w:id="27"/>
+    <w:bookmarkStart w:id="28" w:name="danh-mục-bảng"/>
     <w:p>
       <w:pPr>
         <w:pStyle w:val="Heading2"/>
@@ -1723,14 +1757,92 @@
       </w:pPr>
       <w:r>
         <w:rPr>
-          <w:iCs/>
-          <w:i/>
+          <w:bCs/>
+          <w:b/>
         </w:rPr>
-        <w:t xml:space="preserve">(Tự động cập nhật. Ví dụ: Bảng 4.1 — Phân tán năng suất lao động và đặc điểm quốc tế hóa theo phân nhóm con ICRV; Bảng 4.2 — Đổi mới sáng tạo và chấp nhận số theo phân nhóm con ICRV; Bảng định nghĩa biến cho từng nghiên cứu thành phần ở Chương 3; Bảng tổng hợp kết quả theo hệ giả thuyết §4.8.)</w:t>
-      </w:r>
-    </w:p>
-    <w:bookmarkEnd w:id="27"/>
-    <w:bookmarkStart w:id="28" w:name="danh-mục-hình"/>
+        <w:t xml:space="preserve">Bảng đánh số:</w:t>
+      </w:r>
+      <w:r>
+        <w:t xml:space="preserve"> </w:t>
+      </w:r>
+      <w:r>
+        <w:t xml:space="preserve">- Bảng 2.1. Ánh xạ nghiên cứu thành phần — chương — giả thuyết (Chương 2)</w:t>
+      </w:r>
+      <w:r>
+        <w:t xml:space="preserve"> </w:t>
+      </w:r>
+      <w:r>
+        <w:t xml:space="preserve">- Bảng 4.1. Phân tán năng suất lao động và đặc điểm quốc tế hóa theo phân nhóm con ICRV (Chương 4, §4.1)</w:t>
+      </w:r>
+      <w:r>
+        <w:t xml:space="preserve"> </w:t>
+      </w:r>
+      <w:r>
+        <w:t xml:space="preserve">- Bảng 4.2. Đổi mới sáng tạo và chấp nhận số theo phân nhóm con ICRV (%) (Chương 4, §4.1)</w:t>
+      </w:r>
+      <w:r>
+        <w:t xml:space="preserve"> </w:t>
+      </w:r>
+      <w:r>
+        <w:t xml:space="preserve">- Bảng 4.3. Điểm uốn theo đợt khảo sát, Ấn Độ (Chương 4, §4.8)</w:t>
+      </w:r>
+    </w:p>
+    <w:p>
+      <w:pPr>
+        <w:pStyle w:val="BodyText"/>
+      </w:pPr>
+      <w:r>
+        <w:rPr>
+          <w:bCs/>
+          <w:b/>
+        </w:rPr>
+        <w:t xml:space="preserve">Bảng chuyên đề (không đánh số, theo mục):</w:t>
+      </w:r>
+      <w:r>
+        <w:t xml:space="preserve"> </w:t>
+      </w:r>
+      <w:r>
+        <w:t xml:space="preserve">- Bảng định nghĩa biến — Nghiên cứu P3 Việt Nam (Chương 3, §3.4.5.1)</w:t>
+      </w:r>
+      <w:r>
+        <w:t xml:space="preserve"> </w:t>
+      </w:r>
+      <w:r>
+        <w:t xml:space="preserve">- Bảng định nghĩa biến — Nghiên cứu P4 Singapore (Chương 3, §3.4.5.2)</w:t>
+      </w:r>
+      <w:r>
+        <w:t xml:space="preserve"> </w:t>
+      </w:r>
+      <w:r>
+        <w:t xml:space="preserve">- Bảng định nghĩa biến — Nghiên cứu P5 Trung Quốc (Chương 3, §3.4.5.3)</w:t>
+      </w:r>
+      <w:r>
+        <w:t xml:space="preserve"> </w:t>
+      </w:r>
+      <w:r>
+        <w:t xml:space="preserve">- Bảng định nghĩa biến — Nghiên cứu P7 đa quốc gia (Chương 3, §3.4.5.4)</w:t>
+      </w:r>
+      <w:r>
+        <w:t xml:space="preserve"> </w:t>
+      </w:r>
+      <w:r>
+        <w:t xml:space="preserve">- Bảng định nghĩa biến — Nghiên cứu P8 SIDS (Chương 3, §3.4.5.5)</w:t>
+      </w:r>
+      <w:r>
+        <w:t xml:space="preserve"> </w:t>
+      </w:r>
+      <w:r>
+        <w:t xml:space="preserve">- Bảng tóm tắt phương pháp: Kế thừa và đóng góp mới (Chương 3, §3.6)</w:t>
+      </w:r>
+      <w:r>
+        <w:t xml:space="preserve"> </w:t>
+      </w:r>
+      <w:r>
+        <w:t xml:space="preserve">- Bảng tổng hợp kết quả kiểm định hệ giả thuyết H1–H6, H1b, H1c (Chương 4, §4.9)</w:t>
+      </w:r>
+    </w:p>
+    <w:bookmarkEnd w:id="28"/>
+    <w:bookmarkStart w:id="29" w:name="danh-mục-hình"/>
     <w:p>
       <w:pPr>
         <w:pStyle w:val="Heading2"/>
@@ -1748,7 +1860,7 @@
         <w:pStyle w:val="Compact"/>
       </w:pPr>
       <w:r>
-        <w:t xml:space="preserve">Hình 2.1. Khung khái niệm tích hợp đa tầng CDCM (Chương 2)</w:t>
+        <w:t xml:space="preserve">Hình 2.1. Khung khái niệm tích hợp đa tầng CDCM (Chương 2, §2.5)</w:t>
       </w:r>
     </w:p>
     <w:p>
@@ -1760,7 +1872,7 @@
         <w:pStyle w:val="Compact"/>
       </w:pPr>
       <w:r>
-        <w:t xml:space="preserve">Hình 4.x. Họ đường cong I–P phụ thuộc chế độ thể chế ICRV (Chương 4)</w:t>
+        <w:t xml:space="preserve">Hình 4.1. Họ đường cong I–P phụ thuộc chế độ thể chế ICRV (Chương 4)</w:t>
       </w:r>
     </w:p>
     <w:p>
@@ -1772,7 +1884,7 @@
         <w:pStyle w:val="Compact"/>
       </w:pPr>
       <w:r>
-        <w:t xml:space="preserve">Các hình mô tả bổ sung (phân bố pool, mật độ năng suất, v.v.) đặt tại</w:t>
+        <w:t xml:space="preserve">Các hình mô tả bổ sung (phân bố pool theo năm, cơ cấu pool, mật độ năng suất, quy mô doanh nghiệp) lưu tại</w:t>
       </w:r>
       <w:r>
         <w:t xml:space="preserve"> </w:t>
@@ -1794,7 +1906,7 @@
         </w:pict>
       </w:r>
     </w:p>
-    <w:bookmarkEnd w:id="28"/>
+    <w:bookmarkEnd w:id="29"/>
     <w:bookmarkStart w:id="30" w:name="X3131bb7fa4eac4deea1bc52d0a917d3422a5919"/>
     <w:p>
       <w:pPr>
@@ -1881,19 +1993,8 @@
         <w:t xml:space="preserve">International business research: Traditional and creative approaches</w:t>
       </w:r>
       <w:r>
-        <w:t xml:space="preserve">. IntechOpen.</w:t>
-      </w:r>
-      <w:r>
-        <w:t xml:space="preserve"> </w:t>
-      </w:r>
-      <w:hyperlink r:id="rId29">
-        <w:r>
-          <w:rPr>
-            <w:rStyle w:val="Hyperlink"/>
-          </w:rPr>
-          <w:t xml:space="preserve">https://doi.org/10.5772/intechopen.1011012</w:t>
-        </w:r>
-      </w:hyperlink>
+        <w:t xml:space="preserve">. IntechOpen. https://doi.org/10.5772/intechopen.1011012</w:t>
+      </w:r>
       <w:r>
         <w:t xml:space="preserve"> </w:t>
       </w:r>
@@ -1949,7 +2050,7 @@
         <w:pStyle w:val="Compact"/>
       </w:pPr>
       <w:r>
-        <w:t xml:space="preserve">Do, T. H., &amp; Phan, A. T. (2026). Unveiling the impact of Chinese manufacturing SMEs' internationalization on performance.</w:t>
+        <w:t xml:space="preserve">Do, T. H., &amp; Phan, A. T. (2026). Unveiling the impact of Chinese manufacturing SMEs’ internationalization on performance.</w:t>
       </w:r>
       <w:r>
         <w:t xml:space="preserve"> </w:t>
@@ -2177,11 +2278,7 @@
       </w:r>
     </w:p>
     <w:bookmarkEnd w:id="30"/>
-    <w:bookmarkEnd w:id="31"/>
-    <w:sectPr>
-      <w:pgSz w:h="16838" w:w="11906"/>
-      <w:pgMar w:bottom="1134" w:left="1701" w:right="1134" w:top="1134"/>
-    </w:sectPr>
+    <w:sectPr/>
   </w:body>
 </w:document>
 </file>
@@ -2626,59 +2723,29 @@
   <w:style w:default="1" w:styleId="Normal" w:type="paragraph">
     <w:name w:val="Normal"/>
     <w:qFormat/>
-    <w:pPr>
-      <w:spacing w:line="360" w:lineRule="auto"/>
-      <w:jc w:val="both"/>
-    </w:pPr>
-    <w:rPr>
-      <w:rFonts w:ascii="Times New Roman" w:eastAsia="Times New Roman" w:hAnsi="Times New Roman"/>
-      <w:color w:val="000000"/>
-      <w:sz w:val="26"/>
-    </w:rPr>
   </w:style>
   <w:style w:styleId="BodyText" w:type="paragraph">
     <w:name w:val="Body Text"/>
     <w:basedOn w:val="Normal"/>
     <w:link w:val="BodyTextChar"/>
     <w:pPr>
-      <w:spacing w:after="180" w:before="180" w:line="360" w:lineRule="auto"/>
-      <w:jc w:val="both"/>
+      <w:spacing w:after="180" w:before="180"/>
     </w:pPr>
     <w:qFormat/>
-    <w:rPr>
-      <w:rFonts w:ascii="Times New Roman" w:eastAsia="Times New Roman" w:hAnsi="Times New Roman"/>
-      <w:color w:val="000000"/>
-      <w:sz w:val="26"/>
-    </w:rPr>
   </w:style>
   <w:style w:customStyle="1" w:styleId="FirstParagraph" w:type="paragraph">
     <w:name w:val="First Paragraph"/>
     <w:basedOn w:val="BodyText"/>
     <w:next w:val="BodyText"/>
     <w:qFormat/>
-    <w:pPr>
-      <w:spacing w:line="360" w:lineRule="auto"/>
-      <w:jc w:val="both"/>
-    </w:pPr>
-    <w:rPr>
-      <w:rFonts w:ascii="Times New Roman" w:eastAsia="Times New Roman" w:hAnsi="Times New Roman"/>
-      <w:color w:val="000000"/>
-      <w:sz w:val="26"/>
-    </w:rPr>
   </w:style>
   <w:style w:customStyle="1" w:styleId="Compact" w:type="paragraph">
     <w:name w:val="Compact"/>
     <w:basedOn w:val="BodyText"/>
     <w:qFormat/>
     <w:pPr>
-      <w:spacing w:after="36" w:before="36" w:line="360" w:lineRule="auto"/>
-      <w:jc w:val="both"/>
+      <w:spacing w:after="36" w:before="36"/>
     </w:pPr>
-    <w:rPr>
-      <w:rFonts w:ascii="Times New Roman" w:eastAsia="Times New Roman" w:hAnsi="Times New Roman"/>
-      <w:color w:val="000000"/>
-      <w:sz w:val="26"/>
-    </w:rPr>
   </w:style>
   <w:style w:styleId="Title" w:type="paragraph">
     <w:name w:val="Title"/>
@@ -2688,15 +2755,15 @@
     <w:pPr>
       <w:keepNext/>
       <w:keepLines/>
-      <w:spacing w:after="240" w:before="480" w:line="360" w:lineRule="auto"/>
-      <w:jc w:val="both"/>
+      <w:spacing w:after="240" w:before="480"/>
+      <w:jc w:val="center"/>
     </w:pPr>
     <w:rPr>
-      <w:rFonts w:ascii="Times New Roman" w:asciiTheme="majorHAnsi" w:cstheme="majorBidi" w:eastAsia="Times New Roman" w:eastAsiaTheme="majorEastAsia" w:hAnsi="Times New Roman" w:hAnsiTheme="majorHAnsi"/>
+      <w:rFonts w:asciiTheme="majorHAnsi" w:cstheme="majorBidi" w:eastAsiaTheme="majorEastAsia" w:hAnsiTheme="majorHAnsi"/>
       <w:b/>
       <w:bCs/>
-      <w:color w:val="000000"/>
-      <w:sz w:val="26"/>
+      <w:color w:themeColor="accent1" w:themeShade="B5" w:val="345A8A"/>
+      <w:sz w:val="36"/>
       <w:szCs w:val="36"/>
     </w:rPr>
   </w:style>
@@ -2708,13 +2775,11 @@
     <w:pPr>
       <w:keepNext/>
       <w:keepLines/>
-      <w:spacing w:after="240" w:before="240" w:line="360" w:lineRule="auto"/>
-      <w:jc w:val="both"/>
+      <w:spacing w:after="240" w:before="240"/>
+      <w:jc w:val="center"/>
     </w:pPr>
     <w:rPr>
-      <w:rFonts w:ascii="Times New Roman" w:eastAsia="Times New Roman" w:hAnsi="Times New Roman"/>
-      <w:color w:val="000000"/>
-      <w:sz w:val="26"/>
+      <w:sz w:val="30"/>
       <w:szCs w:val="30"/>
     </w:rPr>
   </w:style>
@@ -2725,14 +2790,8 @@
     <w:pPr>
       <w:keepNext/>
       <w:keepLines/>
-      <w:spacing w:line="360" w:lineRule="auto"/>
-      <w:jc w:val="both"/>
+      <w:jc w:val="center"/>
     </w:pPr>
-    <w:rPr>
-      <w:rFonts w:ascii="Times New Roman" w:eastAsia="Times New Roman" w:hAnsi="Times New Roman"/>
-      <w:color w:val="000000"/>
-      <w:sz w:val="26"/>
-    </w:rPr>
   </w:style>
   <w:style w:styleId="Date" w:type="paragraph">
     <w:name w:val="Date"/>
@@ -2741,14 +2800,8 @@
     <w:pPr>
       <w:keepNext/>
       <w:keepLines/>
-      <w:spacing w:line="360" w:lineRule="auto"/>
-      <w:jc w:val="both"/>
+      <w:jc w:val="center"/>
     </w:pPr>
-    <w:rPr>
-      <w:rFonts w:ascii="Times New Roman" w:eastAsia="Times New Roman" w:hAnsi="Times New Roman"/>
-      <w:color w:val="000000"/>
-      <w:sz w:val="26"/>
-    </w:rPr>
   </w:style>
   <w:style w:customStyle="1" w:styleId="AbstractTitle" w:type="paragraph">
     <w:name w:val="Abstract Title"/>
@@ -2758,15 +2811,15 @@
     <w:pPr>
       <w:keepNext/>
       <w:keepLines/>
-      <w:jc w:val="both"/>
-      <w:spacing w:after="0" w:before="300" w:line="360" w:lineRule="auto"/>
+      <w:jc w:val="center"/>
+      <w:spacing w:after="0" w:before="300"/>
     </w:pPr>
     <w:rPr>
-      <w:color w:val="000000"/>
-      <w:sz w:val="26"/>
+      <w:sz w:val="20"/>
       <w:szCs w:val="20"/>
-      <w:rFonts w:ascii="Times New Roman" w:eastAsia="Times New Roman" w:hAnsi="Times New Roman"/>
       <w:b/>
+      <w:color w:val="345A8A"/>
+      &gt;
     </w:rPr>
   </w:style>
   <w:style w:customStyle="1" w:styleId="Abstract" w:type="paragraph">
@@ -2777,13 +2830,10 @@
     <w:pPr>
       <w:keepNext/>
       <w:keepLines/>
-      <w:spacing w:after="300" w:before="100" w:line="360" w:lineRule="auto"/>
-      <w:jc w:val="both"/>
+      <w:spacing w:after="300" w:before="100"/>
     </w:pPr>
     <w:rPr>
-      <w:rFonts w:ascii="Times New Roman" w:eastAsia="Times New Roman" w:hAnsi="Times New Roman"/>
-      <w:color w:val="000000"/>
-      <w:sz w:val="26"/>
+      <w:sz w:val="20"/>
       <w:szCs w:val="20"/>
     </w:rPr>
   </w:style>
@@ -2792,15 +2842,8 @@
     <w:basedOn w:val="Normal"/>
     <w:next w:val="Bibliography"/>
     <w:qFormat/>
-    <w:pPr>
-      <w:spacing w:line="360" w:lineRule="auto"/>
-      <w:jc w:val="both"/>
-    </w:pPr>
-    <w:rPr>
-      <w:rFonts w:ascii="Times New Roman" w:eastAsia="Times New Roman" w:hAnsi="Times New Roman"/>
-      <w:color w:val="000000"/>
-      <w:sz w:val="26"/>
-    </w:rPr>
+    <w:pPr/>
+    <w:rPr/>
   </w:style>
   <w:style w:styleId="Heading1" w:type="paragraph">
     <w:name w:val="Heading 1"/>
@@ -2811,16 +2854,15 @@
     <w:pPr>
       <w:keepNext/>
       <w:keepLines/>
-      <w:spacing w:after="0" w:before="480" w:line="360" w:lineRule="auto"/>
-      <w:jc w:val="both"/>
+      <w:spacing w:after="0" w:before="480"/>
       <w:outlineLvl w:val="0"/>
     </w:pPr>
     <w:rPr>
-      <w:rFonts w:ascii="Times New Roman" w:asciiTheme="majorHAnsi" w:cstheme="majorBidi" w:eastAsia="Times New Roman" w:eastAsiaTheme="majorEastAsia" w:hAnsi="Times New Roman" w:hAnsiTheme="majorHAnsi"/>
+      <w:rFonts w:asciiTheme="majorHAnsi" w:cstheme="majorBidi" w:eastAsiaTheme="majorEastAsia" w:hAnsiTheme="majorHAnsi"/>
       <w:b/>
       <w:bCs/>
-      <w:color w:val="000000"/>
-      <w:sz w:val="26"/>
+      <w:color w:themeColor="accent1" w:val="4F81BD"/>
+      <w:sz w:val="32"/>
       <w:szCs w:val="32"/>
     </w:rPr>
   </w:style>
@@ -2834,16 +2876,15 @@
     <w:pPr>
       <w:keepNext/>
       <w:keepLines/>
-      <w:spacing w:after="0" w:before="200" w:line="360" w:lineRule="auto"/>
-      <w:jc w:val="both"/>
+      <w:spacing w:after="0" w:before="200"/>
       <w:outlineLvl w:val="1"/>
     </w:pPr>
     <w:rPr>
-      <w:rFonts w:ascii="Times New Roman" w:asciiTheme="majorHAnsi" w:cstheme="majorBidi" w:eastAsia="Times New Roman" w:eastAsiaTheme="majorEastAsia" w:hAnsi="Times New Roman" w:hAnsiTheme="majorHAnsi"/>
+      <w:rFonts w:asciiTheme="majorHAnsi" w:cstheme="majorBidi" w:eastAsiaTheme="majorEastAsia" w:hAnsiTheme="majorHAnsi"/>
       <w:b/>
       <w:bCs/>
-      <w:color w:val="000000"/>
-      <w:sz w:val="26"/>
+      <w:color w:themeColor="accent1" w:val="4F81BD"/>
+      <w:sz w:val="28"/>
       <w:szCs w:val="28"/>
     </w:rPr>
   </w:style>
@@ -2857,16 +2898,15 @@
     <w:pPr>
       <w:keepNext/>
       <w:keepLines/>
-      <w:spacing w:after="0" w:before="200" w:line="360" w:lineRule="auto"/>
-      <w:jc w:val="both"/>
+      <w:spacing w:after="0" w:before="200"/>
       <w:outlineLvl w:val="2"/>
     </w:pPr>
     <w:rPr>
-      <w:rFonts w:ascii="Times New Roman" w:asciiTheme="majorHAnsi" w:cstheme="majorBidi" w:eastAsia="Times New Roman" w:eastAsiaTheme="majorEastAsia" w:hAnsi="Times New Roman" w:hAnsiTheme="majorHAnsi"/>
+      <w:rFonts w:asciiTheme="majorHAnsi" w:cstheme="majorBidi" w:eastAsiaTheme="majorEastAsia" w:hAnsiTheme="majorHAnsi"/>
       <w:b/>
       <w:bCs/>
-      <w:color w:val="000000"/>
-      <w:sz w:val="26"/>
+      <w:color w:themeColor="accent1" w:val="4F81BD"/>
+      <w:sz w:val="24"/>
       <w:szCs w:val="24"/>
     </w:rPr>
   </w:style>
@@ -2880,16 +2920,15 @@
     <w:pPr>
       <w:keepNext/>
       <w:keepLines/>
-      <w:spacing w:after="0" w:before="200" w:line="360" w:lineRule="auto"/>
-      <w:jc w:val="both"/>
+      <w:spacing w:after="0" w:before="200"/>
       <w:outlineLvl w:val="3"/>
     </w:pPr>
     <w:rPr>
-      <w:rFonts w:ascii="Times New Roman" w:asciiTheme="majorHAnsi" w:cstheme="majorBidi" w:eastAsia="Times New Roman" w:eastAsiaTheme="majorEastAsia" w:hAnsi="Times New Roman" w:hAnsiTheme="majorHAnsi"/>
+      <w:rFonts w:asciiTheme="majorHAnsi" w:cstheme="majorBidi" w:eastAsiaTheme="majorEastAsia" w:hAnsiTheme="majorHAnsi"/>
       <w:i/>
       <w:bCs/>
-      <w:color w:val="000000"/>
-      <w:sz w:val="26"/>
+      <w:color w:themeColor="accent1" w:val="4F81BD"/>
+      <w:sz w:val="24"/>
       <w:szCs w:val="24"/>
     </w:rPr>
   </w:style>
@@ -2903,15 +2942,14 @@
     <w:pPr>
       <w:keepNext/>
       <w:keepLines/>
-      <w:spacing w:after="0" w:before="200" w:line="360" w:lineRule="auto"/>
-      <w:jc w:val="both"/>
+      <w:spacing w:after="0" w:before="200"/>
       <w:outlineLvl w:val="4"/>
     </w:pPr>
     <w:rPr>
-      <w:rFonts w:ascii="Times New Roman" w:asciiTheme="majorHAnsi" w:cstheme="majorBidi" w:eastAsia="Times New Roman" w:eastAsiaTheme="majorEastAsia" w:hAnsi="Times New Roman" w:hAnsiTheme="majorHAnsi"/>
+      <w:rFonts w:asciiTheme="majorHAnsi" w:cstheme="majorBidi" w:eastAsiaTheme="majorEastAsia" w:hAnsiTheme="majorHAnsi"/>
       <w:iCs/>
-      <w:color w:val="000000"/>
-      <w:sz w:val="26"/>
+      <w:color w:themeColor="accent1" w:val="4F81BD"/>
+      <w:sz w:val="24"/>
       <w:szCs w:val="24"/>
     </w:rPr>
   </w:style>
@@ -2925,14 +2963,13 @@
     <w:pPr>
       <w:keepNext/>
       <w:keepLines/>
-      <w:spacing w:after="0" w:before="200" w:line="360" w:lineRule="auto"/>
-      <w:jc w:val="both"/>
+      <w:spacing w:after="0" w:before="200"/>
       <w:outlineLvl w:val="5"/>
     </w:pPr>
     <w:rPr>
-      <w:rFonts w:ascii="Times New Roman" w:asciiTheme="majorHAnsi" w:cstheme="majorBidi" w:eastAsia="Times New Roman" w:eastAsiaTheme="majorEastAsia" w:hAnsi="Times New Roman" w:hAnsiTheme="majorHAnsi"/>
-      <w:color w:val="000000"/>
-      <w:sz w:val="26"/>
+      <w:rFonts w:asciiTheme="majorHAnsi" w:cstheme="majorBidi" w:eastAsiaTheme="majorEastAsia" w:hAnsiTheme="majorHAnsi"/>
+      <w:color w:themeColor="accent1" w:val="4F81BD"/>
+      <w:sz w:val="24"/>
       <w:szCs w:val="24"/>
     </w:rPr>
   </w:style>
@@ -2946,14 +2983,13 @@
     <w:pPr>
       <w:keepNext/>
       <w:keepLines/>
-      <w:spacing w:after="0" w:before="200" w:line="360" w:lineRule="auto"/>
-      <w:jc w:val="both"/>
+      <w:spacing w:after="0" w:before="200"/>
       <w:outlineLvl w:val="6"/>
     </w:pPr>
     <w:rPr>
-      <w:rFonts w:ascii="Times New Roman" w:asciiTheme="majorHAnsi" w:cstheme="majorBidi" w:eastAsia="Times New Roman" w:eastAsiaTheme="majorEastAsia" w:hAnsi="Times New Roman" w:hAnsiTheme="majorHAnsi"/>
-      <w:color w:val="000000"/>
-      <w:sz w:val="26"/>
+      <w:rFonts w:asciiTheme="majorHAnsi" w:cstheme="majorBidi" w:eastAsiaTheme="majorEastAsia" w:hAnsiTheme="majorHAnsi"/>
+      <w:color w:themeColor="accent1" w:val="4F81BD"/>
+      <w:sz w:val="24"/>
       <w:szCs w:val="24"/>
     </w:rPr>
   </w:style>
@@ -2967,14 +3003,13 @@
     <w:pPr>
       <w:keepNext/>
       <w:keepLines/>
-      <w:spacing w:after="0" w:before="200" w:line="360" w:lineRule="auto"/>
-      <w:jc w:val="both"/>
+      <w:spacing w:after="0" w:before="200"/>
       <w:outlineLvl w:val="7"/>
     </w:pPr>
     <w:rPr>
-      <w:rFonts w:ascii="Times New Roman" w:asciiTheme="majorHAnsi" w:cstheme="majorBidi" w:eastAsia="Times New Roman" w:eastAsiaTheme="majorEastAsia" w:hAnsi="Times New Roman" w:hAnsiTheme="majorHAnsi"/>
-      <w:color w:val="000000"/>
-      <w:sz w:val="26"/>
+      <w:rFonts w:asciiTheme="majorHAnsi" w:cstheme="majorBidi" w:eastAsiaTheme="majorEastAsia" w:hAnsiTheme="majorHAnsi"/>
+      <w:color w:themeColor="accent1" w:val="4F81BD"/>
+      <w:sz w:val="24"/>
       <w:szCs w:val="24"/>
     </w:rPr>
   </w:style>
@@ -2988,14 +3023,13 @@
     <w:pPr>
       <w:keepNext/>
       <w:keepLines/>
-      <w:spacing w:after="0" w:before="200" w:line="360" w:lineRule="auto"/>
-      <w:jc w:val="both"/>
+      <w:spacing w:after="0" w:before="200"/>
       <w:outlineLvl w:val="8"/>
     </w:pPr>
     <w:rPr>
-      <w:rFonts w:ascii="Times New Roman" w:asciiTheme="majorHAnsi" w:cstheme="majorBidi" w:eastAsia="Times New Roman" w:eastAsiaTheme="majorEastAsia" w:hAnsi="Times New Roman" w:hAnsiTheme="majorHAnsi"/>
-      <w:color w:val="000000"/>
-      <w:sz w:val="26"/>
+      <w:rFonts w:asciiTheme="majorHAnsi" w:cstheme="majorBidi" w:eastAsiaTheme="majorEastAsia" w:hAnsiTheme="majorHAnsi"/>
+      <w:color w:themeColor="accent1" w:val="4F81BD"/>
+      <w:sz w:val="24"/>
       <w:szCs w:val="24"/>
     </w:rPr>
   </w:style>
@@ -3007,15 +3041,9 @@
     <w:unhideWhenUsed/>
     <w:qFormat/>
     <w:pPr>
-      <w:spacing w:after="100" w:before="100" w:line="360" w:lineRule="auto"/>
+      <w:spacing w:after="100" w:before="100"/>
       <w:ind w:firstLine="0" w:left="480" w:right="480"/>
-      <w:jc w:val="both"/>
     </w:pPr>
-    <w:rPr>
-      <w:rFonts w:ascii="Times New Roman" w:eastAsia="Times New Roman" w:hAnsi="Times New Roman"/>
-      <w:color w:val="000000"/>
-      <w:sz w:val="26"/>
-    </w:rPr>
   </w:style>
   <w:style w:styleId="FootnoteText" w:type="paragraph">
     <w:name w:val="Footnote Text"/>
@@ -3024,25 +3052,11 @@
     <w:uiPriority w:val="9"/>
     <w:unhideWhenUsed/>
     <w:qFormat/>
-    <w:pPr>
-      <w:spacing w:line="360" w:lineRule="auto"/>
-      <w:jc w:val="both"/>
-    </w:pPr>
-    <w:rPr>
-      <w:rFonts w:ascii="Times New Roman" w:eastAsia="Times New Roman" w:hAnsi="Times New Roman"/>
-      <w:color w:val="000000"/>
-      <w:sz w:val="26"/>
-    </w:rPr>
   </w:style>
   <w:style w:default="1" w:styleId="DefaultParagraphFont" w:type="character">
     <w:name w:val="Default Paragraph Font"/>
     <w:semiHidden/>
     <w:unhideWhenUsed/>
-    <w:rPr>
-      <w:rFonts w:ascii="Times New Roman" w:eastAsia="Times New Roman" w:hAnsi="Times New Roman"/>
-      <w:color w:val="000000"/>
-      <w:sz w:val="26"/>
-    </w:rPr>
   </w:style>
   <w:style w:default="1" w:styleId="Table" w:type="table">
     <w:name w:val="Table"/>
@@ -3050,15 +3064,6 @@
     <w:semiHidden/>
     <w:unhideWhenUsed/>
     <w:qFormat/>
-    <w:pPr>
-      <w:spacing w:line="360" w:lineRule="auto"/>
-      <w:jc w:val="both"/>
-    </w:pPr>
-    <w:rPr>
-      <w:rFonts w:ascii="Times New Roman" w:eastAsia="Times New Roman" w:hAnsi="Times New Roman"/>
-      <w:color w:val="000000"/>
-      <w:sz w:val="26"/>
-    </w:rPr>
     <w:tblPr>
       <w:tblInd w:type="dxa" w:w="0"/>
       <w:tblCellMar>
@@ -3091,42 +3096,25 @@
     <w:pPr>
       <w:keepNext/>
       <w:keepLines/>
-      <w:spacing w:after="0" w:line="360" w:lineRule="auto"/>
-      <w:jc w:val="both"/>
+      <w:spacing w:after="0"/>
     </w:pPr>
     <w:rPr>
-      <w:rFonts w:ascii="Times New Roman" w:eastAsia="Times New Roman" w:hAnsi="Times New Roman"/>
       <w:b/>
-      <w:color w:val="000000"/>
-      <w:sz w:val="26"/>
     </w:rPr>
   </w:style>
   <w:style w:customStyle="1" w:styleId="Definition" w:type="paragraph">
     <w:name w:val="Definition"/>
     <w:basedOn w:val="Normal"/>
-    <w:pPr>
-      <w:spacing w:line="360" w:lineRule="auto"/>
-      <w:jc w:val="both"/>
-    </w:pPr>
-    <w:rPr>
-      <w:rFonts w:ascii="Times New Roman" w:eastAsia="Times New Roman" w:hAnsi="Times New Roman"/>
-      <w:color w:val="000000"/>
-      <w:sz w:val="26"/>
-    </w:rPr>
   </w:style>
   <w:style w:styleId="Caption" w:type="paragraph">
     <w:name w:val="Caption"/>
     <w:basedOn w:val="Normal"/>
     <w:link w:val="BodyTextChar"/>
     <w:pPr>
-      <w:spacing w:after="120" w:before="0" w:line="360" w:lineRule="auto"/>
-      <w:jc w:val="both"/>
+      <w:spacing w:after="120" w:before="0"/>
     </w:pPr>
     <w:rPr>
-      <w:rFonts w:ascii="Times New Roman" w:eastAsia="Times New Roman" w:hAnsi="Times New Roman"/>
       <w:i/>
-      <w:color w:val="000000"/>
-      <w:sz w:val="26"/>
     </w:rPr>
   </w:style>
   <w:style w:customStyle="1" w:styleId="TableCaption" w:type="paragraph">
@@ -3134,90 +3122,44 @@
     <w:basedOn w:val="Caption"/>
     <w:pPr>
       <w:keepNext/>
-      <w:spacing w:line="360" w:lineRule="auto"/>
-      <w:jc w:val="both"/>
     </w:pPr>
-    <w:rPr>
-      <w:rFonts w:ascii="Times New Roman" w:eastAsia="Times New Roman" w:hAnsi="Times New Roman"/>
-      <w:color w:val="000000"/>
-      <w:sz w:val="26"/>
-    </w:rPr>
   </w:style>
   <w:style w:customStyle="1" w:styleId="ImageCaption" w:type="paragraph">
     <w:name w:val="Image Caption"/>
     <w:basedOn w:val="Caption"/>
-    <w:pPr>
-      <w:spacing w:line="360" w:lineRule="auto"/>
-      <w:jc w:val="both"/>
-    </w:pPr>
-    <w:rPr>
-      <w:rFonts w:ascii="Times New Roman" w:eastAsia="Times New Roman" w:hAnsi="Times New Roman"/>
-      <w:color w:val="000000"/>
-      <w:sz w:val="26"/>
-    </w:rPr>
   </w:style>
   <w:style w:customStyle="1" w:styleId="Figure" w:type="paragraph">
     <w:name w:val="Figure"/>
     <w:basedOn w:val="Normal"/>
-    <w:pPr>
-      <w:spacing w:line="360" w:lineRule="auto"/>
-      <w:jc w:val="both"/>
-    </w:pPr>
-    <w:rPr>
-      <w:rFonts w:ascii="Times New Roman" w:eastAsia="Times New Roman" w:hAnsi="Times New Roman"/>
-      <w:color w:val="000000"/>
-      <w:sz w:val="26"/>
-    </w:rPr>
   </w:style>
   <w:style w:customStyle="1" w:styleId="CaptionedFigure" w:type="paragraph">
     <w:name w:val="Captioned Figure"/>
     <w:basedOn w:val="Figure"/>
     <w:pPr>
       <w:keepNext/>
-      <w:spacing w:line="360" w:lineRule="auto"/>
-      <w:jc w:val="both"/>
     </w:pPr>
-    <w:rPr>
-      <w:rFonts w:ascii="Times New Roman" w:eastAsia="Times New Roman" w:hAnsi="Times New Roman"/>
-      <w:color w:val="000000"/>
-      <w:sz w:val="26"/>
-    </w:rPr>
   </w:style>
   <w:style w:customStyle="1" w:styleId="BodyTextChar" w:type="character">
     <w:name w:val="Body Text Char"/>
     <w:basedOn w:val="DefaultParagraphFont"/>
     <w:link w:val="BodyText"/>
-    <w:rPr>
-      <w:rFonts w:ascii="Times New Roman" w:eastAsia="Times New Roman" w:hAnsi="Times New Roman"/>
-      <w:color w:val="000000"/>
-      <w:sz w:val="26"/>
-    </w:rPr>
   </w:style>
   <w:style w:customStyle="1" w:styleId="VerbatimChar" w:type="character">
     <w:name w:val="Verbatim Char"/>
     <w:basedOn w:val="BodyTextChar"/>
     <w:rPr>
-      <w:rFonts w:ascii="Times New Roman" w:eastAsia="Times New Roman" w:hAnsi="Times New Roman"/>
-      <w:color w:val="000000"/>
-      <w:sz w:val="26"/>
+      <w:rFonts w:ascii="Consolas" w:hAnsi="Consolas"/>
+      <w:sz w:val="22"/>
     </w:rPr>
   </w:style>
   <w:style w:customStyle="1" w:styleId="SectionNumber" w:type="character">
     <w:name w:val="Section Number"/>
     <w:basedOn w:val="BodyTextChar"/>
-    <w:rPr>
-      <w:rFonts w:ascii="Times New Roman" w:eastAsia="Times New Roman" w:hAnsi="Times New Roman"/>
-      <w:color w:val="000000"/>
-      <w:sz w:val="26"/>
-    </w:rPr>
   </w:style>
   <w:style w:styleId="FootnoteReference" w:type="character">
     <w:name w:val="Footnote Reference"/>
     <w:basedOn w:val="BodyTextChar"/>
     <w:rPr>
-      <w:rFonts w:ascii="Times New Roman" w:eastAsia="Times New Roman" w:hAnsi="Times New Roman"/>
-      <w:color w:val="000000"/>
-      <w:sz w:val="26"/>
       <w:vertAlign w:val="superscript"/>
     </w:rPr>
   </w:style>
@@ -3225,9 +3167,7 @@
     <w:name w:val="Hyperlink"/>
     <w:basedOn w:val="BodyTextChar"/>
     <w:rPr>
-      <w:rFonts w:ascii="Times New Roman" w:eastAsia="Times New Roman" w:hAnsi="Times New Roman"/>
-      <w:color w:val="000000"/>
-      <w:sz w:val="26"/>
+      <w:color w:themeColor="accent1" w:val="4F81BD"/>
     </w:rPr>
   </w:style>
   <w:style w:styleId="TOCHeading" w:type="paragraph">
@@ -3238,16 +3178,14 @@
     <w:unhideWhenUsed/>
     <w:qFormat/>
     <w:pPr>
-      <w:spacing w:before="240" w:line="360" w:lineRule="auto"/>
-      <w:jc w:val="both"/>
+      <w:spacing w:before="240" w:line="259" w:lineRule="auto"/>
       <w:outlineLvl w:val="9"/>
     </w:pPr>
     <w:rPr>
-      <w:rFonts w:ascii="Times New Roman" w:asciiTheme="majorHAnsi" w:cstheme="majorBidi" w:eastAsia="Times New Roman" w:eastAsiaTheme="majorEastAsia" w:hAnsi="Times New Roman" w:hAnsiTheme="majorHAnsi"/>
+      <w:rFonts w:asciiTheme="majorHAnsi" w:cstheme="majorBidi" w:eastAsiaTheme="majorEastAsia" w:hAnsiTheme="majorHAnsi"/>
       <w:b w:val="0"/>
       <w:bCs w:val="0"/>
-      <w:color w:val="000000"/>
-      <w:sz w:val="26"/>
+      <w:color w:themeColor="accent1" w:themeShade="BF" w:val="365F91"/>
     </w:rPr>
   </w:style>
   <w:style w:type="paragraph" w:customStyle="1" w:styleId="SourceCode">

--- a/dist/luan_an_ctu/00_phan_dau_vi.docx
+++ b/dist/luan_an_ctu/00_phan_dau_vi.docx
@@ -433,94 +433,194 @@
       </w:pPr>
       <w:r>
         <w:rPr>
+          <w:bCs/>
+          <w:b/>
+        </w:rPr>
+        <w:t xml:space="preserve">MỞ ĐẦU</w:t>
+      </w:r>
+      <w:r>
+        <w:t xml:space="preserve"> </w:t>
+      </w:r>
+      <w:r>
+        <w:t xml:space="preserve">— Lời cam đoan · Lời cảm ơn · Tóm tắt · Abstract · Danh mục từ viết tắt · Danh mục bảng · Danh mục hình · Danh mục công trình</w:t>
+      </w:r>
+    </w:p>
+    <w:p>
+      <w:pPr>
+        <w:pStyle w:val="BodyText"/>
+      </w:pPr>
+      <w:r>
+        <w:rPr>
+          <w:bCs/>
+          <w:b/>
+        </w:rPr>
+        <w:t xml:space="preserve">CHƯƠNG 1. GIỚI THIỆU</w:t>
+      </w:r>
+      <w:r>
+        <w:t xml:space="preserve"> </w:t>
+      </w:r>
+      <w:r>
+        <w:t xml:space="preserve">- 1.1 Bối cảnh nghiên cứu — 1.2 Vấn đề nghiên cứu — 1.3 Mục tiêu — 1.4 Câu hỏi nghiên cứu</w:t>
+      </w:r>
+      <w:r>
+        <w:t xml:space="preserve"> </w:t>
+      </w:r>
+      <w:r>
+        <w:t xml:space="preserve">- 1.5 Đối tượng và phạm vi — 1.6 Phương pháp luận — 1.7 Giả thuyết khoa học (tóm tắt)</w:t>
+      </w:r>
+      <w:r>
+        <w:t xml:space="preserve"> </w:t>
+      </w:r>
+      <w:r>
+        <w:t xml:space="preserve">- 1.8 Ý nghĩa khoa học và thực tiễn — 1.9 Tính mới — 1.10 Cấu trúc của luận án</w:t>
+      </w:r>
+    </w:p>
+    <w:p>
+      <w:pPr>
+        <w:pStyle w:val="BodyText"/>
+      </w:pPr>
+      <w:r>
+        <w:rPr>
+          <w:bCs/>
+          <w:b/>
+        </w:rPr>
+        <w:t xml:space="preserve">CHƯƠNG 2. CƠ SỞ LÝ THUYẾT VÀ TỔNG QUAN TÀI LIỆU</w:t>
+      </w:r>
+      <w:r>
+        <w:t xml:space="preserve"> </w:t>
+      </w:r>
+      <w:r>
+        <w:t xml:space="preserve">- 2.1 Các khái niệm cốt lõi — 2.2 Các lý thuyết nền — 2.3 Tổng quan thực nghiệm</w:t>
+      </w:r>
+      <w:r>
+        <w:t xml:space="preserve"> </w:t>
+      </w:r>
+      <w:r>
+        <w:t xml:space="preserve">- 2.4 Khoảng trống nghiên cứu — 2.5 Mô hình nghiên cứu và hệ giả thuyết (H1–H6, H1b, H1c) — 2.6 Tóm tắt chương</w:t>
+      </w:r>
+    </w:p>
+    <w:p>
+      <w:pPr>
+        <w:pStyle w:val="BodyText"/>
+      </w:pPr>
+      <w:r>
+        <w:rPr>
+          <w:bCs/>
+          <w:b/>
+        </w:rPr>
+        <w:t xml:space="preserve">CHƯƠNG 3. PHƯƠNG PHÁP NGHIÊN CỨU</w:t>
+      </w:r>
+      <w:r>
+        <w:t xml:space="preserve"> </w:t>
+      </w:r>
+      <w:r>
+        <w:t xml:space="preserve">- 3.1 Thiết kế nghiên cứu tổng thể — 3.2 Phase 1: Meta-analysis 1982–2026 — 3.3 Phase 2: Phân tích thực nghiệm đa quốc gia</w:t>
+      </w:r>
+      <w:r>
+        <w:t xml:space="preserve"> </w:t>
+      </w:r>
+      <w:r>
+        <w:t xml:space="preserve">- 3.4 Mô hình phân tích (M0–M11) — 3.5 Kiểm định độ vững — 3.6 Tóm tắt phương pháp — 3.7 Đạo đức nghiên cứu</w:t>
+      </w:r>
+    </w:p>
+    <w:p>
+      <w:pPr>
+        <w:pStyle w:val="BodyText"/>
+      </w:pPr>
+      <w:r>
+        <w:rPr>
+          <w:bCs/>
+          <w:b/>
+        </w:rPr>
+        <w:t xml:space="preserve">CHƯƠNG 4. KẾT QUẢ NGHIÊN CỨU</w:t>
+      </w:r>
+      <w:r>
+        <w:t xml:space="preserve"> </w:t>
+      </w:r>
+      <w:r>
+        <w:t xml:space="preserve">- 4.1 Thực trạng quốc tế hóa và hiệu quả tại châu Á theo nhóm ICRV</w:t>
+      </w:r>
+      <w:r>
+        <w:t xml:space="preserve"> </w:t>
+      </w:r>
+      <w:r>
+        <w:t xml:space="preserve">- 4.2 Meta-analysis ba tầng (P6) — 4.3 Singapore (P4) — 4.4 Trung Quốc (P5) — 4.5 Việt Nam (P3)</w:t>
+      </w:r>
+      <w:r>
+        <w:t xml:space="preserve"> </w:t>
+      </w:r>
+      <w:r>
+        <w:t xml:space="preserve">- 4.6 Kiểm định toàn mẫu đa bối cảnh (P7) — 4.7 SIDS (P8) — 4.8 Ấn Độ (P9) — 4.9 Tổng hợp theo hệ giả thuyết</w:t>
+      </w:r>
+    </w:p>
+    <w:p>
+      <w:pPr>
+        <w:pStyle w:val="BodyText"/>
+      </w:pPr>
+      <w:r>
+        <w:rPr>
+          <w:bCs/>
+          <w:b/>
+        </w:rPr>
+        <w:t xml:space="preserve">CHƯƠNG 5. THẢO LUẬN VÀ KẾT LUẬN</w:t>
+      </w:r>
+      <w:r>
+        <w:t xml:space="preserve"> </w:t>
+      </w:r>
+      <w:r>
+        <w:t xml:space="preserve">- 5.1 Bàn luận theo khung CDCM — 5.2 So sánh nghiên cứu trước — 5.3 Đóng góp lý thuyết</w:t>
+      </w:r>
+      <w:r>
+        <w:t xml:space="preserve"> </w:t>
+      </w:r>
+      <w:r>
+        <w:t xml:space="preserve">- 5.4 Đề xuất chính sách và quản trị — 5.5 Hạn chế và hướng tương lai — 5.6 Kết luận</w:t>
+      </w:r>
+    </w:p>
+    <w:p>
+      <w:pPr>
+        <w:pStyle w:val="BodyText"/>
+      </w:pPr>
+      <w:r>
+        <w:rPr>
+          <w:bCs/>
+          <w:b/>
+        </w:rPr>
+        <w:t xml:space="preserve">TÀI LIỆU THAM KHẢO</w:t>
+      </w:r>
+      <w:r>
+        <w:t xml:space="preserve"> </w:t>
+      </w:r>
+      <w:r>
+        <w:t xml:space="preserve">(APA 7th)</w:t>
+      </w:r>
+      <w:r>
+        <w:t xml:space="preserve"> </w:t>
+      </w:r>
+      <w:r>
+        <w:rPr>
+          <w:bCs/>
+          <w:b/>
+        </w:rPr>
+        <w:t xml:space="preserve">PHỤ LỤC A</w:t>
+      </w:r>
+      <w:r>
+        <w:t xml:space="preserve"> </w:t>
+      </w:r>
+      <w:r>
+        <w:t xml:space="preserve">— Quy trình hợp nhất và hài hòa hóa dữ liệu WBES đa quốc gia (S1–S6, Hình A.1)</w:t>
+      </w:r>
+    </w:p>
+    <w:p>
+      <w:pPr>
+        <w:pStyle w:val="BodyText"/>
+      </w:pPr>
+      <w:r>
+        <w:rPr>
           <w:iCs/>
           <w:i/>
         </w:rPr>
-        <w:t xml:space="preserve">(Tự động cập nhật khi xuất bản; cấu trúc tóm tắt)</w:t>
-      </w:r>
-    </w:p>
-    <w:p>
-      <w:pPr>
-        <w:numPr>
-          <w:ilvl w:val="0"/>
-          <w:numId w:val="1001"/>
-        </w:numPr>
-        <w:pStyle w:val="Compact"/>
-      </w:pPr>
-      <w:r>
-        <w:t xml:space="preserve">Chương 1. Giới thiệu</w:t>
-      </w:r>
-    </w:p>
-    <w:p>
-      <w:pPr>
-        <w:numPr>
-          <w:ilvl w:val="0"/>
-          <w:numId w:val="1001"/>
-        </w:numPr>
-        <w:pStyle w:val="Compact"/>
-      </w:pPr>
-      <w:r>
-        <w:t xml:space="preserve">Chương 2. Cơ sở lý thuyết và tổng quan tài liệu</w:t>
-      </w:r>
-    </w:p>
-    <w:p>
-      <w:pPr>
-        <w:numPr>
-          <w:ilvl w:val="0"/>
-          <w:numId w:val="1001"/>
-        </w:numPr>
-        <w:pStyle w:val="Compact"/>
-      </w:pPr>
-      <w:r>
-        <w:t xml:space="preserve">Chương 3. Phương pháp nghiên cứu</w:t>
-      </w:r>
-    </w:p>
-    <w:p>
-      <w:pPr>
-        <w:numPr>
-          <w:ilvl w:val="0"/>
-          <w:numId w:val="1001"/>
-        </w:numPr>
-        <w:pStyle w:val="Compact"/>
-      </w:pPr>
-      <w:r>
-        <w:t xml:space="preserve">Chương 4. Kết quả nghiên cứu</w:t>
-      </w:r>
-    </w:p>
-    <w:p>
-      <w:pPr>
-        <w:numPr>
-          <w:ilvl w:val="0"/>
-          <w:numId w:val="1001"/>
-        </w:numPr>
-        <w:pStyle w:val="Compact"/>
-      </w:pPr>
-      <w:r>
-        <w:t xml:space="preserve">Chương 5. Thảo luận và kết luận</w:t>
-      </w:r>
-    </w:p>
-    <w:p>
-      <w:pPr>
-        <w:numPr>
-          <w:ilvl w:val="0"/>
-          <w:numId w:val="1001"/>
-        </w:numPr>
-        <w:pStyle w:val="Compact"/>
-      </w:pPr>
-      <w:r>
-        <w:t xml:space="preserve">Tài liệu tham khảo</w:t>
-      </w:r>
-    </w:p>
-    <w:p>
-      <w:pPr>
-        <w:numPr>
-          <w:ilvl w:val="0"/>
-          <w:numId w:val="1001"/>
-        </w:numPr>
-        <w:pStyle w:val="Compact"/>
-      </w:pPr>
-      <w:r>
-        <w:t xml:space="preserve">Phụ lục</w:t>
+        <w:t xml:space="preserve">(Số trang được sinh tự động khi xuất bản bản cuối.)</w:t>
       </w:r>
     </w:p>
     <w:p>
@@ -1855,12 +1955,85 @@
       <w:pPr>
         <w:numPr>
           <w:ilvl w:val="0"/>
-          <w:numId w:val="1002"/>
+          <w:numId w:val="1001"/>
         </w:numPr>
         <w:pStyle w:val="Compact"/>
       </w:pPr>
       <w:r>
         <w:t xml:space="preserve">Hình 2.1. Khung khái niệm tích hợp đa tầng CDCM (Chương 2, §2.5)</w:t>
+      </w:r>
+    </w:p>
+    <w:p>
+      <w:pPr>
+        <w:numPr>
+          <w:ilvl w:val="0"/>
+          <w:numId w:val="1001"/>
+        </w:numPr>
+        <w:pStyle w:val="Compact"/>
+      </w:pPr>
+      <w:r>
+        <w:t xml:space="preserve">Hình 4.1. Họ đường cong I–P phụ thuộc chế độ thể chế ICRV (Chương 4)</w:t>
+      </w:r>
+    </w:p>
+    <w:p>
+      <w:pPr>
+        <w:numPr>
+          <w:ilvl w:val="0"/>
+          <w:numId w:val="1001"/>
+        </w:numPr>
+        <w:pStyle w:val="Compact"/>
+      </w:pPr>
+      <w:r>
+        <w:t xml:space="preserve">Các hình mô tả bổ sung (phân bố pool theo năm, cơ cấu pool, mật độ năng suất, quy mô doanh nghiệp) lưu tại</w:t>
+      </w:r>
+      <w:r>
+        <w:t xml:space="preserve"> </w:t>
+      </w:r>
+      <w:r>
+        <w:rPr>
+          <w:rStyle w:val="VerbatimChar"/>
+        </w:rPr>
+        <w:t xml:space="preserve">thesis/figures/</w:t>
+      </w:r>
+      <w:r>
+        <w:t xml:space="preserve">.</w:t>
+      </w:r>
+    </w:p>
+    <w:p>
+      <w:r>
+        <w:pict>
+          <v:rect style="width:0;height:1.5pt" o:hralign="center" o:hrstd="t" o:hr="t"/>
+        </w:pict>
+      </w:r>
+    </w:p>
+    <w:bookmarkEnd w:id="29"/>
+    <w:bookmarkStart w:id="30" w:name="X3131bb7fa4eac4deea1bc52d0a917d3422a5919"/>
+    <w:p>
+      <w:pPr>
+        <w:pStyle w:val="Heading2"/>
+      </w:pPr>
+      <w:r>
+        <w:t xml:space="preserve">DANH MỤC CÔNG TRÌNH CỦA NGHIÊN CỨU SINH LIÊN QUAN ĐẾN LUẬN ÁN</w:t>
+      </w:r>
+    </w:p>
+    <w:p>
+      <w:pPr>
+        <w:pStyle w:val="FirstParagraph"/>
+      </w:pPr>
+      <w:r>
+        <w:t xml:space="preserve">Luận án được phát triển gắn với chuỗi nghiên cứu thành phần (ký hiệu nội bộ P1–P9) của nghiên cứu sinh. Các công trình được phân tách rõ theo trạng thái công bố.</w:t>
+      </w:r>
+    </w:p>
+    <w:p>
+      <w:pPr>
+        <w:pStyle w:val="BodyText"/>
+      </w:pPr>
+      <w:r>
+        <w:rPr>
+          <w:bCs/>
+          <w:b/>
+        </w:rPr>
+        <w:t xml:space="preserve">A. Đã công bố (peer-reviewed)</w:t>
       </w:r>
     </w:p>
     <w:p>
@@ -1872,7 +2045,30 @@
         <w:pStyle w:val="Compact"/>
       </w:pPr>
       <w:r>
-        <w:t xml:space="preserve">Hình 4.1. Họ đường cong I–P phụ thuộc chế độ thể chế ICRV (Chương 4)</w:t>
+        <w:t xml:space="preserve">Do, T. H., &amp; Phan, A. T. (2025). Internationalization and firm performance: A meta-analysis review. In</w:t>
+      </w:r>
+      <w:r>
+        <w:t xml:space="preserve"> </w:t>
+      </w:r>
+      <w:r>
+        <w:rPr>
+          <w:iCs/>
+          <w:i/>
+        </w:rPr>
+        <w:t xml:space="preserve">Proceedings of the Sixth International Conference on Sustainable Development in Economics, Business, and Finance (ICBEF 2024)</w:t>
+      </w:r>
+      <w:r>
+        <w:t xml:space="preserve">. Can Tho University, Vietnam.</w:t>
+      </w:r>
+      <w:r>
+        <w:t xml:space="preserve"> </w:t>
+      </w:r>
+      <w:r>
+        <w:rPr>
+          <w:iCs/>
+          <w:i/>
+        </w:rPr>
+        <w:t xml:space="preserve">(Cơ sở baseline meta-analysis — k = 113; nền tảng cho P1/P2/P6.)</w:t>
       </w:r>
     </w:p>
     <w:p>
@@ -1884,56 +2080,112 @@
         <w:pStyle w:val="Compact"/>
       </w:pPr>
       <w:r>
-        <w:t xml:space="preserve">Các hình mô tả bổ sung (phân bố pool theo năm, cơ cấu pool, mật độ năng suất, quy mô doanh nghiệp) lưu tại</w:t>
-      </w:r>
-      <w:r>
-        <w:t xml:space="preserve"> </w:t>
-      </w:r>
-      <w:r>
-        <w:rPr>
-          <w:rStyle w:val="VerbatimChar"/>
-        </w:rPr>
-        <w:t xml:space="preserve">thesis/figures/</w:t>
-      </w:r>
-      <w:r>
-        <w:t xml:space="preserve">.</w:t>
-      </w:r>
-    </w:p>
-    <w:p>
-      <w:r>
-        <w:pict>
-          <v:rect style="width:0;height:1.5pt" o:hralign="center" o:hrstd="t" o:hr="t"/>
-        </w:pict>
-      </w:r>
-    </w:p>
-    <w:bookmarkEnd w:id="29"/>
-    <w:bookmarkStart w:id="30" w:name="X3131bb7fa4eac4deea1bc52d0a917d3422a5919"/>
-    <w:p>
-      <w:pPr>
-        <w:pStyle w:val="Heading2"/>
-      </w:pPr>
-      <w:r>
-        <w:t xml:space="preserve">DANH MỤC CÔNG TRÌNH CỦA NGHIÊN CỨU SINH LIÊN QUAN ĐẾN LUẬN ÁN</w:t>
+        <w:t xml:space="preserve">Do, T. H., &amp; Phan, A. T. (2025). Internationalization and firm performance of firms in India: The role of top management. In M. Bartekova (Ed.),</w:t>
+      </w:r>
+      <w:r>
+        <w:t xml:space="preserve"> </w:t>
+      </w:r>
+      <w:r>
+        <w:rPr>
+          <w:iCs/>
+          <w:i/>
+        </w:rPr>
+        <w:t xml:space="preserve">International business research: Traditional and creative approaches</w:t>
+      </w:r>
+      <w:r>
+        <w:t xml:space="preserve">. IntechOpen. https://doi.org/10.5772/intechopen.1011012</w:t>
+      </w:r>
+      <w:r>
+        <w:t xml:space="preserve"> </w:t>
+      </w:r>
+      <w:r>
+        <w:rPr>
+          <w:iCs/>
+          <w:i/>
+        </w:rPr>
+        <w:t xml:space="preserve">(Công trình tiền đề đã công bố về Ấn Độ — 380 doanh nghiệp WBES, ước lượng FGLS, lăng kính thượng tầng quản trị; được nghiên cứu thành phần P9 trích dẫn như prior author work.)</w:t>
+      </w:r>
+    </w:p>
+    <w:p>
+      <w:pPr>
+        <w:numPr>
+          <w:ilvl w:val="0"/>
+          <w:numId w:val="1002"/>
+        </w:numPr>
+        <w:pStyle w:val="Compact"/>
+      </w:pPr>
+      <w:r>
+        <w:t xml:space="preserve">Do, T. H., &amp; Phan, A. T. (2026). Firm performance heterogeneity in emerging Asia: Evidence from World Bank Enterprise Surveys.</w:t>
+      </w:r>
+      <w:r>
+        <w:t xml:space="preserve"> </w:t>
+      </w:r>
+      <w:r>
+        <w:rPr>
+          <w:iCs/>
+          <w:i/>
+        </w:rPr>
+        <w:t xml:space="preserve">Vietnam Economic &amp; Financial Review, 2</w:t>
+      </w:r>
+      <w:r>
+        <w:t xml:space="preserve">(1), 111–115.</w:t>
+      </w:r>
+      <w:r>
+        <w:t xml:space="preserve"> </w:t>
+      </w:r>
+      <w:r>
+        <w:rPr>
+          <w:iCs/>
+          <w:i/>
+        </w:rPr>
+        <w:t xml:space="preserve">(P1.)</w:t>
+      </w:r>
+    </w:p>
+    <w:p>
+      <w:pPr>
+        <w:numPr>
+          <w:ilvl w:val="0"/>
+          <w:numId w:val="1002"/>
+        </w:numPr>
+        <w:pStyle w:val="Compact"/>
+      </w:pPr>
+      <w:r>
+        <w:t xml:space="preserve">Do, T. H., &amp; Phan, A. T. (2026). Unveiling the impact of Chinese manufacturing SMEs’ internationalization on performance.</w:t>
+      </w:r>
+      <w:r>
+        <w:t xml:space="preserve"> </w:t>
+      </w:r>
+      <w:r>
+        <w:rPr>
+          <w:iCs/>
+          <w:i/>
+        </w:rPr>
+        <w:t xml:space="preserve">Journal of Finance &amp; Accounting Research, 39</w:t>
+      </w:r>
+      <w:r>
+        <w:t xml:space="preserve">(2), 287–291.</w:t>
+      </w:r>
+      <w:r>
+        <w:t xml:space="preserve"> </w:t>
+      </w:r>
+      <w:r>
+        <w:rPr>
+          <w:iCs/>
+          <w:i/>
+        </w:rPr>
+        <w:t xml:space="preserve">(P2.)</w:t>
       </w:r>
     </w:p>
     <w:p>
       <w:pPr>
         <w:pStyle w:val="FirstParagraph"/>
-      </w:pPr>
-      <w:r>
-        <w:t xml:space="preserve">Luận án được phát triển gắn với chuỗi nghiên cứu thành phần (ký hiệu nội bộ P1–P9) của nghiên cứu sinh. Các công trình được phân tách rõ theo trạng thái công bố.</w:t>
-      </w:r>
-    </w:p>
-    <w:p>
-      <w:pPr>
-        <w:pStyle w:val="BodyText"/>
       </w:pPr>
       <w:r>
         <w:rPr>
           <w:bCs/>
           <w:b/>
         </w:rPr>
-        <w:t xml:space="preserve">A. Đã công bố (peer-reviewed)</w:t>
+        <w:t xml:space="preserve">B. Bản thảo đang trong quá trình bình duyệt (CHƯA công bố)</w:t>
       </w:r>
     </w:p>
     <w:p>
@@ -1945,7 +2197,7 @@
         <w:pStyle w:val="Compact"/>
       </w:pPr>
       <w:r>
-        <w:t xml:space="preserve">Do, T. H., &amp; Phan, A. T. (2025). Internationalization and firm performance: A meta-analysis review. In</w:t>
+        <w:t xml:space="preserve">Nghiên cứu thành phần P3 — Việt Nam (bối cảnh chuyển đổi thu nhập trung bình thấp).</w:t>
       </w:r>
       <w:r>
         <w:t xml:space="preserve"> </w:t>
@@ -1955,20 +2207,7 @@
           <w:iCs/>
           <w:i/>
         </w:rPr>
-        <w:t xml:space="preserve">Proceedings of the Sixth International Conference on Sustainable Development in Economics, Business, and Finance (ICBEF 2024)</w:t>
-      </w:r>
-      <w:r>
-        <w:t xml:space="preserve">. Can Tho University, Vietnam.</w:t>
-      </w:r>
-      <w:r>
-        <w:t xml:space="preserve"> </w:t>
-      </w:r>
-      <w:r>
-        <w:rPr>
-          <w:iCs/>
-          <w:i/>
-        </w:rPr>
-        <w:t xml:space="preserve">(Cơ sở baseline meta-analysis — k = 113; nền tảng cho P1/P2/P6.)</w:t>
+        <w:t xml:space="preserve">[Bản thảo đang bình duyệt.]</w:t>
       </w:r>
     </w:p>
     <w:p>
@@ -1980,7 +2219,7 @@
         <w:pStyle w:val="Compact"/>
       </w:pPr>
       <w:r>
-        <w:t xml:space="preserve">Do, T. H., &amp; Phan, A. T. (2025). Internationalization and firm performance of firms in India: The role of top management. In M. Bartekova (Ed.),</w:t>
+        <w:t xml:space="preserve">Nghiên cứu thành phần P4 — Singapore (bối cảnh thể chế tiên tiến–đổi mới).</w:t>
       </w:r>
       <w:r>
         <w:t xml:space="preserve"> </w:t>
@@ -1990,20 +2229,7 @@
           <w:iCs/>
           <w:i/>
         </w:rPr>
-        <w:t xml:space="preserve">International business research: Traditional and creative approaches</w:t>
-      </w:r>
-      <w:r>
-        <w:t xml:space="preserve">. IntechOpen. https://doi.org/10.5772/intechopen.1011012</w:t>
-      </w:r>
-      <w:r>
-        <w:t xml:space="preserve"> </w:t>
-      </w:r>
-      <w:r>
-        <w:rPr>
-          <w:iCs/>
-          <w:i/>
-        </w:rPr>
-        <w:t xml:space="preserve">(Công trình tiền đề đã công bố về Ấn Độ — 380 doanh nghiệp WBES, ước lượng FGLS, lăng kính thượng tầng quản trị; được nghiên cứu thành phần P9 trích dẫn như prior author work.)</w:t>
+        <w:t xml:space="preserve">[Bản thảo đang bình duyệt.]</w:t>
       </w:r>
     </w:p>
     <w:p>
@@ -2015,7 +2241,7 @@
         <w:pStyle w:val="Compact"/>
       </w:pPr>
       <w:r>
-        <w:t xml:space="preserve">Do, T. H., &amp; Phan, A. T. (2026). Firm performance heterogeneity in emerging Asia: Evidence from World Bank Enterprise Surveys.</w:t>
+        <w:t xml:space="preserve">Nghiên cứu thành phần P5 — Trung Quốc 2012–2024 (bối cảnh upper-middle).</w:t>
       </w:r>
       <w:r>
         <w:t xml:space="preserve"> </w:t>
@@ -2025,20 +2251,7 @@
           <w:iCs/>
           <w:i/>
         </w:rPr>
-        <w:t xml:space="preserve">Vietnam Economic &amp; Financial Review, 2</w:t>
-      </w:r>
-      <w:r>
-        <w:t xml:space="preserve">(1), 111–115.</w:t>
-      </w:r>
-      <w:r>
-        <w:t xml:space="preserve"> </w:t>
-      </w:r>
-      <w:r>
-        <w:rPr>
-          <w:iCs/>
-          <w:i/>
-        </w:rPr>
-        <w:t xml:space="preserve">(P1.)</w:t>
+        <w:t xml:space="preserve">[Bản thảo đang bình duyệt.]</w:t>
       </w:r>
     </w:p>
     <w:p>
@@ -2050,7 +2263,7 @@
         <w:pStyle w:val="Compact"/>
       </w:pPr>
       <w:r>
-        <w:t xml:space="preserve">Do, T. H., &amp; Phan, A. T. (2026). Unveiling the impact of Chinese manufacturing SMEs’ internationalization on performance.</w:t>
+        <w:t xml:space="preserve">Nghiên cứu thành phần P6 — Meta-analysis ba tầng mở rộng 1982–2026.</w:t>
       </w:r>
       <w:r>
         <w:t xml:space="preserve"> </w:t>
@@ -2060,10 +2273,19 @@
           <w:iCs/>
           <w:i/>
         </w:rPr>
-        <w:t xml:space="preserve">Journal of Finance &amp; Accounting Research, 39</w:t>
-      </w:r>
-      <w:r>
-        <w:t xml:space="preserve">(2), 287–291.</w:t>
+        <w:t xml:space="preserve">[Bản thảo đang bình duyệt.]</w:t>
+      </w:r>
+    </w:p>
+    <w:p>
+      <w:pPr>
+        <w:numPr>
+          <w:ilvl w:val="0"/>
+          <w:numId w:val="1003"/>
+        </w:numPr>
+        <w:pStyle w:val="Compact"/>
+      </w:pPr>
+      <w:r>
+        <w:t xml:space="preserve">Nghiên cứu thành phần P7 — Kiểm định toàn mẫu 49 nền kinh tế châu Á và Thái Bình Dương (capstone).</w:t>
       </w:r>
       <w:r>
         <w:t xml:space="preserve"> </w:t>
@@ -2073,31 +2295,19 @@
           <w:iCs/>
           <w:i/>
         </w:rPr>
-        <w:t xml:space="preserve">(P2.)</w:t>
-      </w:r>
-    </w:p>
-    <w:p>
-      <w:pPr>
-        <w:pStyle w:val="FirstParagraph"/>
-      </w:pPr>
-      <w:r>
-        <w:rPr>
-          <w:bCs/>
-          <w:b/>
-        </w:rPr>
-        <w:t xml:space="preserve">B. Bản thảo đang trong quá trình bình duyệt (CHƯA công bố)</w:t>
+        <w:t xml:space="preserve">[Bản thảo đang chỉnh sửa theo phản biện.]</w:t>
       </w:r>
     </w:p>
     <w:p>
       <w:pPr>
         <w:numPr>
           <w:ilvl w:val="0"/>
-          <w:numId w:val="1004"/>
+          <w:numId w:val="1003"/>
         </w:numPr>
         <w:pStyle w:val="Compact"/>
       </w:pPr>
       <w:r>
-        <w:t xml:space="preserve">Nghiên cứu thành phần P3 — Việt Nam (bối cảnh chuyển đổi thu nhập trung bình thấp).</w:t>
+        <w:t xml:space="preserve">Nghiên cứu thành phần P8 — Trường hợp biên SIDS, gánh nặng quốc tế hóa bắt buộc (FIP).</w:t>
       </w:r>
       <w:r>
         <w:t xml:space="preserve"> </w:t>
@@ -2107,124 +2317,14 @@
           <w:iCs/>
           <w:i/>
         </w:rPr>
-        <w:t xml:space="preserve">[Bản thảo đang bình duyệt.]</w:t>
+        <w:t xml:space="preserve">[Bản thảo đang chỉnh sửa theo phản biện.]</w:t>
       </w:r>
     </w:p>
     <w:p>
       <w:pPr>
         <w:numPr>
           <w:ilvl w:val="0"/>
-          <w:numId w:val="1004"/>
-        </w:numPr>
-        <w:pStyle w:val="Compact"/>
-      </w:pPr>
-      <w:r>
-        <w:t xml:space="preserve">Nghiên cứu thành phần P4 — Singapore (bối cảnh thể chế tiên tiến–đổi mới).</w:t>
-      </w:r>
-      <w:r>
-        <w:t xml:space="preserve"> </w:t>
-      </w:r>
-      <w:r>
-        <w:rPr>
-          <w:iCs/>
-          <w:i/>
-        </w:rPr>
-        <w:t xml:space="preserve">[Bản thảo đang bình duyệt.]</w:t>
-      </w:r>
-    </w:p>
-    <w:p>
-      <w:pPr>
-        <w:numPr>
-          <w:ilvl w:val="0"/>
-          <w:numId w:val="1004"/>
-        </w:numPr>
-        <w:pStyle w:val="Compact"/>
-      </w:pPr>
-      <w:r>
-        <w:t xml:space="preserve">Nghiên cứu thành phần P5 — Trung Quốc 2012–2024 (bối cảnh upper-middle).</w:t>
-      </w:r>
-      <w:r>
-        <w:t xml:space="preserve"> </w:t>
-      </w:r>
-      <w:r>
-        <w:rPr>
-          <w:iCs/>
-          <w:i/>
-        </w:rPr>
-        <w:t xml:space="preserve">[Bản thảo đang bình duyệt.]</w:t>
-      </w:r>
-    </w:p>
-    <w:p>
-      <w:pPr>
-        <w:numPr>
-          <w:ilvl w:val="0"/>
-          <w:numId w:val="1004"/>
-        </w:numPr>
-        <w:pStyle w:val="Compact"/>
-      </w:pPr>
-      <w:r>
-        <w:t xml:space="preserve">Nghiên cứu thành phần P6 — Meta-analysis ba tầng mở rộng 1982–2026.</w:t>
-      </w:r>
-      <w:r>
-        <w:t xml:space="preserve"> </w:t>
-      </w:r>
-      <w:r>
-        <w:rPr>
-          <w:iCs/>
-          <w:i/>
-        </w:rPr>
-        <w:t xml:space="preserve">[Bản thảo đang bình duyệt.]</w:t>
-      </w:r>
-    </w:p>
-    <w:p>
-      <w:pPr>
-        <w:numPr>
-          <w:ilvl w:val="0"/>
-          <w:numId w:val="1004"/>
-        </w:numPr>
-        <w:pStyle w:val="Compact"/>
-      </w:pPr>
-      <w:r>
-        <w:t xml:space="preserve">Nghiên cứu thành phần P7 — Kiểm định toàn mẫu 49 nền kinh tế châu Á và Thái Bình Dương (capstone).</w:t>
-      </w:r>
-      <w:r>
-        <w:t xml:space="preserve"> </w:t>
-      </w:r>
-      <w:r>
-        <w:rPr>
-          <w:iCs/>
-          <w:i/>
-        </w:rPr>
-        <w:t xml:space="preserve">[Bản thảo đang chỉnh sửa theo phản biện.]</w:t>
-      </w:r>
-    </w:p>
-    <w:p>
-      <w:pPr>
-        <w:numPr>
-          <w:ilvl w:val="0"/>
-          <w:numId w:val="1004"/>
-        </w:numPr>
-        <w:pStyle w:val="Compact"/>
-      </w:pPr>
-      <w:r>
-        <w:t xml:space="preserve">Nghiên cứu thành phần P8 — Trường hợp biên SIDS, gánh nặng quốc tế hóa bắt buộc (FIP).</w:t>
-      </w:r>
-      <w:r>
-        <w:t xml:space="preserve"> </w:t>
-      </w:r>
-      <w:r>
-        <w:rPr>
-          <w:iCs/>
-          <w:i/>
-        </w:rPr>
-        <w:t xml:space="preserve">[Bản thảo đang chỉnh sửa theo phản biện.]</w:t>
-      </w:r>
-    </w:p>
-    <w:p>
-      <w:pPr>
-        <w:numPr>
-          <w:ilvl w:val="0"/>
-          <w:numId w:val="1004"/>
+          <w:numId w:val="1003"/>
         </w:numPr>
         <w:pStyle w:val="Compact"/>
       </w:pPr>
@@ -2637,9 +2737,6 @@
     <w:abstractNumId w:val="991"/>
   </w:num>
   <w:num w:numId="1002">
-    <w:abstractNumId w:val="991"/>
-  </w:num>
-  <w:num w:numId="1003">
     <w:abstractNumId w:val="99411"/>
     <w:lvlOverride w:ilvl="0">
       <w:startOverride w:val="1"/>
@@ -2669,7 +2766,7 @@
       <w:startOverride w:val="1"/>
     </w:lvlOverride>
   </w:num>
-  <w:num w:numId="1004">
+  <w:num w:numId="1003">
     <w:abstractNumId w:val="99415"/>
     <w:lvlOverride w:ilvl="0">
       <w:startOverride w:val="5"/>

--- a/dist/luan_an_ctu/00_phan_dau_vi.docx
+++ b/dist/luan_an_ctu/00_phan_dau_vi.docx
@@ -57,7 +57,7 @@
           <w:iCs/>
           <w:i/>
         </w:rPr>
-        <w:t xml:space="preserve">(Tiêu đề dự thảo — NCS xác nhận tiêu đề chính thức đã đăng ký với cơ sở đào tạo)</w:t>
+        <w:t xml:space="preserve">(Tiêu đề dự thảo, NCS xác nhận tiêu đề chính thức đã đăng ký với cơ sở đào tạo)</w:t>
       </w:r>
     </w:p>
     <w:p>
@@ -169,7 +169,7 @@
         <w:t xml:space="preserve"> </w:t>
       </w:r>
       <w:r>
-        <w:t xml:space="preserve">(theo Quyết định giao chuyên đề của Nhà trường); do đó, một phần nội dung của luận án kế thừa và có thể trùng lặp với hai chuyên đề này — đây là phần công trình của chính tôi, không phải sao chép từ nguồn của người khác. Dữ liệu sử dụng là dữ liệu thứ cấp công khai từ Khảo sát Doanh nghiệp của Ngân hàng Thế giới (World Bank Enterprise Surveys). Mọi trích dẫn từ các nghiên cứu khác đều được nêu rõ nguồn theo chuẩn APA 7th và được liệt kê đầy đủ trong danh mục tài liệu tham khảo. Tôi xin chịu trách nhiệm hoàn toàn về nội dung khoa học của luận án này.</w:t>
+        <w:t xml:space="preserve">(theo Quyết định giao chuyên đề của Nhà trường); do đó, một phần nội dung của luận án kế thừa và có thể trùng lặp với hai chuyên đề này, đây là phần công trình của chính tôi, không phải sao chép từ nguồn của người khác. Dữ liệu sử dụng là dữ liệu thứ cấp công khai từ Khảo sát Doanh nghiệp của Ngân hàng Thế giới (World Bank Enterprise Surveys). Mọi trích dẫn từ các nghiên cứu khác đều được nêu rõ nguồn theo chuẩn APA 7th và được liệt kê đầy đủ trong danh mục tài liệu tham khảo. Tôi xin chịu trách nhiệm hoàn toàn về nội dung khoa học của luận án này.</w:t>
       </w:r>
     </w:p>
     <w:p>
@@ -255,7 +255,7 @@
         <w:pStyle w:val="FirstParagraph"/>
       </w:pPr>
       <w:r>
-        <w:t xml:space="preserve">Luận án nghiên cứu mối quan hệ giữa quốc tế hóa và hiệu quả hoạt động của doanh nghiệp (internationalization–firm performance, I–P) tại châu Á, tập trung làm rõ các điều kiện biên giải thích sự dị biệt cao trong mối quan hệ này. Trên cơ sở tích hợp bốn lý thuyết kinh điển — mô hình Uppsala, lý thuyết dựa trên nguồn lực (RBV), lý thuyết thể chế và lý thuyết thượng tầng quản trị — cùng lớp mở rộng về năng lực số, luận án xây dựng khung giải thích đa tầng CDCM (Country–Digital–Capability Moderation) với ba tầng điều tiết: bối cảnh thể chế (vận hành hóa bằng khung phân loại ICRV sáu nhóm), năng lực số (phân tách năng lực công nghệ TCI và chỉ số chấp nhận số DAI), và đặc điểm nhà quản trị cấp cao.</w:t>
+        <w:t xml:space="preserve">Luận án nghiên cứu mối quan hệ giữa quốc tế hóa và hiệu quả hoạt động của doanh nghiệp (internationalization–firm performance, I–P) tại châu Á, tập trung làm rõ các điều kiện biên giải thích sự dị biệt cao trong mối quan hệ này. Trên cơ sở tích hợp bốn lý thuyết kinh điển, mô hình Uppsala, lý thuyết dựa trên nguồn lực (RBV), lý thuyết thể chế và lý thuyết thượng tầng quản trị, cùng lớp mở rộng về năng lực số, luận án xây dựng khung giải thích đa tầng CDCM (Country–Digital–Capability Moderation) với ba tầng điều tiết: bối cảnh thể chế (vận hành hóa bằng khung phân loại ICRV sáu nhóm), năng lực số (phân tách năng lực công nghệ TCI và chỉ số chấp nhận số DAI), và đặc điểm nhà quản trị cấp cao.</w:t>
       </w:r>
     </w:p>
     <w:p>
@@ -271,7 +271,7 @@
         <w:pStyle w:val="BodyText"/>
       </w:pPr>
       <w:r>
-        <w:t xml:space="preserve">Kết quả chính: (1) quan hệ I–P có dạng phi tuyến chữ U ngược, nhưng điểm uốn (turning point) không cố định mà giảm dần theo chất lượng thể chế — từ khoảng 55% cường độ xuất khẩu ở các nền kinh tế thể chế yếu xuống khoảng 28% ở các nền kinh tế thể chế mạnh; (2) TCI là năng lực nền tảng nâng mặt bằng hiệu quả phổ quát, trong khi DAI là nguồn lực tình huống làm thay đổi độ cong đường quan hệ và phát huy mạnh hơn ở môi trường thể chế yếu (hiệu ứng</w:t>
+        <w:t xml:space="preserve">Kết quả chính: (1) quan hệ I–P có dạng phi tuyến chữ U ngược, nhưng điểm uốn (turning point) không cố định mà giảm dần theo chất lượng thể chế, từ khoảng 55% cường độ xuất khẩu ở các nền kinh tế thể chế yếu xuống khoảng 28% ở các nền kinh tế thể chế mạnh; (2) TCI là năng lực nền tảng nâng mặt bằng hiệu quả phổ quát, trong khi DAI là nguồn lực tình huống làm thay đổi độ cong đường quan hệ và phát huy mạnh hơn ở môi trường thể chế yếu (hiệu ứng</w:t>
       </w:r>
       <w:r>
         <w:t xml:space="preserve"> </w:t>
@@ -286,7 +286,7 @@
         <w:t xml:space="preserve">”</w:t>
       </w:r>
       <w:r>
-        <w:t xml:space="preserve">); (3) tại nhóm SIDS, quan hệ I–P chuyển thành âm đơn điệu không có điểm uốn — hiện tượng được luận án đặt tên là</w:t>
+        <w:t xml:space="preserve">); (3) tại nhóm SIDS, quan hệ I–P chuyển thành âm đơn điệu không có điểm uốn, hiện tượng được luận án đặt tên là</w:t>
       </w:r>
       <w:r>
         <w:t xml:space="preserve"> </w:t>
@@ -342,7 +342,7 @@
         <w:pStyle w:val="FirstParagraph"/>
       </w:pPr>
       <w:r>
-        <w:t xml:space="preserve">This dissertation examines the internationalization–firm performance (I–P) relationship across Asia, focusing on the boundary conditions that explain its well-documented heterogeneity. Integrating four foundational theories — the Uppsala model, the resource-based view (RBV), institutional theory, and upper echelons theory — with a digital-capability extension, the dissertation develops a multi-tier moderation framework, CDCM (Country–Digital–Capability Moderation), comprising three moderating tiers: institutional context (operationalized through a six-group ICRV taxonomy), digital capability (separating technological capability, TCI, from digital adoption, DAI), and top-manager characteristics.</w:t>
+        <w:t xml:space="preserve">This dissertation examines the internationalization–firm performance (I–P) relationship across Asia, focusing on the boundary conditions that explain its well-documented heterogeneity. Integrating four foundational theories, the Uppsala model, the resource-based view (RBV), institutional theory, and upper echelons theory, with a digital-capability extension, the dissertation develops a multi-tier moderation framework, CDCM (Country–Digital–Capability Moderation), comprising three moderating tiers: institutional context (operationalized through a six-group ICRV taxonomy), digital capability (separating technological capability, TCI, from digital adoption, DAI), and top-manager characteristics.</w:t>
       </w:r>
     </w:p>
     <w:p>
@@ -358,7 +358,7 @@
         <w:pStyle w:val="BodyText"/>
       </w:pPr>
       <w:r>
-        <w:t xml:space="preserve">Key findings: (1) the I–P relationship is inverted-U shaped, but the turning point is not fixed — it declines with institutional quality, from roughly 55% export intensity in weak-institution economies to about 28% in strong-institution economies; (2) TCI is a foundational capability that universally shifts the performance level, whereas DAI is a situational resource that reshapes the curve and is most effective in weaker institutional environments (a</w:t>
+        <w:t xml:space="preserve">Key findings: (1) the I–P relationship is inverted-U shaped, but the turning point is not fixed, it declines with institutional quality, from roughly 55% export intensity in weak-institution economies to about 28% in strong-institution economies; (2) TCI is a foundational capability that universally shifts the performance level, whereas DAI is a situational resource that reshapes the curve and is most effective in weaker institutional environments (a</w:t>
       </w:r>
       <w:r>
         <w:t xml:space="preserve"> </w:t>
@@ -376,7 +376,7 @@
         <w:t xml:space="preserve"> </w:t>
       </w:r>
       <w:r>
-        <w:t xml:space="preserve">effect); (3) in the SIDS group the relationship becomes monotonically negative with no turning point — a phenomenon the dissertation names the</w:t>
+        <w:t xml:space="preserve">effect); (3) in the SIDS group the relationship becomes monotonically negative with no turning point, a phenomenon the dissertation names the</w:t>
       </w:r>
       <w:r>
         <w:t xml:space="preserve"> </w:t>
@@ -439,10 +439,7 @@
         <w:t xml:space="preserve">MỞ ĐẦU</w:t>
       </w:r>
       <w:r>
-        <w:t xml:space="preserve"> </w:t>
-      </w:r>
-      <w:r>
-        <w:t xml:space="preserve">— Lời cam đoan · Lời cảm ơn · Tóm tắt · Abstract · Danh mục từ viết tắt · Danh mục bảng · Danh mục hình · Danh mục công trình</w:t>
+        <w:t xml:space="preserve">, Lời cam đoan · Lời cảm ơn · Tóm tắt · Abstract · Danh mục từ viết tắt · Danh mục bảng · Danh mục hình · Danh mục công trình</w:t>
       </w:r>
     </w:p>
     <w:p>
@@ -460,19 +457,19 @@
         <w:t xml:space="preserve"> </w:t>
       </w:r>
       <w:r>
-        <w:t xml:space="preserve">- 1.1 Bối cảnh nghiên cứu — 1.2 Vấn đề nghiên cứu — 1.3 Mục tiêu — 1.4 Câu hỏi nghiên cứu</w:t>
-      </w:r>
-      <w:r>
-        <w:t xml:space="preserve"> </w:t>
-      </w:r>
-      <w:r>
-        <w:t xml:space="preserve">- 1.5 Đối tượng và phạm vi — 1.6 Phương pháp luận — 1.7 Giả thuyết khoa học (tóm tắt)</w:t>
-      </w:r>
-      <w:r>
-        <w:t xml:space="preserve"> </w:t>
-      </w:r>
-      <w:r>
-        <w:t xml:space="preserve">- 1.8 Ý nghĩa khoa học và thực tiễn — 1.9 Tính mới — 1.10 Cấu trúc của luận án</w:t>
+        <w:t xml:space="preserve">- 1.1 Bối cảnh nghiên cứu, 1.2 Vấn đề nghiên cứu, 1.3 Mục tiêu, 1.4 Câu hỏi nghiên cứu</w:t>
+      </w:r>
+      <w:r>
+        <w:t xml:space="preserve"> </w:t>
+      </w:r>
+      <w:r>
+        <w:t xml:space="preserve">- 1.5 Đối tượng và phạm vi, 1.6 Phương pháp luận, 1.7 Giả thuyết khoa học (tóm tắt)</w:t>
+      </w:r>
+      <w:r>
+        <w:t xml:space="preserve"> </w:t>
+      </w:r>
+      <w:r>
+        <w:t xml:space="preserve">- 1.8 Ý nghĩa khoa học và thực tiễn, 1.9 Tính mới, 1.10 Cấu trúc của luận án</w:t>
       </w:r>
     </w:p>
     <w:p>
@@ -490,13 +487,13 @@
         <w:t xml:space="preserve"> </w:t>
       </w:r>
       <w:r>
-        <w:t xml:space="preserve">- 2.1 Các khái niệm cốt lõi — 2.2 Các lý thuyết nền — 2.3 Tổng quan thực nghiệm</w:t>
-      </w:r>
-      <w:r>
-        <w:t xml:space="preserve"> </w:t>
-      </w:r>
-      <w:r>
-        <w:t xml:space="preserve">- 2.4 Khoảng trống nghiên cứu — 2.5 Mô hình nghiên cứu và hệ giả thuyết (H1–H6, H1b, H1c) — 2.6 Tóm tắt chương</w:t>
+        <w:t xml:space="preserve">- 2.1 Các khái niệm cốt lõi, 2.2 Các lý thuyết nền, 2.3 Tổng quan thực nghiệm</w:t>
+      </w:r>
+      <w:r>
+        <w:t xml:space="preserve"> </w:t>
+      </w:r>
+      <w:r>
+        <w:t xml:space="preserve">- 2.4 Khoảng trống nghiên cứu, 2.5 Mô hình nghiên cứu và hệ giả thuyết (H1–H6, H1b, H1c), 2.6 Tóm tắt chương</w:t>
       </w:r>
     </w:p>
     <w:p>
@@ -514,13 +511,13 @@
         <w:t xml:space="preserve"> </w:t>
       </w:r>
       <w:r>
-        <w:t xml:space="preserve">- 3.1 Thiết kế nghiên cứu tổng thể — 3.2 Phase 1: Meta-analysis 1982–2026 — 3.3 Phase 2: Phân tích thực nghiệm đa quốc gia</w:t>
-      </w:r>
-      <w:r>
-        <w:t xml:space="preserve"> </w:t>
-      </w:r>
-      <w:r>
-        <w:t xml:space="preserve">- 3.4 Mô hình phân tích (M0–M11) — 3.5 Kiểm định độ vững — 3.6 Tóm tắt phương pháp — 3.7 Đạo đức nghiên cứu</w:t>
+        <w:t xml:space="preserve">- 3.1 Thiết kế nghiên cứu tổng thể, 3.2 Phase 1: Meta-analysis 1982–2026, 3.3 Phase 2: Phân tích thực nghiệm đa quốc gia</w:t>
+      </w:r>
+      <w:r>
+        <w:t xml:space="preserve"> </w:t>
+      </w:r>
+      <w:r>
+        <w:t xml:space="preserve">- 3.4 Mô hình phân tích (M0–M11), 3.5 Kiểm định độ vững, 3.6 Tóm tắt phương pháp, 3.7 Đạo đức nghiên cứu</w:t>
       </w:r>
     </w:p>
     <w:p>
@@ -544,13 +541,13 @@
         <w:t xml:space="preserve"> </w:t>
       </w:r>
       <w:r>
-        <w:t xml:space="preserve">- 4.2 Meta-analysis ba tầng (P6) — 4.3 Singapore (P4) — 4.4 Trung Quốc (P5) — 4.5 Việt Nam (P3)</w:t>
-      </w:r>
-      <w:r>
-        <w:t xml:space="preserve"> </w:t>
-      </w:r>
-      <w:r>
-        <w:t xml:space="preserve">- 4.6 Kiểm định toàn mẫu đa bối cảnh (P7) — 4.7 SIDS (P8) — 4.8 Ấn Độ (P9) — 4.9 Tổng hợp theo hệ giả thuyết</w:t>
+        <w:t xml:space="preserve">- 4.2 Meta-analysis ba tầng (P6), 4.3 Singapore (P4), 4.4 Trung Quốc (P5), 4.5 Việt Nam (P3)</w:t>
+      </w:r>
+      <w:r>
+        <w:t xml:space="preserve"> </w:t>
+      </w:r>
+      <w:r>
+        <w:t xml:space="preserve">- 4.6 Kiểm định toàn mẫu đa bối cảnh (P7), 4.7 SIDS (P8), 4.8 Ấn Độ (P9), 4.9 Tổng hợp theo hệ giả thuyết</w:t>
       </w:r>
     </w:p>
     <w:p>
@@ -568,13 +565,13 @@
         <w:t xml:space="preserve"> </w:t>
       </w:r>
       <w:r>
-        <w:t xml:space="preserve">- 5.1 Bàn luận theo khung CDCM — 5.2 So sánh nghiên cứu trước — 5.3 Đóng góp lý thuyết</w:t>
-      </w:r>
-      <w:r>
-        <w:t xml:space="preserve"> </w:t>
-      </w:r>
-      <w:r>
-        <w:t xml:space="preserve">- 5.4 Đề xuất chính sách và quản trị — 5.5 Hạn chế và hướng tương lai — 5.6 Kết luận</w:t>
+        <w:t xml:space="preserve">- 5.1 Bàn luận theo khung CDCM, 5.2 So sánh nghiên cứu trước, 5.3 Đóng góp lý thuyết</w:t>
+      </w:r>
+      <w:r>
+        <w:t xml:space="preserve"> </w:t>
+      </w:r>
+      <w:r>
+        <w:t xml:space="preserve">- 5.4 Đề xuất chính sách và quản trị, 5.5 Hạn chế và hướng tương lai, 5.6 Kết luận</w:t>
       </w:r>
     </w:p>
     <w:p>
@@ -605,10 +602,7 @@
         <w:t xml:space="preserve">PHỤ LỤC A</w:t>
       </w:r>
       <w:r>
-        <w:t xml:space="preserve"> </w:t>
-      </w:r>
-      <w:r>
-        <w:t xml:space="preserve">— Quy trình hợp nhất và hài hòa hóa dữ liệu WBES đa quốc gia (S1–S6, Hình A.1)</w:t>
+        <w:t xml:space="preserve">, Quy trình hợp nhất và hài hòa hóa dữ liệu WBES đa quốc gia (S1–S6, Hình A.1)</w:t>
       </w:r>
     </w:p>
     <w:p>
@@ -1866,7 +1860,7 @@
         <w:t xml:space="preserve"> </w:t>
       </w:r>
       <w:r>
-        <w:t xml:space="preserve">- Bảng 2.1. Ánh xạ nghiên cứu thành phần — chương — giả thuyết (Chương 2)</w:t>
+        <w:t xml:space="preserve">- Bảng 2.1. Ánh xạ nghiên cứu thành phần, chương, giả thuyết (Chương 2)</w:t>
       </w:r>
       <w:r>
         <w:t xml:space="preserve"> </w:t>
@@ -1902,31 +1896,31 @@
         <w:t xml:space="preserve"> </w:t>
       </w:r>
       <w:r>
-        <w:t xml:space="preserve">- Bảng định nghĩa biến — Nghiên cứu P3 Việt Nam (Chương 3, §3.4.5.1)</w:t>
-      </w:r>
-      <w:r>
-        <w:t xml:space="preserve"> </w:t>
-      </w:r>
-      <w:r>
-        <w:t xml:space="preserve">- Bảng định nghĩa biến — Nghiên cứu P4 Singapore (Chương 3, §3.4.5.2)</w:t>
-      </w:r>
-      <w:r>
-        <w:t xml:space="preserve"> </w:t>
-      </w:r>
-      <w:r>
-        <w:t xml:space="preserve">- Bảng định nghĩa biến — Nghiên cứu P5 Trung Quốc (Chương 3, §3.4.5.3)</w:t>
-      </w:r>
-      <w:r>
-        <w:t xml:space="preserve"> </w:t>
-      </w:r>
-      <w:r>
-        <w:t xml:space="preserve">- Bảng định nghĩa biến — Nghiên cứu P7 đa quốc gia (Chương 3, §3.4.5.4)</w:t>
-      </w:r>
-      <w:r>
-        <w:t xml:space="preserve"> </w:t>
-      </w:r>
-      <w:r>
-        <w:t xml:space="preserve">- Bảng định nghĩa biến — Nghiên cứu P8 SIDS (Chương 3, §3.4.5.5)</w:t>
+        <w:t xml:space="preserve">- Bảng định nghĩa biến, Nghiên cứu P3 Việt Nam (Chương 3, §3.4.5.1)</w:t>
+      </w:r>
+      <w:r>
+        <w:t xml:space="preserve"> </w:t>
+      </w:r>
+      <w:r>
+        <w:t xml:space="preserve">- Bảng định nghĩa biến, Nghiên cứu P4 Singapore (Chương 3, §3.4.5.2)</w:t>
+      </w:r>
+      <w:r>
+        <w:t xml:space="preserve"> </w:t>
+      </w:r>
+      <w:r>
+        <w:t xml:space="preserve">- Bảng định nghĩa biến, Nghiên cứu P5 Trung Quốc (Chương 3, §3.4.5.3)</w:t>
+      </w:r>
+      <w:r>
+        <w:t xml:space="preserve"> </w:t>
+      </w:r>
+      <w:r>
+        <w:t xml:space="preserve">- Bảng định nghĩa biến, Nghiên cứu P7 đa quốc gia (Chương 3, §3.4.5.4)</w:t>
+      </w:r>
+      <w:r>
+        <w:t xml:space="preserve"> </w:t>
+      </w:r>
+      <w:r>
+        <w:t xml:space="preserve">- Bảng định nghĩa biến, Nghiên cứu P8 SIDS (Chương 3, §3.4.5.5)</w:t>
       </w:r>
       <w:r>
         <w:t xml:space="preserve"> </w:t>
@@ -2068,7 +2062,7 @@
           <w:iCs/>
           <w:i/>
         </w:rPr>
-        <w:t xml:space="preserve">(Cơ sở baseline meta-analysis — k = 113; nền tảng cho P1/P2/P6.)</w:t>
+        <w:t xml:space="preserve">(Cơ sở baseline meta-analysis, k = 113; nền tảng cho P1/P2/P6.)</w:t>
       </w:r>
     </w:p>
     <w:p>
@@ -2103,7 +2097,7 @@
           <w:iCs/>
           <w:i/>
         </w:rPr>
-        <w:t xml:space="preserve">(Công trình tiền đề đã công bố về Ấn Độ — 380 doanh nghiệp WBES, ước lượng FGLS, lăng kính thượng tầng quản trị; được nghiên cứu thành phần P9 trích dẫn như prior author work.)</w:t>
+        <w:t xml:space="preserve">(Công trình tiền đề đã công bố về Ấn Độ, 380 doanh nghiệp WBES, ước lượng FGLS, lăng kính thượng tầng quản trị; được nghiên cứu thành phần P9 trích dẫn như prior author work.)</w:t>
       </w:r>
     </w:p>
     <w:p>
@@ -2197,7 +2191,7 @@
         <w:pStyle w:val="Compact"/>
       </w:pPr>
       <w:r>
-        <w:t xml:space="preserve">Nghiên cứu thành phần P3 — Việt Nam (bối cảnh chuyển đổi thu nhập trung bình thấp).</w:t>
+        <w:t xml:space="preserve">Nghiên cứu thành phần P3, Việt Nam (bối cảnh chuyển đổi thu nhập trung bình thấp).</w:t>
       </w:r>
       <w:r>
         <w:t xml:space="preserve"> </w:t>
@@ -2219,7 +2213,7 @@
         <w:pStyle w:val="Compact"/>
       </w:pPr>
       <w:r>
-        <w:t xml:space="preserve">Nghiên cứu thành phần P4 — Singapore (bối cảnh thể chế tiên tiến–đổi mới).</w:t>
+        <w:t xml:space="preserve">Nghiên cứu thành phần P4, Singapore (bối cảnh thể chế tiên tiến–đổi mới).</w:t>
       </w:r>
       <w:r>
         <w:t xml:space="preserve"> </w:t>
@@ -2241,7 +2235,7 @@
         <w:pStyle w:val="Compact"/>
       </w:pPr>
       <w:r>
-        <w:t xml:space="preserve">Nghiên cứu thành phần P5 — Trung Quốc 2012–2024 (bối cảnh upper-middle).</w:t>
+        <w:t xml:space="preserve">Nghiên cứu thành phần P5, Trung Quốc 2012–2024 (bối cảnh upper-middle).</w:t>
       </w:r>
       <w:r>
         <w:t xml:space="preserve"> </w:t>
@@ -2263,7 +2257,7 @@
         <w:pStyle w:val="Compact"/>
       </w:pPr>
       <w:r>
-        <w:t xml:space="preserve">Nghiên cứu thành phần P6 — Meta-analysis ba tầng mở rộng 1982–2026.</w:t>
+        <w:t xml:space="preserve">Nghiên cứu thành phần P6, Meta-analysis ba tầng mở rộng 1982–2026.</w:t>
       </w:r>
       <w:r>
         <w:t xml:space="preserve"> </w:t>
@@ -2285,7 +2279,7 @@
         <w:pStyle w:val="Compact"/>
       </w:pPr>
       <w:r>
-        <w:t xml:space="preserve">Nghiên cứu thành phần P7 — Kiểm định toàn mẫu 49 nền kinh tế châu Á và Thái Bình Dương (capstone).</w:t>
+        <w:t xml:space="preserve">Nghiên cứu thành phần P7, Kiểm định toàn mẫu 49 nền kinh tế châu Á và Thái Bình Dương (capstone).</w:t>
       </w:r>
       <w:r>
         <w:t xml:space="preserve"> </w:t>
@@ -2307,7 +2301,7 @@
         <w:pStyle w:val="Compact"/>
       </w:pPr>
       <w:r>
-        <w:t xml:space="preserve">Nghiên cứu thành phần P8 — Trường hợp biên SIDS, gánh nặng quốc tế hóa bắt buộc (FIP).</w:t>
+        <w:t xml:space="preserve">Nghiên cứu thành phần P8, Trường hợp biên SIDS, gánh nặng quốc tế hóa bắt buộc (FIP).</w:t>
       </w:r>
       <w:r>
         <w:t xml:space="preserve"> </w:t>
@@ -2329,7 +2323,7 @@
         <w:pStyle w:val="Compact"/>
       </w:pPr>
       <w:r>
-        <w:t xml:space="preserve">Nghiên cứu thành phần P9 — Ấn Độ: độ bền ngưỡng I–P qua thập kỷ chuyển đổi thể chế 2014–2025 (ba đợt WBES, ~29.000 doanh nghiệp; phát hiện sự</w:t>
+        <w:t xml:space="preserve">Nghiên cứu thành phần P9, Ấn Độ: độ bền ngưỡng I–P qua thập kỷ chuyển đổi thể chế 2014–2025 (ba đợt WBES, ~29.000 doanh nghiệp; phát hiện sự</w:t>
       </w:r>
       <w:r>
         <w:t xml:space="preserve"> </w:t>
@@ -2378,7 +2372,10 @@
       </w:r>
     </w:p>
     <w:bookmarkEnd w:id="30"/>
-    <w:sectPr/>
+    <w:sectPr>
+      <w:pgSz w:h="16838" w:w="11906"/>
+      <w:pgMar w:bottom="1417" w:left="1417" w:right="1417" w:top="1417"/>
+    </w:sectPr>
   </w:body>
 </w:document>
 </file>
@@ -2820,29 +2817,59 @@
   <w:style w:default="1" w:styleId="Normal" w:type="paragraph">
     <w:name w:val="Normal"/>
     <w:qFormat/>
+    <w:pPr>
+      <w:spacing w:line="276" w:lineRule="auto"/>
+      <w:jc w:val="both"/>
+    </w:pPr>
+    <w:rPr>
+      <w:rFonts w:ascii="Times New Roman" w:eastAsia="Times New Roman" w:hAnsi="Times New Roman"/>
+      <w:color w:val="000000"/>
+      <w:sz w:val="24"/>
+    </w:rPr>
   </w:style>
   <w:style w:styleId="BodyText" w:type="paragraph">
     <w:name w:val="Body Text"/>
     <w:basedOn w:val="Normal"/>
     <w:link w:val="BodyTextChar"/>
     <w:pPr>
-      <w:spacing w:after="180" w:before="180"/>
+      <w:spacing w:after="180" w:before="180" w:line="276" w:lineRule="auto"/>
+      <w:jc w:val="both"/>
     </w:pPr>
     <w:qFormat/>
+    <w:rPr>
+      <w:rFonts w:ascii="Times New Roman" w:eastAsia="Times New Roman" w:hAnsi="Times New Roman"/>
+      <w:color w:val="000000"/>
+      <w:sz w:val="24"/>
+    </w:rPr>
   </w:style>
   <w:style w:customStyle="1" w:styleId="FirstParagraph" w:type="paragraph">
     <w:name w:val="First Paragraph"/>
     <w:basedOn w:val="BodyText"/>
     <w:next w:val="BodyText"/>
     <w:qFormat/>
+    <w:pPr>
+      <w:spacing w:line="276" w:lineRule="auto"/>
+      <w:jc w:val="both"/>
+    </w:pPr>
+    <w:rPr>
+      <w:rFonts w:ascii="Times New Roman" w:eastAsia="Times New Roman" w:hAnsi="Times New Roman"/>
+      <w:color w:val="000000"/>
+      <w:sz w:val="24"/>
+    </w:rPr>
   </w:style>
   <w:style w:customStyle="1" w:styleId="Compact" w:type="paragraph">
     <w:name w:val="Compact"/>
     <w:basedOn w:val="BodyText"/>
     <w:qFormat/>
     <w:pPr>
-      <w:spacing w:after="36" w:before="36"/>
+      <w:spacing w:after="36" w:before="36" w:line="276" w:lineRule="auto"/>
+      <w:jc w:val="both"/>
     </w:pPr>
+    <w:rPr>
+      <w:rFonts w:ascii="Times New Roman" w:eastAsia="Times New Roman" w:hAnsi="Times New Roman"/>
+      <w:color w:val="000000"/>
+      <w:sz w:val="24"/>
+    </w:rPr>
   </w:style>
   <w:style w:styleId="Title" w:type="paragraph">
     <w:name w:val="Title"/>
@@ -2852,15 +2879,15 @@
     <w:pPr>
       <w:keepNext/>
       <w:keepLines/>
-      <w:spacing w:after="240" w:before="480"/>
-      <w:jc w:val="center"/>
+      <w:spacing w:after="240" w:before="480" w:line="276" w:lineRule="auto"/>
+      <w:jc w:val="both"/>
     </w:pPr>
     <w:rPr>
-      <w:rFonts w:asciiTheme="majorHAnsi" w:cstheme="majorBidi" w:eastAsiaTheme="majorEastAsia" w:hAnsiTheme="majorHAnsi"/>
+      <w:rFonts w:ascii="Times New Roman" w:asciiTheme="majorHAnsi" w:cstheme="majorBidi" w:eastAsia="Times New Roman" w:eastAsiaTheme="majorEastAsia" w:hAnsi="Times New Roman" w:hAnsiTheme="majorHAnsi"/>
       <w:b/>
       <w:bCs/>
-      <w:color w:themeColor="accent1" w:themeShade="B5" w:val="345A8A"/>
-      <w:sz w:val="36"/>
+      <w:color w:val="000000"/>
+      <w:sz w:val="24"/>
       <w:szCs w:val="36"/>
     </w:rPr>
   </w:style>
@@ -2872,11 +2899,13 @@
     <w:pPr>
       <w:keepNext/>
       <w:keepLines/>
-      <w:spacing w:after="240" w:before="240"/>
-      <w:jc w:val="center"/>
+      <w:spacing w:after="240" w:before="240" w:line="276" w:lineRule="auto"/>
+      <w:jc w:val="both"/>
     </w:pPr>
     <w:rPr>
-      <w:sz w:val="30"/>
+      <w:rFonts w:ascii="Times New Roman" w:eastAsia="Times New Roman" w:hAnsi="Times New Roman"/>
+      <w:color w:val="000000"/>
+      <w:sz w:val="24"/>
       <w:szCs w:val="30"/>
     </w:rPr>
   </w:style>
@@ -2887,8 +2916,14 @@
     <w:pPr>
       <w:keepNext/>
       <w:keepLines/>
-      <w:jc w:val="center"/>
+      <w:spacing w:line="276" w:lineRule="auto"/>
+      <w:jc w:val="both"/>
     </w:pPr>
+    <w:rPr>
+      <w:rFonts w:ascii="Times New Roman" w:eastAsia="Times New Roman" w:hAnsi="Times New Roman"/>
+      <w:color w:val="000000"/>
+      <w:sz w:val="24"/>
+    </w:rPr>
   </w:style>
   <w:style w:styleId="Date" w:type="paragraph">
     <w:name w:val="Date"/>
@@ -2897,8 +2932,14 @@
     <w:pPr>
       <w:keepNext/>
       <w:keepLines/>
-      <w:jc w:val="center"/>
+      <w:spacing w:line="276" w:lineRule="auto"/>
+      <w:jc w:val="both"/>
     </w:pPr>
+    <w:rPr>
+      <w:rFonts w:ascii="Times New Roman" w:eastAsia="Times New Roman" w:hAnsi="Times New Roman"/>
+      <w:color w:val="000000"/>
+      <w:sz w:val="24"/>
+    </w:rPr>
   </w:style>
   <w:style w:customStyle="1" w:styleId="AbstractTitle" w:type="paragraph">
     <w:name w:val="Abstract Title"/>
@@ -2908,15 +2949,15 @@
     <w:pPr>
       <w:keepNext/>
       <w:keepLines/>
-      <w:jc w:val="center"/>
-      <w:spacing w:after="0" w:before="300"/>
+      <w:jc w:val="both"/>
+      <w:spacing w:after="0" w:before="300" w:line="276" w:lineRule="auto"/>
     </w:pPr>
     <w:rPr>
-      <w:sz w:val="20"/>
+      <w:color w:val="000000"/>
+      <w:sz w:val="24"/>
       <w:szCs w:val="20"/>
+      <w:rFonts w:ascii="Times New Roman" w:eastAsia="Times New Roman" w:hAnsi="Times New Roman"/>
       <w:b/>
-      <w:color w:val="345A8A"/>
-      &gt;
     </w:rPr>
   </w:style>
   <w:style w:customStyle="1" w:styleId="Abstract" w:type="paragraph">
@@ -2927,10 +2968,13 @@
     <w:pPr>
       <w:keepNext/>
       <w:keepLines/>
-      <w:spacing w:after="300" w:before="100"/>
+      <w:spacing w:after="300" w:before="100" w:line="276" w:lineRule="auto"/>
+      <w:jc w:val="both"/>
     </w:pPr>
     <w:rPr>
-      <w:sz w:val="20"/>
+      <w:rFonts w:ascii="Times New Roman" w:eastAsia="Times New Roman" w:hAnsi="Times New Roman"/>
+      <w:color w:val="000000"/>
+      <w:sz w:val="24"/>
       <w:szCs w:val="20"/>
     </w:rPr>
   </w:style>
@@ -2939,8 +2983,15 @@
     <w:basedOn w:val="Normal"/>
     <w:next w:val="Bibliography"/>
     <w:qFormat/>
-    <w:pPr/>
-    <w:rPr/>
+    <w:pPr>
+      <w:spacing w:line="276" w:lineRule="auto"/>
+      <w:jc w:val="both"/>
+    </w:pPr>
+    <w:rPr>
+      <w:rFonts w:ascii="Times New Roman" w:eastAsia="Times New Roman" w:hAnsi="Times New Roman"/>
+      <w:color w:val="000000"/>
+      <w:sz w:val="24"/>
+    </w:rPr>
   </w:style>
   <w:style w:styleId="Heading1" w:type="paragraph">
     <w:name w:val="Heading 1"/>
@@ -2951,15 +3002,16 @@
     <w:pPr>
       <w:keepNext/>
       <w:keepLines/>
-      <w:spacing w:after="0" w:before="480"/>
+      <w:spacing w:after="0" w:before="480" w:line="276" w:lineRule="auto"/>
+      <w:jc w:val="both"/>
       <w:outlineLvl w:val="0"/>
     </w:pPr>
     <w:rPr>
-      <w:rFonts w:asciiTheme="majorHAnsi" w:cstheme="majorBidi" w:eastAsiaTheme="majorEastAsia" w:hAnsiTheme="majorHAnsi"/>
+      <w:rFonts w:ascii="Times New Roman" w:asciiTheme="majorHAnsi" w:cstheme="majorBidi" w:eastAsia="Times New Roman" w:eastAsiaTheme="majorEastAsia" w:hAnsi="Times New Roman" w:hAnsiTheme="majorHAnsi"/>
       <w:b/>
       <w:bCs/>
-      <w:color w:themeColor="accent1" w:val="4F81BD"/>
-      <w:sz w:val="32"/>
+      <w:color w:val="000000"/>
+      <w:sz w:val="24"/>
       <w:szCs w:val="32"/>
     </w:rPr>
   </w:style>
@@ -2973,15 +3025,16 @@
     <w:pPr>
       <w:keepNext/>
       <w:keepLines/>
-      <w:spacing w:after="0" w:before="200"/>
+      <w:spacing w:after="0" w:before="200" w:line="276" w:lineRule="auto"/>
+      <w:jc w:val="both"/>
       <w:outlineLvl w:val="1"/>
     </w:pPr>
     <w:rPr>
-      <w:rFonts w:asciiTheme="majorHAnsi" w:cstheme="majorBidi" w:eastAsiaTheme="majorEastAsia" w:hAnsiTheme="majorHAnsi"/>
+      <w:rFonts w:ascii="Times New Roman" w:asciiTheme="majorHAnsi" w:cstheme="majorBidi" w:eastAsia="Times New Roman" w:eastAsiaTheme="majorEastAsia" w:hAnsi="Times New Roman" w:hAnsiTheme="majorHAnsi"/>
       <w:b/>
       <w:bCs/>
-      <w:color w:themeColor="accent1" w:val="4F81BD"/>
-      <w:sz w:val="28"/>
+      <w:color w:val="000000"/>
+      <w:sz w:val="24"/>
       <w:szCs w:val="28"/>
     </w:rPr>
   </w:style>
@@ -2995,14 +3048,15 @@
     <w:pPr>
       <w:keepNext/>
       <w:keepLines/>
-      <w:spacing w:after="0" w:before="200"/>
+      <w:spacing w:after="0" w:before="200" w:line="276" w:lineRule="auto"/>
+      <w:jc w:val="both"/>
       <w:outlineLvl w:val="2"/>
     </w:pPr>
     <w:rPr>
-      <w:rFonts w:asciiTheme="majorHAnsi" w:cstheme="majorBidi" w:eastAsiaTheme="majorEastAsia" w:hAnsiTheme="majorHAnsi"/>
+      <w:rFonts w:ascii="Times New Roman" w:asciiTheme="majorHAnsi" w:cstheme="majorBidi" w:eastAsia="Times New Roman" w:eastAsiaTheme="majorEastAsia" w:hAnsi="Times New Roman" w:hAnsiTheme="majorHAnsi"/>
       <w:b/>
       <w:bCs/>
-      <w:color w:themeColor="accent1" w:val="4F81BD"/>
+      <w:color w:val="000000"/>
       <w:sz w:val="24"/>
       <w:szCs w:val="24"/>
     </w:rPr>
@@ -3017,14 +3071,15 @@
     <w:pPr>
       <w:keepNext/>
       <w:keepLines/>
-      <w:spacing w:after="0" w:before="200"/>
+      <w:spacing w:after="0" w:before="200" w:line="276" w:lineRule="auto"/>
+      <w:jc w:val="both"/>
       <w:outlineLvl w:val="3"/>
     </w:pPr>
     <w:rPr>
-      <w:rFonts w:asciiTheme="majorHAnsi" w:cstheme="majorBidi" w:eastAsiaTheme="majorEastAsia" w:hAnsiTheme="majorHAnsi"/>
+      <w:rFonts w:ascii="Times New Roman" w:asciiTheme="majorHAnsi" w:cstheme="majorBidi" w:eastAsia="Times New Roman" w:eastAsiaTheme="majorEastAsia" w:hAnsi="Times New Roman" w:hAnsiTheme="majorHAnsi"/>
       <w:i/>
       <w:bCs/>
-      <w:color w:themeColor="accent1" w:val="4F81BD"/>
+      <w:color w:val="000000"/>
       <w:sz w:val="24"/>
       <w:szCs w:val="24"/>
     </w:rPr>
@@ -3039,13 +3094,14 @@
     <w:pPr>
       <w:keepNext/>
       <w:keepLines/>
-      <w:spacing w:after="0" w:before="200"/>
+      <w:spacing w:after="0" w:before="200" w:line="276" w:lineRule="auto"/>
+      <w:jc w:val="both"/>
       <w:outlineLvl w:val="4"/>
     </w:pPr>
     <w:rPr>
-      <w:rFonts w:asciiTheme="majorHAnsi" w:cstheme="majorBidi" w:eastAsiaTheme="majorEastAsia" w:hAnsiTheme="majorHAnsi"/>
+      <w:rFonts w:ascii="Times New Roman" w:asciiTheme="majorHAnsi" w:cstheme="majorBidi" w:eastAsia="Times New Roman" w:eastAsiaTheme="majorEastAsia" w:hAnsi="Times New Roman" w:hAnsiTheme="majorHAnsi"/>
       <w:iCs/>
-      <w:color w:themeColor="accent1" w:val="4F81BD"/>
+      <w:color w:val="000000"/>
       <w:sz w:val="24"/>
       <w:szCs w:val="24"/>
     </w:rPr>
@@ -3060,12 +3116,13 @@
     <w:pPr>
       <w:keepNext/>
       <w:keepLines/>
-      <w:spacing w:after="0" w:before="200"/>
+      <w:spacing w:after="0" w:before="200" w:line="276" w:lineRule="auto"/>
+      <w:jc w:val="both"/>
       <w:outlineLvl w:val="5"/>
     </w:pPr>
     <w:rPr>
-      <w:rFonts w:asciiTheme="majorHAnsi" w:cstheme="majorBidi" w:eastAsiaTheme="majorEastAsia" w:hAnsiTheme="majorHAnsi"/>
-      <w:color w:themeColor="accent1" w:val="4F81BD"/>
+      <w:rFonts w:ascii="Times New Roman" w:asciiTheme="majorHAnsi" w:cstheme="majorBidi" w:eastAsia="Times New Roman" w:eastAsiaTheme="majorEastAsia" w:hAnsi="Times New Roman" w:hAnsiTheme="majorHAnsi"/>
+      <w:color w:val="000000"/>
       <w:sz w:val="24"/>
       <w:szCs w:val="24"/>
     </w:rPr>
@@ -3080,12 +3137,13 @@
     <w:pPr>
       <w:keepNext/>
       <w:keepLines/>
-      <w:spacing w:after="0" w:before="200"/>
+      <w:spacing w:after="0" w:before="200" w:line="276" w:lineRule="auto"/>
+      <w:jc w:val="both"/>
       <w:outlineLvl w:val="6"/>
     </w:pPr>
     <w:rPr>
-      <w:rFonts w:asciiTheme="majorHAnsi" w:cstheme="majorBidi" w:eastAsiaTheme="majorEastAsia" w:hAnsiTheme="majorHAnsi"/>
-      <w:color w:themeColor="accent1" w:val="4F81BD"/>
+      <w:rFonts w:ascii="Times New Roman" w:asciiTheme="majorHAnsi" w:cstheme="majorBidi" w:eastAsia="Times New Roman" w:eastAsiaTheme="majorEastAsia" w:hAnsi="Times New Roman" w:hAnsiTheme="majorHAnsi"/>
+      <w:color w:val="000000"/>
       <w:sz w:val="24"/>
       <w:szCs w:val="24"/>
     </w:rPr>
@@ -3100,12 +3158,13 @@
     <w:pPr>
       <w:keepNext/>
       <w:keepLines/>
-      <w:spacing w:after="0" w:before="200"/>
+      <w:spacing w:after="0" w:before="200" w:line="276" w:lineRule="auto"/>
+      <w:jc w:val="both"/>
       <w:outlineLvl w:val="7"/>
     </w:pPr>
     <w:rPr>
-      <w:rFonts w:asciiTheme="majorHAnsi" w:cstheme="majorBidi" w:eastAsiaTheme="majorEastAsia" w:hAnsiTheme="majorHAnsi"/>
-      <w:color w:themeColor="accent1" w:val="4F81BD"/>
+      <w:rFonts w:ascii="Times New Roman" w:asciiTheme="majorHAnsi" w:cstheme="majorBidi" w:eastAsia="Times New Roman" w:eastAsiaTheme="majorEastAsia" w:hAnsi="Times New Roman" w:hAnsiTheme="majorHAnsi"/>
+      <w:color w:val="000000"/>
       <w:sz w:val="24"/>
       <w:szCs w:val="24"/>
     </w:rPr>
@@ -3120,12 +3179,13 @@
     <w:pPr>
       <w:keepNext/>
       <w:keepLines/>
-      <w:spacing w:after="0" w:before="200"/>
+      <w:spacing w:after="0" w:before="200" w:line="276" w:lineRule="auto"/>
+      <w:jc w:val="both"/>
       <w:outlineLvl w:val="8"/>
     </w:pPr>
     <w:rPr>
-      <w:rFonts w:asciiTheme="majorHAnsi" w:cstheme="majorBidi" w:eastAsiaTheme="majorEastAsia" w:hAnsiTheme="majorHAnsi"/>
-      <w:color w:themeColor="accent1" w:val="4F81BD"/>
+      <w:rFonts w:ascii="Times New Roman" w:asciiTheme="majorHAnsi" w:cstheme="majorBidi" w:eastAsia="Times New Roman" w:eastAsiaTheme="majorEastAsia" w:hAnsi="Times New Roman" w:hAnsiTheme="majorHAnsi"/>
+      <w:color w:val="000000"/>
       <w:sz w:val="24"/>
       <w:szCs w:val="24"/>
     </w:rPr>
@@ -3138,9 +3198,15 @@
     <w:unhideWhenUsed/>
     <w:qFormat/>
     <w:pPr>
-      <w:spacing w:after="100" w:before="100"/>
+      <w:spacing w:after="100" w:before="100" w:line="276" w:lineRule="auto"/>
       <w:ind w:firstLine="0" w:left="480" w:right="480"/>
+      <w:jc w:val="both"/>
     </w:pPr>
+    <w:rPr>
+      <w:rFonts w:ascii="Times New Roman" w:eastAsia="Times New Roman" w:hAnsi="Times New Roman"/>
+      <w:color w:val="000000"/>
+      <w:sz w:val="24"/>
+    </w:rPr>
   </w:style>
   <w:style w:styleId="FootnoteText" w:type="paragraph">
     <w:name w:val="Footnote Text"/>
@@ -3149,11 +3215,25 @@
     <w:uiPriority w:val="9"/>
     <w:unhideWhenUsed/>
     <w:qFormat/>
+    <w:pPr>
+      <w:spacing w:line="276" w:lineRule="auto"/>
+      <w:jc w:val="both"/>
+    </w:pPr>
+    <w:rPr>
+      <w:rFonts w:ascii="Times New Roman" w:eastAsia="Times New Roman" w:hAnsi="Times New Roman"/>
+      <w:color w:val="000000"/>
+      <w:sz w:val="24"/>
+    </w:rPr>
   </w:style>
   <w:style w:default="1" w:styleId="DefaultParagraphFont" w:type="character">
     <w:name w:val="Default Paragraph Font"/>
     <w:semiHidden/>
     <w:unhideWhenUsed/>
+    <w:rPr>
+      <w:rFonts w:ascii="Times New Roman" w:eastAsia="Times New Roman" w:hAnsi="Times New Roman"/>
+      <w:color w:val="000000"/>
+      <w:sz w:val="24"/>
+    </w:rPr>
   </w:style>
   <w:style w:default="1" w:styleId="Table" w:type="table">
     <w:name w:val="Table"/>
@@ -3161,6 +3241,15 @@
     <w:semiHidden/>
     <w:unhideWhenUsed/>
     <w:qFormat/>
+    <w:pPr>
+      <w:spacing w:line="276" w:lineRule="auto"/>
+      <w:jc w:val="both"/>
+    </w:pPr>
+    <w:rPr>
+      <w:rFonts w:ascii="Times New Roman" w:eastAsia="Times New Roman" w:hAnsi="Times New Roman"/>
+      <w:color w:val="000000"/>
+      <w:sz w:val="24"/>
+    </w:rPr>
     <w:tblPr>
       <w:tblInd w:type="dxa" w:w="0"/>
       <w:tblCellMar>
@@ -3193,25 +3282,42 @@
     <w:pPr>
       <w:keepNext/>
       <w:keepLines/>
-      <w:spacing w:after="0"/>
+      <w:spacing w:after="0" w:line="276" w:lineRule="auto"/>
+      <w:jc w:val="both"/>
     </w:pPr>
     <w:rPr>
+      <w:rFonts w:ascii="Times New Roman" w:eastAsia="Times New Roman" w:hAnsi="Times New Roman"/>
       <w:b/>
+      <w:color w:val="000000"/>
+      <w:sz w:val="24"/>
     </w:rPr>
   </w:style>
   <w:style w:customStyle="1" w:styleId="Definition" w:type="paragraph">
     <w:name w:val="Definition"/>
     <w:basedOn w:val="Normal"/>
+    <w:pPr>
+      <w:spacing w:line="276" w:lineRule="auto"/>
+      <w:jc w:val="both"/>
+    </w:pPr>
+    <w:rPr>
+      <w:rFonts w:ascii="Times New Roman" w:eastAsia="Times New Roman" w:hAnsi="Times New Roman"/>
+      <w:color w:val="000000"/>
+      <w:sz w:val="24"/>
+    </w:rPr>
   </w:style>
   <w:style w:styleId="Caption" w:type="paragraph">
     <w:name w:val="Caption"/>
     <w:basedOn w:val="Normal"/>
     <w:link w:val="BodyTextChar"/>
     <w:pPr>
-      <w:spacing w:after="120" w:before="0"/>
+      <w:spacing w:after="120" w:before="0" w:line="276" w:lineRule="auto"/>
+      <w:jc w:val="both"/>
     </w:pPr>
     <w:rPr>
+      <w:rFonts w:ascii="Times New Roman" w:eastAsia="Times New Roman" w:hAnsi="Times New Roman"/>
       <w:i/>
+      <w:color w:val="000000"/>
+      <w:sz w:val="24"/>
     </w:rPr>
   </w:style>
   <w:style w:customStyle="1" w:styleId="TableCaption" w:type="paragraph">
@@ -3219,44 +3325,90 @@
     <w:basedOn w:val="Caption"/>
     <w:pPr>
       <w:keepNext/>
+      <w:spacing w:line="276" w:lineRule="auto"/>
+      <w:jc w:val="both"/>
     </w:pPr>
+    <w:rPr>
+      <w:rFonts w:ascii="Times New Roman" w:eastAsia="Times New Roman" w:hAnsi="Times New Roman"/>
+      <w:color w:val="000000"/>
+      <w:sz w:val="24"/>
+    </w:rPr>
   </w:style>
   <w:style w:customStyle="1" w:styleId="ImageCaption" w:type="paragraph">
     <w:name w:val="Image Caption"/>
     <w:basedOn w:val="Caption"/>
+    <w:pPr>
+      <w:spacing w:line="276" w:lineRule="auto"/>
+      <w:jc w:val="both"/>
+    </w:pPr>
+    <w:rPr>
+      <w:rFonts w:ascii="Times New Roman" w:eastAsia="Times New Roman" w:hAnsi="Times New Roman"/>
+      <w:color w:val="000000"/>
+      <w:sz w:val="24"/>
+    </w:rPr>
   </w:style>
   <w:style w:customStyle="1" w:styleId="Figure" w:type="paragraph">
     <w:name w:val="Figure"/>
     <w:basedOn w:val="Normal"/>
+    <w:pPr>
+      <w:spacing w:line="276" w:lineRule="auto"/>
+      <w:jc w:val="both"/>
+    </w:pPr>
+    <w:rPr>
+      <w:rFonts w:ascii="Times New Roman" w:eastAsia="Times New Roman" w:hAnsi="Times New Roman"/>
+      <w:color w:val="000000"/>
+      <w:sz w:val="24"/>
+    </w:rPr>
   </w:style>
   <w:style w:customStyle="1" w:styleId="CaptionedFigure" w:type="paragraph">
     <w:name w:val="Captioned Figure"/>
     <w:basedOn w:val="Figure"/>
     <w:pPr>
       <w:keepNext/>
+      <w:spacing w:line="276" w:lineRule="auto"/>
+      <w:jc w:val="both"/>
     </w:pPr>
+    <w:rPr>
+      <w:rFonts w:ascii="Times New Roman" w:eastAsia="Times New Roman" w:hAnsi="Times New Roman"/>
+      <w:color w:val="000000"/>
+      <w:sz w:val="24"/>
+    </w:rPr>
   </w:style>
   <w:style w:customStyle="1" w:styleId="BodyTextChar" w:type="character">
     <w:name w:val="Body Text Char"/>
     <w:basedOn w:val="DefaultParagraphFont"/>
     <w:link w:val="BodyText"/>
+    <w:rPr>
+      <w:rFonts w:ascii="Times New Roman" w:eastAsia="Times New Roman" w:hAnsi="Times New Roman"/>
+      <w:color w:val="000000"/>
+      <w:sz w:val="24"/>
+    </w:rPr>
   </w:style>
   <w:style w:customStyle="1" w:styleId="VerbatimChar" w:type="character">
     <w:name w:val="Verbatim Char"/>
     <w:basedOn w:val="BodyTextChar"/>
     <w:rPr>
-      <w:rFonts w:ascii="Consolas" w:hAnsi="Consolas"/>
-      <w:sz w:val="22"/>
+      <w:rFonts w:ascii="Times New Roman" w:eastAsia="Times New Roman" w:hAnsi="Times New Roman"/>
+      <w:color w:val="000000"/>
+      <w:sz w:val="24"/>
     </w:rPr>
   </w:style>
   <w:style w:customStyle="1" w:styleId="SectionNumber" w:type="character">
     <w:name w:val="Section Number"/>
     <w:basedOn w:val="BodyTextChar"/>
+    <w:rPr>
+      <w:rFonts w:ascii="Times New Roman" w:eastAsia="Times New Roman" w:hAnsi="Times New Roman"/>
+      <w:color w:val="000000"/>
+      <w:sz w:val="24"/>
+    </w:rPr>
   </w:style>
   <w:style w:styleId="FootnoteReference" w:type="character">
     <w:name w:val="Footnote Reference"/>
     <w:basedOn w:val="BodyTextChar"/>
     <w:rPr>
+      <w:rFonts w:ascii="Times New Roman" w:eastAsia="Times New Roman" w:hAnsi="Times New Roman"/>
+      <w:color w:val="000000"/>
+      <w:sz w:val="24"/>
       <w:vertAlign w:val="superscript"/>
     </w:rPr>
   </w:style>
@@ -3264,7 +3416,9 @@
     <w:name w:val="Hyperlink"/>
     <w:basedOn w:val="BodyTextChar"/>
     <w:rPr>
-      <w:color w:themeColor="accent1" w:val="4F81BD"/>
+      <w:rFonts w:ascii="Times New Roman" w:eastAsia="Times New Roman" w:hAnsi="Times New Roman"/>
+      <w:color w:val="000000"/>
+      <w:sz w:val="24"/>
     </w:rPr>
   </w:style>
   <w:style w:styleId="TOCHeading" w:type="paragraph">
@@ -3275,14 +3429,16 @@
     <w:unhideWhenUsed/>
     <w:qFormat/>
     <w:pPr>
-      <w:spacing w:before="240" w:line="259" w:lineRule="auto"/>
+      <w:spacing w:before="240" w:line="276" w:lineRule="auto"/>
+      <w:jc w:val="both"/>
       <w:outlineLvl w:val="9"/>
     </w:pPr>
     <w:rPr>
-      <w:rFonts w:asciiTheme="majorHAnsi" w:cstheme="majorBidi" w:eastAsiaTheme="majorEastAsia" w:hAnsiTheme="majorHAnsi"/>
+      <w:rFonts w:ascii="Times New Roman" w:asciiTheme="majorHAnsi" w:cstheme="majorBidi" w:eastAsia="Times New Roman" w:eastAsiaTheme="majorEastAsia" w:hAnsi="Times New Roman" w:hAnsiTheme="majorHAnsi"/>
       <w:b w:val="0"/>
       <w:bCs w:val="0"/>
-      <w:color w:themeColor="accent1" w:themeShade="BF" w:val="365F91"/>
+      <w:color w:val="000000"/>
+      <w:sz w:val="24"/>
     </w:rPr>
   </w:style>
   <w:style w:type="paragraph" w:customStyle="1" w:styleId="SourceCode">

--- a/dist/luan_an_ctu/00_phan_dau_vi.docx
+++ b/dist/luan_an_ctu/00_phan_dau_vi.docx
@@ -547,7 +547,7 @@
         <w:t xml:space="preserve"> </w:t>
       </w:r>
       <w:r>
-        <w:t xml:space="preserve">- 4.6 Kiểm định toàn mẫu đa bối cảnh (P7), 4.7 SIDS (P8), 4.8 Ấn Độ (P9), 4.9 Tổng hợp theo hệ giả thuyết</w:t>
+        <w:t xml:space="preserve">- 4.6 Kiểm định toàn mẫu đa bối cảnh (P7), 4.7 SIDS (P8), 4.8 Ấn Độ (P9), 4.9 Tam giác hóa với bằng chứng vĩ mô WB, 4.10 Tổng hợp theo hệ giả thuyết</w:t>
       </w:r>
     </w:p>
     <w:p>
@@ -1932,7 +1932,7 @@
         <w:t xml:space="preserve"> </w:t>
       </w:r>
       <w:r>
-        <w:t xml:space="preserve">- Bảng tổng hợp kết quả kiểm định hệ giả thuyết H1–H6, H1b, H1c (Chương 4, §4.9)</w:t>
+        <w:t xml:space="preserve">- Bảng tổng hợp kết quả kiểm định hệ giả thuyết H1–H6, H1b, H1c (Chương 4, §4.10)</w:t>
       </w:r>
     </w:p>
     <w:bookmarkEnd w:id="28"/>

--- a/dist/luan_an_ctu/00_phan_dau_vi.docx
+++ b/dist/luan_an_ctu/00_phan_dau_vi.docx
@@ -1878,7 +1878,25 @@
         <w:t xml:space="preserve"> </w:t>
       </w:r>
       <w:r>
-        <w:t xml:space="preserve">- Bảng 4.3. Điểm uốn theo đợt khảo sát, Ấn Độ (Chương 4, §4.8)</w:t>
+        <w:t xml:space="preserve">- Bảng 4.3. Đặc trưng doanh nghiệp Nhật Bản 2025 so với Nhóm I (Chương 4, §4.1.5)</w:t>
+      </w:r>
+      <w:r>
+        <w:t xml:space="preserve"> </w:t>
+      </w:r>
+      <w:r>
+        <w:t xml:space="preserve">- Bảng 4.4. Tiến triển 11 mô hình lồng nhau của P7: điểm uốn và độ phù hợp (Chương 4, §4.6)</w:t>
+      </w:r>
+      <w:r>
+        <w:t xml:space="preserve"> </w:t>
+      </w:r>
+      <w:r>
+        <w:t xml:space="preserve">- Bảng 4.5. Điểm uốn theo đợt khảo sát, Ấn Độ (Chương 4, §4.8)</w:t>
+      </w:r>
+      <w:r>
+        <w:t xml:space="preserve"> </w:t>
+      </w:r>
+      <w:r>
+        <w:t xml:space="preserve">- Bảng 4.6. Tổng hợp ước lượng các nghiên cứu thành phần thực nghiệm (Chương 4, §4.10)</w:t>
       </w:r>
     </w:p>
     <w:p>

--- a/dist/luan_an_ctu/00_phan_dau_vi.docx
+++ b/dist/luan_an_ctu/00_phan_dau_vi.docx
@@ -263,7 +263,7 @@
         <w:pStyle w:val="BodyText"/>
       </w:pPr>
       <w:r>
-        <w:t xml:space="preserve">Luận án sử dụng thiết kế hỗn hợp tổng hợp–thực nghiệm (mixed synthesis-empirical): (i) một phân tích tổng hợp (meta-analysis) ba tầng giai đoạn 1982–2026 với k = 238 nghiên cứu; và (ii) phân tích thực nghiệm dữ liệu doanh nghiệp từ Khảo sát Doanh nghiệp của Ngân hàng Thế giới (WBES) trên 49 nền kinh tế châu Á và Thái Bình Dương (mẫu phân tích chính N = 91.982 doanh nghiệp), bổ sung bằng các phân tích quốc gia chuyên sâu (Việt Nam, Singapore, Trung Quốc, Ấn Độ) và trường hợp biên là bảy nền kinh tế đảo nhỏ đang phát triển (SIDS) Thái Bình Dương.</w:t>
+        <w:t xml:space="preserve">Luận án sử dụng thiết kế hỗn hợp tổng hợp–thực nghiệm (mixed synthesis-empirical): (i) một phân tích tổng hợp (meta-analysis) ba tầng giai đoạn 1982–2026 với k = 238 nghiên cứu; và (ii) phân tích thực nghiệm dữ liệu doanh nghiệp từ Khảo sát Doanh nghiệp của Ngân hàng Thế giới (WBES) trên 50 nền kinh tế châu Á và Thái Bình Dương (gồm Nhật Bản; mẫu hồi quy chính N = 81.022 doanh nghiệp), bổ sung bằng các phân tích quốc gia chuyên sâu (Việt Nam, Singapore, Trung Quốc, Ấn Độ) và trường hợp biên là bảy nền kinh tế đảo nhỏ đang phát triển (SIDS) Thái Bình Dương.</w:t>
       </w:r>
     </w:p>
     <w:p>
@@ -271,7 +271,7 @@
         <w:pStyle w:val="BodyText"/>
       </w:pPr>
       <w:r>
-        <w:t xml:space="preserve">Kết quả chính: (1) quan hệ I–P có dạng phi tuyến chữ U ngược, nhưng điểm uốn (turning point) không cố định mà giảm dần theo chất lượng thể chế, từ khoảng 55% cường độ xuất khẩu ở các nền kinh tế thể chế yếu xuống khoảng 28% ở các nền kinh tế thể chế mạnh; (2) TCI là năng lực nền tảng nâng mặt bằng hiệu quả phổ quát, trong khi DAI là nguồn lực tình huống làm thay đổi độ cong đường quan hệ và phát huy mạnh hơn ở môi trường thể chế yếu (hiệu ứng</w:t>
+        <w:t xml:space="preserve">Kết quả chính: (1) quan hệ I–P có dạng phi tuyến chữ U ngược với điểm uốn gộp 43,6% (mô hình đầy đủ, 50 nền kinh tế); chữ U ngược định hình rõ nét nhất ở nhóm chuyển đổi thu nhập trung bình–thấp (43,0%), duỗi thẳng gần tuyến tính ở nhóm thể chế mạnh nhất và mất cấu trúc ở các nhóm thể chế yếu nhất; (2) TCI là năng lực nền tảng nâng mặt bằng hiệu quả phổ quát, trong khi DAI là nguồn lực tình huống làm thay đổi độ cong đường quan hệ và phát huy mạnh hơn ở môi trường thể chế yếu (hiệu ứng</w:t>
       </w:r>
       <w:r>
         <w:t xml:space="preserve"> </w:t>
@@ -350,7 +350,7 @@
         <w:pStyle w:val="BodyText"/>
       </w:pPr>
       <w:r>
-        <w:t xml:space="preserve">The study adopts a mixed synthesis-empirical design: (i) a three-level meta-analysis spanning 1982–2026 (k = 238 studies); and (ii) firm-level empirical analysis of World Bank Enterprise Survey (WBES) microdata across 49 Asian and Pacific economies (main analytic sample N = 91,982 firms), complemented by country-specific analyses (Vietnam, Singapore, China, India) and a boundary case of seven Pacific Small Island Developing States (SIDS).</w:t>
+        <w:t xml:space="preserve">The study adopts a mixed synthesis-empirical design: (i) a three-level meta-analysis spanning 1982–2026 (k = 238 studies); and (ii) firm-level empirical analysis of World Bank Enterprise Survey (WBES) microdata across 50 Asian and Pacific economies (including Japan; main regression sample N = 81,022 firms), complemented by country-specific analyses (Vietnam, Singapore, China, India) and a boundary case of seven Pacific Small Island Developing States (SIDS).</w:t>
       </w:r>
     </w:p>
     <w:p>
@@ -358,7 +358,7 @@
         <w:pStyle w:val="BodyText"/>
       </w:pPr>
       <w:r>
-        <w:t xml:space="preserve">Key findings: (1) the I–P relationship is inverted-U shaped, but the turning point is not fixed, it declines with institutional quality, from roughly 55% export intensity in weak-institution economies to about 28% in strong-institution economies; (2) TCI is a foundational capability that universally shifts the performance level, whereas DAI is a situational resource that reshapes the curve and is most effective in weaker institutional environments (a</w:t>
+        <w:t xml:space="preserve">Key findings: (1) the I–P relationship is inverted-U shaped with a pooled turning point of 43.6% (full model, 50 economies); the inverted-U is sharpest in the lower-middle transition regime (43.0%), flattens to near-linearity in the strongest-institution regime, and dissolves in the weakest regimes; (2) TCI is a foundational capability that universally shifts the performance level, whereas DAI is a situational resource that reshapes the curve and is most effective in weaker institutional environments (a</w:t>
       </w:r>
       <w:r>
         <w:t xml:space="preserve"> </w:t>
@@ -439,7 +439,7 @@
         <w:t xml:space="preserve">MỞ ĐẦU</w:t>
       </w:r>
       <w:r>
-        <w:t xml:space="preserve">, Lời cam đoan · Lời cảm ơn · Tóm tắt · Abstract · Danh mục từ viết tắt · Danh mục bảng · Danh mục hình · Danh mục công trình</w:t>
+        <w:t xml:space="preserve">, Lời cam đoan, Lời cảm ơn, Tóm tắt, Abstract, Danh mục từ viết tắt, Danh mục bảng, Danh mục hình, Danh mục công trình</w:t>
       </w:r>
     </w:p>
     <w:p>

--- a/dist/luan_an_ctu/00_phan_dau_vi.docx
+++ b/dist/luan_an_ctu/00_phan_dau_vi.docx
@@ -1884,19 +1884,25 @@
         <w:t xml:space="preserve"> </w:t>
       </w:r>
       <w:r>
-        <w:t xml:space="preserve">- Bảng 4.4. Tiến triển 11 mô hình lồng nhau của P7: điểm uốn và độ phù hợp (Chương 4, §4.6)</w:t>
-      </w:r>
-      <w:r>
-        <w:t xml:space="preserve"> </w:t>
-      </w:r>
-      <w:r>
-        <w:t xml:space="preserve">- Bảng 4.5. Điểm uốn theo đợt khảo sát, Ấn Độ (Chương 4, §4.8)</w:t>
-      </w:r>
-      <w:r>
-        <w:t xml:space="preserve"> </w:t>
-      </w:r>
-      <w:r>
-        <w:t xml:space="preserve">- Bảng 4.6. Tổng hợp ước lượng các nghiên cứu thành phần thực nghiệm (Chương 4, §4.10)</w:t>
+        <w:t xml:space="preserve">- Bảng 4.4. Tiến triển các mô hình lồng nhau của P7 trên khung 50 nền (Chương 4, §4.6)</w:t>
+      </w:r>
+      <w:r>
+        <w:t xml:space="preserve"> </w:t>
+      </w:r>
+      <w:r>
+        <w:t xml:space="preserve">- Bảng 4.5. Điểm uốn theo nhóm ICRV, khung 50 nền (Chương 4, §4.6)</w:t>
+      </w:r>
+      <w:r>
+        <w:t xml:space="preserve"> </w:t>
+      </w:r>
+      <w:r>
+        <w:t xml:space="preserve">- Bảng 4.6. Điểm uốn theo đợt khảo sát, Ấn Độ (Chương 4, §4.8)</w:t>
+      </w:r>
+      <w:r>
+        <w:t xml:space="preserve"> </w:t>
+      </w:r>
+      <w:r>
+        <w:t xml:space="preserve">- Bảng 4.7. Tổng hợp ước lượng các nghiên cứu thành phần thực nghiệm (Chương 4, §4.10)</w:t>
       </w:r>
     </w:p>
     <w:p>
@@ -2297,7 +2303,7 @@
         <w:pStyle w:val="Compact"/>
       </w:pPr>
       <w:r>
-        <w:t xml:space="preserve">Nghiên cứu thành phần P7, Kiểm định toàn mẫu 49 nền kinh tế châu Á và Thái Bình Dương (capstone).</w:t>
+        <w:t xml:space="preserve">Nghiên cứu thành phần P7, Kiểm định toàn mẫu 50 nền kinh tế châu Á và Thái Bình Dương (capstone).</w:t>
       </w:r>
       <w:r>
         <w:t xml:space="preserve"> </w:t>
@@ -2372,14 +2378,36 @@
     </w:p>
     <w:p>
       <w:pPr>
-        <w:pStyle w:val="FirstParagraph"/>
-      </w:pPr>
+        <w:numPr>
+          <w:ilvl w:val="0"/>
+          <w:numId w:val="1003"/>
+        </w:numPr>
+        <w:pStyle w:val="Compact"/>
+      </w:pPr>
+      <w:r>
+        <w:t xml:space="preserve">Nghiên cứu thành phần P10, Nhật Bản: kiểm định biên trên của gradient thể chế trên đợt khảo sát WBES khai mở 2025.</w:t>
+      </w:r>
+      <w:r>
+        <w:t xml:space="preserve"> </w:t>
+      </w:r>
       <w:r>
         <w:rPr>
           <w:iCs/>
           <w:i/>
         </w:rPr>
-        <w:t xml:space="preserve">Ghi chú về liêm chính học thuật: Theo định hướng luận án kết hợp công trình thành phần, các nghiên cứu P1–P9 là một phần nội dung nghiên cứu của chính luận án; do đó trong các chương, chúng được dẫn chiếu bằng nhãn nội bộ (P1–P9) thay vì trích dẫn tác giả–năm. Các bản thảo ở mục B CHƯA được công bố/bình duyệt chính thức, không được diễn giải như bằng chứng đã qua bình duyệt độc lập; tên tạp chí mục tiêu chỉ được nêu chính thức sau khi bài được chấp nhận. NCS cập nhật trạng thái tại thời điểm bảo vệ.</w:t>
+        <w:t xml:space="preserve">[Bản thảo chuẩn bị gửi Asian Business &amp; Management.]</w:t>
+      </w:r>
+    </w:p>
+    <w:p>
+      <w:pPr>
+        <w:pStyle w:val="FirstParagraph"/>
+      </w:pPr>
+      <w:r>
+        <w:rPr>
+          <w:iCs/>
+          <w:i/>
+        </w:rPr>
+        <w:t xml:space="preserve">Ghi chú về liêm chính học thuật: Theo định hướng luận án kết hợp công trình thành phần, các nghiên cứu P1–P9 là một phần nội dung nghiên cứu của chính luận án; do đó trong các chương, chúng được dẫn chiếu bằng nhãn nội bộ (P1–P9) thay vì trích dẫn tác giả–năm. Các bản thảo ở mục B CHƯA được công bố/bình duyệt chính thức, không được diễn giải như bằng chứng đã qua bình duyệt độc lập; tên tạp chí mục tiêu được nêu để minh bạch định hướng công bố; trạng thái bình duyệt sẽ được cập nhật tại thời điểm bảo vệ. NCS cập nhật trạng thái tại thời điểm bảo vệ.</w:t>
       </w:r>
     </w:p>
     <w:p>

--- a/dist/luan_an_ctu/00_phan_dau_vi.docx
+++ b/dist/luan_an_ctu/00_phan_dau_vi.docx
@@ -271,7 +271,39 @@
         <w:pStyle w:val="BodyText"/>
       </w:pPr>
       <w:r>
-        <w:t xml:space="preserve">Kết quả chính: (1) quan hệ I–P có dạng phi tuyến chữ U ngược với điểm uốn gộp 43,6% (mô hình đầy đủ, 50 nền kinh tế); chữ U ngược định hình rõ nét nhất ở nhóm chuyển đổi thu nhập trung bình–thấp (43,0%), duỗi thẳng gần tuyến tính ở nhóm thể chế mạnh nhất và mất cấu trúc ở các nhóm thể chế yếu nhất; (2) TCI là năng lực nền tảng nâng mặt bằng hiệu quả phổ quát, trong khi DAI là nguồn lực tình huống làm thay đổi độ cong đường quan hệ và phát huy mạnh hơn ở môi trường thể chế yếu (hiệu ứng</w:t>
+        <w:t xml:space="preserve">Kết quả chính: (1) quan hệ I–P có dạng phi tuyến chữ U ngược với điểm uốn gộp 43,6% (mô hình đầy đủ, 50 nền kinh tế); chữ U ngược định hình rõ nét nhất ở nhóm chuyển đổi thu nhập trung bình–thấp (43,0%), duỗi thẳng gần tuyến tính ở nhóm thể chế mạnh nhất và mất cấu trúc ở các nhóm thể chế yếu nhất; (2) cả TCI và DAI đều</w:t>
+      </w:r>
+      <w:r>
+        <w:t xml:space="preserve"> </w:t>
+      </w:r>
+      <w:r>
+        <w:rPr>
+          <w:bCs/>
+          <w:b/>
+        </w:rPr>
+        <w:t xml:space="preserve">nâng mặt bằng hiệu quả một cách phổ quát</w:t>
+      </w:r>
+      <w:r>
+        <w:t xml:space="preserve"> </w:t>
+      </w:r>
+      <w:r>
+        <w:t xml:space="preserve">(TCI là năng lực nền tảng, DAI là nguồn lực tình huống), nhưng vai trò</w:t>
+      </w:r>
+      <w:r>
+        <w:t xml:space="preserve"> </w:t>
+      </w:r>
+      <w:r>
+        <w:rPr>
+          <w:bCs/>
+          <w:b/>
+        </w:rPr>
+        <w:t xml:space="preserve">uốn đường cong</w:t>
+      </w:r>
+      <w:r>
+        <w:t xml:space="preserve"> </w:t>
+      </w:r>
+      <w:r>
+        <w:t xml:space="preserve">của chúng không phổ quát: trên toàn mẫu 50 nền các tương tác với đường cong không đạt ý nghĩa thống kê, và chỉ định hình rõ ở bối cảnh đơn quốc gia đặc thù (điển hình là hiệu ứng</w:t>
       </w:r>
       <w:r>
         <w:t xml:space="preserve"> </w:t>
@@ -286,7 +318,10 @@
         <w:t xml:space="preserve">”</w:t>
       </w:r>
       <w:r>
-        <w:t xml:space="preserve">); (3) tại nhóm SIDS, quan hệ I–P chuyển thành âm đơn điệu không có điểm uốn, hiện tượng được luận án đặt tên là</w:t>
+        <w:t xml:space="preserve"> </w:t>
+      </w:r>
+      <w:r>
+        <w:t xml:space="preserve">của DAI tại Singapore), với xu hướng mạnh hơn ở môi trường thể chế yếu nhưng chỉ ở mức biên ý nghĩa; (3) tại nhóm SIDS, quan hệ I–P chuyển thành âm đơn điệu không có điểm uốn, hiện tượng được luận án đặt tên là</w:t>
       </w:r>
       <w:r>
         <w:t xml:space="preserve"> </w:t>
@@ -358,7 +393,33 @@
         <w:pStyle w:val="BodyText"/>
       </w:pPr>
       <w:r>
-        <w:t xml:space="preserve">Key findings: (1) the I–P relationship is inverted-U shaped with a pooled turning point of 43.6% (full model, 50 economies); the inverted-U is sharpest in the lower-middle transition regime (43.0%), flattens to near-linearity in the strongest-institution regime, and dissolves in the weakest regimes; (2) TCI is a foundational capability that universally shifts the performance level, whereas DAI is a situational resource that reshapes the curve and is most effective in weaker institutional environments (a</w:t>
+        <w:t xml:space="preserve">Key findings: (1) the I–P relationship is inverted-U shaped with a pooled turning point of 43.6% (full model, 50 economies); the inverted-U is sharpest in the lower-middle transition regime (43.0%), flattens to near-linearity in the strongest-institution regime, and dissolves in the weakest regimes; (2) both TCI (a foundational capability) and DAI (a situational resource)</w:t>
+      </w:r>
+      <w:r>
+        <w:t xml:space="preserve"> </w:t>
+      </w:r>
+      <w:r>
+        <w:rPr>
+          <w:bCs/>
+          <w:b/>
+        </w:rPr>
+        <w:t xml:space="preserve">universally shift the performance level</w:t>
+      </w:r>
+      <w:r>
+        <w:t xml:space="preserve">, but their curve-</w:t>
+      </w:r>
+      <w:r>
+        <w:rPr>
+          <w:bCs/>
+          <w:b/>
+        </w:rPr>
+        <w:t xml:space="preserve">reshaping</w:t>
+      </w:r>
+      <w:r>
+        <w:t xml:space="preserve"> </w:t>
+      </w:r>
+      <w:r>
+        <w:t xml:space="preserve">role is not universal: across the 50-economy pool the curvature interactions are not statistically significant, and curve reshaping appears only in specific single-economy contexts (notably DAI’s</w:t>
       </w:r>
       <w:r>
         <w:t xml:space="preserve"> </w:t>
@@ -376,7 +437,7 @@
         <w:t xml:space="preserve"> </w:t>
       </w:r>
       <w:r>
-        <w:t xml:space="preserve">effect); (3) in the SIDS group the relationship becomes monotonically negative with no turning point, a phenomenon the dissertation names the</w:t>
+        <w:t xml:space="preserve">in Singapore), with a tendency toward stronger moderation in weaker institutions that is only marginally significant; (3) in the SIDS group the relationship becomes monotonically negative with no turning point, a phenomenon the dissertation names the</w:t>
       </w:r>
       <w:r>
         <w:t xml:space="preserve"> </w:t>
@@ -2400,14 +2461,67 @@
     </w:p>
     <w:p>
       <w:pPr>
-        <w:pStyle w:val="FirstParagraph"/>
-      </w:pPr>
+        <w:numPr>
+          <w:ilvl w:val="0"/>
+          <w:numId w:val="1003"/>
+        </w:numPr>
+        <w:pStyle w:val="Compact"/>
+      </w:pPr>
+      <w:r>
+        <w:t xml:space="preserve">Nghiên cứu thành phần P11 (sản phẩm phái sinh theo định hướng phát triển), Khoảng cách số tiền-AI và năng suất doanh nghiệp qua các chế độ thể chế châu Á (50 nền WBES): khai thác bằng chứng DAI×ICRV của luận án cho chủ đề AI–phát triển. Đích:</w:t>
+      </w:r>
+      <w:r>
+        <w:t xml:space="preserve"> </w:t>
+      </w:r>
       <w:r>
         <w:rPr>
           <w:iCs/>
           <w:i/>
         </w:rPr>
-        <w:t xml:space="preserve">Ghi chú về liêm chính học thuật: Theo định hướng luận án kết hợp công trình thành phần, các nghiên cứu P1–P9 là một phần nội dung nghiên cứu của chính luận án; do đó trong các chương, chúng được dẫn chiếu bằng nhãn nội bộ (P1–P9) thay vì trích dẫn tác giả–năm. Các bản thảo ở mục B CHƯA được công bố/bình duyệt chính thức, không được diễn giải như bằng chứng đã qua bình duyệt độc lập; tên tạp chí mục tiêu được nêu để minh bạch định hướng công bố; trạng thái bình duyệt sẽ được cập nhật tại thời điểm bảo vệ. NCS cập nhật trạng thái tại thời điểm bảo vệ.</w:t>
+        <w:t xml:space="preserve">Journal of Economics and Development</w:t>
+      </w:r>
+      <w:r>
+        <w:t xml:space="preserve">, số đặc biệt</w:t>
+      </w:r>
+      <w:r>
+        <w:t xml:space="preserve"> </w:t>
+      </w:r>
+      <w:r>
+        <w:t xml:space="preserve">“</w:t>
+      </w:r>
+      <w:r>
+        <w:t xml:space="preserve">Sustainable Growth and Welfare in the Age of AI</w:t>
+      </w:r>
+      <w:r>
+        <w:t xml:space="preserve">”</w:t>
+      </w:r>
+      <w:r>
+        <w:t xml:space="preserve"> </w:t>
+      </w:r>
+      <w:r>
+        <w:t xml:space="preserve">(Emerald; Scopus/ESCI/ABDC; diamond OA, không phí; hạn 31/10/2026).</w:t>
+      </w:r>
+      <w:r>
+        <w:t xml:space="preserve"> </w:t>
+      </w:r>
+      <w:r>
+        <w:rPr>
+          <w:iCs/>
+          <w:i/>
+        </w:rPr>
+        <w:t xml:space="preserve">[Bản thảo chuẩn bị gửi.]</w:t>
+      </w:r>
+    </w:p>
+    <w:p>
+      <w:pPr>
+        <w:pStyle w:val="FirstParagraph"/>
+      </w:pPr>
+      <w:r>
+        <w:rPr>
+          <w:iCs/>
+          <w:i/>
+        </w:rPr>
+        <w:t xml:space="preserve">Ghi chú về liêm chính học thuật: Theo định hướng luận án kết hợp công trình thành phần, các nghiên cứu P1–P11 là một phần nội dung nghiên cứu của chính luận án (P11 là sản phẩm phái sinh theo định hướng phát triển, khai thác lại bằng chứng của luận án); do đó trong các chương, chúng được dẫn chiếu bằng nhãn nội bộ (P1–P10) thay vì trích dẫn tác giả–năm. Các bản thảo ở mục B CHƯA được công bố/bình duyệt chính thức, không được diễn giải như bằng chứng đã qua bình duyệt độc lập; tên tạp chí mục tiêu được nêu để minh bạch định hướng công bố; trạng thái bình duyệt sẽ được cập nhật tại thời điểm bảo vệ. NCS cập nhật trạng thái tại thời điểm bảo vệ.</w:t>
       </w:r>
     </w:p>
     <w:p>

--- a/dist/luan_an_ctu/00_phan_dau_vi.docx
+++ b/dist/luan_an_ctu/00_phan_dau_vi.docx
@@ -13,79 +13,109 @@
         <w:t xml:space="preserve"> </w:t>
       </w:r>
       <w:r>
+        <w:rPr>
+          <w:bCs/>
+          <w:b/>
+        </w:rPr>
         <w:t xml:space="preserve">TRƯỜNG ĐẠI HỌC CẦN THƠ</w:t>
       </w:r>
-      <w:r>
-        <w:t xml:space="preserve"> </w:t>
-      </w:r>
-      <w:r>
-        <w:t xml:space="preserve">TRƯỜNG KINH TẾ</w:t>
-      </w:r>
     </w:p>
     <w:p>
       <w:pPr>
         <w:pStyle w:val="BodyText"/>
       </w:pPr>
       <w:r>
-        <w:t xml:space="preserve">─────────────────────────────────────────</w:t>
-      </w:r>
-    </w:p>
-    <w:bookmarkStart w:id="21" w:name="đỗ-thùy-hương"/>
-    <w:p>
-      <w:pPr>
-        <w:pStyle w:val="Heading1"/>
-      </w:pPr>
-      <w:r>
+        <w:t xml:space="preserve"> </w:t>
+      </w:r>
+      <w:r>
+        <w:t xml:space="preserve"> </w:t>
+      </w:r>
+      <w:r>
+        <w:t xml:space="preserve"> </w:t>
+      </w:r>
+    </w:p>
+    <w:p>
+      <w:pPr>
+        <w:pStyle w:val="BodyText"/>
+      </w:pPr>
+      <w:r>
+        <w:rPr>
+          <w:bCs/>
+          <w:b/>
+        </w:rPr>
         <w:t xml:space="preserve">ĐỖ THÙY HƯƠNG</w:t>
       </w:r>
     </w:p>
-    <w:bookmarkStart w:id="20" w:name="Xc68c6454702a5acc569973a2d0e5beb6bb91b2c"/>
-    <w:p>
-      <w:pPr>
-        <w:pStyle w:val="Heading2"/>
-      </w:pPr>
-      <w:r>
-        <w:t xml:space="preserve">QUỐC TẾ HÓA VÀ HIỆU QUẢ HOẠT ĐỘNG CỦA DOANH NGHIỆP TẠI CHÂU Á: VAI TRÒ ĐIỀU TIẾT CỦA THỂ CHẾ, NĂNG LỰC SỐ VÀ ĐẶC ĐIỂM NHÀ QUẢN TRỊ</w:t>
-      </w:r>
-    </w:p>
-    <w:p>
-      <w:pPr>
-        <w:pStyle w:val="FirstParagraph"/>
-      </w:pPr>
-      <w:r>
-        <w:rPr>
-          <w:iCs/>
-          <w:i/>
-        </w:rPr>
-        <w:t xml:space="preserve">(Tiêu đề dự thảo, NCS xác nhận tiêu đề chính thức đã đăng ký với cơ sở đào tạo)</w:t>
-      </w:r>
-    </w:p>
     <w:p>
       <w:pPr>
         <w:pStyle w:val="BodyText"/>
       </w:pPr>
       <w:r>
+        <w:t xml:space="preserve"> </w:t>
+      </w:r>
+      <w:r>
+        <w:t xml:space="preserve"> </w:t>
+      </w:r>
+      <w:r>
+        <w:t xml:space="preserve"> </w:t>
+      </w:r>
+    </w:p>
+    <w:p>
+      <w:pPr>
+        <w:pStyle w:val="BodyText"/>
+      </w:pPr>
+      <w:r>
+        <w:rPr>
+          <w:bCs/>
+          <w:b/>
+        </w:rPr>
+        <w:t xml:space="preserve">QUỐC TẾ HÓA VÀ HIỆU QUẢ HOẠT ĐỘNG KINH DOANH CỦA CÁC DOANH NGHIỆP Ở CHÂU Á</w:t>
+      </w:r>
+    </w:p>
+    <w:p>
+      <w:pPr>
+        <w:pStyle w:val="BodyText"/>
+      </w:pPr>
+      <w:r>
+        <w:t xml:space="preserve"> </w:t>
+      </w:r>
+      <w:r>
+        <w:t xml:space="preserve"> </w:t>
+      </w:r>
+      <w:r>
+        <w:t xml:space="preserve"> </w:t>
+      </w:r>
+    </w:p>
+    <w:p>
+      <w:pPr>
+        <w:pStyle w:val="BodyText"/>
+      </w:pPr>
+      <w:r>
+        <w:rPr>
+          <w:bCs/>
+          <w:b/>
+        </w:rPr>
         <w:t xml:space="preserve">LUẬN ÁN TIẾN SĨ</w:t>
       </w:r>
+      <w:r>
+        <w:t xml:space="preserve"> </w:t>
+      </w:r>
+      <w:r>
+        <w:t xml:space="preserve">NGÀNH QUẢN TRỊ KINH DOANH</w:t>
+      </w:r>
     </w:p>
     <w:p>
       <w:pPr>
         <w:pStyle w:val="BodyText"/>
       </w:pPr>
       <w:r>
-        <w:t xml:space="preserve">Ngành: Quản trị kinh doanh</w:t>
-      </w:r>
-      <w:r>
-        <w:t xml:space="preserve"> </w:t>
-      </w:r>
-      <w:r>
-        <w:t xml:space="preserve">Mã ngành: 9340101</w:t>
-      </w:r>
-      <w:r>
-        <w:t xml:space="preserve"> </w:t>
-      </w:r>
-      <w:r>
-        <w:t xml:space="preserve">Mã nghiên cứu sinh: P1323001</w:t>
+        <w:t xml:space="preserve"> </w:t>
+      </w:r>
+      <w:r>
+        <w:t xml:space="preserve"> </w:t>
+      </w:r>
+      <w:r>
+        <w:t xml:space="preserve"> </w:t>
       </w:r>
     </w:p>
     <w:p>
@@ -93,17 +123,141 @@
         <w:pStyle w:val="BodyText"/>
       </w:pPr>
       <w:r>
+        <w:t xml:space="preserve">CẦN THƠ, NĂM 2026</w:t>
+      </w:r>
+    </w:p>
+    <w:p>
+      <w:pPr>
+        <w:pStyle w:val="BodyText"/>
+      </w:pPr>
+      <w:r>
+        <w:t xml:space="preserve">BỘ GIÁO DỤC VÀ ĐÀO TẠO</w:t>
+      </w:r>
+      <w:r>
+        <w:t xml:space="preserve"> </w:t>
+      </w:r>
+      <w:r>
+        <w:rPr>
+          <w:bCs/>
+          <w:b/>
+        </w:rPr>
+        <w:t xml:space="preserve">TRƯỜNG ĐẠI HỌC CẦN THƠ</w:t>
+      </w:r>
+    </w:p>
+    <w:p>
+      <w:pPr>
+        <w:pStyle w:val="BodyText"/>
+      </w:pPr>
+      <w:r>
+        <w:t xml:space="preserve"> </w:t>
+      </w:r>
+      <w:r>
+        <w:t xml:space="preserve"> </w:t>
+      </w:r>
+      <w:r>
+        <w:t xml:space="preserve"> </w:t>
+      </w:r>
+    </w:p>
+    <w:p>
+      <w:pPr>
+        <w:pStyle w:val="BodyText"/>
+      </w:pPr>
+      <w:r>
+        <w:rPr>
+          <w:bCs/>
+          <w:b/>
+        </w:rPr>
+        <w:t xml:space="preserve">ĐỖ THÙY HƯƠNG</w:t>
+      </w:r>
+    </w:p>
+    <w:p>
+      <w:pPr>
+        <w:pStyle w:val="BodyText"/>
+      </w:pPr>
+      <w:r>
+        <w:t xml:space="preserve"> </w:t>
+      </w:r>
+    </w:p>
+    <w:p>
+      <w:pPr>
+        <w:pStyle w:val="BodyText"/>
+      </w:pPr>
+      <w:r>
+        <w:rPr>
+          <w:bCs/>
+          <w:b/>
+        </w:rPr>
+        <w:t xml:space="preserve">QUỐC TẾ HÓA VÀ HIỆU QUẢ HOẠT ĐỘNG KINH DOANH CỦA CÁC DOANH NGHIỆP Ở CHÂU Á</w:t>
+      </w:r>
+    </w:p>
+    <w:p>
+      <w:pPr>
+        <w:pStyle w:val="BodyText"/>
+      </w:pPr>
+      <w:r>
+        <w:t xml:space="preserve"> </w:t>
+      </w:r>
+      <w:r>
+        <w:t xml:space="preserve"> </w:t>
+      </w:r>
+      <w:r>
+        <w:t xml:space="preserve"> </w:t>
+      </w:r>
+    </w:p>
+    <w:p>
+      <w:pPr>
+        <w:pStyle w:val="BodyText"/>
+      </w:pPr>
+      <w:r>
+        <w:rPr>
+          <w:bCs/>
+          <w:b/>
+        </w:rPr>
+        <w:t xml:space="preserve">LUẬN ÁN TIẾN SĨ</w:t>
+      </w:r>
+      <w:r>
+        <w:t xml:space="preserve"> </w:t>
+      </w:r>
+      <w:r>
+        <w:t xml:space="preserve">NGÀNH QUẢN TRỊ KINH DOANH</w:t>
+      </w:r>
+      <w:r>
+        <w:t xml:space="preserve"> </w:t>
+      </w:r>
+      <w:r>
+        <w:t xml:space="preserve">MÃ NGÀNH: 9340101</w:t>
+      </w:r>
+    </w:p>
+    <w:p>
+      <w:pPr>
+        <w:pStyle w:val="BodyText"/>
+      </w:pPr>
+      <w:r>
+        <w:t xml:space="preserve"> </w:t>
+      </w:r>
+      <w:r>
+        <w:t xml:space="preserve"> </w:t>
+      </w:r>
+      <w:r>
+        <w:t xml:space="preserve"> </w:t>
+      </w:r>
+    </w:p>
+    <w:p>
+      <w:pPr>
+        <w:pStyle w:val="BodyText"/>
+      </w:pPr>
+      <w:r>
+        <w:rPr>
+          <w:bCs/>
+          <w:b/>
+        </w:rPr>
         <w:t xml:space="preserve">NGƯỜI HƯỚNG DẪN KHOA HỌC</w:t>
       </w:r>
       <w:r>
         <w:t xml:space="preserve"> </w:t>
       </w:r>
       <w:r>
-        <w:rPr>
-          <w:iCs/>
-          <w:i/>
-        </w:rPr>
-        <w:t xml:space="preserve">[NCS xác nhận: TS. Nguyễn Minh Cảnh / PGS.TS. Phan Anh Tú]</w:t>
+        <w:t xml:space="preserve">PGS.TS. PHAN ANH TÚ</w:t>
       </w:r>
     </w:p>
     <w:p>
@@ -111,11 +265,23 @@
         <w:pStyle w:val="BodyText"/>
       </w:pPr>
       <w:r>
-        <w:t xml:space="preserve">Cần Thơ, năm 2026</w:t>
-      </w:r>
-    </w:p>
-    <w:bookmarkEnd w:id="20"/>
-    <w:bookmarkEnd w:id="21"/>
+        <w:t xml:space="preserve"> </w:t>
+      </w:r>
+      <w:r>
+        <w:t xml:space="preserve"> </w:t>
+      </w:r>
+      <w:r>
+        <w:t xml:space="preserve"> </w:t>
+      </w:r>
+    </w:p>
+    <w:p>
+      <w:pPr>
+        <w:pStyle w:val="BodyText"/>
+      </w:pPr>
+      <w:r>
+        <w:t xml:space="preserve">CẦN THƠ, NĂM 2026</w:t>
+      </w:r>
+    </w:p>
     <w:p>
       <w:r>
         <w:pict>
@@ -123,7 +289,7 @@
         </w:pict>
       </w:r>
     </w:p>
-    <w:bookmarkStart w:id="22" w:name="lời-cam-đoan"/>
+    <w:bookmarkStart w:id="20" w:name="lời-cam-đoan"/>
     <w:p>
       <w:pPr>
         <w:pStyle w:val="Heading2"/>
@@ -211,8 +377,8 @@
         </w:pict>
       </w:r>
     </w:p>
-    <w:bookmarkEnd w:id="22"/>
-    <w:bookmarkStart w:id="23" w:name="lời-cảm-ơn"/>
+    <w:bookmarkEnd w:id="20"/>
+    <w:bookmarkStart w:id="21" w:name="lời-cảm-ơn"/>
     <w:p>
       <w:pPr>
         <w:pStyle w:val="Heading2"/>
@@ -240,8 +406,8 @@
         </w:pict>
       </w:r>
     </w:p>
-    <w:bookmarkEnd w:id="23"/>
-    <w:bookmarkStart w:id="24" w:name="tóm-tắt"/>
+    <w:bookmarkEnd w:id="21"/>
+    <w:bookmarkStart w:id="22" w:name="tóm-tắt"/>
     <w:p>
       <w:pPr>
         <w:pStyle w:val="Heading2"/>
@@ -362,8 +528,8 @@
         </w:pict>
       </w:r>
     </w:p>
-    <w:bookmarkEnd w:id="24"/>
-    <w:bookmarkStart w:id="25" w:name="abstract"/>
+    <w:bookmarkEnd w:id="22"/>
+    <w:bookmarkStart w:id="23" w:name="abstract"/>
     <w:p>
       <w:pPr>
         <w:pStyle w:val="Heading2"/>
@@ -478,8 +644,8 @@
         </w:pict>
       </w:r>
     </w:p>
-    <w:bookmarkEnd w:id="25"/>
-    <w:bookmarkStart w:id="26" w:name="mục-lục"/>
+    <w:bookmarkEnd w:id="23"/>
+    <w:bookmarkStart w:id="24" w:name="mục-lục"/>
     <w:p>
       <w:pPr>
         <w:pStyle w:val="Heading2"/>
@@ -685,8 +851,8 @@
         </w:pict>
       </w:r>
     </w:p>
-    <w:bookmarkEnd w:id="26"/>
-    <w:bookmarkStart w:id="27" w:name="danh-mục-từ-viết-tắt"/>
+    <w:bookmarkEnd w:id="24"/>
+    <w:bookmarkStart w:id="25" w:name="danh-mục-từ-viết-tắt"/>
     <w:p>
       <w:pPr>
         <w:pStyle w:val="Heading2"/>
@@ -1896,8 +2062,8 @@
         </w:pict>
       </w:r>
     </w:p>
-    <w:bookmarkEnd w:id="27"/>
-    <w:bookmarkStart w:id="28" w:name="danh-mục-bảng"/>
+    <w:bookmarkEnd w:id="25"/>
+    <w:bookmarkStart w:id="26" w:name="danh-mục-bảng"/>
     <w:p>
       <w:pPr>
         <w:pStyle w:val="Heading2"/>
@@ -1927,43 +2093,43 @@
         <w:t xml:space="preserve"> </w:t>
       </w:r>
       <w:r>
-        <w:t xml:space="preserve">- Bảng 4.1. Phân tán năng suất lao động và đặc điểm quốc tế hóa theo phân nhóm con ICRV (Chương 4, §4.1)</w:t>
-      </w:r>
-      <w:r>
-        <w:t xml:space="preserve"> </w:t>
-      </w:r>
-      <w:r>
-        <w:t xml:space="preserve">- Bảng 4.2. Đổi mới sáng tạo và chấp nhận số theo phân nhóm con ICRV (%) (Chương 4, §4.1)</w:t>
-      </w:r>
-      <w:r>
-        <w:t xml:space="preserve"> </w:t>
-      </w:r>
-      <w:r>
-        <w:t xml:space="preserve">- Bảng 4.3. Đặc trưng doanh nghiệp Nhật Bản 2025 so với Nhóm I (Chương 4, §4.1.5)</w:t>
-      </w:r>
-      <w:r>
-        <w:t xml:space="preserve"> </w:t>
-      </w:r>
-      <w:r>
-        <w:t xml:space="preserve">- Bảng 4.4. Tiến triển các mô hình lồng nhau của P7 trên khung 50 nền (Chương 4, §4.6)</w:t>
-      </w:r>
-      <w:r>
-        <w:t xml:space="preserve"> </w:t>
-      </w:r>
-      <w:r>
-        <w:t xml:space="preserve">- Bảng 4.5. Điểm uốn theo nhóm ICRV, khung 50 nền (Chương 4, §4.6)</w:t>
-      </w:r>
-      <w:r>
-        <w:t xml:space="preserve"> </w:t>
-      </w:r>
-      <w:r>
-        <w:t xml:space="preserve">- Bảng 4.6. Điểm uốn theo đợt khảo sát, Ấn Độ (Chương 4, §4.8)</w:t>
-      </w:r>
-      <w:r>
-        <w:t xml:space="preserve"> </w:t>
-      </w:r>
-      <w:r>
-        <w:t xml:space="preserve">- Bảng 4.7. Tổng hợp ước lượng các nghiên cứu thành phần thực nghiệm (Chương 4, §4.10)</w:t>
+        <w:t xml:space="preserve">- Bảng 4.1. Phân tán năng suất lao động và đặc điểm quốc tế hóa theo phân nhóm con ICRV (Chương 4, Mục 4.1)</w:t>
+      </w:r>
+      <w:r>
+        <w:t xml:space="preserve"> </w:t>
+      </w:r>
+      <w:r>
+        <w:t xml:space="preserve">- Bảng 4.2. Đổi mới sáng tạo và chấp nhận số theo phân nhóm con ICRV (%) (Chương 4, Mục 4.1)</w:t>
+      </w:r>
+      <w:r>
+        <w:t xml:space="preserve"> </w:t>
+      </w:r>
+      <w:r>
+        <w:t xml:space="preserve">- Bảng 4.3. Đặc trưng doanh nghiệp Nhật Bản 2025 so với Nhóm I (Chương 4, Mục 4.1.5)</w:t>
+      </w:r>
+      <w:r>
+        <w:t xml:space="preserve"> </w:t>
+      </w:r>
+      <w:r>
+        <w:t xml:space="preserve">- Bảng 4.4. Tiến triển các mô hình lồng nhau của P7 trên khung 50 nền (Chương 4, Mục 4.6)</w:t>
+      </w:r>
+      <w:r>
+        <w:t xml:space="preserve"> </w:t>
+      </w:r>
+      <w:r>
+        <w:t xml:space="preserve">- Bảng 4.5. Điểm uốn theo nhóm ICRV, khung 50 nền (Chương 4, Mục 4.6)</w:t>
+      </w:r>
+      <w:r>
+        <w:t xml:space="preserve"> </w:t>
+      </w:r>
+      <w:r>
+        <w:t xml:space="preserve">- Bảng 4.6. Điểm uốn theo đợt khảo sát, Ấn Độ (Chương 4, Mục 4.8)</w:t>
+      </w:r>
+      <w:r>
+        <w:t xml:space="preserve"> </w:t>
+      </w:r>
+      <w:r>
+        <w:t xml:space="preserve">- Bảng 4.7. Tổng hợp ước lượng các nghiên cứu thành phần thực nghiệm (Chương 4, Mục 4.11)</w:t>
       </w:r>
     </w:p>
     <w:p>
@@ -1981,47 +2147,47 @@
         <w:t xml:space="preserve"> </w:t>
       </w:r>
       <w:r>
-        <w:t xml:space="preserve">- Bảng định nghĩa biến, Nghiên cứu P3 Việt Nam (Chương 3, §3.4.5.1)</w:t>
-      </w:r>
-      <w:r>
-        <w:t xml:space="preserve"> </w:t>
-      </w:r>
-      <w:r>
-        <w:t xml:space="preserve">- Bảng định nghĩa biến, Nghiên cứu P4 Singapore (Chương 3, §3.4.5.2)</w:t>
-      </w:r>
-      <w:r>
-        <w:t xml:space="preserve"> </w:t>
-      </w:r>
-      <w:r>
-        <w:t xml:space="preserve">- Bảng định nghĩa biến, Nghiên cứu P5 Trung Quốc (Chương 3, §3.4.5.3)</w:t>
-      </w:r>
-      <w:r>
-        <w:t xml:space="preserve"> </w:t>
-      </w:r>
-      <w:r>
-        <w:t xml:space="preserve">- Bảng định nghĩa biến, Nghiên cứu P7 đa quốc gia (Chương 3, §3.4.5.4)</w:t>
-      </w:r>
-      <w:r>
-        <w:t xml:space="preserve"> </w:t>
-      </w:r>
-      <w:r>
-        <w:t xml:space="preserve">- Bảng định nghĩa biến, Nghiên cứu P8 SIDS (Chương 3, §3.4.5.5)</w:t>
-      </w:r>
-      <w:r>
-        <w:t xml:space="preserve"> </w:t>
-      </w:r>
-      <w:r>
-        <w:t xml:space="preserve">- Bảng tóm tắt phương pháp: Kế thừa và đóng góp mới (Chương 3, §3.6)</w:t>
-      </w:r>
-      <w:r>
-        <w:t xml:space="preserve"> </w:t>
-      </w:r>
-      <w:r>
-        <w:t xml:space="preserve">- Bảng tổng hợp kết quả kiểm định hệ giả thuyết H1–H6, H1b, H1c (Chương 4, §4.10)</w:t>
-      </w:r>
-    </w:p>
-    <w:bookmarkEnd w:id="28"/>
-    <w:bookmarkStart w:id="29" w:name="danh-mục-hình"/>
+        <w:t xml:space="preserve">- Bảng định nghĩa biến, Nghiên cứu P3 Việt Nam (Chương 3, Mục 3.4.5.1)</w:t>
+      </w:r>
+      <w:r>
+        <w:t xml:space="preserve"> </w:t>
+      </w:r>
+      <w:r>
+        <w:t xml:space="preserve">- Bảng định nghĩa biến, Nghiên cứu P4 Singapore (Chương 3, Mục 3.4.5.2)</w:t>
+      </w:r>
+      <w:r>
+        <w:t xml:space="preserve"> </w:t>
+      </w:r>
+      <w:r>
+        <w:t xml:space="preserve">- Bảng định nghĩa biến, Nghiên cứu P5 Trung Quốc (Chương 3, Mục 3.4.5.3)</w:t>
+      </w:r>
+      <w:r>
+        <w:t xml:space="preserve"> </w:t>
+      </w:r>
+      <w:r>
+        <w:t xml:space="preserve">- Bảng định nghĩa biến, Nghiên cứu P7 đa quốc gia (Chương 3, Mục 3.4.5.4)</w:t>
+      </w:r>
+      <w:r>
+        <w:t xml:space="preserve"> </w:t>
+      </w:r>
+      <w:r>
+        <w:t xml:space="preserve">- Bảng định nghĩa biến, Nghiên cứu P8 SIDS (Chương 3, Mục 3.4.5.5)</w:t>
+      </w:r>
+      <w:r>
+        <w:t xml:space="preserve"> </w:t>
+      </w:r>
+      <w:r>
+        <w:t xml:space="preserve">- Bảng tóm tắt phương pháp: Kế thừa và đóng góp mới (Chương 3, Mục 3.6)</w:t>
+      </w:r>
+      <w:r>
+        <w:t xml:space="preserve"> </w:t>
+      </w:r>
+      <w:r>
+        <w:t xml:space="preserve">- Bảng tổng hợp kết quả kiểm định hệ giả thuyết H1–H6, H1b, H1c (Chương 4, Mục 4.11)</w:t>
+      </w:r>
+    </w:p>
+    <w:bookmarkEnd w:id="26"/>
+    <w:bookmarkStart w:id="27" w:name="danh-mục-hình"/>
     <w:p>
       <w:pPr>
         <w:pStyle w:val="Heading2"/>
@@ -2039,7 +2205,7 @@
         <w:pStyle w:val="Compact"/>
       </w:pPr>
       <w:r>
-        <w:t xml:space="preserve">Hình 2.1. Khung khái niệm tích hợp đa tầng CDCM (Chương 2, §2.5)</w:t>
+        <w:t xml:space="preserve">Hình 2.1. Khung khái niệm tích hợp đa tầng CDCM (Chương 2, Mục 2.5)</w:t>
       </w:r>
     </w:p>
     <w:p>
@@ -2085,8 +2251,8 @@
         </w:pict>
       </w:r>
     </w:p>
-    <w:bookmarkEnd w:id="29"/>
-    <w:bookmarkStart w:id="30" w:name="X3131bb7fa4eac4deea1bc52d0a917d3422a5919"/>
+    <w:bookmarkEnd w:id="27"/>
+    <w:bookmarkStart w:id="28" w:name="X3131bb7fa4eac4deea1bc52d0a917d3422a5919"/>
     <w:p>
       <w:pPr>
         <w:pStyle w:val="Heading2"/>
@@ -2531,7 +2697,7 @@
         </w:pict>
       </w:r>
     </w:p>
-    <w:bookmarkEnd w:id="30"/>
+    <w:bookmarkEnd w:id="28"/>
     <w:sectPr>
       <w:pgSz w:h="16838" w:w="11906"/>
       <w:pgMar w:bottom="1417" w:left="1417" w:right="1417" w:top="1417"/>

--- a/dist/luan_an_ctu/00_phan_dau_vi.docx
+++ b/dist/luan_an_ctu/00_phan_dau_vi.docx
@@ -2,12 +2,92 @@
 <file path=word/document.xml><?xml version="1.0" encoding="utf-8"?>
 <w:document xmlns:w="http://schemas.openxmlformats.org/wordprocessingml/2006/main" xmlns:m="http://schemas.openxmlformats.org/officeDocument/2006/math" xmlns:r="http://schemas.openxmlformats.org/officeDocument/2006/relationships" xmlns:o="urn:schemas-microsoft-com:office:office" xmlns:v="urn:schemas-microsoft-com:vml" xmlns:w10="urn:schemas-microsoft-com:office:word" xmlns:a="http://schemas.openxmlformats.org/drawingml/2006/main" xmlns:pic="http://schemas.openxmlformats.org/drawingml/2006/picture" xmlns:wp="http://schemas.openxmlformats.org/drawingml/2006/wordprocessingDrawing">
   <w:body>
+    <w:sdt>
+      <w:sdtPr>
+        <w:docPartObj>
+          <w:docPartGallery w:val="Table of Contents"/>
+          <w:docPartUnique/>
+        </w:docPartObj>
+      </w:sdtPr>
+      <w:sdtContent>
+        <w:p>
+          <w:pPr>
+            <w:pStyle w:val="TOCHeading"/>
+          </w:pPr>
+          <w:r>
+            <w:t xml:space="preserve">Table of Contents</w:t>
+          </w:r>
+        </w:p>
+        <w:p>
+          <w:r>
+            <w:fldChar w:fldCharType="begin" w:dirty="true"/>
+            <w:instrText xml:space="preserve">TOC \o "1-3" \h \z \u</w:instrText>
+            <w:fldChar w:fldCharType="separate"/>
+            <w:fldChar w:fldCharType="end"/>
+          </w:r>
+        </w:p>
+      </w:sdtContent>
+    </w:sdt>
+    <w:bookmarkStart w:id="20" w:name="lời-cảm-ơn"/>
+    <w:p>
+      <w:pPr>
+        <w:pStyle w:val="Heading2"/>
+      </w:pPr>
+      <w:r>
+        <w:t xml:space="preserve">LỜI CẢM ƠN</w:t>
+      </w:r>
+    </w:p>
     <w:p>
       <w:pPr>
         <w:pStyle w:val="FirstParagraph"/>
       </w:pPr>
       <w:r>
-        <w:t xml:space="preserve">BỘ GIÁO DỤC VÀ ĐÀO TẠO</w:t>
+        <w:rPr>
+          <w:iCs/>
+          <w:i/>
+        </w:rPr>
+        <w:t xml:space="preserve">(NCS hoàn thiện: cảm ơn người hướng dẫn khoa học, Trường Kinh tế và Trường Đại học Cần Thơ, Trường Đại học Kỹ thuật – Công nghệ Vĩnh Long, gia đình và đồng nghiệp.)</w:t>
+      </w:r>
+    </w:p>
+    <w:p>
+      <w:r>
+        <w:pict>
+          <v:rect style="width:0;height:1.5pt" o:hralign="center" o:hrstd="t" o:hr="t"/>
+        </w:pict>
+      </w:r>
+    </w:p>
+    <w:bookmarkEnd w:id="20"/>
+    <w:bookmarkStart w:id="21" w:name="tóm-tắt"/>
+    <w:p>
+      <w:pPr>
+        <w:pStyle w:val="Heading2"/>
+      </w:pPr>
+      <w:r>
+        <w:t xml:space="preserve">TÓM TẮT</w:t>
+      </w:r>
+    </w:p>
+    <w:p>
+      <w:pPr>
+        <w:pStyle w:val="FirstParagraph"/>
+      </w:pPr>
+      <w:r>
+        <w:t xml:space="preserve">Luận án nghiên cứu mối quan hệ giữa quốc tế hóa và hiệu quả hoạt động của doanh nghiệp (internationalization–firm performance, I–P) tại châu Á, tập trung làm rõ các điều kiện biên giải thích sự dị biệt cao trong mối quan hệ này. Trên cơ sở tích hợp bốn lý thuyết kinh điển, mô hình Uppsala, lý thuyết dựa trên nguồn lực (RBV), lý thuyết thể chế và lý thuyết thượng tầng quản trị, cùng lớp mở rộng về năng lực số, luận án xây dựng khung giải thích đa tầng CDCM (Country–Digital–Capability Moderation) với ba tầng điều tiết: bối cảnh thể chế (vận hành hóa bằng khung phân loại ICRV sáu nhóm), năng lực số (phân tách năng lực công nghệ TCI và chỉ số chấp nhận số DAI), và đặc điểm nhà quản trị cấp cao.</w:t>
+      </w:r>
+    </w:p>
+    <w:p>
+      <w:pPr>
+        <w:pStyle w:val="BodyText"/>
+      </w:pPr>
+      <w:r>
+        <w:t xml:space="preserve">Luận án sử dụng thiết kế hỗn hợp tổng hợp–thực nghiệm (mixed synthesis-empirical): (i) một phân tích tổng hợp (meta-analysis) ba tầng giai đoạn 1977–2026 với k = 238 nghiên cứu; và (ii) phân tích thực nghiệm dữ liệu doanh nghiệp từ Khảo sát Doanh nghiệp của Ngân hàng Thế giới (WBES) trên 50 nền kinh tế châu Á và Thái Bình Dương (gồm Nhật Bản; mẫu hồi quy chính N = 81.022 doanh nghiệp), bổ sung bằng các phân tích quốc gia chuyên sâu (Việt Nam, Singapore, Trung Quốc, Ấn Độ) và trường hợp biên là bảy nền kinh tế đảo nhỏ đang phát triển (SIDS) Thái Bình Dương.</w:t>
+      </w:r>
+    </w:p>
+    <w:p>
+      <w:pPr>
+        <w:pStyle w:val="BodyText"/>
+      </w:pPr>
+      <w:r>
+        <w:t xml:space="preserve">Kết quả chính: (1) quan hệ I–P có dạng phi tuyến chữ U ngược với điểm uốn gộp 43,6% (mô hình đầy đủ, 50 nền kinh tế); chữ U ngược định hình rõ nét nhất ở nhóm chuyển đổi thu nhập trung bình–thấp (43,0%), duỗi thẳng gần tuyến tính ở nhóm thể chế mạnh nhất và mất cấu trúc ở các nhóm thể chế yếu nhất; (2) cả TCI và DAI đều</w:t>
       </w:r>
       <w:r>
         <w:t xml:space="preserve"> </w:t>
@@ -17,131 +97,122 @@
           <w:bCs/>
           <w:b/>
         </w:rPr>
-        <w:t xml:space="preserve">TRƯỜNG ĐẠI HỌC CẦN THƠ</w:t>
-      </w:r>
-    </w:p>
-    <w:p>
-      <w:pPr>
-        <w:pStyle w:val="BodyText"/>
-      </w:pPr>
-      <w:r>
-        <w:t xml:space="preserve"> </w:t>
-      </w:r>
-      <w:r>
-        <w:t xml:space="preserve"> </w:t>
-      </w:r>
-      <w:r>
-        <w:t xml:space="preserve"> </w:t>
-      </w:r>
-    </w:p>
-    <w:p>
-      <w:pPr>
-        <w:pStyle w:val="BodyText"/>
-      </w:pPr>
+        <w:t xml:space="preserve">nâng mặt bằng hiệu quả một cách phổ quát</w:t>
+      </w:r>
+      <w:r>
+        <w:t xml:space="preserve"> </w:t>
+      </w:r>
+      <w:r>
+        <w:t xml:space="preserve">(TCI là năng lực nền tảng, DAI là nguồn lực tình huống), nhưng vai trò</w:t>
+      </w:r>
+      <w:r>
+        <w:t xml:space="preserve"> </w:t>
+      </w:r>
       <w:r>
         <w:rPr>
           <w:bCs/>
           <w:b/>
         </w:rPr>
-        <w:t xml:space="preserve">ĐỖ THÙY HƯƠNG</w:t>
-      </w:r>
-    </w:p>
-    <w:p>
-      <w:pPr>
-        <w:pStyle w:val="BodyText"/>
-      </w:pPr>
-      <w:r>
-        <w:t xml:space="preserve"> </w:t>
-      </w:r>
-      <w:r>
-        <w:t xml:space="preserve"> </w:t>
-      </w:r>
-      <w:r>
-        <w:t xml:space="preserve"> </w:t>
-      </w:r>
-    </w:p>
-    <w:p>
-      <w:pPr>
-        <w:pStyle w:val="BodyText"/>
-      </w:pPr>
+        <w:t xml:space="preserve">uốn đường cong</w:t>
+      </w:r>
+      <w:r>
+        <w:t xml:space="preserve"> </w:t>
+      </w:r>
+      <w:r>
+        <w:t xml:space="preserve">của chúng không phổ quát: trên toàn mẫu 50 nền các tương tác với đường cong không đạt ý nghĩa thống kê, và chỉ định hình rõ ở bối cảnh đơn quốc gia đặc thù (điển hình là hiệu ứng</w:t>
+      </w:r>
+      <w:r>
+        <w:t xml:space="preserve"> </w:t>
+      </w:r>
+      <w:r>
+        <w:t xml:space="preserve">“</w:t>
+      </w:r>
+      <w:r>
+        <w:t xml:space="preserve">lá chắn số</w:t>
+      </w:r>
+      <w:r>
+        <w:t xml:space="preserve">”</w:t>
+      </w:r>
+      <w:r>
+        <w:t xml:space="preserve"> </w:t>
+      </w:r>
+      <w:r>
+        <w:t xml:space="preserve">của DAI tại Singapore), với xu hướng mạnh hơn ở môi trường thể chế yếu nhưng chỉ ở mức biên ý nghĩa; (3) tại nhóm SIDS, phát hiện vững trên mẫu đầy đủ tám nền là sự</w:t>
+      </w:r>
+      <w:r>
+        <w:t xml:space="preserve"> </w:t>
+      </w:r>
       <w:r>
         <w:rPr>
           <w:bCs/>
           <w:b/>
         </w:rPr>
-        <w:t xml:space="preserve">QUỐC TẾ HÓA VÀ HIỆU QUẢ HOẠT ĐỘNG KINH DOANH CỦA CÁC DOANH NGHIỆP Ở CHÂU Á</w:t>
-      </w:r>
-    </w:p>
-    <w:p>
-      <w:pPr>
-        <w:pStyle w:val="BodyText"/>
-      </w:pPr>
-      <w:r>
-        <w:t xml:space="preserve"> </w:t>
-      </w:r>
-      <w:r>
-        <w:t xml:space="preserve"> </w:t>
-      </w:r>
-      <w:r>
-        <w:t xml:space="preserve"> </w:t>
-      </w:r>
-    </w:p>
-    <w:p>
-      <w:pPr>
-        <w:pStyle w:val="BodyText"/>
-      </w:pPr>
+        <w:t xml:space="preserve">tan rã của dạng chữ U ngược</w:t>
+      </w:r>
+      <w:r>
+        <w:t xml:space="preserve"> </w:t>
+      </w:r>
+      <w:r>
+        <w:t xml:space="preserve">(cả độ cong lẫn độ dốc đều không có ý nghĩa thống kê), với quan hệ nghiêng về một dạng âm đơn điệu như trường hợp giới hạn lý thuyết được luận án đặt tên là</w:t>
+      </w:r>
+      <w:r>
+        <w:t xml:space="preserve"> </w:t>
+      </w:r>
       <w:r>
         <w:rPr>
           <w:bCs/>
           <w:b/>
         </w:rPr>
-        <w:t xml:space="preserve">LUẬN ÁN TIẾN SĨ</w:t>
-      </w:r>
-      <w:r>
-        <w:t xml:space="preserve"> </w:t>
-      </w:r>
-      <w:r>
-        <w:t xml:space="preserve">NGÀNH QUẢN TRỊ KINH DOANH</w:t>
+        <w:t xml:space="preserve">gánh nặng quốc tế hóa bắt buộc (Forced Internationalization Penalty, FIP)</w:t>
+      </w:r>
+      <w:r>
+        <w:t xml:space="preserve"> </w:t>
+      </w:r>
+      <w:r>
+        <w:t xml:space="preserve">(hệ số âm mạnh chỉ xuất hiện trên bản dựng dữ liệu hạn chế ba cụm, nhạy cảm với phiên bản dữ liệu, xem Mục 4.7.8). Luận án đóng góp khung tích hợp đa tầng, khung phân loại thể chế ICRV, và cấu trúc lý thuyết mới FIP cho dòng nghiên cứu kinh doanh quốc tế, đồng thời cung cấp hàm ý chính sách và quản trị theo từng bối cảnh thể chế.</w:t>
       </w:r>
     </w:p>
     <w:p>
       <w:pPr>
         <w:pStyle w:val="BodyText"/>
       </w:pPr>
-      <w:r>
-        <w:t xml:space="preserve"> </w:t>
-      </w:r>
-      <w:r>
-        <w:t xml:space="preserve"> </w:t>
-      </w:r>
-      <w:r>
-        <w:t xml:space="preserve"> </w:t>
-      </w:r>
-    </w:p>
-    <w:p>
-      <w:pPr>
-        <w:pStyle w:val="BodyText"/>
-      </w:pPr>
-      <w:r>
-        <w:t xml:space="preserve">CẦN THƠ, NĂM 2026</w:t>
-      </w:r>
-    </w:p>
-    <w:p>
-      <w:pPr>
-        <w:pStyle w:val="BodyText"/>
-      </w:pPr>
-      <w:r>
-        <w:t xml:space="preserve">BỘ GIÁO DỤC VÀ ĐÀO TẠO</w:t>
-      </w:r>
-      <w:r>
-        <w:t xml:space="preserve"> </w:t>
-      </w:r>
       <w:r>
         <w:rPr>
           <w:bCs/>
           <w:b/>
         </w:rPr>
-        <w:t xml:space="preserve">TRƯỜNG ĐẠI HỌC CẦN THƠ</w:t>
+        <w:t xml:space="preserve">Từ khóa:</w:t>
+      </w:r>
+      <w:r>
+        <w:t xml:space="preserve"> </w:t>
+      </w:r>
+      <w:r>
+        <w:t xml:space="preserve">quốc tế hóa; hiệu quả doanh nghiệp; thể chế; năng lực số; nhà quản trị cấp cao; châu Á; WBES; phi tuyến chữ U ngược.</w:t>
+      </w:r>
+    </w:p>
+    <w:p>
+      <w:r>
+        <w:pict>
+          <v:rect style="width:0;height:1.5pt" o:hralign="center" o:hrstd="t" o:hr="t"/>
+        </w:pict>
+      </w:r>
+    </w:p>
+    <w:bookmarkEnd w:id="21"/>
+    <w:bookmarkStart w:id="22" w:name="abstract"/>
+    <w:p>
+      <w:pPr>
+        <w:pStyle w:val="Heading2"/>
+      </w:pPr>
+      <w:r>
+        <w:t xml:space="preserve">ABSTRACT</w:t>
+      </w:r>
+    </w:p>
+    <w:p>
+      <w:pPr>
+        <w:pStyle w:val="FirstParagraph"/>
+      </w:pPr>
+      <w:r>
+        <w:t xml:space="preserve">This dissertation examines the internationalization–firm performance (I–P) relationship across Asia, focusing on the boundary conditions that explain its well-documented heterogeneity. Integrating four foundational theories, the Uppsala model, the resource-based view (RBV), institutional theory, and upper echelons theory, with a digital-capability extension, the dissertation develops a multi-tier moderation framework, CDCM (Country–Digital–Capability Moderation), comprising three moderating tiers: institutional context (operationalized through a six-group ICRV taxonomy), digital capability (separating technological capability, TCI, from digital adoption, DAI), and top-manager characteristics.</w:t>
       </w:r>
     </w:p>
     <w:p>
@@ -149,97 +220,75 @@
         <w:pStyle w:val="BodyText"/>
       </w:pPr>
       <w:r>
-        <w:t xml:space="preserve"> </w:t>
-      </w:r>
-      <w:r>
-        <w:t xml:space="preserve"> </w:t>
-      </w:r>
-      <w:r>
-        <w:t xml:space="preserve"> </w:t>
+        <w:t xml:space="preserve">The study adopts a mixed synthesis-empirical design: (i) a three-level meta-analysis spanning 1977–2026 (k = 238 studies); and (ii) firm-level empirical analysis of World Bank Enterprise Survey (WBES) microdata across 50 Asian and Pacific economies (including Japan; main regression sample N = 81,022 firms), complemented by country-specific analyses (Vietnam, Singapore, China, India) and a boundary case of seven Pacific Small Island Developing States (SIDS).</w:t>
       </w:r>
     </w:p>
     <w:p>
       <w:pPr>
         <w:pStyle w:val="BodyText"/>
       </w:pPr>
+      <w:r>
+        <w:t xml:space="preserve">Key findings: (1) the I–P relationship is inverted-U shaped with a pooled turning point of 43.6% (full model, 50 economies); the inverted-U is sharpest in the lower-middle transition regime (43.0%), flattens to near-linearity in the strongest-institution regime, and dissolves in the weakest regimes; (2) both TCI (a foundational capability) and DAI (a situational resource)</w:t>
+      </w:r>
+      <w:r>
+        <w:t xml:space="preserve"> </w:t>
+      </w:r>
       <w:r>
         <w:rPr>
           <w:bCs/>
           <w:b/>
         </w:rPr>
-        <w:t xml:space="preserve">ĐỖ THÙY HƯƠNG</w:t>
-      </w:r>
-    </w:p>
-    <w:p>
-      <w:pPr>
-        <w:pStyle w:val="BodyText"/>
-      </w:pPr>
-      <w:r>
-        <w:t xml:space="preserve"> </w:t>
-      </w:r>
-    </w:p>
-    <w:p>
-      <w:pPr>
-        <w:pStyle w:val="BodyText"/>
-      </w:pPr>
+        <w:t xml:space="preserve">universally shift the performance level</w:t>
+      </w:r>
+      <w:r>
+        <w:t xml:space="preserve">, but their curve-</w:t>
+      </w:r>
       <w:r>
         <w:rPr>
           <w:bCs/>
           <w:b/>
         </w:rPr>
-        <w:t xml:space="preserve">QUỐC TẾ HÓA VÀ HIỆU QUẢ HOẠT ĐỘNG KINH DOANH CỦA CÁC DOANH NGHIỆP Ở CHÂU Á</w:t>
-      </w:r>
-    </w:p>
-    <w:p>
-      <w:pPr>
-        <w:pStyle w:val="BodyText"/>
-      </w:pPr>
-      <w:r>
-        <w:t xml:space="preserve"> </w:t>
-      </w:r>
-      <w:r>
-        <w:t xml:space="preserve"> </w:t>
-      </w:r>
-      <w:r>
-        <w:t xml:space="preserve"> </w:t>
-      </w:r>
-    </w:p>
-    <w:p>
-      <w:pPr>
-        <w:pStyle w:val="BodyText"/>
-      </w:pPr>
+        <w:t xml:space="preserve">reshaping</w:t>
+      </w:r>
+      <w:r>
+        <w:t xml:space="preserve"> </w:t>
+      </w:r>
+      <w:r>
+        <w:t xml:space="preserve">role is not universal: across the 50-economy pool the curvature interactions are not statistically significant, and curve reshaping appears only in specific single-economy contexts (notably DAI’s</w:t>
+      </w:r>
+      <w:r>
+        <w:t xml:space="preserve"> </w:t>
+      </w:r>
+      <w:r>
+        <w:t xml:space="preserve">“</w:t>
+      </w:r>
+      <w:r>
+        <w:t xml:space="preserve">digital shield</w:t>
+      </w:r>
+      <w:r>
+        <w:t xml:space="preserve">”</w:t>
+      </w:r>
+      <w:r>
+        <w:t xml:space="preserve"> </w:t>
+      </w:r>
+      <w:r>
+        <w:t xml:space="preserve">in Singapore), with a tendency toward stronger moderation in weaker institutions that is only marginally significant; (3) in the SIDS group, exploratory evidence suggests the relationship may turn monotonically negative with no turning point, a theoretical boundary condition the dissertation names the</w:t>
+      </w:r>
+      <w:r>
+        <w:t xml:space="preserve"> </w:t>
+      </w:r>
       <w:r>
         <w:rPr>
           <w:bCs/>
           <w:b/>
         </w:rPr>
-        <w:t xml:space="preserve">LUẬN ÁN TIẾN SĨ</w:t>
-      </w:r>
-      <w:r>
-        <w:t xml:space="preserve"> </w:t>
-      </w:r>
-      <w:r>
-        <w:t xml:space="preserve">NGÀNH QUẢN TRỊ KINH DOANH</w:t>
-      </w:r>
-      <w:r>
-        <w:t xml:space="preserve"> </w:t>
-      </w:r>
-      <w:r>
-        <w:t xml:space="preserve">MÃ NGÀNH: 9340101</w:t>
-      </w:r>
-    </w:p>
-    <w:p>
-      <w:pPr>
-        <w:pStyle w:val="BodyText"/>
-      </w:pPr>
-      <w:r>
-        <w:t xml:space="preserve"> </w:t>
-      </w:r>
-      <w:r>
-        <w:t xml:space="preserve"> </w:t>
-      </w:r>
-      <w:r>
-        <w:t xml:space="preserve"> </w:t>
+        <w:t xml:space="preserve">Forced Internationalization Penalty (FIP)</w:t>
+      </w:r>
+      <w:r>
+        <w:t xml:space="preserve"> </w:t>
+      </w:r>
+      <w:r>
+        <w:t xml:space="preserve">(the empirical estimate is data-version-sensitive; see Section 4.7.8). The dissertation contributes an integrated multi-tier framework, the ICRV institutional taxonomy, and the novel FIP construct to international-business research, alongside context-contingent policy and managerial implications.</w:t>
       </w:r>
     </w:p>
     <w:p>
@@ -251,45 +300,17 @@
           <w:bCs/>
           <w:b/>
         </w:rPr>
-        <w:t xml:space="preserve">NGƯỜI HƯỚNG DẪN KHOA HỌC</w:t>
-      </w:r>
-      <w:r>
-        <w:t xml:space="preserve"> </w:t>
-      </w:r>
-      <w:r>
-        <w:t xml:space="preserve">PGS.TS. PHAN ANH TÚ</w:t>
-      </w:r>
-    </w:p>
-    <w:p>
-      <w:pPr>
-        <w:pStyle w:val="BodyText"/>
-      </w:pPr>
-      <w:r>
-        <w:t xml:space="preserve"> </w:t>
-      </w:r>
-      <w:r>
-        <w:t xml:space="preserve"> </w:t>
-      </w:r>
-      <w:r>
-        <w:t xml:space="preserve"> </w:t>
-      </w:r>
-    </w:p>
-    <w:p>
-      <w:pPr>
-        <w:pStyle w:val="BodyText"/>
-      </w:pPr>
-      <w:r>
-        <w:t xml:space="preserve">CẦN THƠ, NĂM 2026</w:t>
-      </w:r>
-    </w:p>
-    <w:p>
-      <w:r>
-        <w:pict>
-          <v:rect style="width:0;height:1.5pt" o:hralign="center" o:hrstd="t" o:hr="t"/>
-        </w:pict>
-      </w:r>
-    </w:p>
-    <w:bookmarkStart w:id="20" w:name="lời-cam-đoan"/>
+        <w:t xml:space="preserve">Keywords:</w:t>
+      </w:r>
+      <w:r>
+        <w:t xml:space="preserve"> </w:t>
+      </w:r>
+      <w:r>
+        <w:t xml:space="preserve">internationalization; firm performance; institutions; digital capability; top management; Asia; WBES; inverted-U relationship.</w:t>
+      </w:r>
+    </w:p>
+    <w:bookmarkEnd w:id="22"/>
+    <w:bookmarkStart w:id="23" w:name="lời-cam-đoan"/>
     <w:p>
       <w:pPr>
         <w:pStyle w:val="Heading2"/>
@@ -377,148 +398,288 @@
         </w:pict>
       </w:r>
     </w:p>
-    <w:bookmarkEnd w:id="20"/>
-    <w:bookmarkStart w:id="21" w:name="lời-cảm-ơn"/>
+    <w:bookmarkEnd w:id="23"/>
+    <w:bookmarkStart w:id="24" w:name="danh-mục-bảng"/>
     <w:p>
       <w:pPr>
         <w:pStyle w:val="Heading2"/>
       </w:pPr>
       <w:r>
-        <w:t xml:space="preserve">LỜI CẢM ƠN</w:t>
+        <w:t xml:space="preserve">DANH MỤC BẢNG</w:t>
       </w:r>
     </w:p>
     <w:p>
       <w:pPr>
         <w:pStyle w:val="FirstParagraph"/>
       </w:pPr>
-      <w:r>
-        <w:rPr>
-          <w:iCs/>
-          <w:i/>
-        </w:rPr>
-        <w:t xml:space="preserve">(NCS hoàn thiện: cảm ơn người hướng dẫn khoa học, Trường Kinh tế và Trường Đại học Cần Thơ, Trường Đại học Kỹ thuật – Công nghệ Vĩnh Long, gia đình và đồng nghiệp.)</w:t>
-      </w:r>
-    </w:p>
-    <w:p>
-      <w:r>
-        <w:pict>
-          <v:rect style="width:0;height:1.5pt" o:hralign="center" o:hrstd="t" o:hr="t"/>
-        </w:pict>
-      </w:r>
-    </w:p>
-    <w:bookmarkEnd w:id="21"/>
-    <w:bookmarkStart w:id="22" w:name="tóm-tắt"/>
-    <w:p>
-      <w:pPr>
-        <w:pStyle w:val="Heading2"/>
-      </w:pPr>
-      <w:r>
-        <w:t xml:space="preserve">TÓM TẮT</w:t>
-      </w:r>
-    </w:p>
-    <w:p>
-      <w:pPr>
-        <w:pStyle w:val="FirstParagraph"/>
-      </w:pPr>
-      <w:r>
-        <w:t xml:space="preserve">Luận án nghiên cứu mối quan hệ giữa quốc tế hóa và hiệu quả hoạt động của doanh nghiệp (internationalization–firm performance, I–P) tại châu Á, tập trung làm rõ các điều kiện biên giải thích sự dị biệt cao trong mối quan hệ này. Trên cơ sở tích hợp bốn lý thuyết kinh điển, mô hình Uppsala, lý thuyết dựa trên nguồn lực (RBV), lý thuyết thể chế và lý thuyết thượng tầng quản trị, cùng lớp mở rộng về năng lực số, luận án xây dựng khung giải thích đa tầng CDCM (Country–Digital–Capability Moderation) với ba tầng điều tiết: bối cảnh thể chế (vận hành hóa bằng khung phân loại ICRV sáu nhóm), năng lực số (phân tách năng lực công nghệ TCI và chỉ số chấp nhận số DAI), và đặc điểm nhà quản trị cấp cao.</w:t>
-      </w:r>
-    </w:p>
-    <w:p>
-      <w:pPr>
-        <w:pStyle w:val="BodyText"/>
-      </w:pPr>
-      <w:r>
-        <w:t xml:space="preserve">Luận án sử dụng thiết kế hỗn hợp tổng hợp–thực nghiệm (mixed synthesis-empirical): (i) một phân tích tổng hợp (meta-analysis) ba tầng giai đoạn 1982–2026 với k = 238 nghiên cứu; và (ii) phân tích thực nghiệm dữ liệu doanh nghiệp từ Khảo sát Doanh nghiệp của Ngân hàng Thế giới (WBES) trên 50 nền kinh tế châu Á và Thái Bình Dương (gồm Nhật Bản; mẫu hồi quy chính N = 81.022 doanh nghiệp), bổ sung bằng các phân tích quốc gia chuyên sâu (Việt Nam, Singapore, Trung Quốc, Ấn Độ) và trường hợp biên là bảy nền kinh tế đảo nhỏ đang phát triển (SIDS) Thái Bình Dương.</w:t>
-      </w:r>
-    </w:p>
-    <w:p>
-      <w:pPr>
-        <w:pStyle w:val="BodyText"/>
-      </w:pPr>
-      <w:r>
-        <w:t xml:space="preserve">Kết quả chính: (1) quan hệ I–P có dạng phi tuyến chữ U ngược với điểm uốn gộp 43,6% (mô hình đầy đủ, 50 nền kinh tế); chữ U ngược định hình rõ nét nhất ở nhóm chuyển đổi thu nhập trung bình–thấp (43,0%), duỗi thẳng gần tuyến tính ở nhóm thể chế mạnh nhất và mất cấu trúc ở các nhóm thể chế yếu nhất; (2) cả TCI và DAI đều</w:t>
-      </w:r>
-      <w:r>
-        <w:t xml:space="preserve"> </w:t>
-      </w:r>
       <w:r>
         <w:rPr>
           <w:bCs/>
           <w:b/>
         </w:rPr>
-        <w:t xml:space="preserve">nâng mặt bằng hiệu quả một cách phổ quát</w:t>
-      </w:r>
-      <w:r>
-        <w:t xml:space="preserve"> </w:t>
-      </w:r>
-      <w:r>
-        <w:t xml:space="preserve">(TCI là năng lực nền tảng, DAI là nguồn lực tình huống), nhưng vai trò</w:t>
-      </w:r>
-      <w:r>
-        <w:t xml:space="preserve"> </w:t>
-      </w:r>
+        <w:t xml:space="preserve">Bảng đánh số:</w:t>
+      </w:r>
+      <w:r>
+        <w:t xml:space="preserve"> </w:t>
+      </w:r>
+      <w:r>
+        <w:t xml:space="preserve">- Bảng 2.1. Ánh xạ nghiên cứu thành phần, mục trình bày, giả thuyết (Chương 2, Mục 2.5)</w:t>
+      </w:r>
+      <w:r>
+        <w:t xml:space="preserve"> </w:t>
+      </w:r>
+      <w:r>
+        <w:t xml:space="preserve">- Bảng 2.2. Tổng hợp hệ giả thuyết: phát biểu, dấu kỳ vọng, cơ sở lý thuyết và biến kiểm định (Chương 2, Mục 2.5.8)</w:t>
+      </w:r>
+      <w:r>
+        <w:t xml:space="preserve"> </w:t>
+      </w:r>
+      <w:r>
+        <w:t xml:space="preserve">- Bảng 3.1. Tổng hợp biến nghiên cứu của khung thực nghiệm đa quốc gia (Chương 3, Mục 3.3.6)</w:t>
+      </w:r>
+      <w:r>
+        <w:t xml:space="preserve"> </w:t>
+      </w:r>
+      <w:r>
+        <w:t xml:space="preserve">- Bảng 4.1. Phân tán năng suất lao động và đặc điểm quốc tế hóa theo phân nhóm con ICRV (Chương 4, Mục 4.1)</w:t>
+      </w:r>
+      <w:r>
+        <w:t xml:space="preserve"> </w:t>
+      </w:r>
+      <w:r>
+        <w:t xml:space="preserve">- Bảng 4.2. Đổi mới sáng tạo và chấp nhận số theo phân nhóm con ICRV (%) (Chương 4, Mục 4.1)</w:t>
+      </w:r>
+      <w:r>
+        <w:t xml:space="preserve"> </w:t>
+      </w:r>
+      <w:r>
+        <w:t xml:space="preserve">- Bảng 4.3. Đặc trưng doanh nghiệp Nhật Bản 2025 so với năm nền còn lại của Nhóm I (Chương 4, Mục 4.1.5)</w:t>
+      </w:r>
+      <w:r>
+        <w:t xml:space="preserve"> </w:t>
+      </w:r>
+      <w:r>
+        <w:t xml:space="preserve">- Bảng 4.4. Trung vị tỷ suất lợi nhuận trên doanh thu (ROS) theo nhóm ICRV (Chương 4, Mục 4.1.8)</w:t>
+      </w:r>
+      <w:r>
+        <w:t xml:space="preserve"> </w:t>
+      </w:r>
+      <w:r>
+        <w:t xml:space="preserve">- Bảng 4.5. Tiến triển hệ số theo chuỗi mô hình phân tầng, Singapore 2023 (Chương 4, Mục 4.3.8)</w:t>
+      </w:r>
+      <w:r>
+        <w:t xml:space="preserve"> </w:t>
+      </w:r>
+      <w:r>
+        <w:t xml:space="preserve">- Bảng 4.6. Tiến triển mô hình của P7 trên khung 50 nền: điểm uốn và kiểm định Lind–Mehlum (Chương 4, Mục 4.6.1)</w:t>
+      </w:r>
+      <w:r>
+        <w:t xml:space="preserve"> </w:t>
+      </w:r>
+      <w:r>
+        <w:t xml:space="preserve">- Bảng 4.7. Điểm uốn theo nhóm ICRV, khung 50 nền (Chương 4, Mục 4.6.2)</w:t>
+      </w:r>
+      <w:r>
+        <w:t xml:space="preserve"> </w:t>
+      </w:r>
+      <w:r>
+        <w:t xml:space="preserve">- Bảng 4.8. Điểm uốn theo đợt khảo sát, Ấn Độ (Chương 4, Mục 4.8.1)</w:t>
+      </w:r>
+      <w:r>
+        <w:t xml:space="preserve"> </w:t>
+      </w:r>
+      <w:r>
+        <w:t xml:space="preserve">- Bảng 4.9. Hiệu ứng cường độ xuất khẩu lên năng suất qua chuỗi mô hình, Nhật Bản 2025 (Chương 4, Mục 4.9.1)</w:t>
+      </w:r>
+      <w:r>
+        <w:t xml:space="preserve"> </w:t>
+      </w:r>
+      <w:r>
+        <w:t xml:space="preserve">- Bảng 4.10. Tổng hợp ước lượng các nghiên cứu thành phần thực nghiệm (Chương 4, Mục 4.11)</w:t>
+      </w:r>
+    </w:p>
+    <w:p>
+      <w:pPr>
+        <w:pStyle w:val="BodyText"/>
+      </w:pPr>
       <w:r>
         <w:rPr>
           <w:bCs/>
           <w:b/>
         </w:rPr>
-        <w:t xml:space="preserve">uốn đường cong</w:t>
-      </w:r>
-      <w:r>
-        <w:t xml:space="preserve"> </w:t>
-      </w:r>
-      <w:r>
-        <w:t xml:space="preserve">của chúng không phổ quát: trên toàn mẫu 50 nền các tương tác với đường cong không đạt ý nghĩa thống kê, và chỉ định hình rõ ở bối cảnh đơn quốc gia đặc thù (điển hình là hiệu ứng</w:t>
-      </w:r>
-      <w:r>
-        <w:t xml:space="preserve"> </w:t>
-      </w:r>
-      <w:r>
-        <w:t xml:space="preserve">“</w:t>
-      </w:r>
-      <w:r>
-        <w:t xml:space="preserve">lá chắn số</w:t>
-      </w:r>
-      <w:r>
-        <w:t xml:space="preserve">”</w:t>
-      </w:r>
-      <w:r>
-        <w:t xml:space="preserve"> </w:t>
-      </w:r>
-      <w:r>
-        <w:t xml:space="preserve">của DAI tại Singapore), với xu hướng mạnh hơn ở môi trường thể chế yếu nhưng chỉ ở mức biên ý nghĩa; (3) tại nhóm SIDS, quan hệ I–P chuyển thành âm đơn điệu không có điểm uốn, hiện tượng được luận án đặt tên là</w:t>
-      </w:r>
-      <w:r>
-        <w:t xml:space="preserve"> </w:t>
-      </w:r>
-      <w:r>
-        <w:rPr>
-          <w:bCs/>
-          <w:b/>
-        </w:rPr>
-        <w:t xml:space="preserve">gánh nặng quốc tế hóa bắt buộc (Forced Internationalization Penalty, FIP)</w:t>
-      </w:r>
-      <w:r>
-        <w:t xml:space="preserve">. Luận án đóng góp khung tích hợp đa tầng, taxonomy thể chế ICRV, và construct lý thuyết mới FIP cho dòng nghiên cứu kinh doanh quốc tế, đồng thời cung cấp hàm ý chính sách và quản trị theo từng bối cảnh thể chế.</w:t>
-      </w:r>
-    </w:p>
-    <w:p>
-      <w:pPr>
-        <w:pStyle w:val="BodyText"/>
-      </w:pPr>
-      <w:r>
-        <w:rPr>
-          <w:bCs/>
-          <w:b/>
-        </w:rPr>
-        <w:t xml:space="preserve">Từ khóa:</w:t>
-      </w:r>
-      <w:r>
-        <w:t xml:space="preserve"> </w:t>
-      </w:r>
-      <w:r>
-        <w:t xml:space="preserve">quốc tế hóa; hiệu quả doanh nghiệp; thể chế; năng lực số; nhà quản trị cấp cao; châu Á; WBES; phi tuyến chữ U ngược.</w:t>
+        <w:t xml:space="preserve">Bảng chuyên đề (không đánh số, theo mục):</w:t>
+      </w:r>
+      <w:r>
+        <w:t xml:space="preserve"> </w:t>
+      </w:r>
+      <w:r>
+        <w:t xml:space="preserve">- Bảng định nghĩa biến, Nghiên cứu P3 Việt Nam (Chương 3, Mục 3.4.5.1)</w:t>
+      </w:r>
+      <w:r>
+        <w:t xml:space="preserve"> </w:t>
+      </w:r>
+      <w:r>
+        <w:t xml:space="preserve">- Bảng định nghĩa biến, Nghiên cứu P4 Singapore (Chương 3, Mục 3.4.5.2)</w:t>
+      </w:r>
+      <w:r>
+        <w:t xml:space="preserve"> </w:t>
+      </w:r>
+      <w:r>
+        <w:t xml:space="preserve">- Bảng định nghĩa biến, Nghiên cứu P5 Trung Quốc (Chương 3, Mục 3.4.5.3)</w:t>
+      </w:r>
+      <w:r>
+        <w:t xml:space="preserve"> </w:t>
+      </w:r>
+      <w:r>
+        <w:t xml:space="preserve">- Bảng định nghĩa biến, Nghiên cứu P7 đa quốc gia (Chương 3, Mục 3.4.5.4)</w:t>
+      </w:r>
+      <w:r>
+        <w:t xml:space="preserve"> </w:t>
+      </w:r>
+      <w:r>
+        <w:t xml:space="preserve">- Bảng định nghĩa biến, Nghiên cứu P8 SIDS (Chương 3, Mục 3.4.5.5)</w:t>
+      </w:r>
+      <w:r>
+        <w:t xml:space="preserve"> </w:t>
+      </w:r>
+      <w:r>
+        <w:t xml:space="preserve">- Bảng tóm tắt phương pháp: Kế thừa và đóng góp mới (Chương 3, Mục 3.6)</w:t>
+      </w:r>
+      <w:r>
+        <w:t xml:space="preserve"> </w:t>
+      </w:r>
+      <w:r>
+        <w:t xml:space="preserve">- Bảng tổng hợp kết quả kiểm định hệ giả thuyết H1–H6, H1b, H1c (Chương 4, Mục 4.11)</w:t>
+      </w:r>
+    </w:p>
+    <w:bookmarkEnd w:id="24"/>
+    <w:bookmarkStart w:id="25" w:name="danh-mục-hình"/>
+    <w:p>
+      <w:pPr>
+        <w:pStyle w:val="Heading2"/>
+      </w:pPr>
+      <w:r>
+        <w:t xml:space="preserve">DANH MỤC HÌNH</w:t>
+      </w:r>
+    </w:p>
+    <w:p>
+      <w:pPr>
+        <w:numPr>
+          <w:ilvl w:val="0"/>
+          <w:numId w:val="1001"/>
+        </w:numPr>
+        <w:pStyle w:val="Compact"/>
+      </w:pPr>
+      <w:r>
+        <w:t xml:space="preserve">Hình 2.1. Khung khái niệm tích hợp đa tầng CDCM (Chương 2, Mục 2.5)</w:t>
+      </w:r>
+    </w:p>
+    <w:p>
+      <w:pPr>
+        <w:numPr>
+          <w:ilvl w:val="0"/>
+          <w:numId w:val="1001"/>
+        </w:numPr>
+        <w:pStyle w:val="Compact"/>
+      </w:pPr>
+      <w:r>
+        <w:t xml:space="preserve">Hình 3.1. Quy trình nghiên cứu của luận án (Chương 3, Mục 3.1.2)</w:t>
+      </w:r>
+    </w:p>
+    <w:p>
+      <w:pPr>
+        <w:numPr>
+          <w:ilvl w:val="0"/>
+          <w:numId w:val="1001"/>
+        </w:numPr>
+        <w:pStyle w:val="Compact"/>
+      </w:pPr>
+      <w:r>
+        <w:t xml:space="preserve">Hình 4.1. Thành phần mẫu gộp theo nhóm ICRV (Chương 4, Mục 4.1)</w:t>
+      </w:r>
+    </w:p>
+    <w:p>
+      <w:pPr>
+        <w:numPr>
+          <w:ilvl w:val="0"/>
+          <w:numId w:val="1001"/>
+        </w:numPr>
+        <w:pStyle w:val="Compact"/>
+      </w:pPr>
+      <w:r>
+        <w:t xml:space="preserve">Hình 4.2. Quy mô mẫu gộp theo năm khảo sát (Chương 4, Mục 4.1)</w:t>
+      </w:r>
+    </w:p>
+    <w:p>
+      <w:pPr>
+        <w:numPr>
+          <w:ilvl w:val="0"/>
+          <w:numId w:val="1001"/>
+        </w:numPr>
+        <w:pStyle w:val="Compact"/>
+      </w:pPr>
+      <w:r>
+        <w:t xml:space="preserve">Hình 4.3. Quỹ đạo tăng trưởng theo nhóm ICRV (Chương 4, Mục 4.1)</w:t>
+      </w:r>
+    </w:p>
+    <w:p>
+      <w:pPr>
+        <w:numPr>
+          <w:ilvl w:val="0"/>
+          <w:numId w:val="1001"/>
+        </w:numPr>
+        <w:pStyle w:val="Compact"/>
+      </w:pPr>
+      <w:r>
+        <w:t xml:space="preserve">Hình 4.4. Phân bố quy mô doanh nghiệp theo nhóm ICRV (Chương 4, Mục 4.1)</w:t>
+      </w:r>
+    </w:p>
+    <w:p>
+      <w:pPr>
+        <w:numPr>
+          <w:ilvl w:val="0"/>
+          <w:numId w:val="1001"/>
+        </w:numPr>
+        <w:pStyle w:val="Compact"/>
+      </w:pPr>
+      <w:r>
+        <w:t xml:space="preserve">Hình 4.5. Gradient năng lực công nghệ theo sáu nhóm ICRV (Chương 4, Mục 4.1)</w:t>
+      </w:r>
+    </w:p>
+    <w:p>
+      <w:pPr>
+        <w:numPr>
+          <w:ilvl w:val="0"/>
+          <w:numId w:val="1001"/>
+        </w:numPr>
+        <w:pStyle w:val="Compact"/>
+      </w:pPr>
+      <w:r>
+        <w:t xml:space="preserve">Hình 4.6. Phân bố mật độ năng suất lao động theo nhóm ICRV (Chương 4, Mục 4.1)</w:t>
+      </w:r>
+    </w:p>
+    <w:p>
+      <w:pPr>
+        <w:numPr>
+          <w:ilvl w:val="0"/>
+          <w:numId w:val="1001"/>
+        </w:numPr>
+        <w:pStyle w:val="Compact"/>
+      </w:pPr>
+      <w:r>
+        <w:t xml:space="preserve">Hình 4.7. Biểu đồ radar năng lực và quốc tế hóa theo nhóm ICRV (Chương 4, Mục 4.1)</w:t>
+      </w:r>
+    </w:p>
+    <w:p>
+      <w:pPr>
+        <w:numPr>
+          <w:ilvl w:val="0"/>
+          <w:numId w:val="1001"/>
+        </w:numPr>
+        <w:pStyle w:val="Compact"/>
+      </w:pPr>
+      <w:r>
+        <w:t xml:space="preserve">Hình 4.8. Họ đường cong quốc tế hóa và hiệu quả phụ thuộc chế độ thể chế ICRV (Chương 4, Mục 4.6.2)</w:t>
       </w:r>
     </w:p>
     <w:p>
@@ -528,331 +689,8 @@
         </w:pict>
       </w:r>
     </w:p>
-    <w:bookmarkEnd w:id="22"/>
-    <w:bookmarkStart w:id="23" w:name="abstract"/>
-    <w:p>
-      <w:pPr>
-        <w:pStyle w:val="Heading2"/>
-      </w:pPr>
-      <w:r>
-        <w:t xml:space="preserve">ABSTRACT</w:t>
-      </w:r>
-    </w:p>
-    <w:p>
-      <w:pPr>
-        <w:pStyle w:val="FirstParagraph"/>
-      </w:pPr>
-      <w:r>
-        <w:t xml:space="preserve">This dissertation examines the internationalization–firm performance (I–P) relationship across Asia, focusing on the boundary conditions that explain its well-documented heterogeneity. Integrating four foundational theories, the Uppsala model, the resource-based view (RBV), institutional theory, and upper echelons theory, with a digital-capability extension, the dissertation develops a multi-tier moderation framework, CDCM (Country–Digital–Capability Moderation), comprising three moderating tiers: institutional context (operationalized through a six-group ICRV taxonomy), digital capability (separating technological capability, TCI, from digital adoption, DAI), and top-manager characteristics.</w:t>
-      </w:r>
-    </w:p>
-    <w:p>
-      <w:pPr>
-        <w:pStyle w:val="BodyText"/>
-      </w:pPr>
-      <w:r>
-        <w:t xml:space="preserve">The study adopts a mixed synthesis-empirical design: (i) a three-level meta-analysis spanning 1982–2026 (k = 238 studies); and (ii) firm-level empirical analysis of World Bank Enterprise Survey (WBES) microdata across 50 Asian and Pacific economies (including Japan; main regression sample N = 81,022 firms), complemented by country-specific analyses (Vietnam, Singapore, China, India) and a boundary case of seven Pacific Small Island Developing States (SIDS).</w:t>
-      </w:r>
-    </w:p>
-    <w:p>
-      <w:pPr>
-        <w:pStyle w:val="BodyText"/>
-      </w:pPr>
-      <w:r>
-        <w:t xml:space="preserve">Key findings: (1) the I–P relationship is inverted-U shaped with a pooled turning point of 43.6% (full model, 50 economies); the inverted-U is sharpest in the lower-middle transition regime (43.0%), flattens to near-linearity in the strongest-institution regime, and dissolves in the weakest regimes; (2) both TCI (a foundational capability) and DAI (a situational resource)</w:t>
-      </w:r>
-      <w:r>
-        <w:t xml:space="preserve"> </w:t>
-      </w:r>
-      <w:r>
-        <w:rPr>
-          <w:bCs/>
-          <w:b/>
-        </w:rPr>
-        <w:t xml:space="preserve">universally shift the performance level</w:t>
-      </w:r>
-      <w:r>
-        <w:t xml:space="preserve">, but their curve-</w:t>
-      </w:r>
-      <w:r>
-        <w:rPr>
-          <w:bCs/>
-          <w:b/>
-        </w:rPr>
-        <w:t xml:space="preserve">reshaping</w:t>
-      </w:r>
-      <w:r>
-        <w:t xml:space="preserve"> </w:t>
-      </w:r>
-      <w:r>
-        <w:t xml:space="preserve">role is not universal: across the 50-economy pool the curvature interactions are not statistically significant, and curve reshaping appears only in specific single-economy contexts (notably DAI’s</w:t>
-      </w:r>
-      <w:r>
-        <w:t xml:space="preserve"> </w:t>
-      </w:r>
-      <w:r>
-        <w:t xml:space="preserve">“</w:t>
-      </w:r>
-      <w:r>
-        <w:t xml:space="preserve">digital shield</w:t>
-      </w:r>
-      <w:r>
-        <w:t xml:space="preserve">”</w:t>
-      </w:r>
-      <w:r>
-        <w:t xml:space="preserve"> </w:t>
-      </w:r>
-      <w:r>
-        <w:t xml:space="preserve">in Singapore), with a tendency toward stronger moderation in weaker institutions that is only marginally significant; (3) in the SIDS group the relationship becomes monotonically negative with no turning point, a phenomenon the dissertation names the</w:t>
-      </w:r>
-      <w:r>
-        <w:t xml:space="preserve"> </w:t>
-      </w:r>
-      <w:r>
-        <w:rPr>
-          <w:bCs/>
-          <w:b/>
-        </w:rPr>
-        <w:t xml:space="preserve">Forced Internationalization Penalty (FIP)</w:t>
-      </w:r>
-      <w:r>
-        <w:t xml:space="preserve">. The dissertation contributes an integrated multi-tier framework, the ICRV institutional taxonomy, and the novel FIP construct to international-business research, alongside context-contingent policy and managerial implications.</w:t>
-      </w:r>
-    </w:p>
-    <w:p>
-      <w:pPr>
-        <w:pStyle w:val="BodyText"/>
-      </w:pPr>
-      <w:r>
-        <w:rPr>
-          <w:bCs/>
-          <w:b/>
-        </w:rPr>
-        <w:t xml:space="preserve">Keywords:</w:t>
-      </w:r>
-      <w:r>
-        <w:t xml:space="preserve"> </w:t>
-      </w:r>
-      <w:r>
-        <w:t xml:space="preserve">internationalization; firm performance; institutions; digital capability; top management; Asia; WBES; inverted-U relationship.</w:t>
-      </w:r>
-    </w:p>
-    <w:p>
-      <w:r>
-        <w:pict>
-          <v:rect style="width:0;height:1.5pt" o:hralign="center" o:hrstd="t" o:hr="t"/>
-        </w:pict>
-      </w:r>
-    </w:p>
-    <w:bookmarkEnd w:id="23"/>
-    <w:bookmarkStart w:id="24" w:name="mục-lục"/>
-    <w:p>
-      <w:pPr>
-        <w:pStyle w:val="Heading2"/>
-      </w:pPr>
-      <w:r>
-        <w:t xml:space="preserve">MỤC LỤC</w:t>
-      </w:r>
-    </w:p>
-    <w:p>
-      <w:pPr>
-        <w:pStyle w:val="FirstParagraph"/>
-      </w:pPr>
-      <w:r>
-        <w:rPr>
-          <w:bCs/>
-          <w:b/>
-        </w:rPr>
-        <w:t xml:space="preserve">MỞ ĐẦU</w:t>
-      </w:r>
-      <w:r>
-        <w:t xml:space="preserve">, Lời cam đoan, Lời cảm ơn, Tóm tắt, Abstract, Danh mục từ viết tắt, Danh mục bảng, Danh mục hình, Danh mục công trình</w:t>
-      </w:r>
-    </w:p>
-    <w:p>
-      <w:pPr>
-        <w:pStyle w:val="BodyText"/>
-      </w:pPr>
-      <w:r>
-        <w:rPr>
-          <w:bCs/>
-          <w:b/>
-        </w:rPr>
-        <w:t xml:space="preserve">CHƯƠNG 1. GIỚI THIỆU</w:t>
-      </w:r>
-      <w:r>
-        <w:t xml:space="preserve"> </w:t>
-      </w:r>
-      <w:r>
-        <w:t xml:space="preserve">- 1.1 Bối cảnh nghiên cứu, 1.2 Vấn đề nghiên cứu, 1.3 Mục tiêu, 1.4 Câu hỏi nghiên cứu</w:t>
-      </w:r>
-      <w:r>
-        <w:t xml:space="preserve"> </w:t>
-      </w:r>
-      <w:r>
-        <w:t xml:space="preserve">- 1.5 Đối tượng và phạm vi, 1.6 Phương pháp luận, 1.7 Giả thuyết khoa học (tóm tắt)</w:t>
-      </w:r>
-      <w:r>
-        <w:t xml:space="preserve"> </w:t>
-      </w:r>
-      <w:r>
-        <w:t xml:space="preserve">- 1.8 Ý nghĩa khoa học và thực tiễn, 1.9 Tính mới, 1.10 Cấu trúc của luận án</w:t>
-      </w:r>
-    </w:p>
-    <w:p>
-      <w:pPr>
-        <w:pStyle w:val="BodyText"/>
-      </w:pPr>
-      <w:r>
-        <w:rPr>
-          <w:bCs/>
-          <w:b/>
-        </w:rPr>
-        <w:t xml:space="preserve">CHƯƠNG 2. CƠ SỞ LÝ THUYẾT VÀ TỔNG QUAN TÀI LIỆU</w:t>
-      </w:r>
-      <w:r>
-        <w:t xml:space="preserve"> </w:t>
-      </w:r>
-      <w:r>
-        <w:t xml:space="preserve">- 2.1 Các khái niệm cốt lõi, 2.2 Các lý thuyết nền, 2.3 Tổng quan thực nghiệm</w:t>
-      </w:r>
-      <w:r>
-        <w:t xml:space="preserve"> </w:t>
-      </w:r>
-      <w:r>
-        <w:t xml:space="preserve">- 2.4 Khoảng trống nghiên cứu, 2.5 Mô hình nghiên cứu và hệ giả thuyết (H1–H6, H1b, H1c), 2.6 Tóm tắt chương</w:t>
-      </w:r>
-    </w:p>
-    <w:p>
-      <w:pPr>
-        <w:pStyle w:val="BodyText"/>
-      </w:pPr>
-      <w:r>
-        <w:rPr>
-          <w:bCs/>
-          <w:b/>
-        </w:rPr>
-        <w:t xml:space="preserve">CHƯƠNG 3. PHƯƠNG PHÁP NGHIÊN CỨU</w:t>
-      </w:r>
-      <w:r>
-        <w:t xml:space="preserve"> </w:t>
-      </w:r>
-      <w:r>
-        <w:t xml:space="preserve">- 3.1 Thiết kế nghiên cứu tổng thể, 3.2 Phase 1: Meta-analysis 1982–2026, 3.3 Phase 2: Phân tích thực nghiệm đa quốc gia</w:t>
-      </w:r>
-      <w:r>
-        <w:t xml:space="preserve"> </w:t>
-      </w:r>
-      <w:r>
-        <w:t xml:space="preserve">- 3.4 Mô hình phân tích (M0–M11), 3.5 Kiểm định độ vững, 3.6 Tóm tắt phương pháp, 3.7 Đạo đức nghiên cứu</w:t>
-      </w:r>
-    </w:p>
-    <w:p>
-      <w:pPr>
-        <w:pStyle w:val="BodyText"/>
-      </w:pPr>
-      <w:r>
-        <w:rPr>
-          <w:bCs/>
-          <w:b/>
-        </w:rPr>
-        <w:t xml:space="preserve">CHƯƠNG 4. KẾT QUẢ NGHIÊN CỨU</w:t>
-      </w:r>
-      <w:r>
-        <w:t xml:space="preserve"> </w:t>
-      </w:r>
-      <w:r>
-        <w:t xml:space="preserve">- 4.1 Thực trạng quốc tế hóa và hiệu quả tại châu Á theo nhóm ICRV</w:t>
-      </w:r>
-      <w:r>
-        <w:t xml:space="preserve"> </w:t>
-      </w:r>
-      <w:r>
-        <w:t xml:space="preserve">- 4.2 Meta-analysis ba tầng (P6), 4.3 Singapore (P4), 4.4 Trung Quốc (P5), 4.5 Việt Nam (P3)</w:t>
-      </w:r>
-      <w:r>
-        <w:t xml:space="preserve"> </w:t>
-      </w:r>
-      <w:r>
-        <w:t xml:space="preserve">- 4.6 Kiểm định toàn mẫu đa bối cảnh (P7), 4.7 SIDS (P8), 4.8 Ấn Độ (P9), 4.9 Tam giác hóa với bằng chứng vĩ mô WB, 4.10 Tổng hợp theo hệ giả thuyết</w:t>
-      </w:r>
-    </w:p>
-    <w:p>
-      <w:pPr>
-        <w:pStyle w:val="BodyText"/>
-      </w:pPr>
-      <w:r>
-        <w:rPr>
-          <w:bCs/>
-          <w:b/>
-        </w:rPr>
-        <w:t xml:space="preserve">CHƯƠNG 5. THẢO LUẬN VÀ KẾT LUẬN</w:t>
-      </w:r>
-      <w:r>
-        <w:t xml:space="preserve"> </w:t>
-      </w:r>
-      <w:r>
-        <w:t xml:space="preserve">- 5.1 Bàn luận theo khung CDCM, 5.2 So sánh nghiên cứu trước, 5.3 Đóng góp lý thuyết</w:t>
-      </w:r>
-      <w:r>
-        <w:t xml:space="preserve"> </w:t>
-      </w:r>
-      <w:r>
-        <w:t xml:space="preserve">- 5.4 Đề xuất chính sách và quản trị, 5.5 Hạn chế và hướng tương lai, 5.6 Kết luận</w:t>
-      </w:r>
-    </w:p>
-    <w:p>
-      <w:pPr>
-        <w:pStyle w:val="BodyText"/>
-      </w:pPr>
-      <w:r>
-        <w:rPr>
-          <w:bCs/>
-          <w:b/>
-        </w:rPr>
-        <w:t xml:space="preserve">TÀI LIỆU THAM KHẢO</w:t>
-      </w:r>
-      <w:r>
-        <w:t xml:space="preserve"> </w:t>
-      </w:r>
-      <w:r>
-        <w:t xml:space="preserve">(APA 7th)</w:t>
-      </w:r>
-      <w:r>
-        <w:t xml:space="preserve"> </w:t>
-      </w:r>
-      <w:r>
-        <w:rPr>
-          <w:bCs/>
-          <w:b/>
-        </w:rPr>
-        <w:t xml:space="preserve">PHỤ LỤC A</w:t>
-      </w:r>
-      <w:r>
-        <w:t xml:space="preserve">, Quy trình hợp nhất và hài hòa hóa dữ liệu WBES đa quốc gia (S1–S6, Hình A.1)</w:t>
-      </w:r>
-    </w:p>
-    <w:p>
-      <w:pPr>
-        <w:pStyle w:val="BodyText"/>
-      </w:pPr>
-      <w:r>
-        <w:rPr>
-          <w:iCs/>
-          <w:i/>
-        </w:rPr>
-        <w:t xml:space="preserve">(Số trang được sinh tự động khi xuất bản bản cuối.)</w:t>
-      </w:r>
-    </w:p>
-    <w:p>
-      <w:r>
-        <w:pict>
-          <v:rect style="width:0;height:1.5pt" o:hralign="center" o:hrstd="t" o:hr="t"/>
-        </w:pict>
-      </w:r>
-    </w:p>
-    <w:bookmarkEnd w:id="24"/>
-    <w:bookmarkStart w:id="25" w:name="danh-mục-từ-viết-tắt"/>
+    <w:bookmarkEnd w:id="25"/>
+    <w:bookmarkStart w:id="26" w:name="danh-mục-từ-viết-tắt"/>
     <w:p>
       <w:pPr>
         <w:pStyle w:val="Heading2"/>
@@ -1113,31 +951,31 @@
               <w:jc w:val="left"/>
             </w:pPr>
             <w:r>
-              <w:t xml:space="preserve">FIP</w:t>
-            </w:r>
-          </w:p>
-        </w:tc>
-        <w:tc>
-          <w:tcPr/>
-          <w:p>
-            <w:pPr>
-              <w:pStyle w:val="Compact"/>
-              <w:jc w:val="left"/>
-            </w:pPr>
-            <w:r>
-              <w:t xml:space="preserve">Forced Internationalization Penalty</w:t>
-            </w:r>
-          </w:p>
-        </w:tc>
-        <w:tc>
-          <w:tcPr/>
-          <w:p>
-            <w:pPr>
-              <w:pStyle w:val="Compact"/>
-              <w:jc w:val="left"/>
-            </w:pPr>
-            <w:r>
-              <w:t xml:space="preserve">Gánh nặng quốc tế hóa bắt buộc (construct mới của luận án)</w:t>
+              <w:t xml:space="preserve">FGLS</w:t>
+            </w:r>
+          </w:p>
+        </w:tc>
+        <w:tc>
+          <w:tcPr/>
+          <w:p>
+            <w:pPr>
+              <w:pStyle w:val="Compact"/>
+              <w:jc w:val="left"/>
+            </w:pPr>
+            <w:r>
+              <w:t xml:space="preserve">Feasible Generalized Least Squares</w:t>
+            </w:r>
+          </w:p>
+        </w:tc>
+        <w:tc>
+          <w:tcPr/>
+          <w:p>
+            <w:pPr>
+              <w:pStyle w:val="Compact"/>
+              <w:jc w:val="left"/>
+            </w:pPr>
+            <w:r>
+              <w:t xml:space="preserve">Bình phương nhỏ nhất tổng quát khả thi</w:t>
             </w:r>
           </w:p>
         </w:tc>
@@ -1151,31 +989,31 @@
               <w:jc w:val="left"/>
             </w:pPr>
             <w:r>
-              <w:t xml:space="preserve">FSTS</w:t>
-            </w:r>
-          </w:p>
-        </w:tc>
-        <w:tc>
-          <w:tcPr/>
-          <w:p>
-            <w:pPr>
-              <w:pStyle w:val="Compact"/>
-              <w:jc w:val="left"/>
-            </w:pPr>
-            <w:r>
-              <w:t xml:space="preserve">Foreign Sales to Total Sales</w:t>
-            </w:r>
-          </w:p>
-        </w:tc>
-        <w:tc>
-          <w:tcPr/>
-          <w:p>
-            <w:pPr>
-              <w:pStyle w:val="Compact"/>
-              <w:jc w:val="left"/>
-            </w:pPr>
-            <w:r>
-              <w:t xml:space="preserve">Tỷ lệ doanh thu nước ngoài trên tổng doanh thu (cường độ xuất khẩu)</w:t>
+              <w:t xml:space="preserve">FIP</w:t>
+            </w:r>
+          </w:p>
+        </w:tc>
+        <w:tc>
+          <w:tcPr/>
+          <w:p>
+            <w:pPr>
+              <w:pStyle w:val="Compact"/>
+              <w:jc w:val="left"/>
+            </w:pPr>
+            <w:r>
+              <w:t xml:space="preserve">Forced Internationalization Penalty</w:t>
+            </w:r>
+          </w:p>
+        </w:tc>
+        <w:tc>
+          <w:tcPr/>
+          <w:p>
+            <w:pPr>
+              <w:pStyle w:val="Compact"/>
+              <w:jc w:val="left"/>
+            </w:pPr>
+            <w:r>
+              <w:t xml:space="preserve">Gánh nặng quốc tế hóa bắt buộc (cấu trúc lý thuyết mới của luận án)</w:t>
             </w:r>
           </w:p>
         </w:tc>
@@ -1189,31 +1027,31 @@
               <w:jc w:val="left"/>
             </w:pPr>
             <w:r>
-              <w:t xml:space="preserve">FATA</w:t>
-            </w:r>
-          </w:p>
-        </w:tc>
-        <w:tc>
-          <w:tcPr/>
-          <w:p>
-            <w:pPr>
-              <w:pStyle w:val="Compact"/>
-              <w:jc w:val="left"/>
-            </w:pPr>
-            <w:r>
-              <w:t xml:space="preserve">Foreign Assets to Total Assets</w:t>
-            </w:r>
-          </w:p>
-        </w:tc>
-        <w:tc>
-          <w:tcPr/>
-          <w:p>
-            <w:pPr>
-              <w:pStyle w:val="Compact"/>
-              <w:jc w:val="left"/>
-            </w:pPr>
-            <w:r>
-              <w:t xml:space="preserve">Tỷ lệ tài sản nước ngoài trên tổng tài sản</w:t>
+              <w:t xml:space="preserve">FSTS</w:t>
+            </w:r>
+          </w:p>
+        </w:tc>
+        <w:tc>
+          <w:tcPr/>
+          <w:p>
+            <w:pPr>
+              <w:pStyle w:val="Compact"/>
+              <w:jc w:val="left"/>
+            </w:pPr>
+            <w:r>
+              <w:t xml:space="preserve">Foreign Sales to Total Sales</w:t>
+            </w:r>
+          </w:p>
+        </w:tc>
+        <w:tc>
+          <w:tcPr/>
+          <w:p>
+            <w:pPr>
+              <w:pStyle w:val="Compact"/>
+              <w:jc w:val="left"/>
+            </w:pPr>
+            <w:r>
+              <w:t xml:space="preserve">Tỷ lệ doanh thu nước ngoài trên tổng doanh thu (cường độ xuất khẩu)</w:t>
             </w:r>
           </w:p>
         </w:tc>
@@ -1227,31 +1065,31 @@
               <w:jc w:val="left"/>
             </w:pPr>
             <w:r>
-              <w:t xml:space="preserve">HC1/HC3</w:t>
-            </w:r>
-          </w:p>
-        </w:tc>
-        <w:tc>
-          <w:tcPr/>
-          <w:p>
-            <w:pPr>
-              <w:pStyle w:val="Compact"/>
-              <w:jc w:val="left"/>
-            </w:pPr>
-            <w:r>
-              <w:t xml:space="preserve">Heteroskedasticity-Consistent SE</w:t>
-            </w:r>
-          </w:p>
-        </w:tc>
-        <w:tc>
-          <w:tcPr/>
-          <w:p>
-            <w:pPr>
-              <w:pStyle w:val="Compact"/>
-              <w:jc w:val="left"/>
-            </w:pPr>
-            <w:r>
-              <w:t xml:space="preserve">Sai số chuẩn vững với phương sai sai số thay đổi</w:t>
+              <w:t xml:space="preserve">FATA</w:t>
+            </w:r>
+          </w:p>
+        </w:tc>
+        <w:tc>
+          <w:tcPr/>
+          <w:p>
+            <w:pPr>
+              <w:pStyle w:val="Compact"/>
+              <w:jc w:val="left"/>
+            </w:pPr>
+            <w:r>
+              <w:t xml:space="preserve">Foreign Assets to Total Assets</w:t>
+            </w:r>
+          </w:p>
+        </w:tc>
+        <w:tc>
+          <w:tcPr/>
+          <w:p>
+            <w:pPr>
+              <w:pStyle w:val="Compact"/>
+              <w:jc w:val="left"/>
+            </w:pPr>
+            <w:r>
+              <w:t xml:space="preserve">Tỷ lệ tài sản nước ngoài trên tổng tài sản</w:t>
             </w:r>
           </w:p>
         </w:tc>
@@ -1265,31 +1103,31 @@
               <w:jc w:val="left"/>
             </w:pPr>
             <w:r>
-              <w:t xml:space="preserve">ICRV</w:t>
-            </w:r>
-          </w:p>
-        </w:tc>
-        <w:tc>
-          <w:tcPr/>
-          <w:p>
-            <w:pPr>
-              <w:pStyle w:val="Compact"/>
-              <w:jc w:val="left"/>
-            </w:pPr>
-            <w:r>
-              <w:t xml:space="preserve">Institutional Context Regime Variation</w:t>
-            </w:r>
-          </w:p>
-        </w:tc>
-        <w:tc>
-          <w:tcPr/>
-          <w:p>
-            <w:pPr>
-              <w:pStyle w:val="Compact"/>
-              <w:jc w:val="left"/>
-            </w:pPr>
-            <w:r>
-              <w:t xml:space="preserve">Biến thiên chế độ bối cảnh thể chế (khung phân loại sáu nhóm của luận án)</w:t>
+              <w:t xml:space="preserve">HC1/HC3</w:t>
+            </w:r>
+          </w:p>
+        </w:tc>
+        <w:tc>
+          <w:tcPr/>
+          <w:p>
+            <w:pPr>
+              <w:pStyle w:val="Compact"/>
+              <w:jc w:val="left"/>
+            </w:pPr>
+            <w:r>
+              <w:t xml:space="preserve">Heteroskedasticity-Consistent SE</w:t>
+            </w:r>
+          </w:p>
+        </w:tc>
+        <w:tc>
+          <w:tcPr/>
+          <w:p>
+            <w:pPr>
+              <w:pStyle w:val="Compact"/>
+              <w:jc w:val="left"/>
+            </w:pPr>
+            <w:r>
+              <w:t xml:space="preserve">Sai số chuẩn vững với phương sai sai số thay đổi</w:t>
             </w:r>
           </w:p>
         </w:tc>
@@ -1303,31 +1141,31 @@
               <w:jc w:val="left"/>
             </w:pPr>
             <w:r>
-              <w:t xml:space="preserve">I–P</w:t>
-            </w:r>
-          </w:p>
-        </w:tc>
-        <w:tc>
-          <w:tcPr/>
-          <w:p>
-            <w:pPr>
-              <w:pStyle w:val="Compact"/>
-              <w:jc w:val="left"/>
-            </w:pPr>
-            <w:r>
-              <w:t xml:space="preserve">Internationalization–Performance</w:t>
-            </w:r>
-          </w:p>
-        </w:tc>
-        <w:tc>
-          <w:tcPr/>
-          <w:p>
-            <w:pPr>
-              <w:pStyle w:val="Compact"/>
-              <w:jc w:val="left"/>
-            </w:pPr>
-            <w:r>
-              <w:t xml:space="preserve">Quan hệ quốc tế hóa–hiệu quả</w:t>
+              <w:t xml:space="preserve">ICRV</w:t>
+            </w:r>
+          </w:p>
+        </w:tc>
+        <w:tc>
+          <w:tcPr/>
+          <w:p>
+            <w:pPr>
+              <w:pStyle w:val="Compact"/>
+              <w:jc w:val="left"/>
+            </w:pPr>
+            <w:r>
+              <w:t xml:space="preserve">Institutional Context Regime Variation</w:t>
+            </w:r>
+          </w:p>
+        </w:tc>
+        <w:tc>
+          <w:tcPr/>
+          <w:p>
+            <w:pPr>
+              <w:pStyle w:val="Compact"/>
+              <w:jc w:val="left"/>
+            </w:pPr>
+            <w:r>
+              <w:t xml:space="preserve">Biến thiên chế độ bối cảnh thể chế (khung phân loại sáu nhóm của luận án)</w:t>
             </w:r>
           </w:p>
         </w:tc>
@@ -1341,31 +1179,31 @@
               <w:jc w:val="left"/>
             </w:pPr>
             <w:r>
-              <w:t xml:space="preserve">ISIC</w:t>
-            </w:r>
-          </w:p>
-        </w:tc>
-        <w:tc>
-          <w:tcPr/>
-          <w:p>
-            <w:pPr>
-              <w:pStyle w:val="Compact"/>
-              <w:jc w:val="left"/>
-            </w:pPr>
-            <w:r>
-              <w:t xml:space="preserve">International Standard Industrial Classification</w:t>
-            </w:r>
-          </w:p>
-        </w:tc>
-        <w:tc>
-          <w:tcPr/>
-          <w:p>
-            <w:pPr>
-              <w:pStyle w:val="Compact"/>
-              <w:jc w:val="left"/>
-            </w:pPr>
-            <w:r>
-              <w:t xml:space="preserve">Phân loại ngành chuẩn quốc tế</w:t>
+              <w:t xml:space="preserve">I–P</w:t>
+            </w:r>
+          </w:p>
+        </w:tc>
+        <w:tc>
+          <w:tcPr/>
+          <w:p>
+            <w:pPr>
+              <w:pStyle w:val="Compact"/>
+              <w:jc w:val="left"/>
+            </w:pPr>
+            <w:r>
+              <w:t xml:space="preserve">Internationalization–Performance</w:t>
+            </w:r>
+          </w:p>
+        </w:tc>
+        <w:tc>
+          <w:tcPr/>
+          <w:p>
+            <w:pPr>
+              <w:pStyle w:val="Compact"/>
+              <w:jc w:val="left"/>
+            </w:pPr>
+            <w:r>
+              <w:t xml:space="preserve">Quan hệ quốc tế hóa–hiệu quả</w:t>
             </w:r>
           </w:p>
         </w:tc>
@@ -1379,31 +1217,31 @@
               <w:jc w:val="left"/>
             </w:pPr>
             <w:r>
-              <w:t xml:space="preserve">LM</w:t>
-            </w:r>
-          </w:p>
-        </w:tc>
-        <w:tc>
-          <w:tcPr/>
-          <w:p>
-            <w:pPr>
-              <w:pStyle w:val="Compact"/>
-              <w:jc w:val="left"/>
-            </w:pPr>
-            <w:r>
-              <w:t xml:space="preserve">Lind–Mehlum (U-test)</w:t>
-            </w:r>
-          </w:p>
-        </w:tc>
-        <w:tc>
-          <w:tcPr/>
-          <w:p>
-            <w:pPr>
-              <w:pStyle w:val="Compact"/>
-              <w:jc w:val="left"/>
-            </w:pPr>
-            <w:r>
-              <w:t xml:space="preserve">Kiểm định U của Lind–Mehlum</w:t>
+              <w:t xml:space="preserve">ISIC</w:t>
+            </w:r>
+          </w:p>
+        </w:tc>
+        <w:tc>
+          <w:tcPr/>
+          <w:p>
+            <w:pPr>
+              <w:pStyle w:val="Compact"/>
+              <w:jc w:val="left"/>
+            </w:pPr>
+            <w:r>
+              <w:t xml:space="preserve">International Standard Industrial Classification</w:t>
+            </w:r>
+          </w:p>
+        </w:tc>
+        <w:tc>
+          <w:tcPr/>
+          <w:p>
+            <w:pPr>
+              <w:pStyle w:val="Compact"/>
+              <w:jc w:val="left"/>
+            </w:pPr>
+            <w:r>
+              <w:t xml:space="preserve">Phân loại ngành chuẩn quốc tế</w:t>
             </w:r>
           </w:p>
         </w:tc>
@@ -1417,31 +1255,31 @@
               <w:jc w:val="left"/>
             </w:pPr>
             <w:r>
-              <w:t xml:space="preserve">LP</w:t>
-            </w:r>
-          </w:p>
-        </w:tc>
-        <w:tc>
-          <w:tcPr/>
-          <w:p>
-            <w:pPr>
-              <w:pStyle w:val="Compact"/>
-              <w:jc w:val="left"/>
-            </w:pPr>
-            <w:r>
-              <w:t xml:space="preserve">Labor Productivity</w:t>
-            </w:r>
-          </w:p>
-        </w:tc>
-        <w:tc>
-          <w:tcPr/>
-          <w:p>
-            <w:pPr>
-              <w:pStyle w:val="Compact"/>
-              <w:jc w:val="left"/>
-            </w:pPr>
-            <w:r>
-              <w:t xml:space="preserve">Năng suất lao động</w:t>
+              <w:t xml:space="preserve">LM</w:t>
+            </w:r>
+          </w:p>
+        </w:tc>
+        <w:tc>
+          <w:tcPr/>
+          <w:p>
+            <w:pPr>
+              <w:pStyle w:val="Compact"/>
+              <w:jc w:val="left"/>
+            </w:pPr>
+            <w:r>
+              <w:t xml:space="preserve">Lind–Mehlum (U-test)</w:t>
+            </w:r>
+          </w:p>
+        </w:tc>
+        <w:tc>
+          <w:tcPr/>
+          <w:p>
+            <w:pPr>
+              <w:pStyle w:val="Compact"/>
+              <w:jc w:val="left"/>
+            </w:pPr>
+            <w:r>
+              <w:t xml:space="preserve">Kiểm định U của Lind–Mehlum</w:t>
             </w:r>
           </w:p>
         </w:tc>
@@ -1455,31 +1293,31 @@
               <w:jc w:val="left"/>
             </w:pPr>
             <w:r>
-              <w:t xml:space="preserve">MARA</w:t>
-            </w:r>
-          </w:p>
-        </w:tc>
-        <w:tc>
-          <w:tcPr/>
-          <w:p>
-            <w:pPr>
-              <w:pStyle w:val="Compact"/>
-              <w:jc w:val="left"/>
-            </w:pPr>
-            <w:r>
-              <w:t xml:space="preserve">Multilevel/Multivariate Random-effects (meta-analysis)</w:t>
-            </w:r>
-          </w:p>
-        </w:tc>
-        <w:tc>
-          <w:tcPr/>
-          <w:p>
-            <w:pPr>
-              <w:pStyle w:val="Compact"/>
-              <w:jc w:val="left"/>
-            </w:pPr>
-            <w:r>
-              <w:t xml:space="preserve">Phân tích tổng hợp đa tầng hiệu ứng ngẫu nhiên</w:t>
+              <w:t xml:space="preserve">LP</w:t>
+            </w:r>
+          </w:p>
+        </w:tc>
+        <w:tc>
+          <w:tcPr/>
+          <w:p>
+            <w:pPr>
+              <w:pStyle w:val="Compact"/>
+              <w:jc w:val="left"/>
+            </w:pPr>
+            <w:r>
+              <w:t xml:space="preserve">Labor Productivity</w:t>
+            </w:r>
+          </w:p>
+        </w:tc>
+        <w:tc>
+          <w:tcPr/>
+          <w:p>
+            <w:pPr>
+              <w:pStyle w:val="Compact"/>
+              <w:jc w:val="left"/>
+            </w:pPr>
+            <w:r>
+              <w:t xml:space="preserve">Năng suất lao động</w:t>
             </w:r>
           </w:p>
         </w:tc>
@@ -1493,31 +1331,31 @@
               <w:jc w:val="left"/>
             </w:pPr>
             <w:r>
-              <w:t xml:space="preserve">MNC/MNE</w:t>
-            </w:r>
-          </w:p>
-        </w:tc>
-        <w:tc>
-          <w:tcPr/>
-          <w:p>
-            <w:pPr>
-              <w:pStyle w:val="Compact"/>
-              <w:jc w:val="left"/>
-            </w:pPr>
-            <w:r>
-              <w:t xml:space="preserve">Multinational Corporation/Enterprise</w:t>
-            </w:r>
-          </w:p>
-        </w:tc>
-        <w:tc>
-          <w:tcPr/>
-          <w:p>
-            <w:pPr>
-              <w:pStyle w:val="Compact"/>
-              <w:jc w:val="left"/>
-            </w:pPr>
-            <w:r>
-              <w:t xml:space="preserve">Công ty/doanh nghiệp đa quốc gia</w:t>
+              <w:t xml:space="preserve">MARA</w:t>
+            </w:r>
+          </w:p>
+        </w:tc>
+        <w:tc>
+          <w:tcPr/>
+          <w:p>
+            <w:pPr>
+              <w:pStyle w:val="Compact"/>
+              <w:jc w:val="left"/>
+            </w:pPr>
+            <w:r>
+              <w:t xml:space="preserve">Multilevel/Multivariate Random-effects (meta-analysis)</w:t>
+            </w:r>
+          </w:p>
+        </w:tc>
+        <w:tc>
+          <w:tcPr/>
+          <w:p>
+            <w:pPr>
+              <w:pStyle w:val="Compact"/>
+              <w:jc w:val="left"/>
+            </w:pPr>
+            <w:r>
+              <w:t xml:space="preserve">Phân tích tổng hợp đa tầng hiệu ứng ngẫu nhiên</w:t>
             </w:r>
           </w:p>
         </w:tc>
@@ -1531,31 +1369,31 @@
               <w:jc w:val="left"/>
             </w:pPr>
             <w:r>
-              <w:t xml:space="preserve">OLS</w:t>
-            </w:r>
-          </w:p>
-        </w:tc>
-        <w:tc>
-          <w:tcPr/>
-          <w:p>
-            <w:pPr>
-              <w:pStyle w:val="Compact"/>
-              <w:jc w:val="left"/>
-            </w:pPr>
-            <w:r>
-              <w:t xml:space="preserve">Ordinary Least Squares</w:t>
-            </w:r>
-          </w:p>
-        </w:tc>
-        <w:tc>
-          <w:tcPr/>
-          <w:p>
-            <w:pPr>
-              <w:pStyle w:val="Compact"/>
-              <w:jc w:val="left"/>
-            </w:pPr>
-            <w:r>
-              <w:t xml:space="preserve">Bình phương nhỏ nhất thông thường</w:t>
+              <w:t xml:space="preserve">MNC/MNE</w:t>
+            </w:r>
+          </w:p>
+        </w:tc>
+        <w:tc>
+          <w:tcPr/>
+          <w:p>
+            <w:pPr>
+              <w:pStyle w:val="Compact"/>
+              <w:jc w:val="left"/>
+            </w:pPr>
+            <w:r>
+              <w:t xml:space="preserve">Multinational Corporation/Enterprise</w:t>
+            </w:r>
+          </w:p>
+        </w:tc>
+        <w:tc>
+          <w:tcPr/>
+          <w:p>
+            <w:pPr>
+              <w:pStyle w:val="Compact"/>
+              <w:jc w:val="left"/>
+            </w:pPr>
+            <w:r>
+              <w:t xml:space="preserve">Công ty/doanh nghiệp đa quốc gia</w:t>
             </w:r>
           </w:p>
         </w:tc>
@@ -1569,31 +1407,31 @@
               <w:jc w:val="left"/>
             </w:pPr>
             <w:r>
-              <w:t xml:space="preserve">PPP</w:t>
-            </w:r>
-          </w:p>
-        </w:tc>
-        <w:tc>
-          <w:tcPr/>
-          <w:p>
-            <w:pPr>
-              <w:pStyle w:val="Compact"/>
-              <w:jc w:val="left"/>
-            </w:pPr>
-            <w:r>
-              <w:t xml:space="preserve">Purchasing Power Parity</w:t>
-            </w:r>
-          </w:p>
-        </w:tc>
-        <w:tc>
-          <w:tcPr/>
-          <w:p>
-            <w:pPr>
-              <w:pStyle w:val="Compact"/>
-              <w:jc w:val="left"/>
-            </w:pPr>
-            <w:r>
-              <w:t xml:space="preserve">Ngang giá sức mua</w:t>
+              <w:t xml:space="preserve">OLS</w:t>
+            </w:r>
+          </w:p>
+        </w:tc>
+        <w:tc>
+          <w:tcPr/>
+          <w:p>
+            <w:pPr>
+              <w:pStyle w:val="Compact"/>
+              <w:jc w:val="left"/>
+            </w:pPr>
+            <w:r>
+              <w:t xml:space="preserve">Ordinary Least Squares</w:t>
+            </w:r>
+          </w:p>
+        </w:tc>
+        <w:tc>
+          <w:tcPr/>
+          <w:p>
+            <w:pPr>
+              <w:pStyle w:val="Compact"/>
+              <w:jc w:val="left"/>
+            </w:pPr>
+            <w:r>
+              <w:t xml:space="preserve">Bình phương nhỏ nhất thông thường</w:t>
             </w:r>
           </w:p>
         </w:tc>
@@ -1607,31 +1445,31 @@
               <w:jc w:val="left"/>
             </w:pPr>
             <w:r>
-              <w:t xml:space="preserve">PRISMA</w:t>
-            </w:r>
-          </w:p>
-        </w:tc>
-        <w:tc>
-          <w:tcPr/>
-          <w:p>
-            <w:pPr>
-              <w:pStyle w:val="Compact"/>
-              <w:jc w:val="left"/>
-            </w:pPr>
-            <w:r>
-              <w:t xml:space="preserve">Preferred Reporting Items for Systematic Reviews and Meta-Analyses</w:t>
-            </w:r>
-          </w:p>
-        </w:tc>
-        <w:tc>
-          <w:tcPr/>
-          <w:p>
-            <w:pPr>
-              <w:pStyle w:val="Compact"/>
-              <w:jc w:val="left"/>
-            </w:pPr>
-            <w:r>
-              <w:t xml:space="preserve">Chuẩn báo cáo tổng quan hệ thống và meta-analysis</w:t>
+              <w:t xml:space="preserve">PPP</w:t>
+            </w:r>
+          </w:p>
+        </w:tc>
+        <w:tc>
+          <w:tcPr/>
+          <w:p>
+            <w:pPr>
+              <w:pStyle w:val="Compact"/>
+              <w:jc w:val="left"/>
+            </w:pPr>
+            <w:r>
+              <w:t xml:space="preserve">Purchasing Power Parity</w:t>
+            </w:r>
+          </w:p>
+        </w:tc>
+        <w:tc>
+          <w:tcPr/>
+          <w:p>
+            <w:pPr>
+              <w:pStyle w:val="Compact"/>
+              <w:jc w:val="left"/>
+            </w:pPr>
+            <w:r>
+              <w:t xml:space="preserve">Ngang giá sức mua</w:t>
             </w:r>
           </w:p>
         </w:tc>
@@ -1645,31 +1483,31 @@
               <w:jc w:val="left"/>
             </w:pPr>
             <w:r>
-              <w:t xml:space="preserve">R&amp;D</w:t>
-            </w:r>
-          </w:p>
-        </w:tc>
-        <w:tc>
-          <w:tcPr/>
-          <w:p>
-            <w:pPr>
-              <w:pStyle w:val="Compact"/>
-              <w:jc w:val="left"/>
-            </w:pPr>
-            <w:r>
-              <w:t xml:space="preserve">Research and Development</w:t>
-            </w:r>
-          </w:p>
-        </w:tc>
-        <w:tc>
-          <w:tcPr/>
-          <w:p>
-            <w:pPr>
-              <w:pStyle w:val="Compact"/>
-              <w:jc w:val="left"/>
-            </w:pPr>
-            <w:r>
-              <w:t xml:space="preserve">Nghiên cứu và phát triển</w:t>
+              <w:t xml:space="preserve">PRISMA</w:t>
+            </w:r>
+          </w:p>
+        </w:tc>
+        <w:tc>
+          <w:tcPr/>
+          <w:p>
+            <w:pPr>
+              <w:pStyle w:val="Compact"/>
+              <w:jc w:val="left"/>
+            </w:pPr>
+            <w:r>
+              <w:t xml:space="preserve">Preferred Reporting Items for Systematic Reviews and Meta-Analyses</w:t>
+            </w:r>
+          </w:p>
+        </w:tc>
+        <w:tc>
+          <w:tcPr/>
+          <w:p>
+            <w:pPr>
+              <w:pStyle w:val="Compact"/>
+              <w:jc w:val="left"/>
+            </w:pPr>
+            <w:r>
+              <w:t xml:space="preserve">Chuẩn báo cáo tổng quan hệ thống và phân tích tổng hợp</w:t>
             </w:r>
           </w:p>
         </w:tc>
@@ -1683,31 +1521,31 @@
               <w:jc w:val="left"/>
             </w:pPr>
             <w:r>
-              <w:t xml:space="preserve">RBV</w:t>
-            </w:r>
-          </w:p>
-        </w:tc>
-        <w:tc>
-          <w:tcPr/>
-          <w:p>
-            <w:pPr>
-              <w:pStyle w:val="Compact"/>
-              <w:jc w:val="left"/>
-            </w:pPr>
-            <w:r>
-              <w:t xml:space="preserve">Resource-Based View</w:t>
-            </w:r>
-          </w:p>
-        </w:tc>
-        <w:tc>
-          <w:tcPr/>
-          <w:p>
-            <w:pPr>
-              <w:pStyle w:val="Compact"/>
-              <w:jc w:val="left"/>
-            </w:pPr>
-            <w:r>
-              <w:t xml:space="preserve">Lý thuyết dựa trên nguồn lực</w:t>
+              <w:t xml:space="preserve">R&amp;D</w:t>
+            </w:r>
+          </w:p>
+        </w:tc>
+        <w:tc>
+          <w:tcPr/>
+          <w:p>
+            <w:pPr>
+              <w:pStyle w:val="Compact"/>
+              <w:jc w:val="left"/>
+            </w:pPr>
+            <w:r>
+              <w:t xml:space="preserve">Research and Development</w:t>
+            </w:r>
+          </w:p>
+        </w:tc>
+        <w:tc>
+          <w:tcPr/>
+          <w:p>
+            <w:pPr>
+              <w:pStyle w:val="Compact"/>
+              <w:jc w:val="left"/>
+            </w:pPr>
+            <w:r>
+              <w:t xml:space="preserve">Nghiên cứu và phát triển</w:t>
             </w:r>
           </w:p>
         </w:tc>
@@ -1721,31 +1559,31 @@
               <w:jc w:val="left"/>
             </w:pPr>
             <w:r>
-              <w:t xml:space="preserve">ROA/ROE/ROS</w:t>
-            </w:r>
-          </w:p>
-        </w:tc>
-        <w:tc>
-          <w:tcPr/>
-          <w:p>
-            <w:pPr>
-              <w:pStyle w:val="Compact"/>
-              <w:jc w:val="left"/>
-            </w:pPr>
-            <w:r>
-              <w:t xml:space="preserve">Return on Assets/Equity/Sales</w:t>
-            </w:r>
-          </w:p>
-        </w:tc>
-        <w:tc>
-          <w:tcPr/>
-          <w:p>
-            <w:pPr>
-              <w:pStyle w:val="Compact"/>
-              <w:jc w:val="left"/>
-            </w:pPr>
-            <w:r>
-              <w:t xml:space="preserve">Tỷ suất sinh lời trên tài sản/vốn chủ sở hữu/doanh thu</w:t>
+              <w:t xml:space="preserve">RBV</w:t>
+            </w:r>
+          </w:p>
+        </w:tc>
+        <w:tc>
+          <w:tcPr/>
+          <w:p>
+            <w:pPr>
+              <w:pStyle w:val="Compact"/>
+              <w:jc w:val="left"/>
+            </w:pPr>
+            <w:r>
+              <w:t xml:space="preserve">Resource-Based View</w:t>
+            </w:r>
+          </w:p>
+        </w:tc>
+        <w:tc>
+          <w:tcPr/>
+          <w:p>
+            <w:pPr>
+              <w:pStyle w:val="Compact"/>
+              <w:jc w:val="left"/>
+            </w:pPr>
+            <w:r>
+              <w:t xml:space="preserve">Lý thuyết dựa trên nguồn lực</w:t>
             </w:r>
           </w:p>
         </w:tc>
@@ -1759,31 +1597,31 @@
               <w:jc w:val="left"/>
             </w:pPr>
             <w:r>
-              <w:t xml:space="preserve">SIDS</w:t>
-            </w:r>
-          </w:p>
-        </w:tc>
-        <w:tc>
-          <w:tcPr/>
-          <w:p>
-            <w:pPr>
-              <w:pStyle w:val="Compact"/>
-              <w:jc w:val="left"/>
-            </w:pPr>
-            <w:r>
-              <w:t xml:space="preserve">Small Island Developing States</w:t>
-            </w:r>
-          </w:p>
-        </w:tc>
-        <w:tc>
-          <w:tcPr/>
-          <w:p>
-            <w:pPr>
-              <w:pStyle w:val="Compact"/>
-              <w:jc w:val="left"/>
-            </w:pPr>
-            <w:r>
-              <w:t xml:space="preserve">Các quốc gia đảo nhỏ đang phát triển</w:t>
+              <w:t xml:space="preserve">ROA/ROE/ROS</w:t>
+            </w:r>
+          </w:p>
+        </w:tc>
+        <w:tc>
+          <w:tcPr/>
+          <w:p>
+            <w:pPr>
+              <w:pStyle w:val="Compact"/>
+              <w:jc w:val="left"/>
+            </w:pPr>
+            <w:r>
+              <w:t xml:space="preserve">Return on Assets/Equity/Sales</w:t>
+            </w:r>
+          </w:p>
+        </w:tc>
+        <w:tc>
+          <w:tcPr/>
+          <w:p>
+            <w:pPr>
+              <w:pStyle w:val="Compact"/>
+              <w:jc w:val="left"/>
+            </w:pPr>
+            <w:r>
+              <w:t xml:space="preserve">Tỷ suất sinh lời trên tài sản/vốn chủ sở hữu/doanh thu</w:t>
             </w:r>
           </w:p>
         </w:tc>
@@ -1797,31 +1635,31 @@
               <w:jc w:val="left"/>
             </w:pPr>
             <w:r>
-              <w:t xml:space="preserve">SME</w:t>
-            </w:r>
-          </w:p>
-        </w:tc>
-        <w:tc>
-          <w:tcPr/>
-          <w:p>
-            <w:pPr>
-              <w:pStyle w:val="Compact"/>
-              <w:jc w:val="left"/>
-            </w:pPr>
-            <w:r>
-              <w:t xml:space="preserve">Small and Medium-sized Enterprise</w:t>
-            </w:r>
-          </w:p>
-        </w:tc>
-        <w:tc>
-          <w:tcPr/>
-          <w:p>
-            <w:pPr>
-              <w:pStyle w:val="Compact"/>
-              <w:jc w:val="left"/>
-            </w:pPr>
-            <w:r>
-              <w:t xml:space="preserve">Doanh nghiệp nhỏ và vừa</w:t>
+              <w:t xml:space="preserve">SIDS</w:t>
+            </w:r>
+          </w:p>
+        </w:tc>
+        <w:tc>
+          <w:tcPr/>
+          <w:p>
+            <w:pPr>
+              <w:pStyle w:val="Compact"/>
+              <w:jc w:val="left"/>
+            </w:pPr>
+            <w:r>
+              <w:t xml:space="preserve">Small Island Developing States</w:t>
+            </w:r>
+          </w:p>
+        </w:tc>
+        <w:tc>
+          <w:tcPr/>
+          <w:p>
+            <w:pPr>
+              <w:pStyle w:val="Compact"/>
+              <w:jc w:val="left"/>
+            </w:pPr>
+            <w:r>
+              <w:t xml:space="preserve">Các quốc gia đảo nhỏ đang phát triển</w:t>
             </w:r>
           </w:p>
         </w:tc>
@@ -1835,31 +1673,31 @@
               <w:jc w:val="left"/>
             </w:pPr>
             <w:r>
-              <w:t xml:space="preserve">TCI</w:t>
-            </w:r>
-          </w:p>
-        </w:tc>
-        <w:tc>
-          <w:tcPr/>
-          <w:p>
-            <w:pPr>
-              <w:pStyle w:val="Compact"/>
-              <w:jc w:val="left"/>
-            </w:pPr>
-            <w:r>
-              <w:t xml:space="preserve">Technological Capability Index</w:t>
-            </w:r>
-          </w:p>
-        </w:tc>
-        <w:tc>
-          <w:tcPr/>
-          <w:p>
-            <w:pPr>
-              <w:pStyle w:val="Compact"/>
-              <w:jc w:val="left"/>
-            </w:pPr>
-            <w:r>
-              <w:t xml:space="preserve">Chỉ số năng lực công nghệ</w:t>
+              <w:t xml:space="preserve">SME</w:t>
+            </w:r>
+          </w:p>
+        </w:tc>
+        <w:tc>
+          <w:tcPr/>
+          <w:p>
+            <w:pPr>
+              <w:pStyle w:val="Compact"/>
+              <w:jc w:val="left"/>
+            </w:pPr>
+            <w:r>
+              <w:t xml:space="preserve">Small and Medium-sized Enterprise</w:t>
+            </w:r>
+          </w:p>
+        </w:tc>
+        <w:tc>
+          <w:tcPr/>
+          <w:p>
+            <w:pPr>
+              <w:pStyle w:val="Compact"/>
+              <w:jc w:val="left"/>
+            </w:pPr>
+            <w:r>
+              <w:t xml:space="preserve">Doanh nghiệp nhỏ và vừa</w:t>
             </w:r>
           </w:p>
         </w:tc>
@@ -1873,6 +1711,44 @@
               <w:jc w:val="left"/>
             </w:pPr>
             <w:r>
+              <w:t xml:space="preserve">TCI</w:t>
+            </w:r>
+          </w:p>
+        </w:tc>
+        <w:tc>
+          <w:tcPr/>
+          <w:p>
+            <w:pPr>
+              <w:pStyle w:val="Compact"/>
+              <w:jc w:val="left"/>
+            </w:pPr>
+            <w:r>
+              <w:t xml:space="preserve">Technological Capability Index</w:t>
+            </w:r>
+          </w:p>
+        </w:tc>
+        <w:tc>
+          <w:tcPr/>
+          <w:p>
+            <w:pPr>
+              <w:pStyle w:val="Compact"/>
+              <w:jc w:val="left"/>
+            </w:pPr>
+            <w:r>
+              <w:t xml:space="preserve">Chỉ số năng lực công nghệ</w:t>
+            </w:r>
+          </w:p>
+        </w:tc>
+      </w:tr>
+      <w:tr>
+        <w:tc>
+          <w:tcPr/>
+          <w:p>
+            <w:pPr>
+              <w:pStyle w:val="Compact"/>
+              <w:jc w:val="left"/>
+            </w:pPr>
+            <w:r>
               <w:t xml:space="preserve">TP</w:t>
             </w:r>
           </w:p>
@@ -1898,6 +1774,44 @@
             </w:pPr>
             <w:r>
               <w:t xml:space="preserve">Điểm uốn (của quan hệ phi tuyến)</w:t>
+            </w:r>
+          </w:p>
+        </w:tc>
+      </w:tr>
+      <w:tr>
+        <w:tc>
+          <w:tcPr/>
+          <w:p>
+            <w:pPr>
+              <w:pStyle w:val="Compact"/>
+              <w:jc w:val="left"/>
+            </w:pPr>
+            <w:r>
+              <w:t xml:space="preserve">UPI</w:t>
+            </w:r>
+          </w:p>
+        </w:tc>
+        <w:tc>
+          <w:tcPr/>
+          <w:p>
+            <w:pPr>
+              <w:pStyle w:val="Compact"/>
+              <w:jc w:val="left"/>
+            </w:pPr>
+            <w:r>
+              <w:t xml:space="preserve">Unified Payments Interface</w:t>
+            </w:r>
+          </w:p>
+        </w:tc>
+        <w:tc>
+          <w:tcPr/>
+          <w:p>
+            <w:pPr>
+              <w:pStyle w:val="Compact"/>
+              <w:jc w:val="left"/>
+            </w:pPr>
+            <w:r>
+              <w:t xml:space="preserve">Hạ tầng thanh toán hợp nhất (Ấn Độ)</w:t>
             </w:r>
           </w:p>
         </w:tc>
@@ -2062,223 +1976,34 @@
         </w:pict>
       </w:r>
     </w:p>
-    <w:bookmarkEnd w:id="25"/>
-    <w:bookmarkStart w:id="26" w:name="danh-mục-bảng"/>
+    <w:bookmarkEnd w:id="26"/>
+    <w:bookmarkStart w:id="27" w:name="X3131bb7fa4eac4deea1bc52d0a917d3422a5919"/>
     <w:p>
       <w:pPr>
         <w:pStyle w:val="Heading2"/>
       </w:pPr>
       <w:r>
-        <w:t xml:space="preserve">DANH MỤC BẢNG</w:t>
+        <w:t xml:space="preserve">DANH MỤC CÔNG TRÌNH CỦA NGHIÊN CỨU SINH LIÊN QUAN ĐẾN LUẬN ÁN</w:t>
       </w:r>
     </w:p>
     <w:p>
       <w:pPr>
         <w:pStyle w:val="FirstParagraph"/>
+      </w:pPr>
+      <w:r>
+        <w:t xml:space="preserve">Luận án được phát triển gắn với chuỗi nghiên cứu thành phần (ký hiệu nội bộ P1–P11) và một chương sách của nghiên cứu sinh. Các công trình được phân tách rõ theo trạng thái công bố.</w:t>
+      </w:r>
+    </w:p>
+    <w:p>
+      <w:pPr>
+        <w:pStyle w:val="BodyText"/>
       </w:pPr>
       <w:r>
         <w:rPr>
           <w:bCs/>
           <w:b/>
         </w:rPr>
-        <w:t xml:space="preserve">Bảng đánh số:</w:t>
-      </w:r>
-      <w:r>
-        <w:t xml:space="preserve"> </w:t>
-      </w:r>
-      <w:r>
-        <w:t xml:space="preserve">- Bảng 2.1. Ánh xạ nghiên cứu thành phần, chương, giả thuyết (Chương 2)</w:t>
-      </w:r>
-      <w:r>
-        <w:t xml:space="preserve"> </w:t>
-      </w:r>
-      <w:r>
-        <w:t xml:space="preserve">- Bảng 4.1. Phân tán năng suất lao động và đặc điểm quốc tế hóa theo phân nhóm con ICRV (Chương 4, Mục 4.1)</w:t>
-      </w:r>
-      <w:r>
-        <w:t xml:space="preserve"> </w:t>
-      </w:r>
-      <w:r>
-        <w:t xml:space="preserve">- Bảng 4.2. Đổi mới sáng tạo và chấp nhận số theo phân nhóm con ICRV (%) (Chương 4, Mục 4.1)</w:t>
-      </w:r>
-      <w:r>
-        <w:t xml:space="preserve"> </w:t>
-      </w:r>
-      <w:r>
-        <w:t xml:space="preserve">- Bảng 4.3. Đặc trưng doanh nghiệp Nhật Bản 2025 so với Nhóm I (Chương 4, Mục 4.1.5)</w:t>
-      </w:r>
-      <w:r>
-        <w:t xml:space="preserve"> </w:t>
-      </w:r>
-      <w:r>
-        <w:t xml:space="preserve">- Bảng 4.4. Tiến triển các mô hình lồng nhau của P7 trên khung 50 nền (Chương 4, Mục 4.6)</w:t>
-      </w:r>
-      <w:r>
-        <w:t xml:space="preserve"> </w:t>
-      </w:r>
-      <w:r>
-        <w:t xml:space="preserve">- Bảng 4.5. Điểm uốn theo nhóm ICRV, khung 50 nền (Chương 4, Mục 4.6)</w:t>
-      </w:r>
-      <w:r>
-        <w:t xml:space="preserve"> </w:t>
-      </w:r>
-      <w:r>
-        <w:t xml:space="preserve">- Bảng 4.6. Điểm uốn theo đợt khảo sát, Ấn Độ (Chương 4, Mục 4.8)</w:t>
-      </w:r>
-      <w:r>
-        <w:t xml:space="preserve"> </w:t>
-      </w:r>
-      <w:r>
-        <w:t xml:space="preserve">- Bảng 4.7. Tổng hợp ước lượng các nghiên cứu thành phần thực nghiệm (Chương 4, Mục 4.11)</w:t>
-      </w:r>
-    </w:p>
-    <w:p>
-      <w:pPr>
-        <w:pStyle w:val="BodyText"/>
-      </w:pPr>
-      <w:r>
-        <w:rPr>
-          <w:bCs/>
-          <w:b/>
-        </w:rPr>
-        <w:t xml:space="preserve">Bảng chuyên đề (không đánh số, theo mục):</w:t>
-      </w:r>
-      <w:r>
-        <w:t xml:space="preserve"> </w:t>
-      </w:r>
-      <w:r>
-        <w:t xml:space="preserve">- Bảng định nghĩa biến, Nghiên cứu P3 Việt Nam (Chương 3, Mục 3.4.5.1)</w:t>
-      </w:r>
-      <w:r>
-        <w:t xml:space="preserve"> </w:t>
-      </w:r>
-      <w:r>
-        <w:t xml:space="preserve">- Bảng định nghĩa biến, Nghiên cứu P4 Singapore (Chương 3, Mục 3.4.5.2)</w:t>
-      </w:r>
-      <w:r>
-        <w:t xml:space="preserve"> </w:t>
-      </w:r>
-      <w:r>
-        <w:t xml:space="preserve">- Bảng định nghĩa biến, Nghiên cứu P5 Trung Quốc (Chương 3, Mục 3.4.5.3)</w:t>
-      </w:r>
-      <w:r>
-        <w:t xml:space="preserve"> </w:t>
-      </w:r>
-      <w:r>
-        <w:t xml:space="preserve">- Bảng định nghĩa biến, Nghiên cứu P7 đa quốc gia (Chương 3, Mục 3.4.5.4)</w:t>
-      </w:r>
-      <w:r>
-        <w:t xml:space="preserve"> </w:t>
-      </w:r>
-      <w:r>
-        <w:t xml:space="preserve">- Bảng định nghĩa biến, Nghiên cứu P8 SIDS (Chương 3, Mục 3.4.5.5)</w:t>
-      </w:r>
-      <w:r>
-        <w:t xml:space="preserve"> </w:t>
-      </w:r>
-      <w:r>
-        <w:t xml:space="preserve">- Bảng tóm tắt phương pháp: Kế thừa và đóng góp mới (Chương 3, Mục 3.6)</w:t>
-      </w:r>
-      <w:r>
-        <w:t xml:space="preserve"> </w:t>
-      </w:r>
-      <w:r>
-        <w:t xml:space="preserve">- Bảng tổng hợp kết quả kiểm định hệ giả thuyết H1–H6, H1b, H1c (Chương 4, Mục 4.11)</w:t>
-      </w:r>
-    </w:p>
-    <w:bookmarkEnd w:id="26"/>
-    <w:bookmarkStart w:id="27" w:name="danh-mục-hình"/>
-    <w:p>
-      <w:pPr>
-        <w:pStyle w:val="Heading2"/>
-      </w:pPr>
-      <w:r>
-        <w:t xml:space="preserve">DANH MỤC HÌNH</w:t>
-      </w:r>
-    </w:p>
-    <w:p>
-      <w:pPr>
-        <w:numPr>
-          <w:ilvl w:val="0"/>
-          <w:numId w:val="1001"/>
-        </w:numPr>
-        <w:pStyle w:val="Compact"/>
-      </w:pPr>
-      <w:r>
-        <w:t xml:space="preserve">Hình 2.1. Khung khái niệm tích hợp đa tầng CDCM (Chương 2, Mục 2.5)</w:t>
-      </w:r>
-    </w:p>
-    <w:p>
-      <w:pPr>
-        <w:numPr>
-          <w:ilvl w:val="0"/>
-          <w:numId w:val="1001"/>
-        </w:numPr>
-        <w:pStyle w:val="Compact"/>
-      </w:pPr>
-      <w:r>
-        <w:t xml:space="preserve">Hình 4.1. Họ đường cong I–P phụ thuộc chế độ thể chế ICRV (Chương 4)</w:t>
-      </w:r>
-    </w:p>
-    <w:p>
-      <w:pPr>
-        <w:numPr>
-          <w:ilvl w:val="0"/>
-          <w:numId w:val="1001"/>
-        </w:numPr>
-        <w:pStyle w:val="Compact"/>
-      </w:pPr>
-      <w:r>
-        <w:t xml:space="preserve">Các hình mô tả bổ sung (phân bố pool theo năm, cơ cấu pool, mật độ năng suất, quy mô doanh nghiệp) lưu tại</w:t>
-      </w:r>
-      <w:r>
-        <w:t xml:space="preserve"> </w:t>
-      </w:r>
-      <w:r>
-        <w:rPr>
-          <w:rStyle w:val="VerbatimChar"/>
-        </w:rPr>
-        <w:t xml:space="preserve">thesis/figures/</w:t>
-      </w:r>
-      <w:r>
-        <w:t xml:space="preserve">.</w:t>
-      </w:r>
-    </w:p>
-    <w:p>
-      <w:r>
-        <w:pict>
-          <v:rect style="width:0;height:1.5pt" o:hralign="center" o:hrstd="t" o:hr="t"/>
-        </w:pict>
-      </w:r>
-    </w:p>
-    <w:bookmarkEnd w:id="27"/>
-    <w:bookmarkStart w:id="28" w:name="X3131bb7fa4eac4deea1bc52d0a917d3422a5919"/>
-    <w:p>
-      <w:pPr>
-        <w:pStyle w:val="Heading2"/>
-      </w:pPr>
-      <w:r>
-        <w:t xml:space="preserve">DANH MỤC CÔNG TRÌNH CỦA NGHIÊN CỨU SINH LIÊN QUAN ĐẾN LUẬN ÁN</w:t>
-      </w:r>
-    </w:p>
-    <w:p>
-      <w:pPr>
-        <w:pStyle w:val="FirstParagraph"/>
-      </w:pPr>
-      <w:r>
-        <w:t xml:space="preserve">Luận án được phát triển gắn với chuỗi nghiên cứu thành phần (ký hiệu nội bộ P1–P9) của nghiên cứu sinh. Các công trình được phân tách rõ theo trạng thái công bố.</w:t>
-      </w:r>
-    </w:p>
-    <w:p>
-      <w:pPr>
-        <w:pStyle w:val="BodyText"/>
-      </w:pPr>
-      <w:r>
-        <w:rPr>
-          <w:bCs/>
-          <w:b/>
-        </w:rPr>
-        <w:t xml:space="preserve">A. Đã công bố (peer-reviewed)</w:t>
+        <w:t xml:space="preserve">A. Đã công bố (đã bình duyệt)</w:t>
       </w:r>
     </w:p>
     <w:p>
@@ -2313,7 +2038,7 @@
           <w:iCs/>
           <w:i/>
         </w:rPr>
-        <w:t xml:space="preserve">(Cơ sở baseline meta-analysis, k = 113; nền tảng cho P1/P2/P6.)</w:t>
+        <w:t xml:space="preserve">(Phân tích tổng hợp cơ sở, k = 113; nền tảng cho P1/P2/P6.)</w:t>
       </w:r>
     </w:p>
     <w:p>
@@ -2348,7 +2073,7 @@
           <w:iCs/>
           <w:i/>
         </w:rPr>
-        <w:t xml:space="preserve">(Công trình tiền đề đã công bố về Ấn Độ, 380 doanh nghiệp WBES, ước lượng FGLS, lăng kính thượng tầng quản trị; được nghiên cứu thành phần P9 trích dẫn như prior author work.)</w:t>
+        <w:t xml:space="preserve">(Công trình tiền đề đã công bố về Ấn Độ, 380 doanh nghiệp WBES, ước lượng FGLS, lăng kính thượng tầng quản trị; được nghiên cứu thành phần P9 trích dẫn như công trình tiền đề của tác giả.)</w:t>
       </w:r>
     </w:p>
     <w:p>
@@ -2486,7 +2211,7 @@
         <w:pStyle w:val="Compact"/>
       </w:pPr>
       <w:r>
-        <w:t xml:space="preserve">Nghiên cứu thành phần P5, Trung Quốc 2012–2024 (bối cảnh upper-middle).</w:t>
+        <w:t xml:space="preserve">Nghiên cứu thành phần P5, Trung Quốc 2012–2024 (bối cảnh trung bình cao).</w:t>
       </w:r>
       <w:r>
         <w:t xml:space="preserve"> </w:t>
@@ -2508,7 +2233,7 @@
         <w:pStyle w:val="Compact"/>
       </w:pPr>
       <w:r>
-        <w:t xml:space="preserve">Nghiên cứu thành phần P6, Meta-analysis ba tầng mở rộng 1982–2026.</w:t>
+        <w:t xml:space="preserve">Nghiên cứu thành phần P6, phân tích tổng hợp ba tầng mở rộng 1977–2026.</w:t>
       </w:r>
       <w:r>
         <w:t xml:space="preserve"> </w:t>
@@ -2530,7 +2255,7 @@
         <w:pStyle w:val="Compact"/>
       </w:pPr>
       <w:r>
-        <w:t xml:space="preserve">Nghiên cứu thành phần P7, Kiểm định toàn mẫu 50 nền kinh tế châu Á và Thái Bình Dương (capstone).</w:t>
+        <w:t xml:space="preserve">Nghiên cứu thành phần P7, Kiểm định toàn mẫu 50 nền kinh tế châu Á và Thái Bình Dương (nghiên cứu tổng hợp đỉnh).</w:t>
       </w:r>
       <w:r>
         <w:t xml:space="preserve"> </w:t>
@@ -2697,7 +2422,7 @@
         </w:pict>
       </w:r>
     </w:p>
-    <w:bookmarkEnd w:id="28"/>
+    <w:bookmarkEnd w:id="27"/>
     <w:sectPr>
       <w:pgSz w:h="16838" w:w="11906"/>
       <w:pgMar w:bottom="1417" w:left="1417" w:right="1417" w:top="1417"/>

--- a/dist/luan_an_ctu/00_phan_dau_vi.docx
+++ b/dist/luan_an_ctu/00_phan_dau_vi.docx
@@ -137,7 +137,24 @@
         <w:t xml:space="preserve"> </w:t>
       </w:r>
       <w:r>
-        <w:t xml:space="preserve">của DAI tại Singapore), với xu hướng mạnh hơn ở môi trường thể chế yếu nhưng chỉ ở mức biên ý nghĩa; (3) tại nhóm SIDS, phát hiện vững trên mẫu đầy đủ tám nền là sự</w:t>
+        <w:t xml:space="preserve">của DAI tại Singapore), với xu hướng mạnh hơn ở môi trường thể chế yếu nhưng chỉ ở mức biên ý nghĩa; (3) tại nhóm SIDS, phát hiện vững trên mẫu đầy đủ bảy nền đảo nhỏ Thái Bình Dương (</w:t>
+      </w:r>
+      <m:oMath>
+        <m:r>
+          <m:t>N</m:t>
+        </m:r>
+        <m:r>
+          <m:rPr>
+            <m:sty m:val="p"/>
+          </m:rPr>
+          <m:t>=</m:t>
+        </m:r>
+        <m:r>
+          <m:t>1.450</m:t>
+        </m:r>
+      </m:oMath>
+      <w:r>
+        <w:t xml:space="preserve">, bảy cụm) là sự</w:t>
       </w:r>
       <w:r>
         <w:t xml:space="preserve"> </w:t>
@@ -153,7 +170,7 @@
         <w:t xml:space="preserve"> </w:t>
       </w:r>
       <w:r>
-        <w:t xml:space="preserve">(cả độ cong lẫn độ dốc đều không có ý nghĩa thống kê), với quan hệ nghiêng về một dạng âm đơn điệu như trường hợp giới hạn lý thuyết được luận án đặt tên là</w:t>
+        <w:t xml:space="preserve">(độ dốc không có ý nghĩa và độ cong chỉ đạt mức biên), với quan hệ nghiêng về một dạng âm đơn điệu như trường hợp giới hạn lý thuyết được luận án đặt tên là</w:t>
       </w:r>
       <w:r>
         <w:t xml:space="preserve"> </w:t>

--- a/dist/luan_an_ctu/00_phan_dau_vi.docx
+++ b/dist/luan_an_ctu/00_phan_dau_vi.docx
@@ -79,7 +79,7 @@
         <w:pStyle w:val="BodyText"/>
       </w:pPr>
       <w:r>
-        <w:t xml:space="preserve">Luận án sử dụng thiết kế hỗn hợp tổng hợp–thực nghiệm (mixed synthesis-empirical): (i) một phân tích tổng hợp (meta-analysis) ba tầng giai đoạn 1977–2026 với k = 238 nghiên cứu; và (ii) phân tích thực nghiệm dữ liệu doanh nghiệp từ Khảo sát Doanh nghiệp của Ngân hàng Thế giới (WBES) trên 50 nền kinh tế châu Á và Thái Bình Dương (gồm Nhật Bản; mẫu hồi quy chính N = 81.022 doanh nghiệp), bổ sung bằng các phân tích quốc gia chuyên sâu (Việt Nam, Singapore, Trung Quốc, Ấn Độ) và trường hợp biên là bảy nền kinh tế đảo nhỏ đang phát triển (SIDS) Thái Bình Dương.</w:t>
+        <w:t xml:space="preserve">Luận án sử dụng thiết kế hỗn hợp tổng hợp–thực nghiệm (mixed synthesis-empirical): (i) một phân tích tổng hợp (meta-analysis) ba tầng giai đoạn 1977–2026 với k = 238 nghiên cứu; và (ii) phân tích thực nghiệm dữ liệu doanh nghiệp từ Khảo sát Doanh nghiệp của Ngân hàng Thế giới (WBES) trên 49 nền kinh tế châu Á và Thái Bình Dương (gồm Nhật Bản; mẫu hồi quy chính N = 80.373 doanh nghiệp), bổ sung bằng các phân tích quốc gia chuyên sâu (Việt Nam, Singapore, Trung Quốc, Ấn Độ) và trường hợp biên là bảy nền kinh tế đảo nhỏ đang phát triển (SIDS) Thái Bình Dương.</w:t>
       </w:r>
     </w:p>
     <w:p>
@@ -87,7 +87,7 @@
         <w:pStyle w:val="BodyText"/>
       </w:pPr>
       <w:r>
-        <w:t xml:space="preserve">Kết quả chính: (1) quan hệ I–P có dạng phi tuyến chữ U ngược với điểm uốn gộp 43,6% (mô hình đầy đủ, 50 nền kinh tế); chữ U ngược định hình rõ nét nhất ở nhóm chuyển đổi thu nhập trung bình–thấp (43,0%), duỗi thẳng gần tuyến tính ở nhóm thể chế mạnh nhất và mất cấu trúc ở các nhóm thể chế yếu nhất; (2) cả TCI và DAI đều</w:t>
+        <w:t xml:space="preserve">Kết quả chính: (1) quan hệ I–P có dạng phi tuyến chữ U ngược với điểm uốn gộp 43,5% (mô hình đầy đủ, 49 nền kinh tế); chữ U ngược định hình rõ nét nhất ở nhóm chuyển đổi thu nhập trung bình–thấp (43,0%), duỗi thẳng gần tuyến tính ở nhóm thể chế mạnh nhất và mất cấu trúc ở các nhóm thể chế yếu nhất; (2) cả TCI và DAI đều</w:t>
       </w:r>
       <w:r>
         <w:t xml:space="preserve"> </w:t>
@@ -119,7 +119,7 @@
         <w:t xml:space="preserve"> </w:t>
       </w:r>
       <w:r>
-        <w:t xml:space="preserve">của chúng không phổ quát: trên toàn mẫu 50 nền các tương tác với đường cong không đạt ý nghĩa thống kê, và chỉ định hình rõ ở bối cảnh đơn quốc gia đặc thù (điển hình là hiệu ứng</w:t>
+        <w:t xml:space="preserve">của chúng không phổ quát: trên toàn mẫu 49 nền các tương tác với đường cong không đạt ý nghĩa thống kê, và chỉ định hình rõ ở bối cảnh đơn quốc gia đặc thù (điển hình là hiệu ứng</w:t>
       </w:r>
       <w:r>
         <w:t xml:space="preserve"> </w:t>
@@ -237,7 +237,7 @@
         <w:pStyle w:val="BodyText"/>
       </w:pPr>
       <w:r>
-        <w:t xml:space="preserve">The study adopts a mixed synthesis-empirical design: (i) a three-level meta-analysis spanning 1977–2026 (k = 238 studies); and (ii) firm-level empirical analysis of World Bank Enterprise Survey (WBES) microdata across 50 Asian and Pacific economies (including Japan; main regression sample N = 81,022 firms), complemented by country-specific analyses (Vietnam, Singapore, China, India) and a boundary case of seven Pacific Small Island Developing States (SIDS).</w:t>
+        <w:t xml:space="preserve">The study adopts a mixed synthesis-empirical design: (i) a three-level meta-analysis spanning 1977–2026 (k = 238 studies); and (ii) firm-level empirical analysis of World Bank Enterprise Survey (WBES) microdata across 49 Asian and Pacific economies (including Japan; main regression sample N = 80,373 firms), complemented by country-specific analyses (Vietnam, Singapore, China, India) and a boundary case of seven Pacific Small Island Developing States (SIDS).</w:t>
       </w:r>
     </w:p>
     <w:p>
@@ -245,7 +245,7 @@
         <w:pStyle w:val="BodyText"/>
       </w:pPr>
       <w:r>
-        <w:t xml:space="preserve">Key findings: (1) the I–P relationship is inverted-U shaped with a pooled turning point of 43.6% (full model, 50 economies); the inverted-U is sharpest in the lower-middle transition regime (43.0%), flattens to near-linearity in the strongest-institution regime, and dissolves in the weakest regimes; (2) both TCI (a foundational capability) and DAI (a situational resource)</w:t>
+        <w:t xml:space="preserve">Key findings: (1) the I–P relationship is inverted-U shaped with a pooled turning point of 43.5% (full model, 49 economies); the inverted-U is sharpest in the lower-middle transition regime (43.0%), flattens to near-linearity in the strongest-institution regime, and dissolves in the weakest regimes; (2) both TCI (a foundational capability) and DAI (a situational resource)</w:t>
       </w:r>
       <w:r>
         <w:t xml:space="preserve"> </w:t>
@@ -271,7 +271,7 @@
         <w:t xml:space="preserve"> </w:t>
       </w:r>
       <w:r>
-        <w:t xml:space="preserve">role is not universal: across the 50-economy pool the curvature interactions are not statistically significant, and curve reshaping appears only in specific single-economy contexts (notably DAI’s</w:t>
+        <w:t xml:space="preserve">role is not universal: across the 49-economy pool the curvature interactions are not statistically significant, and curve reshaping appears only in specific single-economy contexts (notably DAI’s</w:t>
       </w:r>
       <w:r>
         <w:t xml:space="preserve"> </w:t>
@@ -488,13 +488,13 @@
         <w:t xml:space="preserve"> </w:t>
       </w:r>
       <w:r>
-        <w:t xml:space="preserve">- Bảng 4.6. Tiến triển mô hình của P7 trên khung 50 nền: điểm uốn và kiểm định Lind–Mehlum (Chương 4, Mục 4.6.1)</w:t>
-      </w:r>
-      <w:r>
-        <w:t xml:space="preserve"> </w:t>
-      </w:r>
-      <w:r>
-        <w:t xml:space="preserve">- Bảng 4.7. Điểm uốn theo nhóm ICRV, khung 50 nền (Chương 4, Mục 4.6.2)</w:t>
+        <w:t xml:space="preserve">- Bảng 4.6. Tiến triển mô hình của P7 trên khung 49 nền: điểm uốn và kiểm định Lind–Mehlum (Chương 4, Mục 4.6.1)</w:t>
+      </w:r>
+      <w:r>
+        <w:t xml:space="preserve"> </w:t>
+      </w:r>
+      <w:r>
+        <w:t xml:space="preserve">- Bảng 4.7. Điểm uốn theo nhóm ICRV, khung 49 nền (Chương 4, Mục 4.6.2)</w:t>
       </w:r>
       <w:r>
         <w:t xml:space="preserve"> </w:t>
@@ -2272,7 +2272,7 @@
         <w:pStyle w:val="Compact"/>
       </w:pPr>
       <w:r>
-        <w:t xml:space="preserve">Nghiên cứu thành phần P7, Kiểm định toàn mẫu 50 nền kinh tế châu Á và Thái Bình Dương (nghiên cứu tổng hợp đỉnh).</w:t>
+        <w:t xml:space="preserve">Nghiên cứu thành phần P7, Kiểm định toàn mẫu 49 nền kinh tế châu Á và Thái Bình Dương (nghiên cứu tổng hợp đỉnh).</w:t>
       </w:r>
       <w:r>
         <w:t xml:space="preserve"> </w:t>
@@ -2376,7 +2376,7 @@
         <w:pStyle w:val="Compact"/>
       </w:pPr>
       <w:r>
-        <w:t xml:space="preserve">Nghiên cứu thành phần P11 (sản phẩm phái sinh theo định hướng phát triển), Khoảng cách số tiền-AI và năng suất doanh nghiệp qua các chế độ thể chế châu Á (50 nền WBES): khai thác bằng chứng DAI×ICRV của luận án cho chủ đề AI–phát triển. Đích:</w:t>
+        <w:t xml:space="preserve">Nghiên cứu thành phần P11 (sản phẩm phái sinh theo định hướng phát triển), Khoảng cách số tiền-AI và năng suất doanh nghiệp qua các chế độ thể chế châu Á (49 nền WBES): khai thác bằng chứng DAI×ICRV của luận án cho chủ đề AI–phát triển. Đích:</w:t>
       </w:r>
       <w:r>
         <w:t xml:space="preserve"> </w:t>

--- a/dist/luan_an_ctu/00_phan_dau_vi.docx
+++ b/dist/luan_an_ctu/00_phan_dau_vi.docx
@@ -79,7 +79,7 @@
         <w:pStyle w:val="BodyText"/>
       </w:pPr>
       <w:r>
-        <w:t xml:space="preserve">Luận án sử dụng thiết kế hỗn hợp tổng hợp–thực nghiệm (mixed synthesis-empirical): (i) một phân tích tổng hợp (meta-analysis) ba tầng giai đoạn 1977–2026 với k = 238 nghiên cứu; và (ii) phân tích thực nghiệm dữ liệu doanh nghiệp từ Khảo sát Doanh nghiệp của Ngân hàng Thế giới (WBES) trên 49 nền kinh tế châu Á và Thái Bình Dương (gồm Nhật Bản; mẫu hồi quy chính N = 80.373 doanh nghiệp), bổ sung bằng các phân tích quốc gia chuyên sâu (Việt Nam, Singapore, Trung Quốc, Ấn Độ) và trường hợp biên là bảy nền kinh tế đảo nhỏ đang phát triển (SIDS) Thái Bình Dương.</w:t>
+        <w:t xml:space="preserve">Luận án sử dụng thiết kế hỗn hợp tổng hợp–thực nghiệm (mixed synthesis-empirical): (i) một phân tích tổng hợp (meta-analysis) ba tầng giai đoạn 1977–2026 với k = 238 nghiên cứu; và (ii) phân tích thực nghiệm dữ liệu doanh nghiệp từ Khảo sát Doanh nghiệp của Ngân hàng Thế giới (WBES) trên 50 nền kinh tế châu Á và Thái Bình Dương (gồm Nhật Bản; mẫu hồi quy chính N = 81.022 doanh nghiệp), bổ sung bằng các phân tích quốc gia chuyên sâu (Việt Nam, Singapore, Trung Quốc, Ấn Độ) và trường hợp biên là bảy nền kinh tế đảo nhỏ đang phát triển (SIDS) Thái Bình Dương.</w:t>
       </w:r>
     </w:p>
     <w:p>
@@ -87,7 +87,7 @@
         <w:pStyle w:val="BodyText"/>
       </w:pPr>
       <w:r>
-        <w:t xml:space="preserve">Kết quả chính: (1) quan hệ I–P có dạng phi tuyến chữ U ngược với điểm uốn gộp 43,5% (mô hình đầy đủ, 49 nền kinh tế); chữ U ngược định hình rõ nét nhất ở nhóm chuyển đổi thu nhập trung bình–thấp (43,0%), duỗi thẳng gần tuyến tính ở nhóm thể chế mạnh nhất và mất cấu trúc ở các nhóm thể chế yếu nhất; (2) cả TCI và DAI đều</w:t>
+        <w:t xml:space="preserve">Kết quả chính: (1) quan hệ I–P có dạng phi tuyến chữ U ngược với điểm uốn gộp 43,6% (mô hình đầy đủ, 50 nền kinh tế); chữ U ngược định hình rõ nét nhất ở nhóm chuyển đổi thu nhập trung bình–thấp (43,0%), duỗi thẳng gần tuyến tính ở nhóm thể chế mạnh nhất và mất cấu trúc ở các nhóm thể chế yếu nhất; (2) cả TCI và DAI đều</w:t>
       </w:r>
       <w:r>
         <w:t xml:space="preserve"> </w:t>
@@ -119,7 +119,7 @@
         <w:t xml:space="preserve"> </w:t>
       </w:r>
       <w:r>
-        <w:t xml:space="preserve">của chúng không phổ quát: trên toàn mẫu 49 nền các tương tác với đường cong không đạt ý nghĩa thống kê, và chỉ định hình rõ ở bối cảnh đơn quốc gia đặc thù (điển hình là hiệu ứng</w:t>
+        <w:t xml:space="preserve">của chúng không phổ quát: trên toàn mẫu 50 nền các tương tác với đường cong không đạt ý nghĩa thống kê, và chỉ định hình rõ ở bối cảnh đơn quốc gia đặc thù (điển hình là hiệu ứng</w:t>
       </w:r>
       <w:r>
         <w:t xml:space="preserve"> </w:t>
@@ -164,7 +164,7 @@
           <w:bCs/>
           <w:b/>
         </w:rPr>
-        <w:t xml:space="preserve">tan rã của dạng chữ U ngược</w:t>
+        <w:t xml:space="preserve">không hình thành của dạng chữ U ngược</w:t>
       </w:r>
       <w:r>
         <w:t xml:space="preserve"> </w:t>
@@ -237,7 +237,7 @@
         <w:pStyle w:val="BodyText"/>
       </w:pPr>
       <w:r>
-        <w:t xml:space="preserve">The study adopts a mixed synthesis-empirical design: (i) a three-level meta-analysis spanning 1977–2026 (k = 238 studies); and (ii) firm-level empirical analysis of World Bank Enterprise Survey (WBES) microdata across 49 Asian and Pacific economies (including Japan; main regression sample N = 80,373 firms), complemented by country-specific analyses (Vietnam, Singapore, China, India) and a boundary case of seven Pacific Small Island Developing States (SIDS).</w:t>
+        <w:t xml:space="preserve">The study adopts a mixed synthesis-empirical design: (i) a three-level meta-analysis spanning 1977–2026 (k = 238 studies); and (ii) firm-level empirical analysis of World Bank Enterprise Survey (WBES) microdata across 50 Asian and Pacific economies (including Japan; main regression sample N = 81,022 firms), complemented by country-specific analyses (Vietnam, Singapore, China, India) and a boundary case of seven Pacific Small Island Developing States (SIDS).</w:t>
       </w:r>
     </w:p>
     <w:p>
@@ -245,7 +245,7 @@
         <w:pStyle w:val="BodyText"/>
       </w:pPr>
       <w:r>
-        <w:t xml:space="preserve">Key findings: (1) the I–P relationship is inverted-U shaped with a pooled turning point of 43.5% (full model, 49 economies); the inverted-U is sharpest in the lower-middle transition regime (43.0%), flattens to near-linearity in the strongest-institution regime, and dissolves in the weakest regimes; (2) both TCI (a foundational capability) and DAI (a situational resource)</w:t>
+        <w:t xml:space="preserve">Key findings: (1) the I–P relationship is inverted-U shaped with a pooled turning point of 43.6% (full model, 50 economies); the inverted-U is sharpest in the lower-middle transition regime (43.0%), flattens to near-linearity in the strongest-institution regime, and dissolves in the weakest regimes; (2) both TCI (a foundational capability) and DAI (a situational resource)</w:t>
       </w:r>
       <w:r>
         <w:t xml:space="preserve"> </w:t>
@@ -271,7 +271,7 @@
         <w:t xml:space="preserve"> </w:t>
       </w:r>
       <w:r>
-        <w:t xml:space="preserve">role is not universal: across the 49-economy pool the curvature interactions are not statistically significant, and curve reshaping appears only in specific single-economy contexts (notably DAI’s</w:t>
+        <w:t xml:space="preserve">role is not universal: across the 50-economy pool the curvature interactions are not statistically significant, and curve reshaping appears only in specific single-economy contexts (notably DAI’s</w:t>
       </w:r>
       <w:r>
         <w:t xml:space="preserve"> </w:t>
@@ -488,13 +488,13 @@
         <w:t xml:space="preserve"> </w:t>
       </w:r>
       <w:r>
-        <w:t xml:space="preserve">- Bảng 4.6. Tiến triển mô hình của P7 trên khung 49 nền: điểm uốn và kiểm định Lind–Mehlum (Chương 4, Mục 4.6.1)</w:t>
-      </w:r>
-      <w:r>
-        <w:t xml:space="preserve"> </w:t>
-      </w:r>
-      <w:r>
-        <w:t xml:space="preserve">- Bảng 4.7. Điểm uốn theo nhóm ICRV, khung 49 nền (Chương 4, Mục 4.6.2)</w:t>
+        <w:t xml:space="preserve">- Bảng 4.6. Tiến triển mô hình của P7 trên khung 50 nền: điểm uốn và kiểm định Lind–Mehlum (Chương 4, Mục 4.6.1)</w:t>
+      </w:r>
+      <w:r>
+        <w:t xml:space="preserve"> </w:t>
+      </w:r>
+      <w:r>
+        <w:t xml:space="preserve">- Bảng 4.7. Điểm uốn theo nhóm ICRV, khung 50 nền (Chương 4, Mục 4.6.2)</w:t>
       </w:r>
       <w:r>
         <w:t xml:space="preserve"> </w:t>
@@ -2272,7 +2272,7 @@
         <w:pStyle w:val="Compact"/>
       </w:pPr>
       <w:r>
-        <w:t xml:space="preserve">Nghiên cứu thành phần P7, Kiểm định toàn mẫu 49 nền kinh tế châu Á và Thái Bình Dương (nghiên cứu tổng hợp đỉnh).</w:t>
+        <w:t xml:space="preserve">Nghiên cứu thành phần P7, Kiểm định toàn mẫu 50 nền kinh tế châu Á và Thái Bình Dương (nghiên cứu tổng hợp đỉnh).</w:t>
       </w:r>
       <w:r>
         <w:t xml:space="preserve"> </w:t>
@@ -2354,7 +2354,7 @@
         <w:pStyle w:val="Compact"/>
       </w:pPr>
       <w:r>
-        <w:t xml:space="preserve">Nghiên cứu thành phần P10, Nhật Bản: kiểm định biên trên của gradient thể chế trên đợt khảo sát WBES khai mở 2025.</w:t>
+        <w:t xml:space="preserve">Nghiên cứu thành phần P10, Nhật Bản: kiểm định biên trên của phổ thể chế trên đợt khảo sát WBES khai mở 2025.</w:t>
       </w:r>
       <w:r>
         <w:t xml:space="preserve"> </w:t>
@@ -2376,7 +2376,7 @@
         <w:pStyle w:val="Compact"/>
       </w:pPr>
       <w:r>
-        <w:t xml:space="preserve">Nghiên cứu thành phần P11 (sản phẩm phái sinh theo định hướng phát triển), Khoảng cách số tiền-AI và năng suất doanh nghiệp qua các chế độ thể chế châu Á (49 nền WBES): khai thác bằng chứng DAI×ICRV của luận án cho chủ đề AI–phát triển. Đích:</w:t>
+        <w:t xml:space="preserve">Nghiên cứu thành phần P11 (sản phẩm phái sinh theo định hướng phát triển), Khoảng cách số tiền-AI và năng suất doanh nghiệp qua các chế độ thể chế châu Á (50 nền WBES): khai thác bằng chứng DAI×ICRV của luận án cho chủ đề AI–phát triển. Đích:</w:t>
       </w:r>
       <w:r>
         <w:t xml:space="preserve"> </w:t>

--- a/dist/luan_an_ctu/00_phan_dau_vi.docx
+++ b/dist/luan_an_ctu/00_phan_dau_vi.docx
@@ -164,7 +164,7 @@
           <w:bCs/>
           <w:b/>
         </w:rPr>
-        <w:t xml:space="preserve">không hình thành của dạng chữ U ngược</w:t>
+        <w:t xml:space="preserve">mất cấu trúc của dạng chữ U ngược</w:t>
       </w:r>
       <w:r>
         <w:t xml:space="preserve"> </w:t>

--- a/dist/luan_an_ctu/00_phan_dau_vi.docx
+++ b/dist/luan_an_ctu/00_phan_dau_vi.docx
@@ -71,7 +71,7 @@
         <w:pStyle w:val="FirstParagraph"/>
       </w:pPr>
       <w:r>
-        <w:t xml:space="preserve">Luận án nghiên cứu mối quan hệ giữa quốc tế hóa và hiệu quả hoạt động của doanh nghiệp (internationalization–firm performance, I–P) tại châu Á, tập trung làm rõ các điều kiện biên giải thích sự dị biệt cao trong mối quan hệ này. Trên cơ sở tích hợp bốn lý thuyết kinh điển, mô hình Uppsala, lý thuyết dựa trên nguồn lực (RBV), lý thuyết thể chế và lý thuyết thượng tầng quản trị, cùng lớp mở rộng về năng lực số, luận án xây dựng khung giải thích đa tầng CDCM (Country–Digital–Capability Moderation) với ba tầng điều tiết: bối cảnh thể chế (vận hành hóa bằng khung phân loại ICRV sáu nhóm), năng lực số (phân tách năng lực công nghệ TCI và chỉ số chấp nhận số DAI), và đặc điểm nhà quản trị cấp cao.</w:t>
+        <w:t xml:space="preserve">Luận án nghiên cứu mối quan hệ giữa quốc tế hóa và hiệu quả hoạt động kinh doanh của doanh nghiệp (internationalization–firm performance, I–P) tại châu Á, tập trung làm rõ các điều kiện biên giải thích sự dị biệt cao trong mối quan hệ này. Trên cơ sở tích hợp bốn lý thuyết kinh điển, mô hình Uppsala, lý thuyết dựa trên nguồn lực (RBV), lý thuyết thể chế và lý thuyết thượng tầng quản trị, cùng lớp mở rộng về năng lực số, luận án xây dựng khung giải thích đa tầng CDCM (Country–Digital–Capability Moderation) với ba tầng điều tiết: bối cảnh thể chế (vận hành hóa bằng khung phân loại ICRV sáu nhóm), năng lực số (phân tách năng lực công nghệ TCI và chỉ số chấp nhận số DAI), và đặc điểm nhà quản trị cấp cao.</w:t>
       </w:r>
     </w:p>
     <w:p>
@@ -204,7 +204,7 @@
         <w:t xml:space="preserve"> </w:t>
       </w:r>
       <w:r>
-        <w:t xml:space="preserve">quốc tế hóa; hiệu quả doanh nghiệp; thể chế; năng lực số; nhà quản trị cấp cao; châu Á; WBES; phi tuyến chữ U ngược.</w:t>
+        <w:t xml:space="preserve">quốc tế hóa; hiệu quả hoạt động kinh doanh của doanh nghiệp; thể chế; năng lực số; nhà quản trị cấp cao; châu Á; WBES; phi tuyến chữ U ngược.</w:t>
       </w:r>
     </w:p>
     <w:p>
@@ -660,7 +660,7 @@
         <w:pStyle w:val="Compact"/>
       </w:pPr>
       <w:r>
-        <w:t xml:space="preserve">Hình 4.5. Gradient năng lực công nghệ theo sáu nhóm ICRV (Chương 4, Mục 4.1)</w:t>
+        <w:t xml:space="preserve">Hình 4.5. Phổ năng lực công nghệ theo sáu nhóm ICRV (Chương 4, Mục 4.1)</w:t>
       </w:r>
     </w:p>
     <w:p>

--- a/dist/luan_an_ctu/00_phan_dau_vi.docx
+++ b/dist/luan_an_ctu/00_phan_dau_vi.docx
@@ -2426,6 +2426,56 @@
       </w:pPr>
       <w:r>
         <w:rPr>
+          <w:bCs/>
+          <w:b/>
+        </w:rPr>
+        <w:t xml:space="preserve">C. Sản phẩm phần mềm (đăng ký quyền tác giả)</w:t>
+      </w:r>
+    </w:p>
+    <w:p>
+      <w:pPr>
+        <w:numPr>
+          <w:ilvl w:val="0"/>
+          <w:numId w:val="1004"/>
+        </w:numPr>
+        <w:pStyle w:val="Compact"/>
+      </w:pPr>
+      <w:r>
+        <w:t xml:space="preserve">Đỗ Thùy Hương (2026).</w:t>
+      </w:r>
+      <w:r>
+        <w:t xml:space="preserve"> </w:t>
+      </w:r>
+      <w:r>
+        <w:rPr>
+          <w:iCs/>
+          <w:i/>
+        </w:rPr>
+        <w:t xml:space="preserve">M-AIDA — Meta-Analysis Intelligent Data Assistant (phiên bản 7.0)</w:t>
+      </w:r>
+      <w:r>
+        <w:t xml:space="preserve"> </w:t>
+      </w:r>
+      <w:r>
+        <w:t xml:space="preserve">[Phần mềm máy tính]. Trường Đại học Cần Thơ.</w:t>
+      </w:r>
+      <w:r>
+        <w:t xml:space="preserve"> </w:t>
+      </w:r>
+      <w:r>
+        <w:rPr>
+          <w:iCs/>
+          <w:i/>
+        </w:rPr>
+        <w:t xml:space="preserve">(Công cụ trích xuất dữ liệu cỡ ảnh hưởng hỗ trợ bằng mô hình ngôn ngữ lớn, với kiểm chứng toàn bộ của nghiên cứu sinh và cơ chế khóa dữ liệu bất biến; xây dựng phục vụ trực tiếp Nghiên cứu thành phần P6. Đã nộp hồ sơ đăng ký quyền tác giả; mô tả chi tiết ở Phụ lục B.)</w:t>
+      </w:r>
+    </w:p>
+    <w:p>
+      <w:pPr>
+        <w:pStyle w:val="FirstParagraph"/>
+      </w:pPr>
+      <w:r>
+        <w:rPr>
           <w:iCs/>
           <w:i/>
         </w:rPr>
@@ -2787,6 +2837,91 @@
     </w:lvl>
     <w:lvl w:ilvl="8">
       <w:start w:val="5"/>
+      <w:numFmt w:val="decimal"/>
+      <w:lvlText w:val="%9."/>
+      <w:lvlJc w:val="left"/>
+      <w:pPr>
+        <w:ind w:left="6480" w:hanging="480"/>
+      </w:pPr>
+    </w:lvl>
+  </w:abstractNum>
+  <w:abstractNum w:abstractNumId="994114">
+    <w:nsid w:val="A994114"/>
+    <w:multiLevelType w:val="multilevel"/>
+    <w:lvl w:ilvl="0">
+      <w:start w:val="14"/>
+      <w:numFmt w:val="decimal"/>
+      <w:lvlText w:val="%1."/>
+      <w:lvlJc w:val="left"/>
+      <w:pPr>
+        <w:ind w:left="720" w:hanging="480"/>
+      </w:pPr>
+    </w:lvl>
+    <w:lvl w:ilvl="1">
+      <w:start w:val="14"/>
+      <w:numFmt w:val="decimal"/>
+      <w:lvlText w:val="%2."/>
+      <w:lvlJc w:val="left"/>
+      <w:pPr>
+        <w:ind w:left="1440" w:hanging="480"/>
+      </w:pPr>
+    </w:lvl>
+    <w:lvl w:ilvl="2">
+      <w:start w:val="14"/>
+      <w:numFmt w:val="decimal"/>
+      <w:lvlText w:val="%3."/>
+      <w:lvlJc w:val="left"/>
+      <w:pPr>
+        <w:ind w:left="2160" w:hanging="480"/>
+      </w:pPr>
+    </w:lvl>
+    <w:lvl w:ilvl="3">
+      <w:start w:val="14"/>
+      <w:numFmt w:val="decimal"/>
+      <w:lvlText w:val="%4."/>
+      <w:lvlJc w:val="left"/>
+      <w:pPr>
+        <w:ind w:left="2880" w:hanging="480"/>
+      </w:pPr>
+    </w:lvl>
+    <w:lvl w:ilvl="4">
+      <w:start w:val="14"/>
+      <w:numFmt w:val="decimal"/>
+      <w:lvlText w:val="%5."/>
+      <w:lvlJc w:val="left"/>
+      <w:pPr>
+        <w:ind w:left="3600" w:hanging="480"/>
+      </w:pPr>
+    </w:lvl>
+    <w:lvl w:ilvl="5">
+      <w:start w:val="14"/>
+      <w:numFmt w:val="decimal"/>
+      <w:lvlText w:val="%6."/>
+      <w:lvlJc w:val="left"/>
+      <w:pPr>
+        <w:ind w:left="4320" w:hanging="480"/>
+      </w:pPr>
+    </w:lvl>
+    <w:lvl w:ilvl="6">
+      <w:start w:val="14"/>
+      <w:numFmt w:val="decimal"/>
+      <w:lvlText w:val="%7."/>
+      <w:lvlJc w:val="left"/>
+      <w:pPr>
+        <w:ind w:left="5040" w:hanging="480"/>
+      </w:pPr>
+    </w:lvl>
+    <w:lvl w:ilvl="7">
+      <w:start w:val="14"/>
+      <w:numFmt w:val="decimal"/>
+      <w:lvlText w:val="%8."/>
+      <w:lvlJc w:val="left"/>
+      <w:pPr>
+        <w:ind w:left="5760" w:hanging="480"/>
+      </w:pPr>
+    </w:lvl>
+    <w:lvl w:ilvl="8">
+      <w:start w:val="14"/>
       <w:numFmt w:val="decimal"/>
       <w:lvlText w:val="%9."/>
       <w:lvlJc w:val="left"/>
@@ -2859,6 +2994,36 @@
     </w:lvlOverride>
     <w:lvlOverride w:ilvl="8">
       <w:startOverride w:val="5"/>
+    </w:lvlOverride>
+  </w:num>
+  <w:num w:numId="1004">
+    <w:abstractNumId w:val="994114"/>
+    <w:lvlOverride w:ilvl="0">
+      <w:startOverride w:val="14"/>
+    </w:lvlOverride>
+    <w:lvlOverride w:ilvl="1">
+      <w:startOverride w:val="14"/>
+    </w:lvlOverride>
+    <w:lvlOverride w:ilvl="2">
+      <w:startOverride w:val="14"/>
+    </w:lvlOverride>
+    <w:lvlOverride w:ilvl="3">
+      <w:startOverride w:val="14"/>
+    </w:lvlOverride>
+    <w:lvlOverride w:ilvl="4">
+      <w:startOverride w:val="14"/>
+    </w:lvlOverride>
+    <w:lvlOverride w:ilvl="5">
+      <w:startOverride w:val="14"/>
+    </w:lvlOverride>
+    <w:lvlOverride w:ilvl="6">
+      <w:startOverride w:val="14"/>
+    </w:lvlOverride>
+    <w:lvlOverride w:ilvl="7">
+      <w:startOverride w:val="14"/>
+    </w:lvlOverride>
+    <w:lvlOverride w:ilvl="8">
+      <w:startOverride w:val="14"/>
     </w:lvlOverride>
   </w:num>
 </w:numbering>

--- a/dist/luan_an_ctu/00_phan_dau_vi.docx
+++ b/dist/luan_an_ctu/00_phan_dau_vi.docx
@@ -2492,7 +2492,7 @@
     <w:bookmarkEnd w:id="27"/>
     <w:sectPr>
       <w:pgSz w:h="16838" w:w="11906"/>
-      <w:pgMar w:bottom="1417" w:left="1417" w:right="1417" w:top="1417"/>
+      <w:pgMar w:bottom="1134" w:left="1701" w:right="1134" w:top="1134"/>
     </w:sectPr>
   </w:body>
 </w:document>
@@ -3051,13 +3051,13 @@
     <w:name w:val="Normal"/>
     <w:qFormat/>
     <w:pPr>
-      <w:spacing w:line="276" w:lineRule="auto"/>
+      <w:spacing w:line="288" w:lineRule="auto"/>
       <w:jc w:val="both"/>
     </w:pPr>
     <w:rPr>
       <w:rFonts w:ascii="Times New Roman" w:eastAsia="Times New Roman" w:hAnsi="Times New Roman"/>
       <w:color w:val="000000"/>
-      <w:sz w:val="24"/>
+      <w:sz w:val="26"/>
     </w:rPr>
   </w:style>
   <w:style w:styleId="BodyText" w:type="paragraph">
@@ -3065,14 +3065,14 @@
     <w:basedOn w:val="Normal"/>
     <w:link w:val="BodyTextChar"/>
     <w:pPr>
-      <w:spacing w:after="180" w:before="180" w:line="276" w:lineRule="auto"/>
+      <w:spacing w:after="180" w:before="180" w:line="288" w:lineRule="auto"/>
       <w:jc w:val="both"/>
     </w:pPr>
     <w:qFormat/>
     <w:rPr>
       <w:rFonts w:ascii="Times New Roman" w:eastAsia="Times New Roman" w:hAnsi="Times New Roman"/>
       <w:color w:val="000000"/>
-      <w:sz w:val="24"/>
+      <w:sz w:val="26"/>
     </w:rPr>
   </w:style>
   <w:style w:customStyle="1" w:styleId="FirstParagraph" w:type="paragraph">
@@ -3081,13 +3081,13 @@
     <w:next w:val="BodyText"/>
     <w:qFormat/>
     <w:pPr>
-      <w:spacing w:line="276" w:lineRule="auto"/>
+      <w:spacing w:line="288" w:lineRule="auto"/>
       <w:jc w:val="both"/>
     </w:pPr>
     <w:rPr>
       <w:rFonts w:ascii="Times New Roman" w:eastAsia="Times New Roman" w:hAnsi="Times New Roman"/>
       <w:color w:val="000000"/>
-      <w:sz w:val="24"/>
+      <w:sz w:val="26"/>
     </w:rPr>
   </w:style>
   <w:style w:customStyle="1" w:styleId="Compact" w:type="paragraph">
@@ -3095,13 +3095,13 @@
     <w:basedOn w:val="BodyText"/>
     <w:qFormat/>
     <w:pPr>
-      <w:spacing w:after="36" w:before="36" w:line="276" w:lineRule="auto"/>
+      <w:spacing w:after="36" w:before="36" w:line="288" w:lineRule="auto"/>
       <w:jc w:val="both"/>
     </w:pPr>
     <w:rPr>
       <w:rFonts w:ascii="Times New Roman" w:eastAsia="Times New Roman" w:hAnsi="Times New Roman"/>
       <w:color w:val="000000"/>
-      <w:sz w:val="24"/>
+      <w:sz w:val="26"/>
     </w:rPr>
   </w:style>
   <w:style w:styleId="Title" w:type="paragraph">
@@ -3112,7 +3112,7 @@
     <w:pPr>
       <w:keepNext/>
       <w:keepLines/>
-      <w:spacing w:after="240" w:before="480" w:line="276" w:lineRule="auto"/>
+      <w:spacing w:after="240" w:before="480" w:line="288" w:lineRule="auto"/>
       <w:jc w:val="both"/>
     </w:pPr>
     <w:rPr>
@@ -3120,7 +3120,7 @@
       <w:b/>
       <w:bCs/>
       <w:color w:val="000000"/>
-      <w:sz w:val="24"/>
+      <w:sz w:val="26"/>
       <w:szCs w:val="36"/>
     </w:rPr>
   </w:style>
@@ -3132,13 +3132,13 @@
     <w:pPr>
       <w:keepNext/>
       <w:keepLines/>
-      <w:spacing w:after="240" w:before="240" w:line="276" w:lineRule="auto"/>
+      <w:spacing w:after="240" w:before="240" w:line="288" w:lineRule="auto"/>
       <w:jc w:val="both"/>
     </w:pPr>
     <w:rPr>
       <w:rFonts w:ascii="Times New Roman" w:eastAsia="Times New Roman" w:hAnsi="Times New Roman"/>
       <w:color w:val="000000"/>
-      <w:sz w:val="24"/>
+      <w:sz w:val="26"/>
       <w:szCs w:val="30"/>
     </w:rPr>
   </w:style>
@@ -3149,13 +3149,13 @@
     <w:pPr>
       <w:keepNext/>
       <w:keepLines/>
-      <w:spacing w:line="276" w:lineRule="auto"/>
+      <w:spacing w:line="288" w:lineRule="auto"/>
       <w:jc w:val="both"/>
     </w:pPr>
     <w:rPr>
       <w:rFonts w:ascii="Times New Roman" w:eastAsia="Times New Roman" w:hAnsi="Times New Roman"/>
       <w:color w:val="000000"/>
-      <w:sz w:val="24"/>
+      <w:sz w:val="26"/>
     </w:rPr>
   </w:style>
   <w:style w:styleId="Date" w:type="paragraph">
@@ -3165,13 +3165,13 @@
     <w:pPr>
       <w:keepNext/>
       <w:keepLines/>
-      <w:spacing w:line="276" w:lineRule="auto"/>
+      <w:spacing w:line="288" w:lineRule="auto"/>
       <w:jc w:val="both"/>
     </w:pPr>
     <w:rPr>
       <w:rFonts w:ascii="Times New Roman" w:eastAsia="Times New Roman" w:hAnsi="Times New Roman"/>
       <w:color w:val="000000"/>
-      <w:sz w:val="24"/>
+      <w:sz w:val="26"/>
     </w:rPr>
   </w:style>
   <w:style w:customStyle="1" w:styleId="AbstractTitle" w:type="paragraph">
@@ -3183,11 +3183,11 @@
       <w:keepNext/>
       <w:keepLines/>
       <w:jc w:val="both"/>
-      <w:spacing w:after="0" w:before="300" w:line="276" w:lineRule="auto"/>
+      <w:spacing w:after="0" w:before="300" w:line="288" w:lineRule="auto"/>
     </w:pPr>
     <w:rPr>
       <w:color w:val="000000"/>
-      <w:sz w:val="24"/>
+      <w:sz w:val="26"/>
       <w:szCs w:val="20"/>
       <w:rFonts w:ascii="Times New Roman" w:eastAsia="Times New Roman" w:hAnsi="Times New Roman"/>
       <w:b/>
@@ -3201,13 +3201,13 @@
     <w:pPr>
       <w:keepNext/>
       <w:keepLines/>
-      <w:spacing w:after="300" w:before="100" w:line="276" w:lineRule="auto"/>
+      <w:spacing w:after="300" w:before="100" w:line="288" w:lineRule="auto"/>
       <w:jc w:val="both"/>
     </w:pPr>
     <w:rPr>
       <w:rFonts w:ascii="Times New Roman" w:eastAsia="Times New Roman" w:hAnsi="Times New Roman"/>
       <w:color w:val="000000"/>
-      <w:sz w:val="24"/>
+      <w:sz w:val="26"/>
       <w:szCs w:val="20"/>
     </w:rPr>
   </w:style>
@@ -3217,13 +3217,13 @@
     <w:next w:val="Bibliography"/>
     <w:qFormat/>
     <w:pPr>
-      <w:spacing w:line="276" w:lineRule="auto"/>
+      <w:spacing w:line="288" w:lineRule="auto"/>
       <w:jc w:val="both"/>
     </w:pPr>
     <w:rPr>
       <w:rFonts w:ascii="Times New Roman" w:eastAsia="Times New Roman" w:hAnsi="Times New Roman"/>
       <w:color w:val="000000"/>
-      <w:sz w:val="24"/>
+      <w:sz w:val="26"/>
     </w:rPr>
   </w:style>
   <w:style w:styleId="Heading1" w:type="paragraph">
@@ -3235,7 +3235,7 @@
     <w:pPr>
       <w:keepNext/>
       <w:keepLines/>
-      <w:spacing w:after="0" w:before="480" w:line="276" w:lineRule="auto"/>
+      <w:spacing w:after="0" w:before="480" w:line="288" w:lineRule="auto"/>
       <w:jc w:val="both"/>
       <w:outlineLvl w:val="0"/>
     </w:pPr>
@@ -3244,7 +3244,7 @@
       <w:b/>
       <w:bCs/>
       <w:color w:val="000000"/>
-      <w:sz w:val="24"/>
+      <w:sz w:val="26"/>
       <w:szCs w:val="32"/>
     </w:rPr>
   </w:style>
@@ -3258,7 +3258,7 @@
     <w:pPr>
       <w:keepNext/>
       <w:keepLines/>
-      <w:spacing w:after="0" w:before="200" w:line="276" w:lineRule="auto"/>
+      <w:spacing w:after="0" w:before="200" w:line="288" w:lineRule="auto"/>
       <w:jc w:val="both"/>
       <w:outlineLvl w:val="1"/>
     </w:pPr>
@@ -3267,7 +3267,7 @@
       <w:b/>
       <w:bCs/>
       <w:color w:val="000000"/>
-      <w:sz w:val="24"/>
+      <w:sz w:val="26"/>
       <w:szCs w:val="28"/>
     </w:rPr>
   </w:style>
@@ -3281,7 +3281,7 @@
     <w:pPr>
       <w:keepNext/>
       <w:keepLines/>
-      <w:spacing w:after="0" w:before="200" w:line="276" w:lineRule="auto"/>
+      <w:spacing w:after="0" w:before="200" w:line="288" w:lineRule="auto"/>
       <w:jc w:val="both"/>
       <w:outlineLvl w:val="2"/>
     </w:pPr>
@@ -3290,7 +3290,7 @@
       <w:b/>
       <w:bCs/>
       <w:color w:val="000000"/>
-      <w:sz w:val="24"/>
+      <w:sz w:val="26"/>
       <w:szCs w:val="24"/>
     </w:rPr>
   </w:style>
@@ -3304,7 +3304,7 @@
     <w:pPr>
       <w:keepNext/>
       <w:keepLines/>
-      <w:spacing w:after="0" w:before="200" w:line="276" w:lineRule="auto"/>
+      <w:spacing w:after="0" w:before="200" w:line="288" w:lineRule="auto"/>
       <w:jc w:val="both"/>
       <w:outlineLvl w:val="3"/>
     </w:pPr>
@@ -3313,7 +3313,7 @@
       <w:i/>
       <w:bCs/>
       <w:color w:val="000000"/>
-      <w:sz w:val="24"/>
+      <w:sz w:val="26"/>
       <w:szCs w:val="24"/>
     </w:rPr>
   </w:style>
@@ -3327,7 +3327,7 @@
     <w:pPr>
       <w:keepNext/>
       <w:keepLines/>
-      <w:spacing w:after="0" w:before="200" w:line="276" w:lineRule="auto"/>
+      <w:spacing w:after="0" w:before="200" w:line="288" w:lineRule="auto"/>
       <w:jc w:val="both"/>
       <w:outlineLvl w:val="4"/>
     </w:pPr>
@@ -3335,7 +3335,7 @@
       <w:rFonts w:ascii="Times New Roman" w:asciiTheme="majorHAnsi" w:cstheme="majorBidi" w:eastAsia="Times New Roman" w:eastAsiaTheme="majorEastAsia" w:hAnsi="Times New Roman" w:hAnsiTheme="majorHAnsi"/>
       <w:iCs/>
       <w:color w:val="000000"/>
-      <w:sz w:val="24"/>
+      <w:sz w:val="26"/>
       <w:szCs w:val="24"/>
     </w:rPr>
   </w:style>
@@ -3349,14 +3349,14 @@
     <w:pPr>
       <w:keepNext/>
       <w:keepLines/>
-      <w:spacing w:after="0" w:before="200" w:line="276" w:lineRule="auto"/>
+      <w:spacing w:after="0" w:before="200" w:line="288" w:lineRule="auto"/>
       <w:jc w:val="both"/>
       <w:outlineLvl w:val="5"/>
     </w:pPr>
     <w:rPr>
       <w:rFonts w:ascii="Times New Roman" w:asciiTheme="majorHAnsi" w:cstheme="majorBidi" w:eastAsia="Times New Roman" w:eastAsiaTheme="majorEastAsia" w:hAnsi="Times New Roman" w:hAnsiTheme="majorHAnsi"/>
       <w:color w:val="000000"/>
-      <w:sz w:val="24"/>
+      <w:sz w:val="26"/>
       <w:szCs w:val="24"/>
     </w:rPr>
   </w:style>
@@ -3370,14 +3370,14 @@
     <w:pPr>
       <w:keepNext/>
       <w:keepLines/>
-      <w:spacing w:after="0" w:before="200" w:line="276" w:lineRule="auto"/>
+      <w:spacing w:after="0" w:before="200" w:line="288" w:lineRule="auto"/>
       <w:jc w:val="both"/>
       <w:outlineLvl w:val="6"/>
     </w:pPr>
     <w:rPr>
       <w:rFonts w:ascii="Times New Roman" w:asciiTheme="majorHAnsi" w:cstheme="majorBidi" w:eastAsia="Times New Roman" w:eastAsiaTheme="majorEastAsia" w:hAnsi="Times New Roman" w:hAnsiTheme="majorHAnsi"/>
       <w:color w:val="000000"/>
-      <w:sz w:val="24"/>
+      <w:sz w:val="26"/>
       <w:szCs w:val="24"/>
     </w:rPr>
   </w:style>
@@ -3391,14 +3391,14 @@
     <w:pPr>
       <w:keepNext/>
       <w:keepLines/>
-      <w:spacing w:after="0" w:before="200" w:line="276" w:lineRule="auto"/>
+      <w:spacing w:after="0" w:before="200" w:line="288" w:lineRule="auto"/>
       <w:jc w:val="both"/>
       <w:outlineLvl w:val="7"/>
     </w:pPr>
     <w:rPr>
       <w:rFonts w:ascii="Times New Roman" w:asciiTheme="majorHAnsi" w:cstheme="majorBidi" w:eastAsia="Times New Roman" w:eastAsiaTheme="majorEastAsia" w:hAnsi="Times New Roman" w:hAnsiTheme="majorHAnsi"/>
       <w:color w:val="000000"/>
-      <w:sz w:val="24"/>
+      <w:sz w:val="26"/>
       <w:szCs w:val="24"/>
     </w:rPr>
   </w:style>
@@ -3412,14 +3412,14 @@
     <w:pPr>
       <w:keepNext/>
       <w:keepLines/>
-      <w:spacing w:after="0" w:before="200" w:line="276" w:lineRule="auto"/>
+      <w:spacing w:after="0" w:before="200" w:line="288" w:lineRule="auto"/>
       <w:jc w:val="both"/>
       <w:outlineLvl w:val="8"/>
     </w:pPr>
     <w:rPr>
       <w:rFonts w:ascii="Times New Roman" w:asciiTheme="majorHAnsi" w:cstheme="majorBidi" w:eastAsia="Times New Roman" w:eastAsiaTheme="majorEastAsia" w:hAnsi="Times New Roman" w:hAnsiTheme="majorHAnsi"/>
       <w:color w:val="000000"/>
-      <w:sz w:val="24"/>
+      <w:sz w:val="26"/>
       <w:szCs w:val="24"/>
     </w:rPr>
   </w:style>
@@ -3431,14 +3431,14 @@
     <w:unhideWhenUsed/>
     <w:qFormat/>
     <w:pPr>
-      <w:spacing w:after="100" w:before="100" w:line="276" w:lineRule="auto"/>
+      <w:spacing w:after="100" w:before="100" w:line="288" w:lineRule="auto"/>
       <w:ind w:firstLine="0" w:left="480" w:right="480"/>
       <w:jc w:val="both"/>
     </w:pPr>
     <w:rPr>
       <w:rFonts w:ascii="Times New Roman" w:eastAsia="Times New Roman" w:hAnsi="Times New Roman"/>
       <w:color w:val="000000"/>
-      <w:sz w:val="24"/>
+      <w:sz w:val="26"/>
     </w:rPr>
   </w:style>
   <w:style w:styleId="FootnoteText" w:type="paragraph">
@@ -3449,13 +3449,13 @@
     <w:unhideWhenUsed/>
     <w:qFormat/>
     <w:pPr>
-      <w:spacing w:line="276" w:lineRule="auto"/>
+      <w:spacing w:line="288" w:lineRule="auto"/>
       <w:jc w:val="both"/>
     </w:pPr>
     <w:rPr>
       <w:rFonts w:ascii="Times New Roman" w:eastAsia="Times New Roman" w:hAnsi="Times New Roman"/>
       <w:color w:val="000000"/>
-      <w:sz w:val="24"/>
+      <w:sz w:val="26"/>
     </w:rPr>
   </w:style>
   <w:style w:default="1" w:styleId="DefaultParagraphFont" w:type="character">
@@ -3465,7 +3465,7 @@
     <w:rPr>
       <w:rFonts w:ascii="Times New Roman" w:eastAsia="Times New Roman" w:hAnsi="Times New Roman"/>
       <w:color w:val="000000"/>
-      <w:sz w:val="24"/>
+      <w:sz w:val="26"/>
     </w:rPr>
   </w:style>
   <w:style w:default="1" w:styleId="Table" w:type="table">
@@ -3475,13 +3475,13 @@
     <w:unhideWhenUsed/>
     <w:qFormat/>
     <w:pPr>
-      <w:spacing w:line="276" w:lineRule="auto"/>
+      <w:spacing w:line="288" w:lineRule="auto"/>
       <w:jc w:val="both"/>
     </w:pPr>
     <w:rPr>
       <w:rFonts w:ascii="Times New Roman" w:eastAsia="Times New Roman" w:hAnsi="Times New Roman"/>
       <w:color w:val="000000"/>
-      <w:sz w:val="24"/>
+      <w:sz w:val="26"/>
     </w:rPr>
     <w:tblPr>
       <w:tblInd w:type="dxa" w:w="0"/>
@@ -3515,27 +3515,27 @@
     <w:pPr>
       <w:keepNext/>
       <w:keepLines/>
-      <w:spacing w:after="0" w:line="276" w:lineRule="auto"/>
+      <w:spacing w:after="0" w:line="288" w:lineRule="auto"/>
       <w:jc w:val="both"/>
     </w:pPr>
     <w:rPr>
       <w:rFonts w:ascii="Times New Roman" w:eastAsia="Times New Roman" w:hAnsi="Times New Roman"/>
       <w:b/>
       <w:color w:val="000000"/>
-      <w:sz w:val="24"/>
+      <w:sz w:val="26"/>
     </w:rPr>
   </w:style>
   <w:style w:customStyle="1" w:styleId="Definition" w:type="paragraph">
     <w:name w:val="Definition"/>
     <w:basedOn w:val="Normal"/>
     <w:pPr>
-      <w:spacing w:line="276" w:lineRule="auto"/>
+      <w:spacing w:line="288" w:lineRule="auto"/>
       <w:jc w:val="both"/>
     </w:pPr>
     <w:rPr>
       <w:rFonts w:ascii="Times New Roman" w:eastAsia="Times New Roman" w:hAnsi="Times New Roman"/>
       <w:color w:val="000000"/>
-      <w:sz w:val="24"/>
+      <w:sz w:val="26"/>
     </w:rPr>
   </w:style>
   <w:style w:styleId="Caption" w:type="paragraph">
@@ -3543,14 +3543,14 @@
     <w:basedOn w:val="Normal"/>
     <w:link w:val="BodyTextChar"/>
     <w:pPr>
-      <w:spacing w:after="120" w:before="0" w:line="276" w:lineRule="auto"/>
+      <w:spacing w:after="120" w:before="0" w:line="288" w:lineRule="auto"/>
       <w:jc w:val="both"/>
     </w:pPr>
     <w:rPr>
       <w:rFonts w:ascii="Times New Roman" w:eastAsia="Times New Roman" w:hAnsi="Times New Roman"/>
       <w:i/>
       <w:color w:val="000000"/>
-      <w:sz w:val="24"/>
+      <w:sz w:val="26"/>
     </w:rPr>
   </w:style>
   <w:style w:customStyle="1" w:styleId="TableCaption" w:type="paragraph">
@@ -3558,39 +3558,39 @@
     <w:basedOn w:val="Caption"/>
     <w:pPr>
       <w:keepNext/>
-      <w:spacing w:line="276" w:lineRule="auto"/>
+      <w:spacing w:line="288" w:lineRule="auto"/>
       <w:jc w:val="both"/>
     </w:pPr>
     <w:rPr>
       <w:rFonts w:ascii="Times New Roman" w:eastAsia="Times New Roman" w:hAnsi="Times New Roman"/>
       <w:color w:val="000000"/>
-      <w:sz w:val="24"/>
+      <w:sz w:val="26"/>
     </w:rPr>
   </w:style>
   <w:style w:customStyle="1" w:styleId="ImageCaption" w:type="paragraph">
     <w:name w:val="Image Caption"/>
     <w:basedOn w:val="Caption"/>
     <w:pPr>
-      <w:spacing w:line="276" w:lineRule="auto"/>
+      <w:spacing w:line="288" w:lineRule="auto"/>
       <w:jc w:val="both"/>
     </w:pPr>
     <w:rPr>
       <w:rFonts w:ascii="Times New Roman" w:eastAsia="Times New Roman" w:hAnsi="Times New Roman"/>
       <w:color w:val="000000"/>
-      <w:sz w:val="24"/>
+      <w:sz w:val="26"/>
     </w:rPr>
   </w:style>
   <w:style w:customStyle="1" w:styleId="Figure" w:type="paragraph">
     <w:name w:val="Figure"/>
     <w:basedOn w:val="Normal"/>
     <w:pPr>
-      <w:spacing w:line="276" w:lineRule="auto"/>
+      <w:spacing w:line="288" w:lineRule="auto"/>
       <w:jc w:val="both"/>
     </w:pPr>
     <w:rPr>
       <w:rFonts w:ascii="Times New Roman" w:eastAsia="Times New Roman" w:hAnsi="Times New Roman"/>
       <w:color w:val="000000"/>
-      <w:sz w:val="24"/>
+      <w:sz w:val="26"/>
     </w:rPr>
   </w:style>
   <w:style w:customStyle="1" w:styleId="CaptionedFigure" w:type="paragraph">
@@ -3598,13 +3598,13 @@
     <w:basedOn w:val="Figure"/>
     <w:pPr>
       <w:keepNext/>
-      <w:spacing w:line="276" w:lineRule="auto"/>
+      <w:spacing w:line="288" w:lineRule="auto"/>
       <w:jc w:val="both"/>
     </w:pPr>
     <w:rPr>
       <w:rFonts w:ascii="Times New Roman" w:eastAsia="Times New Roman" w:hAnsi="Times New Roman"/>
       <w:color w:val="000000"/>
-      <w:sz w:val="24"/>
+      <w:sz w:val="26"/>
     </w:rPr>
   </w:style>
   <w:style w:customStyle="1" w:styleId="BodyTextChar" w:type="character">
@@ -3614,7 +3614,7 @@
     <w:rPr>
       <w:rFonts w:ascii="Times New Roman" w:eastAsia="Times New Roman" w:hAnsi="Times New Roman"/>
       <w:color w:val="000000"/>
-      <w:sz w:val="24"/>
+      <w:sz w:val="26"/>
     </w:rPr>
   </w:style>
   <w:style w:customStyle="1" w:styleId="VerbatimChar" w:type="character">
@@ -3623,7 +3623,7 @@
     <w:rPr>
       <w:rFonts w:ascii="Times New Roman" w:eastAsia="Times New Roman" w:hAnsi="Times New Roman"/>
       <w:color w:val="000000"/>
-      <w:sz w:val="24"/>
+      <w:sz w:val="26"/>
     </w:rPr>
   </w:style>
   <w:style w:customStyle="1" w:styleId="SectionNumber" w:type="character">
@@ -3632,7 +3632,7 @@
     <w:rPr>
       <w:rFonts w:ascii="Times New Roman" w:eastAsia="Times New Roman" w:hAnsi="Times New Roman"/>
       <w:color w:val="000000"/>
-      <w:sz w:val="24"/>
+      <w:sz w:val="26"/>
     </w:rPr>
   </w:style>
   <w:style w:styleId="FootnoteReference" w:type="character">
@@ -3641,7 +3641,7 @@
     <w:rPr>
       <w:rFonts w:ascii="Times New Roman" w:eastAsia="Times New Roman" w:hAnsi="Times New Roman"/>
       <w:color w:val="000000"/>
-      <w:sz w:val="24"/>
+      <w:sz w:val="26"/>
       <w:vertAlign w:val="superscript"/>
     </w:rPr>
   </w:style>
@@ -3651,7 +3651,7 @@
     <w:rPr>
       <w:rFonts w:ascii="Times New Roman" w:eastAsia="Times New Roman" w:hAnsi="Times New Roman"/>
       <w:color w:val="000000"/>
-      <w:sz w:val="24"/>
+      <w:sz w:val="26"/>
     </w:rPr>
   </w:style>
   <w:style w:styleId="TOCHeading" w:type="paragraph">
@@ -3662,7 +3662,7 @@
     <w:unhideWhenUsed/>
     <w:qFormat/>
     <w:pPr>
-      <w:spacing w:before="240" w:line="276" w:lineRule="auto"/>
+      <w:spacing w:before="240" w:line="288" w:lineRule="auto"/>
       <w:jc w:val="both"/>
       <w:outlineLvl w:val="9"/>
     </w:pPr>
@@ -3671,242 +3671,317 @@
       <w:b w:val="0"/>
       <w:bCs w:val="0"/>
       <w:color w:val="000000"/>
-      <w:sz w:val="24"/>
-    </w:rPr>
-  </w:style>
-  <w:style w:type="paragraph" w:customStyle="1" w:styleId="SourceCode">
+      <w:sz w:val="26"/>
+    </w:rPr>
+  </w:style>
+  <w:style w:customStyle="1" w:styleId="SourceCode" w:type="paragraph">
     <w:name w:val="Source Code"/>
     <w:basedOn w:val="Normal"/>
     <w:link w:val="VerbatimChar"/>
     <w:pPr>
       <w:wordWrap w:val="off"/>
+      <w:spacing w:line="288" w:lineRule="auto"/>
+      <w:jc w:val="both"/>
     </w:pPr>
-  </w:style>
-  <w:style w:type="character" w:customStyle="1" w:styleId="KeywordTok">
+    <w:rPr>
+      <w:rFonts w:ascii="Times New Roman" w:eastAsia="Times New Roman" w:hAnsi="Times New Roman"/>
+      <w:color w:val="000000"/>
+      <w:sz w:val="26"/>
+    </w:rPr>
+  </w:style>
+  <w:style w:customStyle="1" w:styleId="KeywordTok" w:type="character">
     <w:name w:val="KeywordTok"/>
     <w:basedOn w:val="VerbatimChar"/>
     <w:rPr>
-      <w:color w:val="007020"/>
+      <w:rFonts w:ascii="Times New Roman" w:eastAsia="Times New Roman" w:hAnsi="Times New Roman"/>
       <w:b/>
-    </w:rPr>
-  </w:style>
-  <w:style w:type="character" w:customStyle="1" w:styleId="DataTypeTok">
+      <w:color w:val="000000"/>
+      <w:sz w:val="26"/>
+    </w:rPr>
+  </w:style>
+  <w:style w:customStyle="1" w:styleId="DataTypeTok" w:type="character">
     <w:name w:val="DataTypeTok"/>
     <w:basedOn w:val="VerbatimChar"/>
     <w:rPr>
-      <w:color w:val="902000"/>
-    </w:rPr>
-  </w:style>
-  <w:style w:type="character" w:customStyle="1" w:styleId="DecValTok">
+      <w:rFonts w:ascii="Times New Roman" w:eastAsia="Times New Roman" w:hAnsi="Times New Roman"/>
+      <w:color w:val="000000"/>
+      <w:sz w:val="26"/>
+    </w:rPr>
+  </w:style>
+  <w:style w:customStyle="1" w:styleId="DecValTok" w:type="character">
     <w:name w:val="DecValTok"/>
     <w:basedOn w:val="VerbatimChar"/>
     <w:rPr>
-      <w:color w:val="40a070"/>
-    </w:rPr>
-  </w:style>
-  <w:style w:type="character" w:customStyle="1" w:styleId="BaseNTok">
+      <w:rFonts w:ascii="Times New Roman" w:eastAsia="Times New Roman" w:hAnsi="Times New Roman"/>
+      <w:color w:val="000000"/>
+      <w:sz w:val="26"/>
+    </w:rPr>
+  </w:style>
+  <w:style w:customStyle="1" w:styleId="BaseNTok" w:type="character">
     <w:name w:val="BaseNTok"/>
     <w:basedOn w:val="VerbatimChar"/>
     <w:rPr>
-      <w:color w:val="40a070"/>
-    </w:rPr>
-  </w:style>
-  <w:style w:type="character" w:customStyle="1" w:styleId="FloatTok">
+      <w:rFonts w:ascii="Times New Roman" w:eastAsia="Times New Roman" w:hAnsi="Times New Roman"/>
+      <w:color w:val="000000"/>
+      <w:sz w:val="26"/>
+    </w:rPr>
+  </w:style>
+  <w:style w:customStyle="1" w:styleId="FloatTok" w:type="character">
     <w:name w:val="FloatTok"/>
     <w:basedOn w:val="VerbatimChar"/>
     <w:rPr>
-      <w:color w:val="40a070"/>
-    </w:rPr>
-  </w:style>
-  <w:style w:type="character" w:customStyle="1" w:styleId="ConstantTok">
+      <w:rFonts w:ascii="Times New Roman" w:eastAsia="Times New Roman" w:hAnsi="Times New Roman"/>
+      <w:color w:val="000000"/>
+      <w:sz w:val="26"/>
+    </w:rPr>
+  </w:style>
+  <w:style w:customStyle="1" w:styleId="ConstantTok" w:type="character">
     <w:name w:val="ConstantTok"/>
     <w:basedOn w:val="VerbatimChar"/>
     <w:rPr>
-      <w:color w:val="880000"/>
-    </w:rPr>
-  </w:style>
-  <w:style w:type="character" w:customStyle="1" w:styleId="CharTok">
+      <w:rFonts w:ascii="Times New Roman" w:eastAsia="Times New Roman" w:hAnsi="Times New Roman"/>
+      <w:color w:val="000000"/>
+      <w:sz w:val="26"/>
+    </w:rPr>
+  </w:style>
+  <w:style w:customStyle="1" w:styleId="CharTok" w:type="character">
     <w:name w:val="CharTok"/>
     <w:basedOn w:val="VerbatimChar"/>
     <w:rPr>
-      <w:color w:val="4070a0"/>
-    </w:rPr>
-  </w:style>
-  <w:style w:type="character" w:customStyle="1" w:styleId="SpecialCharTok">
+      <w:rFonts w:ascii="Times New Roman" w:eastAsia="Times New Roman" w:hAnsi="Times New Roman"/>
+      <w:color w:val="000000"/>
+      <w:sz w:val="26"/>
+    </w:rPr>
+  </w:style>
+  <w:style w:customStyle="1" w:styleId="SpecialCharTok" w:type="character">
     <w:name w:val="SpecialCharTok"/>
     <w:basedOn w:val="VerbatimChar"/>
     <w:rPr>
-      <w:color w:val="4070a0"/>
-    </w:rPr>
-  </w:style>
-  <w:style w:type="character" w:customStyle="1" w:styleId="StringTok">
+      <w:rFonts w:ascii="Times New Roman" w:eastAsia="Times New Roman" w:hAnsi="Times New Roman"/>
+      <w:color w:val="000000"/>
+      <w:sz w:val="26"/>
+    </w:rPr>
+  </w:style>
+  <w:style w:customStyle="1" w:styleId="StringTok" w:type="character">
     <w:name w:val="StringTok"/>
     <w:basedOn w:val="VerbatimChar"/>
     <w:rPr>
-      <w:color w:val="4070a0"/>
-    </w:rPr>
-  </w:style>
-  <w:style w:type="character" w:customStyle="1" w:styleId="VerbatimStringTok">
+      <w:rFonts w:ascii="Times New Roman" w:eastAsia="Times New Roman" w:hAnsi="Times New Roman"/>
+      <w:color w:val="000000"/>
+      <w:sz w:val="26"/>
+    </w:rPr>
+  </w:style>
+  <w:style w:customStyle="1" w:styleId="VerbatimStringTok" w:type="character">
     <w:name w:val="VerbatimStringTok"/>
     <w:basedOn w:val="VerbatimChar"/>
     <w:rPr>
-      <w:color w:val="4070a0"/>
-    </w:rPr>
-  </w:style>
-  <w:style w:type="character" w:customStyle="1" w:styleId="SpecialStringTok">
+      <w:rFonts w:ascii="Times New Roman" w:eastAsia="Times New Roman" w:hAnsi="Times New Roman"/>
+      <w:color w:val="000000"/>
+      <w:sz w:val="26"/>
+    </w:rPr>
+  </w:style>
+  <w:style w:customStyle="1" w:styleId="SpecialStringTok" w:type="character">
     <w:name w:val="SpecialStringTok"/>
     <w:basedOn w:val="VerbatimChar"/>
     <w:rPr>
-      <w:color w:val="bb6688"/>
-    </w:rPr>
-  </w:style>
-  <w:style w:type="character" w:customStyle="1" w:styleId="ImportTok">
+      <w:rFonts w:ascii="Times New Roman" w:eastAsia="Times New Roman" w:hAnsi="Times New Roman"/>
+      <w:color w:val="000000"/>
+      <w:sz w:val="26"/>
+    </w:rPr>
+  </w:style>
+  <w:style w:customStyle="1" w:styleId="ImportTok" w:type="character">
     <w:name w:val="ImportTok"/>
     <w:basedOn w:val="VerbatimChar"/>
     <w:rPr>
-      <w:color w:val="008000"/>
+      <w:rFonts w:ascii="Times New Roman" w:eastAsia="Times New Roman" w:hAnsi="Times New Roman"/>
       <w:b/>
-    </w:rPr>
-  </w:style>
-  <w:style w:type="character" w:customStyle="1" w:styleId="CommentTok">
+      <w:color w:val="000000"/>
+      <w:sz w:val="26"/>
+    </w:rPr>
+  </w:style>
+  <w:style w:customStyle="1" w:styleId="CommentTok" w:type="character">
     <w:name w:val="CommentTok"/>
     <w:basedOn w:val="VerbatimChar"/>
     <w:rPr>
-      <w:color w:val="60a0b0"/>
+      <w:rFonts w:ascii="Times New Roman" w:eastAsia="Times New Roman" w:hAnsi="Times New Roman"/>
       <w:i/>
-    </w:rPr>
-  </w:style>
-  <w:style w:type="character" w:customStyle="1" w:styleId="DocumentationTok">
+      <w:color w:val="000000"/>
+      <w:sz w:val="26"/>
+    </w:rPr>
+  </w:style>
+  <w:style w:customStyle="1" w:styleId="DocumentationTok" w:type="character">
     <w:name w:val="DocumentationTok"/>
     <w:basedOn w:val="VerbatimChar"/>
     <w:rPr>
-      <w:color w:val="ba2121"/>
+      <w:rFonts w:ascii="Times New Roman" w:eastAsia="Times New Roman" w:hAnsi="Times New Roman"/>
       <w:i/>
-    </w:rPr>
-  </w:style>
-  <w:style w:type="character" w:customStyle="1" w:styleId="AnnotationTok">
+      <w:color w:val="000000"/>
+      <w:sz w:val="26"/>
+    </w:rPr>
+  </w:style>
+  <w:style w:customStyle="1" w:styleId="AnnotationTok" w:type="character">
     <w:name w:val="AnnotationTok"/>
     <w:basedOn w:val="VerbatimChar"/>
     <w:rPr>
-      <w:color w:val="60a0b0"/>
+      <w:rFonts w:ascii="Times New Roman" w:eastAsia="Times New Roman" w:hAnsi="Times New Roman"/>
       <w:b/>
       <w:i/>
-    </w:rPr>
-  </w:style>
-  <w:style w:type="character" w:customStyle="1" w:styleId="CommentVarTok">
+      <w:color w:val="000000"/>
+      <w:sz w:val="26"/>
+    </w:rPr>
+  </w:style>
+  <w:style w:customStyle="1" w:styleId="CommentVarTok" w:type="character">
     <w:name w:val="CommentVarTok"/>
     <w:basedOn w:val="VerbatimChar"/>
     <w:rPr>
-      <w:color w:val="60a0b0"/>
+      <w:rFonts w:ascii="Times New Roman" w:eastAsia="Times New Roman" w:hAnsi="Times New Roman"/>
       <w:b/>
       <w:i/>
-    </w:rPr>
-  </w:style>
-  <w:style w:type="character" w:customStyle="1" w:styleId="OtherTok">
+      <w:color w:val="000000"/>
+      <w:sz w:val="26"/>
+    </w:rPr>
+  </w:style>
+  <w:style w:customStyle="1" w:styleId="OtherTok" w:type="character">
     <w:name w:val="OtherTok"/>
     <w:basedOn w:val="VerbatimChar"/>
     <w:rPr>
-      <w:color w:val="007020"/>
-    </w:rPr>
-  </w:style>
-  <w:style w:type="character" w:customStyle="1" w:styleId="FunctionTok">
+      <w:rFonts w:ascii="Times New Roman" w:eastAsia="Times New Roman" w:hAnsi="Times New Roman"/>
+      <w:color w:val="000000"/>
+      <w:sz w:val="26"/>
+    </w:rPr>
+  </w:style>
+  <w:style w:customStyle="1" w:styleId="FunctionTok" w:type="character">
     <w:name w:val="FunctionTok"/>
     <w:basedOn w:val="VerbatimChar"/>
     <w:rPr>
-      <w:color w:val="06287e"/>
-    </w:rPr>
-  </w:style>
-  <w:style w:type="character" w:customStyle="1" w:styleId="VariableTok">
+      <w:rFonts w:ascii="Times New Roman" w:eastAsia="Times New Roman" w:hAnsi="Times New Roman"/>
+      <w:color w:val="000000"/>
+      <w:sz w:val="26"/>
+    </w:rPr>
+  </w:style>
+  <w:style w:customStyle="1" w:styleId="VariableTok" w:type="character">
     <w:name w:val="VariableTok"/>
     <w:basedOn w:val="VerbatimChar"/>
     <w:rPr>
-      <w:color w:val="19177c"/>
-    </w:rPr>
-  </w:style>
-  <w:style w:type="character" w:customStyle="1" w:styleId="ControlFlowTok">
+      <w:rFonts w:ascii="Times New Roman" w:eastAsia="Times New Roman" w:hAnsi="Times New Roman"/>
+      <w:color w:val="000000"/>
+      <w:sz w:val="26"/>
+    </w:rPr>
+  </w:style>
+  <w:style w:customStyle="1" w:styleId="ControlFlowTok" w:type="character">
     <w:name w:val="ControlFlowTok"/>
     <w:basedOn w:val="VerbatimChar"/>
     <w:rPr>
-      <w:color w:val="007020"/>
+      <w:rFonts w:ascii="Times New Roman" w:eastAsia="Times New Roman" w:hAnsi="Times New Roman"/>
       <w:b/>
-    </w:rPr>
-  </w:style>
-  <w:style w:type="character" w:customStyle="1" w:styleId="OperatorTok">
+      <w:color w:val="000000"/>
+      <w:sz w:val="26"/>
+    </w:rPr>
+  </w:style>
+  <w:style w:customStyle="1" w:styleId="OperatorTok" w:type="character">
     <w:name w:val="OperatorTok"/>
     <w:basedOn w:val="VerbatimChar"/>
     <w:rPr>
-      <w:color w:val="666666"/>
-    </w:rPr>
-  </w:style>
-  <w:style w:type="character" w:customStyle="1" w:styleId="BuiltInTok">
+      <w:rFonts w:ascii="Times New Roman" w:eastAsia="Times New Roman" w:hAnsi="Times New Roman"/>
+      <w:color w:val="000000"/>
+      <w:sz w:val="26"/>
+    </w:rPr>
+  </w:style>
+  <w:style w:customStyle="1" w:styleId="BuiltInTok" w:type="character">
     <w:name w:val="BuiltInTok"/>
     <w:basedOn w:val="VerbatimChar"/>
     <w:rPr>
-      <w:color w:val="008000"/>
-    </w:rPr>
-  </w:style>
-  <w:style w:type="character" w:customStyle="1" w:styleId="ExtensionTok">
+      <w:rFonts w:ascii="Times New Roman" w:eastAsia="Times New Roman" w:hAnsi="Times New Roman"/>
+      <w:color w:val="000000"/>
+      <w:sz w:val="26"/>
+    </w:rPr>
+  </w:style>
+  <w:style w:customStyle="1" w:styleId="ExtensionTok" w:type="character">
     <w:name w:val="ExtensionTok"/>
     <w:basedOn w:val="VerbatimChar"/>
-    <w:rPr/>
-  </w:style>
-  <w:style w:type="character" w:customStyle="1" w:styleId="PreprocessorTok">
+    <w:rPr>
+      <w:rFonts w:ascii="Times New Roman" w:eastAsia="Times New Roman" w:hAnsi="Times New Roman"/>
+      <w:color w:val="000000"/>
+      <w:sz w:val="26"/>
+    </w:rPr>
+  </w:style>
+  <w:style w:customStyle="1" w:styleId="PreprocessorTok" w:type="character">
     <w:name w:val="PreprocessorTok"/>
     <w:basedOn w:val="VerbatimChar"/>
     <w:rPr>
-      <w:color w:val="bc7a00"/>
-    </w:rPr>
-  </w:style>
-  <w:style w:type="character" w:customStyle="1" w:styleId="AttributeTok">
+      <w:rFonts w:ascii="Times New Roman" w:eastAsia="Times New Roman" w:hAnsi="Times New Roman"/>
+      <w:color w:val="000000"/>
+      <w:sz w:val="26"/>
+    </w:rPr>
+  </w:style>
+  <w:style w:customStyle="1" w:styleId="AttributeTok" w:type="character">
     <w:name w:val="AttributeTok"/>
     <w:basedOn w:val="VerbatimChar"/>
     <w:rPr>
-      <w:color w:val="7d9029"/>
-    </w:rPr>
-  </w:style>
-  <w:style w:type="character" w:customStyle="1" w:styleId="RegionMarkerTok">
+      <w:rFonts w:ascii="Times New Roman" w:eastAsia="Times New Roman" w:hAnsi="Times New Roman"/>
+      <w:color w:val="000000"/>
+      <w:sz w:val="26"/>
+    </w:rPr>
+  </w:style>
+  <w:style w:customStyle="1" w:styleId="RegionMarkerTok" w:type="character">
     <w:name w:val="RegionMarkerTok"/>
     <w:basedOn w:val="VerbatimChar"/>
-    <w:rPr/>
-  </w:style>
-  <w:style w:type="character" w:customStyle="1" w:styleId="InformationTok">
+    <w:rPr>
+      <w:rFonts w:ascii="Times New Roman" w:eastAsia="Times New Roman" w:hAnsi="Times New Roman"/>
+      <w:color w:val="000000"/>
+      <w:sz w:val="26"/>
+    </w:rPr>
+  </w:style>
+  <w:style w:customStyle="1" w:styleId="InformationTok" w:type="character">
     <w:name w:val="InformationTok"/>
     <w:basedOn w:val="VerbatimChar"/>
     <w:rPr>
-      <w:color w:val="60a0b0"/>
+      <w:rFonts w:ascii="Times New Roman" w:eastAsia="Times New Roman" w:hAnsi="Times New Roman"/>
       <w:b/>
       <w:i/>
-    </w:rPr>
-  </w:style>
-  <w:style w:type="character" w:customStyle="1" w:styleId="WarningTok">
+      <w:color w:val="000000"/>
+      <w:sz w:val="26"/>
+    </w:rPr>
+  </w:style>
+  <w:style w:customStyle="1" w:styleId="WarningTok" w:type="character">
     <w:name w:val="WarningTok"/>
     <w:basedOn w:val="VerbatimChar"/>
     <w:rPr>
-      <w:color w:val="60a0b0"/>
+      <w:rFonts w:ascii="Times New Roman" w:eastAsia="Times New Roman" w:hAnsi="Times New Roman"/>
       <w:b/>
       <w:i/>
-    </w:rPr>
-  </w:style>
-  <w:style w:type="character" w:customStyle="1" w:styleId="AlertTok">
+      <w:color w:val="000000"/>
+      <w:sz w:val="26"/>
+    </w:rPr>
+  </w:style>
+  <w:style w:customStyle="1" w:styleId="AlertTok" w:type="character">
     <w:name w:val="AlertTok"/>
     <w:basedOn w:val="VerbatimChar"/>
     <w:rPr>
-      <w:color w:val="ff0000"/>
+      <w:rFonts w:ascii="Times New Roman" w:eastAsia="Times New Roman" w:hAnsi="Times New Roman"/>
       <w:b/>
-    </w:rPr>
-  </w:style>
-  <w:style w:type="character" w:customStyle="1" w:styleId="ErrorTok">
+      <w:color w:val="000000"/>
+      <w:sz w:val="26"/>
+    </w:rPr>
+  </w:style>
+  <w:style w:customStyle="1" w:styleId="ErrorTok" w:type="character">
     <w:name w:val="ErrorTok"/>
     <w:basedOn w:val="VerbatimChar"/>
     <w:rPr>
-      <w:color w:val="ff0000"/>
+      <w:rFonts w:ascii="Times New Roman" w:eastAsia="Times New Roman" w:hAnsi="Times New Roman"/>
       <w:b/>
-    </w:rPr>
-  </w:style>
-  <w:style w:type="character" w:customStyle="1" w:styleId="NormalTok">
+      <w:color w:val="000000"/>
+      <w:sz w:val="26"/>
+    </w:rPr>
+  </w:style>
+  <w:style w:customStyle="1" w:styleId="NormalTok" w:type="character">
     <w:name w:val="NormalTok"/>
     <w:basedOn w:val="VerbatimChar"/>
-    <w:rPr/>
+    <w:rPr>
+      <w:rFonts w:ascii="Times New Roman" w:eastAsia="Times New Roman" w:hAnsi="Times New Roman"/>
+      <w:color w:val="000000"/>
+      <w:sz w:val="26"/>
+    </w:rPr>
   </w:style>
 </w:styles>
 </file>

--- a/dist/luan_an_ctu/00_phan_dau_vi.docx
+++ b/dist/luan_an_ctu/00_phan_dau_vi.docx
@@ -440,13 +440,13 @@
         <w:t xml:space="preserve"> </w:t>
       </w:r>
       <w:r>
-        <w:t xml:space="preserve">- Bảng 2.1. Ánh xạ nghiên cứu thành phần, mục trình bày, giả thuyết (Chương 2, Mục 2.5)</w:t>
-      </w:r>
-      <w:r>
-        <w:t xml:space="preserve"> </w:t>
-      </w:r>
-      <w:r>
-        <w:t xml:space="preserve">- Bảng 2.2. Tổng hợp hệ giả thuyết: phát biểu, dấu kỳ vọng, cơ sở lý thuyết và biến kiểm định (Chương 2, Mục 2.5.8)</w:t>
+        <w:t xml:space="preserve">- Bảng 2.1. Tổng hợp hệ giả thuyết: phát biểu, dấu kỳ vọng, cơ sở lý thuyết và biến kiểm định (Chương 2, Mục 2.5.8)</w:t>
+      </w:r>
+      <w:r>
+        <w:t xml:space="preserve"> </w:t>
+      </w:r>
+      <w:r>
+        <w:t xml:space="preserve">- Bảng 2.2. Ánh xạ nghiên cứu thành phần, mục trình bày, giả thuyết (Chương 2, Mục 2.5.9)</w:t>
       </w:r>
       <w:r>
         <w:t xml:space="preserve"> </w:t>
@@ -2492,7 +2492,7 @@
     <w:bookmarkEnd w:id="27"/>
     <w:sectPr>
       <w:pgSz w:h="16838" w:w="11906"/>
-      <w:pgMar w:bottom="1134" w:left="1701" w:right="1134" w:top="1134"/>
+      <w:pgMar w:bottom="1417" w:left="1417" w:right="1417" w:top="1417"/>
     </w:sectPr>
   </w:body>
 </w:document>
@@ -3051,13 +3051,13 @@
     <w:name w:val="Normal"/>
     <w:qFormat/>
     <w:pPr>
-      <w:spacing w:line="288" w:lineRule="auto"/>
+      <w:spacing w:line="276" w:lineRule="auto"/>
       <w:jc w:val="both"/>
     </w:pPr>
     <w:rPr>
       <w:rFonts w:ascii="Times New Roman" w:eastAsia="Times New Roman" w:hAnsi="Times New Roman"/>
       <w:color w:val="000000"/>
-      <w:sz w:val="26"/>
+      <w:sz w:val="24"/>
     </w:rPr>
   </w:style>
   <w:style w:styleId="BodyText" w:type="paragraph">
@@ -3065,14 +3065,14 @@
     <w:basedOn w:val="Normal"/>
     <w:link w:val="BodyTextChar"/>
     <w:pPr>
-      <w:spacing w:after="180" w:before="180" w:line="288" w:lineRule="auto"/>
+      <w:spacing w:after="180" w:before="180" w:line="276" w:lineRule="auto"/>
       <w:jc w:val="both"/>
     </w:pPr>
     <w:qFormat/>
     <w:rPr>
       <w:rFonts w:ascii="Times New Roman" w:eastAsia="Times New Roman" w:hAnsi="Times New Roman"/>
       <w:color w:val="000000"/>
-      <w:sz w:val="26"/>
+      <w:sz w:val="24"/>
     </w:rPr>
   </w:style>
   <w:style w:customStyle="1" w:styleId="FirstParagraph" w:type="paragraph">
@@ -3081,13 +3081,13 @@
     <w:next w:val="BodyText"/>
     <w:qFormat/>
     <w:pPr>
-      <w:spacing w:line="288" w:lineRule="auto"/>
+      <w:spacing w:line="276" w:lineRule="auto"/>
       <w:jc w:val="both"/>
     </w:pPr>
     <w:rPr>
       <w:rFonts w:ascii="Times New Roman" w:eastAsia="Times New Roman" w:hAnsi="Times New Roman"/>
       <w:color w:val="000000"/>
-      <w:sz w:val="26"/>
+      <w:sz w:val="24"/>
     </w:rPr>
   </w:style>
   <w:style w:customStyle="1" w:styleId="Compact" w:type="paragraph">
@@ -3095,13 +3095,13 @@
     <w:basedOn w:val="BodyText"/>
     <w:qFormat/>
     <w:pPr>
-      <w:spacing w:after="36" w:before="36" w:line="288" w:lineRule="auto"/>
+      <w:spacing w:after="36" w:before="36" w:line="276" w:lineRule="auto"/>
       <w:jc w:val="both"/>
     </w:pPr>
     <w:rPr>
       <w:rFonts w:ascii="Times New Roman" w:eastAsia="Times New Roman" w:hAnsi="Times New Roman"/>
       <w:color w:val="000000"/>
-      <w:sz w:val="26"/>
+      <w:sz w:val="24"/>
     </w:rPr>
   </w:style>
   <w:style w:styleId="Title" w:type="paragraph">
@@ -3112,7 +3112,7 @@
     <w:pPr>
       <w:keepNext/>
       <w:keepLines/>
-      <w:spacing w:after="240" w:before="480" w:line="288" w:lineRule="auto"/>
+      <w:spacing w:after="240" w:before="480" w:line="276" w:lineRule="auto"/>
       <w:jc w:val="both"/>
     </w:pPr>
     <w:rPr>
@@ -3120,7 +3120,7 @@
       <w:b/>
       <w:bCs/>
       <w:color w:val="000000"/>
-      <w:sz w:val="26"/>
+      <w:sz w:val="24"/>
       <w:szCs w:val="36"/>
     </w:rPr>
   </w:style>
@@ -3132,13 +3132,13 @@
     <w:pPr>
       <w:keepNext/>
       <w:keepLines/>
-      <w:spacing w:after="240" w:before="240" w:line="288" w:lineRule="auto"/>
+      <w:spacing w:after="240" w:before="240" w:line="276" w:lineRule="auto"/>
       <w:jc w:val="both"/>
     </w:pPr>
     <w:rPr>
       <w:rFonts w:ascii="Times New Roman" w:eastAsia="Times New Roman" w:hAnsi="Times New Roman"/>
       <w:color w:val="000000"/>
-      <w:sz w:val="26"/>
+      <w:sz w:val="24"/>
       <w:szCs w:val="30"/>
     </w:rPr>
   </w:style>
@@ -3149,13 +3149,13 @@
     <w:pPr>
       <w:keepNext/>
       <w:keepLines/>
-      <w:spacing w:line="288" w:lineRule="auto"/>
+      <w:spacing w:line="276" w:lineRule="auto"/>
       <w:jc w:val="both"/>
     </w:pPr>
     <w:rPr>
       <w:rFonts w:ascii="Times New Roman" w:eastAsia="Times New Roman" w:hAnsi="Times New Roman"/>
       <w:color w:val="000000"/>
-      <w:sz w:val="26"/>
+      <w:sz w:val="24"/>
     </w:rPr>
   </w:style>
   <w:style w:styleId="Date" w:type="paragraph">
@@ -3165,13 +3165,13 @@
     <w:pPr>
       <w:keepNext/>
       <w:keepLines/>
-      <w:spacing w:line="288" w:lineRule="auto"/>
+      <w:spacing w:line="276" w:lineRule="auto"/>
       <w:jc w:val="both"/>
     </w:pPr>
     <w:rPr>
       <w:rFonts w:ascii="Times New Roman" w:eastAsia="Times New Roman" w:hAnsi="Times New Roman"/>
       <w:color w:val="000000"/>
-      <w:sz w:val="26"/>
+      <w:sz w:val="24"/>
     </w:rPr>
   </w:style>
   <w:style w:customStyle="1" w:styleId="AbstractTitle" w:type="paragraph">
@@ -3183,11 +3183,11 @@
       <w:keepNext/>
       <w:keepLines/>
       <w:jc w:val="both"/>
-      <w:spacing w:after="0" w:before="300" w:line="288" w:lineRule="auto"/>
+      <w:spacing w:after="0" w:before="300" w:line="276" w:lineRule="auto"/>
     </w:pPr>
     <w:rPr>
       <w:color w:val="000000"/>
-      <w:sz w:val="26"/>
+      <w:sz w:val="24"/>
       <w:szCs w:val="20"/>
       <w:rFonts w:ascii="Times New Roman" w:eastAsia="Times New Roman" w:hAnsi="Times New Roman"/>
       <w:b/>
@@ -3201,13 +3201,13 @@
     <w:pPr>
       <w:keepNext/>
       <w:keepLines/>
-      <w:spacing w:after="300" w:before="100" w:line="288" w:lineRule="auto"/>
+      <w:spacing w:after="300" w:before="100" w:line="276" w:lineRule="auto"/>
       <w:jc w:val="both"/>
     </w:pPr>
     <w:rPr>
       <w:rFonts w:ascii="Times New Roman" w:eastAsia="Times New Roman" w:hAnsi="Times New Roman"/>
       <w:color w:val="000000"/>
-      <w:sz w:val="26"/>
+      <w:sz w:val="24"/>
       <w:szCs w:val="20"/>
     </w:rPr>
   </w:style>
@@ -3217,13 +3217,13 @@
     <w:next w:val="Bibliography"/>
     <w:qFormat/>
     <w:pPr>
-      <w:spacing w:line="288" w:lineRule="auto"/>
+      <w:spacing w:line="276" w:lineRule="auto"/>
       <w:jc w:val="both"/>
     </w:pPr>
     <w:rPr>
       <w:rFonts w:ascii="Times New Roman" w:eastAsia="Times New Roman" w:hAnsi="Times New Roman"/>
       <w:color w:val="000000"/>
-      <w:sz w:val="26"/>
+      <w:sz w:val="24"/>
     </w:rPr>
   </w:style>
   <w:style w:styleId="Heading1" w:type="paragraph">
@@ -3235,7 +3235,7 @@
     <w:pPr>
       <w:keepNext/>
       <w:keepLines/>
-      <w:spacing w:after="0" w:before="480" w:line="288" w:lineRule="auto"/>
+      <w:spacing w:after="0" w:before="480" w:line="276" w:lineRule="auto"/>
       <w:jc w:val="both"/>
       <w:outlineLvl w:val="0"/>
     </w:pPr>
@@ -3244,7 +3244,7 @@
       <w:b/>
       <w:bCs/>
       <w:color w:val="000000"/>
-      <w:sz w:val="26"/>
+      <w:sz w:val="24"/>
       <w:szCs w:val="32"/>
     </w:rPr>
   </w:style>
@@ -3258,7 +3258,7 @@
     <w:pPr>
       <w:keepNext/>
       <w:keepLines/>
-      <w:spacing w:after="0" w:before="200" w:line="288" w:lineRule="auto"/>
+      <w:spacing w:after="0" w:before="200" w:line="276" w:lineRule="auto"/>
       <w:jc w:val="both"/>
       <w:outlineLvl w:val="1"/>
     </w:pPr>
@@ -3267,7 +3267,7 @@
       <w:b/>
       <w:bCs/>
       <w:color w:val="000000"/>
-      <w:sz w:val="26"/>
+      <w:sz w:val="24"/>
       <w:szCs w:val="28"/>
     </w:rPr>
   </w:style>
@@ -3281,7 +3281,7 @@
     <w:pPr>
       <w:keepNext/>
       <w:keepLines/>
-      <w:spacing w:after="0" w:before="200" w:line="288" w:lineRule="auto"/>
+      <w:spacing w:after="0" w:before="200" w:line="276" w:lineRule="auto"/>
       <w:jc w:val="both"/>
       <w:outlineLvl w:val="2"/>
     </w:pPr>
@@ -3290,7 +3290,7 @@
       <w:b/>
       <w:bCs/>
       <w:color w:val="000000"/>
-      <w:sz w:val="26"/>
+      <w:sz w:val="24"/>
       <w:szCs w:val="24"/>
     </w:rPr>
   </w:style>
@@ -3304,7 +3304,7 @@
     <w:pPr>
       <w:keepNext/>
       <w:keepLines/>
-      <w:spacing w:after="0" w:before="200" w:line="288" w:lineRule="auto"/>
+      <w:spacing w:after="0" w:before="200" w:line="276" w:lineRule="auto"/>
       <w:jc w:val="both"/>
       <w:outlineLvl w:val="3"/>
     </w:pPr>
@@ -3313,7 +3313,7 @@
       <w:i/>
       <w:bCs/>
       <w:color w:val="000000"/>
-      <w:sz w:val="26"/>
+      <w:sz w:val="24"/>
       <w:szCs w:val="24"/>
     </w:rPr>
   </w:style>
@@ -3327,7 +3327,7 @@
     <w:pPr>
       <w:keepNext/>
       <w:keepLines/>
-      <w:spacing w:after="0" w:before="200" w:line="288" w:lineRule="auto"/>
+      <w:spacing w:after="0" w:before="200" w:line="276" w:lineRule="auto"/>
       <w:jc w:val="both"/>
       <w:outlineLvl w:val="4"/>
     </w:pPr>
@@ -3335,7 +3335,7 @@
       <w:rFonts w:ascii="Times New Roman" w:asciiTheme="majorHAnsi" w:cstheme="majorBidi" w:eastAsia="Times New Roman" w:eastAsiaTheme="majorEastAsia" w:hAnsi="Times New Roman" w:hAnsiTheme="majorHAnsi"/>
       <w:iCs/>
       <w:color w:val="000000"/>
-      <w:sz w:val="26"/>
+      <w:sz w:val="24"/>
       <w:szCs w:val="24"/>
     </w:rPr>
   </w:style>
@@ -3349,14 +3349,14 @@
     <w:pPr>
       <w:keepNext/>
       <w:keepLines/>
-      <w:spacing w:after="0" w:before="200" w:line="288" w:lineRule="auto"/>
+      <w:spacing w:after="0" w:before="200" w:line="276" w:lineRule="auto"/>
       <w:jc w:val="both"/>
       <w:outlineLvl w:val="5"/>
     </w:pPr>
     <w:rPr>
       <w:rFonts w:ascii="Times New Roman" w:asciiTheme="majorHAnsi" w:cstheme="majorBidi" w:eastAsia="Times New Roman" w:eastAsiaTheme="majorEastAsia" w:hAnsi="Times New Roman" w:hAnsiTheme="majorHAnsi"/>
       <w:color w:val="000000"/>
-      <w:sz w:val="26"/>
+      <w:sz w:val="24"/>
       <w:szCs w:val="24"/>
     </w:rPr>
   </w:style>
@@ -3370,14 +3370,14 @@
     <w:pPr>
       <w:keepNext/>
       <w:keepLines/>
-      <w:spacing w:after="0" w:before="200" w:line="288" w:lineRule="auto"/>
+      <w:spacing w:after="0" w:before="200" w:line="276" w:lineRule="auto"/>
       <w:jc w:val="both"/>
       <w:outlineLvl w:val="6"/>
     </w:pPr>
     <w:rPr>
       <w:rFonts w:ascii="Times New Roman" w:asciiTheme="majorHAnsi" w:cstheme="majorBidi" w:eastAsia="Times New Roman" w:eastAsiaTheme="majorEastAsia" w:hAnsi="Times New Roman" w:hAnsiTheme="majorHAnsi"/>
       <w:color w:val="000000"/>
-      <w:sz w:val="26"/>
+      <w:sz w:val="24"/>
       <w:szCs w:val="24"/>
     </w:rPr>
   </w:style>
@@ -3391,14 +3391,14 @@
     <w:pPr>
       <w:keepNext/>
       <w:keepLines/>
-      <w:spacing w:after="0" w:before="200" w:line="288" w:lineRule="auto"/>
+      <w:spacing w:after="0" w:before="200" w:line="276" w:lineRule="auto"/>
       <w:jc w:val="both"/>
       <w:outlineLvl w:val="7"/>
     </w:pPr>
     <w:rPr>
       <w:rFonts w:ascii="Times New Roman" w:asciiTheme="majorHAnsi" w:cstheme="majorBidi" w:eastAsia="Times New Roman" w:eastAsiaTheme="majorEastAsia" w:hAnsi="Times New Roman" w:hAnsiTheme="majorHAnsi"/>
       <w:color w:val="000000"/>
-      <w:sz w:val="26"/>
+      <w:sz w:val="24"/>
       <w:szCs w:val="24"/>
     </w:rPr>
   </w:style>
@@ -3412,14 +3412,14 @@
     <w:pPr>
       <w:keepNext/>
       <w:keepLines/>
-      <w:spacing w:after="0" w:before="200" w:line="288" w:lineRule="auto"/>
+      <w:spacing w:after="0" w:before="200" w:line="276" w:lineRule="auto"/>
       <w:jc w:val="both"/>
       <w:outlineLvl w:val="8"/>
     </w:pPr>
     <w:rPr>
       <w:rFonts w:ascii="Times New Roman" w:asciiTheme="majorHAnsi" w:cstheme="majorBidi" w:eastAsia="Times New Roman" w:eastAsiaTheme="majorEastAsia" w:hAnsi="Times New Roman" w:hAnsiTheme="majorHAnsi"/>
       <w:color w:val="000000"/>
-      <w:sz w:val="26"/>
+      <w:sz w:val="24"/>
       <w:szCs w:val="24"/>
     </w:rPr>
   </w:style>
@@ -3431,14 +3431,14 @@
     <w:unhideWhenUsed/>
     <w:qFormat/>
     <w:pPr>
-      <w:spacing w:after="100" w:before="100" w:line="288" w:lineRule="auto"/>
+      <w:spacing w:after="100" w:before="100" w:line="276" w:lineRule="auto"/>
       <w:ind w:firstLine="0" w:left="480" w:right="480"/>
       <w:jc w:val="both"/>
     </w:pPr>
     <w:rPr>
       <w:rFonts w:ascii="Times New Roman" w:eastAsia="Times New Roman" w:hAnsi="Times New Roman"/>
       <w:color w:val="000000"/>
-      <w:sz w:val="26"/>
+      <w:sz w:val="24"/>
     </w:rPr>
   </w:style>
   <w:style w:styleId="FootnoteText" w:type="paragraph">
@@ -3449,13 +3449,13 @@
     <w:unhideWhenUsed/>
     <w:qFormat/>
     <w:pPr>
-      <w:spacing w:line="288" w:lineRule="auto"/>
+      <w:spacing w:line="276" w:lineRule="auto"/>
       <w:jc w:val="both"/>
     </w:pPr>
     <w:rPr>
       <w:rFonts w:ascii="Times New Roman" w:eastAsia="Times New Roman" w:hAnsi="Times New Roman"/>
       <w:color w:val="000000"/>
-      <w:sz w:val="26"/>
+      <w:sz w:val="24"/>
     </w:rPr>
   </w:style>
   <w:style w:default="1" w:styleId="DefaultParagraphFont" w:type="character">
@@ -3465,7 +3465,7 @@
     <w:rPr>
       <w:rFonts w:ascii="Times New Roman" w:eastAsia="Times New Roman" w:hAnsi="Times New Roman"/>
       <w:color w:val="000000"/>
-      <w:sz w:val="26"/>
+      <w:sz w:val="24"/>
     </w:rPr>
   </w:style>
   <w:style w:default="1" w:styleId="Table" w:type="table">
@@ -3475,13 +3475,13 @@
     <w:unhideWhenUsed/>
     <w:qFormat/>
     <w:pPr>
-      <w:spacing w:line="288" w:lineRule="auto"/>
+      <w:spacing w:line="276" w:lineRule="auto"/>
       <w:jc w:val="both"/>
     </w:pPr>
     <w:rPr>
       <w:rFonts w:ascii="Times New Roman" w:eastAsia="Times New Roman" w:hAnsi="Times New Roman"/>
       <w:color w:val="000000"/>
-      <w:sz w:val="26"/>
+      <w:sz w:val="24"/>
     </w:rPr>
     <w:tblPr>
       <w:tblInd w:type="dxa" w:w="0"/>
@@ -3515,27 +3515,27 @@
     <w:pPr>
       <w:keepNext/>
       <w:keepLines/>
-      <w:spacing w:after="0" w:line="288" w:lineRule="auto"/>
+      <w:spacing w:after="0" w:line="276" w:lineRule="auto"/>
       <w:jc w:val="both"/>
     </w:pPr>
     <w:rPr>
       <w:rFonts w:ascii="Times New Roman" w:eastAsia="Times New Roman" w:hAnsi="Times New Roman"/>
       <w:b/>
       <w:color w:val="000000"/>
-      <w:sz w:val="26"/>
+      <w:sz w:val="24"/>
     </w:rPr>
   </w:style>
   <w:style w:customStyle="1" w:styleId="Definition" w:type="paragraph">
     <w:name w:val="Definition"/>
     <w:basedOn w:val="Normal"/>
     <w:pPr>
-      <w:spacing w:line="288" w:lineRule="auto"/>
+      <w:spacing w:line="276" w:lineRule="auto"/>
       <w:jc w:val="both"/>
     </w:pPr>
     <w:rPr>
       <w:rFonts w:ascii="Times New Roman" w:eastAsia="Times New Roman" w:hAnsi="Times New Roman"/>
       <w:color w:val="000000"/>
-      <w:sz w:val="26"/>
+      <w:sz w:val="24"/>
     </w:rPr>
   </w:style>
   <w:style w:styleId="Caption" w:type="paragraph">
@@ -3543,14 +3543,14 @@
     <w:basedOn w:val="Normal"/>
     <w:link w:val="BodyTextChar"/>
     <w:pPr>
-      <w:spacing w:after="120" w:before="0" w:line="288" w:lineRule="auto"/>
+      <w:spacing w:after="120" w:before="0" w:line="276" w:lineRule="auto"/>
       <w:jc w:val="both"/>
     </w:pPr>
     <w:rPr>
       <w:rFonts w:ascii="Times New Roman" w:eastAsia="Times New Roman" w:hAnsi="Times New Roman"/>
       <w:i/>
       <w:color w:val="000000"/>
-      <w:sz w:val="26"/>
+      <w:sz w:val="24"/>
     </w:rPr>
   </w:style>
   <w:style w:customStyle="1" w:styleId="TableCaption" w:type="paragraph">
@@ -3558,39 +3558,39 @@
     <w:basedOn w:val="Caption"/>
     <w:pPr>
       <w:keepNext/>
-      <w:spacing w:line="288" w:lineRule="auto"/>
+      <w:spacing w:line="276" w:lineRule="auto"/>
       <w:jc w:val="both"/>
     </w:pPr>
     <w:rPr>
       <w:rFonts w:ascii="Times New Roman" w:eastAsia="Times New Roman" w:hAnsi="Times New Roman"/>
       <w:color w:val="000000"/>
-      <w:sz w:val="26"/>
+      <w:sz w:val="24"/>
     </w:rPr>
   </w:style>
   <w:style w:customStyle="1" w:styleId="ImageCaption" w:type="paragraph">
     <w:name w:val="Image Caption"/>
     <w:basedOn w:val="Caption"/>
     <w:pPr>
-      <w:spacing w:line="288" w:lineRule="auto"/>
+      <w:spacing w:line="276" w:lineRule="auto"/>
       <w:jc w:val="both"/>
     </w:pPr>
     <w:rPr>
       <w:rFonts w:ascii="Times New Roman" w:eastAsia="Times New Roman" w:hAnsi="Times New Roman"/>
       <w:color w:val="000000"/>
-      <w:sz w:val="26"/>
+      <w:sz w:val="24"/>
     </w:rPr>
   </w:style>
   <w:style w:customStyle="1" w:styleId="Figure" w:type="paragraph">
     <w:name w:val="Figure"/>
     <w:basedOn w:val="Normal"/>
     <w:pPr>
-      <w:spacing w:line="288" w:lineRule="auto"/>
+      <w:spacing w:line="276" w:lineRule="auto"/>
       <w:jc w:val="both"/>
     </w:pPr>
     <w:rPr>
       <w:rFonts w:ascii="Times New Roman" w:eastAsia="Times New Roman" w:hAnsi="Times New Roman"/>
       <w:color w:val="000000"/>
-      <w:sz w:val="26"/>
+      <w:sz w:val="24"/>
     </w:rPr>
   </w:style>
   <w:style w:customStyle="1" w:styleId="CaptionedFigure" w:type="paragraph">
@@ -3598,13 +3598,13 @@
     <w:basedOn w:val="Figure"/>
     <w:pPr>
       <w:keepNext/>
-      <w:spacing w:line="288" w:lineRule="auto"/>
+      <w:spacing w:line="276" w:lineRule="auto"/>
       <w:jc w:val="both"/>
     </w:pPr>
     <w:rPr>
       <w:rFonts w:ascii="Times New Roman" w:eastAsia="Times New Roman" w:hAnsi="Times New Roman"/>
       <w:color w:val="000000"/>
-      <w:sz w:val="26"/>
+      <w:sz w:val="24"/>
     </w:rPr>
   </w:style>
   <w:style w:customStyle="1" w:styleId="BodyTextChar" w:type="character">
@@ -3614,7 +3614,7 @@
     <w:rPr>
       <w:rFonts w:ascii="Times New Roman" w:eastAsia="Times New Roman" w:hAnsi="Times New Roman"/>
       <w:color w:val="000000"/>
-      <w:sz w:val="26"/>
+      <w:sz w:val="24"/>
     </w:rPr>
   </w:style>
   <w:style w:customStyle="1" w:styleId="VerbatimChar" w:type="character">
@@ -3623,7 +3623,7 @@
     <w:rPr>
       <w:rFonts w:ascii="Times New Roman" w:eastAsia="Times New Roman" w:hAnsi="Times New Roman"/>
       <w:color w:val="000000"/>
-      <w:sz w:val="26"/>
+      <w:sz w:val="24"/>
     </w:rPr>
   </w:style>
   <w:style w:customStyle="1" w:styleId="SectionNumber" w:type="character">
@@ -3632,7 +3632,7 @@
     <w:rPr>
       <w:rFonts w:ascii="Times New Roman" w:eastAsia="Times New Roman" w:hAnsi="Times New Roman"/>
       <w:color w:val="000000"/>
-      <w:sz w:val="26"/>
+      <w:sz w:val="24"/>
     </w:rPr>
   </w:style>
   <w:style w:styleId="FootnoteReference" w:type="character">
@@ -3641,7 +3641,7 @@
     <w:rPr>
       <w:rFonts w:ascii="Times New Roman" w:eastAsia="Times New Roman" w:hAnsi="Times New Roman"/>
       <w:color w:val="000000"/>
-      <w:sz w:val="26"/>
+      <w:sz w:val="24"/>
       <w:vertAlign w:val="superscript"/>
     </w:rPr>
   </w:style>
@@ -3651,7 +3651,7 @@
     <w:rPr>
       <w:rFonts w:ascii="Times New Roman" w:eastAsia="Times New Roman" w:hAnsi="Times New Roman"/>
       <w:color w:val="000000"/>
-      <w:sz w:val="26"/>
+      <w:sz w:val="24"/>
     </w:rPr>
   </w:style>
   <w:style w:styleId="TOCHeading" w:type="paragraph">
@@ -3662,7 +3662,7 @@
     <w:unhideWhenUsed/>
     <w:qFormat/>
     <w:pPr>
-      <w:spacing w:before="240" w:line="288" w:lineRule="auto"/>
+      <w:spacing w:before="240" w:line="276" w:lineRule="auto"/>
       <w:jc w:val="both"/>
       <w:outlineLvl w:val="9"/>
     </w:pPr>
@@ -3671,317 +3671,242 @@
       <w:b w:val="0"/>
       <w:bCs w:val="0"/>
       <w:color w:val="000000"/>
-      <w:sz w:val="26"/>
-    </w:rPr>
-  </w:style>
-  <w:style w:customStyle="1" w:styleId="SourceCode" w:type="paragraph">
+      <w:sz w:val="24"/>
+    </w:rPr>
+  </w:style>
+  <w:style w:type="paragraph" w:customStyle="1" w:styleId="SourceCode">
     <w:name w:val="Source Code"/>
     <w:basedOn w:val="Normal"/>
     <w:link w:val="VerbatimChar"/>
     <w:pPr>
       <w:wordWrap w:val="off"/>
-      <w:spacing w:line="288" w:lineRule="auto"/>
-      <w:jc w:val="both"/>
     </w:pPr>
-    <w:rPr>
-      <w:rFonts w:ascii="Times New Roman" w:eastAsia="Times New Roman" w:hAnsi="Times New Roman"/>
-      <w:color w:val="000000"/>
-      <w:sz w:val="26"/>
-    </w:rPr>
-  </w:style>
-  <w:style w:customStyle="1" w:styleId="KeywordTok" w:type="character">
+  </w:style>
+  <w:style w:type="character" w:customStyle="1" w:styleId="KeywordTok">
     <w:name w:val="KeywordTok"/>
     <w:basedOn w:val="VerbatimChar"/>
     <w:rPr>
-      <w:rFonts w:ascii="Times New Roman" w:eastAsia="Times New Roman" w:hAnsi="Times New Roman"/>
+      <w:color w:val="007020"/>
       <w:b/>
-      <w:color w:val="000000"/>
-      <w:sz w:val="26"/>
-    </w:rPr>
-  </w:style>
-  <w:style w:customStyle="1" w:styleId="DataTypeTok" w:type="character">
+    </w:rPr>
+  </w:style>
+  <w:style w:type="character" w:customStyle="1" w:styleId="DataTypeTok">
     <w:name w:val="DataTypeTok"/>
     <w:basedOn w:val="VerbatimChar"/>
     <w:rPr>
-      <w:rFonts w:ascii="Times New Roman" w:eastAsia="Times New Roman" w:hAnsi="Times New Roman"/>
-      <w:color w:val="000000"/>
-      <w:sz w:val="26"/>
-    </w:rPr>
-  </w:style>
-  <w:style w:customStyle="1" w:styleId="DecValTok" w:type="character">
+      <w:color w:val="902000"/>
+    </w:rPr>
+  </w:style>
+  <w:style w:type="character" w:customStyle="1" w:styleId="DecValTok">
     <w:name w:val="DecValTok"/>
     <w:basedOn w:val="VerbatimChar"/>
     <w:rPr>
-      <w:rFonts w:ascii="Times New Roman" w:eastAsia="Times New Roman" w:hAnsi="Times New Roman"/>
-      <w:color w:val="000000"/>
-      <w:sz w:val="26"/>
-    </w:rPr>
-  </w:style>
-  <w:style w:customStyle="1" w:styleId="BaseNTok" w:type="character">
+      <w:color w:val="40a070"/>
+    </w:rPr>
+  </w:style>
+  <w:style w:type="character" w:customStyle="1" w:styleId="BaseNTok">
     <w:name w:val="BaseNTok"/>
     <w:basedOn w:val="VerbatimChar"/>
     <w:rPr>
-      <w:rFonts w:ascii="Times New Roman" w:eastAsia="Times New Roman" w:hAnsi="Times New Roman"/>
-      <w:color w:val="000000"/>
-      <w:sz w:val="26"/>
-    </w:rPr>
-  </w:style>
-  <w:style w:customStyle="1" w:styleId="FloatTok" w:type="character">
+      <w:color w:val="40a070"/>
+    </w:rPr>
+  </w:style>
+  <w:style w:type="character" w:customStyle="1" w:styleId="FloatTok">
     <w:name w:val="FloatTok"/>
     <w:basedOn w:val="VerbatimChar"/>
     <w:rPr>
-      <w:rFonts w:ascii="Times New Roman" w:eastAsia="Times New Roman" w:hAnsi="Times New Roman"/>
-      <w:color w:val="000000"/>
-      <w:sz w:val="26"/>
-    </w:rPr>
-  </w:style>
-  <w:style w:customStyle="1" w:styleId="ConstantTok" w:type="character">
+      <w:color w:val="40a070"/>
+    </w:rPr>
+  </w:style>
+  <w:style w:type="character" w:customStyle="1" w:styleId="ConstantTok">
     <w:name w:val="ConstantTok"/>
     <w:basedOn w:val="VerbatimChar"/>
     <w:rPr>
-      <w:rFonts w:ascii="Times New Roman" w:eastAsia="Times New Roman" w:hAnsi="Times New Roman"/>
-      <w:color w:val="000000"/>
-      <w:sz w:val="26"/>
-    </w:rPr>
-  </w:style>
-  <w:style w:customStyle="1" w:styleId="CharTok" w:type="character">
+      <w:color w:val="880000"/>
+    </w:rPr>
+  </w:style>
+  <w:style w:type="character" w:customStyle="1" w:styleId="CharTok">
     <w:name w:val="CharTok"/>
     <w:basedOn w:val="VerbatimChar"/>
     <w:rPr>
-      <w:rFonts w:ascii="Times New Roman" w:eastAsia="Times New Roman" w:hAnsi="Times New Roman"/>
-      <w:color w:val="000000"/>
-      <w:sz w:val="26"/>
-    </w:rPr>
-  </w:style>
-  <w:style w:customStyle="1" w:styleId="SpecialCharTok" w:type="character">
+      <w:color w:val="4070a0"/>
+    </w:rPr>
+  </w:style>
+  <w:style w:type="character" w:customStyle="1" w:styleId="SpecialCharTok">
     <w:name w:val="SpecialCharTok"/>
     <w:basedOn w:val="VerbatimChar"/>
     <w:rPr>
-      <w:rFonts w:ascii="Times New Roman" w:eastAsia="Times New Roman" w:hAnsi="Times New Roman"/>
-      <w:color w:val="000000"/>
-      <w:sz w:val="26"/>
-    </w:rPr>
-  </w:style>
-  <w:style w:customStyle="1" w:styleId="StringTok" w:type="character">
+      <w:color w:val="4070a0"/>
+    </w:rPr>
+  </w:style>
+  <w:style w:type="character" w:customStyle="1" w:styleId="StringTok">
     <w:name w:val="StringTok"/>
     <w:basedOn w:val="VerbatimChar"/>
     <w:rPr>
-      <w:rFonts w:ascii="Times New Roman" w:eastAsia="Times New Roman" w:hAnsi="Times New Roman"/>
-      <w:color w:val="000000"/>
-      <w:sz w:val="26"/>
-    </w:rPr>
-  </w:style>
-  <w:style w:customStyle="1" w:styleId="VerbatimStringTok" w:type="character">
+      <w:color w:val="4070a0"/>
+    </w:rPr>
+  </w:style>
+  <w:style w:type="character" w:customStyle="1" w:styleId="VerbatimStringTok">
     <w:name w:val="VerbatimStringTok"/>
     <w:basedOn w:val="VerbatimChar"/>
     <w:rPr>
-      <w:rFonts w:ascii="Times New Roman" w:eastAsia="Times New Roman" w:hAnsi="Times New Roman"/>
-      <w:color w:val="000000"/>
-      <w:sz w:val="26"/>
-    </w:rPr>
-  </w:style>
-  <w:style w:customStyle="1" w:styleId="SpecialStringTok" w:type="character">
+      <w:color w:val="4070a0"/>
+    </w:rPr>
+  </w:style>
+  <w:style w:type="character" w:customStyle="1" w:styleId="SpecialStringTok">
     <w:name w:val="SpecialStringTok"/>
     <w:basedOn w:val="VerbatimChar"/>
     <w:rPr>
-      <w:rFonts w:ascii="Times New Roman" w:eastAsia="Times New Roman" w:hAnsi="Times New Roman"/>
-      <w:color w:val="000000"/>
-      <w:sz w:val="26"/>
-    </w:rPr>
-  </w:style>
-  <w:style w:customStyle="1" w:styleId="ImportTok" w:type="character">
+      <w:color w:val="bb6688"/>
+    </w:rPr>
+  </w:style>
+  <w:style w:type="character" w:customStyle="1" w:styleId="ImportTok">
     <w:name w:val="ImportTok"/>
     <w:basedOn w:val="VerbatimChar"/>
     <w:rPr>
-      <w:rFonts w:ascii="Times New Roman" w:eastAsia="Times New Roman" w:hAnsi="Times New Roman"/>
+      <w:color w:val="008000"/>
       <w:b/>
-      <w:color w:val="000000"/>
-      <w:sz w:val="26"/>
-    </w:rPr>
-  </w:style>
-  <w:style w:customStyle="1" w:styleId="CommentTok" w:type="character">
+    </w:rPr>
+  </w:style>
+  <w:style w:type="character" w:customStyle="1" w:styleId="CommentTok">
     <w:name w:val="CommentTok"/>
     <w:basedOn w:val="VerbatimChar"/>
     <w:rPr>
-      <w:rFonts w:ascii="Times New Roman" w:eastAsia="Times New Roman" w:hAnsi="Times New Roman"/>
+      <w:color w:val="60a0b0"/>
       <w:i/>
-      <w:color w:val="000000"/>
-      <w:sz w:val="26"/>
-    </w:rPr>
-  </w:style>
-  <w:style w:customStyle="1" w:styleId="DocumentationTok" w:type="character">
+    </w:rPr>
+  </w:style>
+  <w:style w:type="character" w:customStyle="1" w:styleId="DocumentationTok">
     <w:name w:val="DocumentationTok"/>
     <w:basedOn w:val="VerbatimChar"/>
     <w:rPr>
-      <w:rFonts w:ascii="Times New Roman" w:eastAsia="Times New Roman" w:hAnsi="Times New Roman"/>
+      <w:color w:val="ba2121"/>
       <w:i/>
-      <w:color w:val="000000"/>
-      <w:sz w:val="26"/>
-    </w:rPr>
-  </w:style>
-  <w:style w:customStyle="1" w:styleId="AnnotationTok" w:type="character">
+    </w:rPr>
+  </w:style>
+  <w:style w:type="character" w:customStyle="1" w:styleId="AnnotationTok">
     <w:name w:val="AnnotationTok"/>
     <w:basedOn w:val="VerbatimChar"/>
     <w:rPr>
-      <w:rFonts w:ascii="Times New Roman" w:eastAsia="Times New Roman" w:hAnsi="Times New Roman"/>
+      <w:color w:val="60a0b0"/>
       <w:b/>
       <w:i/>
-      <w:color w:val="000000"/>
-      <w:sz w:val="26"/>
-    </w:rPr>
-  </w:style>
-  <w:style w:customStyle="1" w:styleId="CommentVarTok" w:type="character">
+    </w:rPr>
+  </w:style>
+  <w:style w:type="character" w:customStyle="1" w:styleId="CommentVarTok">
     <w:name w:val="CommentVarTok"/>
     <w:basedOn w:val="VerbatimChar"/>
     <w:rPr>
-      <w:rFonts w:ascii="Times New Roman" w:eastAsia="Times New Roman" w:hAnsi="Times New Roman"/>
+      <w:color w:val="60a0b0"/>
       <w:b/>
       <w:i/>
-      <w:color w:val="000000"/>
-      <w:sz w:val="26"/>
-    </w:rPr>
-  </w:style>
-  <w:style w:customStyle="1" w:styleId="OtherTok" w:type="character">
+    </w:rPr>
+  </w:style>
+  <w:style w:type="character" w:customStyle="1" w:styleId="OtherTok">
     <w:name w:val="OtherTok"/>
     <w:basedOn w:val="VerbatimChar"/>
     <w:rPr>
-      <w:rFonts w:ascii="Times New Roman" w:eastAsia="Times New Roman" w:hAnsi="Times New Roman"/>
-      <w:color w:val="000000"/>
-      <w:sz w:val="26"/>
-    </w:rPr>
-  </w:style>
-  <w:style w:customStyle="1" w:styleId="FunctionTok" w:type="character">
+      <w:color w:val="007020"/>
+    </w:rPr>
+  </w:style>
+  <w:style w:type="character" w:customStyle="1" w:styleId="FunctionTok">
     <w:name w:val="FunctionTok"/>
     <w:basedOn w:val="VerbatimChar"/>
     <w:rPr>
-      <w:rFonts w:ascii="Times New Roman" w:eastAsia="Times New Roman" w:hAnsi="Times New Roman"/>
-      <w:color w:val="000000"/>
-      <w:sz w:val="26"/>
-    </w:rPr>
-  </w:style>
-  <w:style w:customStyle="1" w:styleId="VariableTok" w:type="character">
+      <w:color w:val="06287e"/>
+    </w:rPr>
+  </w:style>
+  <w:style w:type="character" w:customStyle="1" w:styleId="VariableTok">
     <w:name w:val="VariableTok"/>
     <w:basedOn w:val="VerbatimChar"/>
     <w:rPr>
-      <w:rFonts w:ascii="Times New Roman" w:eastAsia="Times New Roman" w:hAnsi="Times New Roman"/>
-      <w:color w:val="000000"/>
-      <w:sz w:val="26"/>
-    </w:rPr>
-  </w:style>
-  <w:style w:customStyle="1" w:styleId="ControlFlowTok" w:type="character">
+      <w:color w:val="19177c"/>
+    </w:rPr>
+  </w:style>
+  <w:style w:type="character" w:customStyle="1" w:styleId="ControlFlowTok">
     <w:name w:val="ControlFlowTok"/>
     <w:basedOn w:val="VerbatimChar"/>
     <w:rPr>
-      <w:rFonts w:ascii="Times New Roman" w:eastAsia="Times New Roman" w:hAnsi="Times New Roman"/>
+      <w:color w:val="007020"/>
       <w:b/>
-      <w:color w:val="000000"/>
-      <w:sz w:val="26"/>
-    </w:rPr>
-  </w:style>
-  <w:style w:customStyle="1" w:styleId="OperatorTok" w:type="character">
+    </w:rPr>
+  </w:style>
+  <w:style w:type="character" w:customStyle="1" w:styleId="OperatorTok">
     <w:name w:val="OperatorTok"/>
     <w:basedOn w:val="VerbatimChar"/>
     <w:rPr>
-      <w:rFonts w:ascii="Times New Roman" w:eastAsia="Times New Roman" w:hAnsi="Times New Roman"/>
-      <w:color w:val="000000"/>
-      <w:sz w:val="26"/>
-    </w:rPr>
-  </w:style>
-  <w:style w:customStyle="1" w:styleId="BuiltInTok" w:type="character">
+      <w:color w:val="666666"/>
+    </w:rPr>
+  </w:style>
+  <w:style w:type="character" w:customStyle="1" w:styleId="BuiltInTok">
     <w:name w:val="BuiltInTok"/>
     <w:basedOn w:val="VerbatimChar"/>
     <w:rPr>
-      <w:rFonts w:ascii="Times New Roman" w:eastAsia="Times New Roman" w:hAnsi="Times New Roman"/>
-      <w:color w:val="000000"/>
-      <w:sz w:val="26"/>
-    </w:rPr>
-  </w:style>
-  <w:style w:customStyle="1" w:styleId="ExtensionTok" w:type="character">
+      <w:color w:val="008000"/>
+    </w:rPr>
+  </w:style>
+  <w:style w:type="character" w:customStyle="1" w:styleId="ExtensionTok">
     <w:name w:val="ExtensionTok"/>
     <w:basedOn w:val="VerbatimChar"/>
-    <w:rPr>
-      <w:rFonts w:ascii="Times New Roman" w:eastAsia="Times New Roman" w:hAnsi="Times New Roman"/>
-      <w:color w:val="000000"/>
-      <w:sz w:val="26"/>
-    </w:rPr>
-  </w:style>
-  <w:style w:customStyle="1" w:styleId="PreprocessorTok" w:type="character">
+    <w:rPr/>
+  </w:style>
+  <w:style w:type="character" w:customStyle="1" w:styleId="PreprocessorTok">
     <w:name w:val="PreprocessorTok"/>
     <w:basedOn w:val="VerbatimChar"/>
     <w:rPr>
-      <w:rFonts w:ascii="Times New Roman" w:eastAsia="Times New Roman" w:hAnsi="Times New Roman"/>
-      <w:color w:val="000000"/>
-      <w:sz w:val="26"/>
-    </w:rPr>
-  </w:style>
-  <w:style w:customStyle="1" w:styleId="AttributeTok" w:type="character">
+      <w:color w:val="bc7a00"/>
+    </w:rPr>
+  </w:style>
+  <w:style w:type="character" w:customStyle="1" w:styleId="AttributeTok">
     <w:name w:val="AttributeTok"/>
     <w:basedOn w:val="VerbatimChar"/>
     <w:rPr>
-      <w:rFonts w:ascii="Times New Roman" w:eastAsia="Times New Roman" w:hAnsi="Times New Roman"/>
-      <w:color w:val="000000"/>
-      <w:sz w:val="26"/>
-    </w:rPr>
-  </w:style>
-  <w:style w:customStyle="1" w:styleId="RegionMarkerTok" w:type="character">
+      <w:color w:val="7d9029"/>
+    </w:rPr>
+  </w:style>
+  <w:style w:type="character" w:customStyle="1" w:styleId="RegionMarkerTok">
     <w:name w:val="RegionMarkerTok"/>
     <w:basedOn w:val="VerbatimChar"/>
-    <w:rPr>
-      <w:rFonts w:ascii="Times New Roman" w:eastAsia="Times New Roman" w:hAnsi="Times New Roman"/>
-      <w:color w:val="000000"/>
-      <w:sz w:val="26"/>
-    </w:rPr>
-  </w:style>
-  <w:style w:customStyle="1" w:styleId="InformationTok" w:type="character">
+    <w:rPr/>
+  </w:style>
+  <w:style w:type="character" w:customStyle="1" w:styleId="InformationTok">
     <w:name w:val="InformationTok"/>
     <w:basedOn w:val="VerbatimChar"/>
     <w:rPr>
-      <w:rFonts w:ascii="Times New Roman" w:eastAsia="Times New Roman" w:hAnsi="Times New Roman"/>
+      <w:color w:val="60a0b0"/>
       <w:b/>
       <w:i/>
-      <w:color w:val="000000"/>
-      <w:sz w:val="26"/>
-    </w:rPr>
-  </w:style>
-  <w:style w:customStyle="1" w:styleId="WarningTok" w:type="character">
+    </w:rPr>
+  </w:style>
+  <w:style w:type="character" w:customStyle="1" w:styleId="WarningTok">
     <w:name w:val="WarningTok"/>
     <w:basedOn w:val="VerbatimChar"/>
     <w:rPr>
-      <w:rFonts w:ascii="Times New Roman" w:eastAsia="Times New Roman" w:hAnsi="Times New Roman"/>
+      <w:color w:val="60a0b0"/>
       <w:b/>
       <w:i/>
-      <w:color w:val="000000"/>
-      <w:sz w:val="26"/>
-    </w:rPr>
-  </w:style>
-  <w:style w:customStyle="1" w:styleId="AlertTok" w:type="character">
+    </w:rPr>
+  </w:style>
+  <w:style w:type="character" w:customStyle="1" w:styleId="AlertTok">
     <w:name w:val="AlertTok"/>
     <w:basedOn w:val="VerbatimChar"/>
     <w:rPr>
-      <w:rFonts w:ascii="Times New Roman" w:eastAsia="Times New Roman" w:hAnsi="Times New Roman"/>
+      <w:color w:val="ff0000"/>
       <w:b/>
-      <w:color w:val="000000"/>
-      <w:sz w:val="26"/>
-    </w:rPr>
-  </w:style>
-  <w:style w:customStyle="1" w:styleId="ErrorTok" w:type="character">
+    </w:rPr>
+  </w:style>
+  <w:style w:type="character" w:customStyle="1" w:styleId="ErrorTok">
     <w:name w:val="ErrorTok"/>
     <w:basedOn w:val="VerbatimChar"/>
     <w:rPr>
-      <w:rFonts w:ascii="Times New Roman" w:eastAsia="Times New Roman" w:hAnsi="Times New Roman"/>
+      <w:color w:val="ff0000"/>
       <w:b/>
-      <w:color w:val="000000"/>
-      <w:sz w:val="26"/>
-    </w:rPr>
-  </w:style>
-  <w:style w:customStyle="1" w:styleId="NormalTok" w:type="character">
+    </w:rPr>
+  </w:style>
+  <w:style w:type="character" w:customStyle="1" w:styleId="NormalTok">
     <w:name w:val="NormalTok"/>
     <w:basedOn w:val="VerbatimChar"/>
-    <w:rPr>
-      <w:rFonts w:ascii="Times New Roman" w:eastAsia="Times New Roman" w:hAnsi="Times New Roman"/>
-      <w:color w:val="000000"/>
-      <w:sz w:val="26"/>
-    </w:rPr>
+    <w:rPr/>
   </w:style>
 </w:styles>
 </file>
